--- a/MiniProject/Project1/Report/MP_1_zg2567.docx
+++ b/MiniProject/Project1/Report/MP_1_zg2567.docx
@@ -28,7 +28,7 @@
                     <pic:cNvPicPr preferRelativeResize="0"/>
                   </pic:nvPicPr>
                   <pic:blipFill>
-                    <a:blip r:embed="rId4"/>
+                    <a:blip r:embed="rId5"/>
                     <a:srcRect/>
                     <a:stretch>
                       <a:fillRect/>
@@ -156,7 +156,7 @@
                     <pic:cNvPicPr preferRelativeResize="0"/>
                   </pic:nvPicPr>
                   <pic:blipFill>
-                    <a:blip r:embed="rId4"/>
+                    <a:blip r:embed="rId5"/>
                     <a:srcRect/>
                     <a:stretch>
                       <a:fillRect/>
@@ -236,7 +236,7 @@
     </w:p>
     <w:tbl>
       <w:tblPr>
-        <w:tblStyle w:val="23"/>
+        <w:tblStyle w:val="25"/>
         <w:tblW w:w="8760" w:type="dxa"/>
         <w:tblInd w:w="193" w:type="dxa"/>
         <w:tblBorders>
@@ -725,7 +725,7 @@
                     </pic:cNvPicPr>
                   </pic:nvPicPr>
                   <pic:blipFill>
-                    <a:blip r:embed="rId5"/>
+                    <a:blip r:embed="rId6"/>
                     <a:srcRect l="1306" t="20640" r="8993" b="43323"/>
                     <a:stretch>
                       <a:fillRect/>
@@ -849,7 +849,7 @@
     </w:p>
     <w:p>
       <w:pPr>
-        <w:pStyle w:val="10"/>
+        <w:pStyle w:val="12"/>
         <w:keepNext w:val="0"/>
         <w:keepLines w:val="0"/>
         <w:widowControl/>
@@ -897,7 +897,7 @@
     </w:p>
     <w:p>
       <w:pPr>
-        <w:pStyle w:val="10"/>
+        <w:pStyle w:val="12"/>
         <w:keepNext w:val="0"/>
         <w:keepLines w:val="0"/>
         <w:widowControl/>
@@ -933,7 +933,7 @@
     </w:p>
     <w:p>
       <w:pPr>
-        <w:pStyle w:val="10"/>
+        <w:pStyle w:val="12"/>
         <w:keepNext w:val="0"/>
         <w:keepLines w:val="0"/>
         <w:widowControl/>
@@ -1065,7 +1065,7 @@
     </w:p>
     <w:p>
       <w:pPr>
-        <w:pStyle w:val="10"/>
+        <w:pStyle w:val="12"/>
         <w:keepNext w:val="0"/>
         <w:keepLines w:val="0"/>
         <w:widowControl/>
@@ -1101,7 +1101,7 @@
     </w:p>
     <w:p>
       <w:pPr>
-        <w:pStyle w:val="10"/>
+        <w:pStyle w:val="12"/>
         <w:keepNext w:val="0"/>
         <w:keepLines w:val="0"/>
         <w:widowControl/>
@@ -1185,7 +1185,7 @@
     </w:p>
     <w:p>
       <w:pPr>
-        <w:pStyle w:val="10"/>
+        <w:pStyle w:val="12"/>
         <w:keepNext w:val="0"/>
         <w:keepLines w:val="0"/>
         <w:widowControl/>
@@ -1320,7 +1320,7 @@
                     </pic:cNvPicPr>
                   </pic:nvPicPr>
                   <pic:blipFill>
-                    <a:blip r:embed="rId6"/>
+                    <a:blip r:embed="rId7"/>
                     <a:srcRect l="2655" r="5036"/>
                     <a:stretch>
                       <a:fillRect/>
@@ -1403,7 +1403,7 @@
     </w:p>
     <w:p>
       <w:pPr>
-        <w:pStyle w:val="10"/>
+        <w:pStyle w:val="12"/>
         <w:keepNext w:val="0"/>
         <w:keepLines w:val="0"/>
         <w:widowControl/>
@@ -1451,7 +1451,7 @@
                     </pic:cNvPicPr>
                   </pic:nvPicPr>
                   <pic:blipFill>
-                    <a:blip r:embed="rId7"/>
+                    <a:blip r:embed="rId8"/>
                     <a:srcRect t="3856" b="7664"/>
                     <a:stretch>
                       <a:fillRect/>
@@ -1534,7 +1534,7 @@
     </w:p>
     <w:p>
       <w:pPr>
-        <w:pStyle w:val="10"/>
+        <w:pStyle w:val="12"/>
         <w:keepNext w:val="0"/>
         <w:keepLines w:val="0"/>
         <w:widowControl/>
@@ -1582,7 +1582,7 @@
                     </pic:cNvPicPr>
                   </pic:nvPicPr>
                   <pic:blipFill>
-                    <a:blip r:embed="rId8"/>
+                    <a:blip r:embed="rId9"/>
                     <a:srcRect t="5094" b="8093"/>
                     <a:stretch>
                       <a:fillRect/>
@@ -1706,7 +1706,7 @@
                     </pic:cNvPicPr>
                   </pic:nvPicPr>
                   <pic:blipFill>
-                    <a:blip r:embed="rId9"/>
+                    <a:blip r:embed="rId10"/>
                     <a:srcRect l="2702" r="7452"/>
                     <a:stretch>
                       <a:fillRect/>
@@ -1830,7 +1830,7 @@
                     </pic:cNvPicPr>
                   </pic:nvPicPr>
                   <pic:blipFill>
-                    <a:blip r:embed="rId10"/>
+                    <a:blip r:embed="rId11"/>
                     <a:srcRect t="4348" b="9838"/>
                     <a:stretch>
                       <a:fillRect/>
@@ -1954,7 +1954,7 @@
                     </pic:cNvPicPr>
                   </pic:nvPicPr>
                   <pic:blipFill>
-                    <a:blip r:embed="rId11"/>
+                    <a:blip r:embed="rId12"/>
                     <a:srcRect l="8752" t="4591" r="6133" b="9801"/>
                     <a:stretch>
                       <a:fillRect/>
@@ -2175,7 +2175,7 @@
     </w:p>
     <w:tbl>
       <w:tblPr>
-        <w:tblStyle w:val="14"/>
+        <w:tblStyle w:val="16"/>
         <w:tblW w:w="0" w:type="auto"/>
         <w:tblInd w:w="0" w:type="dxa"/>
         <w:tblBorders>
@@ -2188,7 +2188,9 @@
         </w:tblBorders>
         <w:tblLayout w:type="autofit"/>
         <w:tblCellMar>
+          <w:top w:w="0" w:type="dxa"/>
           <w:left w:w="108" w:type="dxa"/>
+          <w:bottom w:w="0" w:type="dxa"/>
           <w:right w:w="108" w:type="dxa"/>
         </w:tblCellMar>
       </w:tblPr>
@@ -2207,6 +2209,12 @@
             <w:insideH w:val="single" w:color="auto" w:sz="4" w:space="0"/>
             <w:insideV w:val="single" w:color="auto" w:sz="4" w:space="0"/>
           </w:tblBorders>
+          <w:tblCellMar>
+            <w:top w:w="0" w:type="dxa"/>
+            <w:left w:w="108" w:type="dxa"/>
+            <w:bottom w:w="0" w:type="dxa"/>
+            <w:right w:w="108" w:type="dxa"/>
+          </w:tblCellMar>
         </w:tblPrEx>
         <w:tc>
           <w:tcPr>
@@ -2221,10 +2229,15 @@
           </w:tcPr>
           <w:p>
             <w:pPr>
+              <w:keepNext w:val="0"/>
+              <w:keepLines w:val="0"/>
+              <w:widowControl w:val="0"/>
+              <w:suppressLineNumbers w:val="0"/>
               <w:tabs>
                 <w:tab w:val="left" w:pos="5533"/>
               </w:tabs>
-              <w:spacing w:before="98"/>
+              <w:spacing w:before="98" w:beforeAutospacing="0" w:after="0" w:afterAutospacing="0"/>
+              <w:ind w:left="0" w:right="0"/>
               <w:jc w:val="center"/>
               <w:rPr>
                 <w:rFonts w:hint="default" w:eastAsia="宋体"/>
@@ -2245,7 +2258,7 @@
             </w:r>
             <w:r>
               <w:rPr>
-                <w:rFonts w:ascii="Times New Roman" w:hAnsi="Times New Roman" w:eastAsia="Times New Roman" w:cs="Times New Roman"/>
+                <w:rFonts w:hint="eastAsia" w:ascii="Times New Roman" w:hAnsi="Times New Roman" w:eastAsia="Times New Roman" w:cs="Times New Roman"/>
                 <w:b/>
                 <w:sz w:val="24"/>
                 <w:szCs w:val="24"/>
@@ -2267,7 +2280,9 @@
             <w:insideV w:val="single" w:color="auto" w:sz="4" w:space="0"/>
           </w:tblBorders>
           <w:tblCellMar>
+            <w:top w:w="0" w:type="dxa"/>
             <w:left w:w="108" w:type="dxa"/>
+            <w:bottom w:w="0" w:type="dxa"/>
             <w:right w:w="108" w:type="dxa"/>
           </w:tblCellMar>
         </w:tblPrEx>
@@ -2288,6 +2303,8 @@
               <w:keepLines w:val="0"/>
               <w:widowControl/>
               <w:suppressLineNumbers w:val="0"/>
+              <w:spacing w:before="0" w:beforeAutospacing="0" w:after="0" w:afterAutospacing="0"/>
+              <w:ind w:left="0" w:right="0"/>
               <w:jc w:val="center"/>
               <w:rPr>
                 <w:rFonts w:hint="default" w:ascii="Times New Roman" w:hAnsi="Times New Roman" w:eastAsia="宋体" w:cs="Times New Roman"/>
@@ -2330,6 +2347,8 @@
               <w:keepLines w:val="0"/>
               <w:widowControl/>
               <w:suppressLineNumbers w:val="0"/>
+              <w:spacing w:before="0" w:beforeAutospacing="0" w:after="0" w:afterAutospacing="0"/>
+              <w:ind w:left="0" w:right="0"/>
               <w:jc w:val="center"/>
               <w:rPr>
                 <w:rFonts w:hint="default" w:ascii="Times New Roman" w:hAnsi="Times New Roman" w:eastAsia="宋体" w:cs="Times New Roman"/>
@@ -2372,6 +2391,8 @@
               <w:keepLines w:val="0"/>
               <w:widowControl/>
               <w:suppressLineNumbers w:val="0"/>
+              <w:spacing w:before="0" w:beforeAutospacing="0" w:after="0" w:afterAutospacing="0"/>
+              <w:ind w:left="0" w:right="0"/>
               <w:jc w:val="center"/>
               <w:rPr>
                 <w:rFonts w:hint="default" w:ascii="Times New Roman" w:hAnsi="Times New Roman" w:eastAsia="宋体" w:cs="Times New Roman"/>
@@ -2409,7 +2430,9 @@
             <w:insideV w:val="single" w:color="auto" w:sz="4" w:space="0"/>
           </w:tblBorders>
           <w:tblCellMar>
+            <w:top w:w="0" w:type="dxa"/>
             <w:left w:w="108" w:type="dxa"/>
+            <w:bottom w:w="0" w:type="dxa"/>
             <w:right w:w="108" w:type="dxa"/>
           </w:tblCellMar>
         </w:tblPrEx>
@@ -2430,6 +2453,8 @@
               <w:keepLines w:val="0"/>
               <w:widowControl/>
               <w:suppressLineNumbers w:val="0"/>
+              <w:spacing w:before="0" w:beforeAutospacing="0" w:after="0" w:afterAutospacing="0"/>
+              <w:ind w:left="0" w:right="0"/>
               <w:jc w:val="center"/>
               <w:rPr>
                 <w:rFonts w:hint="default" w:ascii="Times New Roman" w:hAnsi="Times New Roman" w:eastAsia="宋体" w:cs="Times New Roman"/>
@@ -2472,9 +2497,12 @@
               <w:keepLines w:val="0"/>
               <w:widowControl/>
               <w:numPr>
+                <w:ilvl w:val="0"/>
                 <w:numId w:val="0"/>
               </w:numPr>
               <w:suppressLineNumbers w:val="0"/>
+              <w:spacing w:before="0" w:beforeAutospacing="0" w:after="0" w:afterAutospacing="0"/>
+              <w:ind w:left="0" w:right="0"/>
               <w:jc w:val="center"/>
               <w:rPr>
                 <w:rFonts w:hint="default" w:ascii="Times New Roman" w:hAnsi="Times New Roman" w:eastAsia="宋体" w:cs="Times New Roman"/>
@@ -2517,6 +2545,8 @@
               <w:keepLines w:val="0"/>
               <w:widowControl/>
               <w:suppressLineNumbers w:val="0"/>
+              <w:spacing w:before="0" w:beforeAutospacing="0" w:after="0" w:afterAutospacing="0"/>
+              <w:ind w:left="0" w:right="0"/>
               <w:jc w:val="center"/>
               <w:rPr>
                 <w:rFonts w:hint="default" w:ascii="Times New Roman" w:hAnsi="Times New Roman" w:eastAsia="宋体" w:cs="Times New Roman"/>
@@ -2554,7 +2584,9 @@
             <w:insideV w:val="single" w:color="auto" w:sz="4" w:space="0"/>
           </w:tblBorders>
           <w:tblCellMar>
+            <w:top w:w="0" w:type="dxa"/>
             <w:left w:w="108" w:type="dxa"/>
+            <w:bottom w:w="0" w:type="dxa"/>
             <w:right w:w="108" w:type="dxa"/>
           </w:tblCellMar>
         </w:tblPrEx>
@@ -2575,6 +2607,8 @@
               <w:keepLines w:val="0"/>
               <w:widowControl/>
               <w:suppressLineNumbers w:val="0"/>
+              <w:spacing w:before="0" w:beforeAutospacing="0" w:after="0" w:afterAutospacing="0"/>
+              <w:ind w:left="0" w:right="0"/>
               <w:jc w:val="center"/>
               <w:rPr>
                 <w:rFonts w:hint="default" w:ascii="Times New Roman" w:hAnsi="Times New Roman" w:eastAsia="宋体" w:cs="Times New Roman"/>
@@ -2617,6 +2651,8 @@
               <w:keepLines w:val="0"/>
               <w:widowControl/>
               <w:suppressLineNumbers w:val="0"/>
+              <w:spacing w:before="0" w:beforeAutospacing="0" w:after="0" w:afterAutospacing="0"/>
+              <w:ind w:left="0" w:right="0"/>
               <w:jc w:val="center"/>
               <w:rPr>
                 <w:rFonts w:hint="default" w:ascii="Times New Roman" w:hAnsi="Times New Roman" w:eastAsia="宋体" w:cs="Times New Roman"/>
@@ -2659,6 +2695,8 @@
               <w:keepLines w:val="0"/>
               <w:widowControl/>
               <w:suppressLineNumbers w:val="0"/>
+              <w:spacing w:before="0" w:beforeAutospacing="0" w:after="0" w:afterAutospacing="0"/>
+              <w:ind w:left="0" w:right="0"/>
               <w:jc w:val="center"/>
               <w:rPr>
                 <w:rFonts w:hint="default" w:ascii="Times New Roman" w:hAnsi="Times New Roman" w:eastAsia="宋体" w:cs="Times New Roman"/>
@@ -2696,7 +2734,9 @@
             <w:insideV w:val="single" w:color="auto" w:sz="4" w:space="0"/>
           </w:tblBorders>
           <w:tblCellMar>
+            <w:top w:w="0" w:type="dxa"/>
             <w:left w:w="108" w:type="dxa"/>
+            <w:bottom w:w="0" w:type="dxa"/>
             <w:right w:w="108" w:type="dxa"/>
           </w:tblCellMar>
         </w:tblPrEx>
@@ -2717,6 +2757,8 @@
               <w:keepLines w:val="0"/>
               <w:widowControl/>
               <w:suppressLineNumbers w:val="0"/>
+              <w:spacing w:before="0" w:beforeAutospacing="0" w:after="0" w:afterAutospacing="0"/>
+              <w:ind w:left="0" w:right="0"/>
               <w:jc w:val="center"/>
               <w:rPr>
                 <w:rFonts w:hint="default" w:ascii="Times New Roman" w:hAnsi="Times New Roman" w:eastAsia="宋体" w:cs="Times New Roman"/>
@@ -2759,6 +2801,8 @@
               <w:keepLines w:val="0"/>
               <w:widowControl/>
               <w:suppressLineNumbers w:val="0"/>
+              <w:spacing w:before="0" w:beforeAutospacing="0" w:after="0" w:afterAutospacing="0"/>
+              <w:ind w:left="0" w:right="0"/>
               <w:jc w:val="center"/>
               <w:rPr>
                 <w:rFonts w:hint="default" w:ascii="Times New Roman" w:hAnsi="Times New Roman" w:eastAsia="宋体" w:cs="Times New Roman"/>
@@ -2801,6 +2845,8 @@
               <w:keepLines w:val="0"/>
               <w:widowControl/>
               <w:suppressLineNumbers w:val="0"/>
+              <w:spacing w:before="0" w:beforeAutospacing="0" w:after="0" w:afterAutospacing="0"/>
+              <w:ind w:left="0" w:right="0"/>
               <w:jc w:val="center"/>
               <w:rPr>
                 <w:rFonts w:hint="default" w:ascii="Times New Roman" w:hAnsi="Times New Roman" w:eastAsia="宋体" w:cs="Times New Roman"/>
@@ -2838,7 +2884,9 @@
             <w:insideV w:val="single" w:color="auto" w:sz="4" w:space="0"/>
           </w:tblBorders>
           <w:tblCellMar>
+            <w:top w:w="0" w:type="dxa"/>
             <w:left w:w="108" w:type="dxa"/>
+            <w:bottom w:w="0" w:type="dxa"/>
             <w:right w:w="108" w:type="dxa"/>
           </w:tblCellMar>
         </w:tblPrEx>
@@ -2859,6 +2907,8 @@
               <w:keepLines w:val="0"/>
               <w:widowControl/>
               <w:suppressLineNumbers w:val="0"/>
+              <w:spacing w:before="0" w:beforeAutospacing="0" w:after="0" w:afterAutospacing="0"/>
+              <w:ind w:left="0" w:right="0"/>
               <w:jc w:val="center"/>
               <w:rPr>
                 <w:rFonts w:hint="default" w:ascii="Times New Roman" w:hAnsi="Times New Roman" w:eastAsia="宋体" w:cs="Times New Roman"/>
@@ -2901,6 +2951,8 @@
               <w:keepLines w:val="0"/>
               <w:widowControl/>
               <w:suppressLineNumbers w:val="0"/>
+              <w:spacing w:before="0" w:beforeAutospacing="0" w:after="0" w:afterAutospacing="0"/>
+              <w:ind w:left="0" w:right="0"/>
               <w:jc w:val="center"/>
               <w:rPr>
                 <w:rFonts w:hint="default" w:ascii="Times New Roman" w:hAnsi="Times New Roman" w:eastAsia="宋体" w:cs="Times New Roman"/>
@@ -2943,6 +2995,8 @@
               <w:keepLines w:val="0"/>
               <w:widowControl/>
               <w:suppressLineNumbers w:val="0"/>
+              <w:spacing w:before="0" w:beforeAutospacing="0" w:after="0" w:afterAutospacing="0"/>
+              <w:ind w:left="0" w:right="0"/>
               <w:jc w:val="center"/>
               <w:rPr>
                 <w:rFonts w:hint="default" w:ascii="Times New Roman" w:hAnsi="Times New Roman" w:eastAsia="宋体" w:cs="Times New Roman"/>
@@ -3168,7 +3222,6 @@
       <w:pPr>
         <w:spacing w:before="98"/>
         <w:jc w:val="left"/>
-        <m:rPr/>
         <w:rPr>
           <w:rFonts w:hint="default" w:hAnsi="Cambria Math" w:eastAsia="宋体" w:cs="Cambria Math"/>
           <w:i w:val="0"/>
@@ -3212,7 +3265,6 @@
           <m:d>
             <m:dPr>
               <m:ctrlPr>
-                <m:rPr/>
                 <w:rPr>
                   <w:rFonts w:hint="default" w:ascii="Cambria Math" w:hAnsi="Cambria Math" w:eastAsia="宋体" w:cs="Cambria Math"/>
                   <w:i/>
@@ -3238,7 +3290,6 @@
                   <m:begChr m:val="⌈"/>
                   <m:endChr m:val="⌉"/>
                   <m:ctrlPr>
-                    <m:rPr/>
                     <w:rPr>
                       <w:rFonts w:hint="default" w:ascii="Cambria Math" w:hAnsi="Cambria Math" w:eastAsia="宋体" w:cs="Cambria Math"/>
                       <w:i/>
@@ -3254,7 +3305,6 @@
                       <m:begChr m:val="|"/>
                       <m:endChr m:val="|"/>
                       <m:ctrlPr>
-                        <m:rPr/>
                         <w:rPr>
                           <w:rFonts w:hint="default" w:ascii="Cambria Math" w:hAnsi="Cambria Math" w:eastAsia="宋体" w:cs="Cambria Math"/>
                           <w:i/>
@@ -3268,7 +3318,6 @@
                       <m:sSub>
                         <m:sSubPr>
                           <m:ctrlPr>
-                            <m:rPr/>
                             <w:rPr>
                               <w:rFonts w:hint="default" w:ascii="Cambria Math" w:hAnsi="Cambria Math" w:eastAsia="宋体" w:cs="Cambria Math"/>
                               <w:i/>
@@ -3290,7 +3339,6 @@
                             <m:t>t</m:t>
                           </m:r>
                           <m:ctrlPr>
-                            <m:rPr/>
                             <w:rPr>
                               <w:rFonts w:hint="default" w:ascii="Cambria Math" w:hAnsi="Cambria Math" w:eastAsia="宋体" w:cs="Cambria Math"/>
                               <w:i/>
@@ -3312,7 +3360,6 @@
                             <m:t>min</m:t>
                           </m:r>
                           <m:ctrlPr>
-                            <m:rPr/>
                             <w:rPr>
                               <w:rFonts w:hint="default" w:ascii="Cambria Math" w:hAnsi="Cambria Math" w:eastAsia="宋体" w:cs="Cambria Math"/>
                               <w:i/>
@@ -3324,7 +3371,6 @@
                         </m:sub>
                       </m:sSub>
                       <m:ctrlPr>
-                        <m:rPr/>
                         <w:rPr>
                           <w:rFonts w:hint="default" w:ascii="Cambria Math" w:hAnsi="Cambria Math" w:eastAsia="宋体" w:cs="Cambria Math"/>
                           <w:i/>
@@ -3348,7 +3394,6 @@
                   <m:sSub>
                     <m:sSubPr>
                       <m:ctrlPr>
-                        <m:rPr/>
                         <w:rPr>
                           <w:rFonts w:ascii="Cambria Math" w:hAnsi="Cambria Math" w:cs="Cambria Math"/>
                           <w:i/>
@@ -3370,7 +3415,6 @@
                         <m:t>f</m:t>
                       </m:r>
                       <m:ctrlPr>
-                        <m:rPr/>
                         <w:rPr>
                           <w:rFonts w:ascii="Cambria Math" w:hAnsi="Cambria Math" w:cs="Cambria Math"/>
                           <w:i/>
@@ -3392,7 +3436,6 @@
                         <m:t>s</m:t>
                       </m:r>
                       <m:ctrlPr>
-                        <m:rPr/>
                         <w:rPr>
                           <w:rFonts w:ascii="Cambria Math" w:hAnsi="Cambria Math" w:cs="Cambria Math"/>
                           <w:i/>
@@ -3404,7 +3447,6 @@
                     </m:sub>
                   </m:sSub>
                   <m:ctrlPr>
-                    <m:rPr/>
                     <w:rPr>
                       <w:rFonts w:hint="default" w:ascii="Cambria Math" w:hAnsi="Cambria Math" w:eastAsia="宋体" w:cs="Cambria Math"/>
                       <w:i/>
@@ -3423,17 +3465,7 @@
                   <w:szCs w:val="21"/>
                   <w:lang w:val="en-US" w:eastAsia="zh-CN"/>
                 </w:rPr>
-                <m:t>+</m:t>
-              </m:r>
-              <m:r>
-                <m:rPr/>
-                <w:rPr>
-                  <w:rFonts w:hint="default" w:ascii="Cambria Math" w:hAnsi="Cambria Math" w:eastAsia="宋体" w:cs="Cambria Math"/>
-                  <w:sz w:val="21"/>
-                  <w:szCs w:val="21"/>
-                  <w:lang w:val="en-US" w:eastAsia="zh-CN"/>
-                </w:rPr>
-                <m:t xml:space="preserve"> </m:t>
+                <m:t xml:space="preserve">+ </m:t>
               </m:r>
               <m:d>
                 <m:dPr>
@@ -3608,15 +3640,6 @@
                 </m:e>
               </m:d>
               <m:r>
-                <w:rPr>
-                  <w:rFonts w:hint="default" w:ascii="Cambria Math" w:hAnsi="Cambria Math" w:eastAsia="宋体" w:cs="Cambria Math"/>
-                  <w:sz w:val="21"/>
-                  <w:szCs w:val="21"/>
-                  <w:lang w:val="en-US" w:eastAsia="zh-CN"/>
-                </w:rPr>
-                <m:t>+</m:t>
-              </m:r>
-              <m:r>
                 <m:rPr/>
                 <w:rPr>
                   <w:rFonts w:hint="default" w:ascii="Cambria Math" w:hAnsi="Cambria Math" w:eastAsia="宋体" w:cs="Cambria Math"/>
@@ -3624,10 +3647,9 @@
                   <w:szCs w:val="21"/>
                   <w:lang w:val="en-US" w:eastAsia="zh-CN"/>
                 </w:rPr>
-                <m:t>1</m:t>
+                <m:t>+1</m:t>
               </m:r>
               <m:ctrlPr>
-                <m:rPr/>
                 <w:rPr>
                   <w:rFonts w:hint="default" w:ascii="Cambria Math" w:hAnsi="Cambria Math" w:eastAsia="宋体" w:cs="Cambria Math"/>
                   <w:i/>
@@ -3651,7 +3673,6 @@
           <m:sSub>
             <m:sSubPr>
               <m:ctrlPr>
-                <m:rPr/>
                 <w:rPr>
                   <w:rFonts w:hint="default" w:ascii="Cambria Math" w:hAnsi="Cambria Math" w:eastAsia="宋体" w:cs="Cambria Math"/>
                   <w:i/>
@@ -3673,7 +3694,6 @@
                 <m:t>N</m:t>
               </m:r>
               <m:ctrlPr>
-                <m:rPr/>
                 <w:rPr>
                   <w:rFonts w:hint="default" w:ascii="Cambria Math" w:hAnsi="Cambria Math" w:eastAsia="宋体" w:cs="Cambria Math"/>
                   <w:i/>
@@ -3695,7 +3715,6 @@
                 <m:t>ch</m:t>
               </m:r>
               <m:ctrlPr>
-                <m:rPr/>
                 <w:rPr>
                   <w:rFonts w:hint="default" w:ascii="Cambria Math" w:hAnsi="Cambria Math" w:eastAsia="宋体" w:cs="Cambria Math"/>
                   <w:i/>
@@ -3716,7 +3735,6 @@
         <w:widowControl/>
         <w:suppressLineNumbers w:val="0"/>
         <w:jc w:val="left"/>
-        <m:rPr/>
         <w:rPr>
           <w:rFonts w:hint="eastAsia" w:ascii="Times New Roman" w:hAnsi="Times New Roman" w:eastAsia="宋体" w:cs="Times New Roman"/>
           <w:i w:val="0"/>
@@ -3728,7 +3746,6 @@
         </w:rPr>
       </w:pPr>
       <w:r>
-        <m:rPr/>
         <w:rPr>
           <w:rFonts w:hint="eastAsia" w:ascii="Times New Roman" w:hAnsi="Times New Roman" w:eastAsia="宋体" w:cs="Times New Roman"/>
           <w:i w:val="0"/>
@@ -3748,7 +3765,6 @@
         <w:widowControl/>
         <w:suppressLineNumbers w:val="0"/>
         <w:jc w:val="left"/>
-        <m:rPr/>
         <w:rPr>
           <w:rFonts w:hint="default" w:ascii="Times New Roman" w:hAnsi="Times New Roman" w:eastAsia="宋体" w:cs="Times New Roman"/>
           <w:i w:val="0"/>
@@ -3762,982 +3778,7 @@
     </w:p>
     <w:tbl>
       <w:tblPr>
-        <w:tblStyle w:val="14"/>
-        <w:tblW w:w="0" w:type="auto"/>
-        <w:tblInd w:w="0" w:type="dxa"/>
-        <w:tblBorders>
-          <w:top w:val="single" w:color="auto" w:sz="4" w:space="0"/>
-          <w:left w:val="single" w:color="auto" w:sz="4" w:space="0"/>
-          <w:bottom w:val="single" w:color="auto" w:sz="4" w:space="0"/>
-          <w:right w:val="single" w:color="auto" w:sz="4" w:space="0"/>
-          <w:insideH w:val="single" w:color="auto" w:sz="4" w:space="0"/>
-          <w:insideV w:val="single" w:color="auto" w:sz="4" w:space="0"/>
-        </w:tblBorders>
-        <w:tblLayout w:type="autofit"/>
-        <w:tblCellMar>
-          <w:left w:w="108" w:type="dxa"/>
-          <w:right w:w="108" w:type="dxa"/>
-        </w:tblCellMar>
-      </w:tblPr>
-      <w:tblGrid>
-        <w:gridCol w:w="2396"/>
-        <w:gridCol w:w="2396"/>
-        <w:gridCol w:w="2397"/>
-        <w:gridCol w:w="2397"/>
-      </w:tblGrid>
-      <w:tr>
-        <w:tblPrEx>
-          <w:tblBorders>
-            <w:top w:val="single" w:color="auto" w:sz="4" w:space="0"/>
-            <w:left w:val="single" w:color="auto" w:sz="4" w:space="0"/>
-            <w:bottom w:val="single" w:color="auto" w:sz="4" w:space="0"/>
-            <w:right w:val="single" w:color="auto" w:sz="4" w:space="0"/>
-            <w:insideH w:val="single" w:color="auto" w:sz="4" w:space="0"/>
-            <w:insideV w:val="single" w:color="auto" w:sz="4" w:space="0"/>
-          </w:tblBorders>
-          <w:tblCellMar>
-            <w:left w:w="108" w:type="dxa"/>
-            <w:right w:w="108" w:type="dxa"/>
-          </w:tblCellMar>
-        </w:tblPrEx>
-        <w:tc>
-          <w:tcPr>
-            <w:tcW w:w="9586" w:type="dxa"/>
-            <w:gridSpan w:val="4"/>
-            <w:tcBorders>
-              <w:top w:val="thinThickSmallGap" w:color="auto" w:sz="24" w:space="0"/>
-              <w:left w:val="nil"/>
-              <w:bottom w:val="single" w:color="auto" w:sz="4" w:space="0"/>
-              <w:right w:val="nil"/>
-            </w:tcBorders>
-          </w:tcPr>
-          <w:p>
-            <w:pPr>
-              <w:keepNext w:val="0"/>
-              <w:keepLines w:val="0"/>
-              <w:widowControl/>
-              <w:suppressLineNumbers w:val="0"/>
-              <w:jc w:val="center"/>
-              <m:rPr/>
-              <w:rPr>
-                <w:rFonts w:hint="default" w:ascii="Times New Roman" w:hAnsi="Times New Roman" w:eastAsia="宋体" w:cs="Times New Roman"/>
-                <w:i w:val="0"/>
-                <w:iCs w:val="0"/>
-                <w:sz w:val="24"/>
-                <w:szCs w:val="24"/>
-                <w:vertAlign w:val="baseline"/>
-                <w:rtl w:val="0"/>
-                <w:lang w:val="en-US" w:eastAsia="zh-CN"/>
-              </w:rPr>
-            </w:pPr>
-            <w:r>
-              <w:rPr>
-                <w:rFonts w:hint="eastAsia" w:ascii="Times New Roman" w:hAnsi="Times New Roman" w:eastAsia="Times New Roman" w:cs="Times New Roman"/>
-                <w:b/>
-                <w:sz w:val="24"/>
-                <w:szCs w:val="24"/>
-                <w:rtl w:val="0"/>
-                <w:lang w:val="en-US" w:eastAsia="zh-CN"/>
-              </w:rPr>
-              <w:t xml:space="preserve">Table 2. </w:t>
-            </w:r>
-            <w:r>
-              <w:rPr>
-                <w:rFonts w:hint="eastAsia" w:ascii="Times New Roman" w:hAnsi="Times New Roman" w:eastAsia="宋体" w:cs="Times New Roman"/>
-                <w:b/>
-                <w:sz w:val="24"/>
-                <w:szCs w:val="24"/>
-                <w:rtl w:val="0"/>
-                <w:lang w:val="en-US" w:eastAsia="zh-CN"/>
-              </w:rPr>
-              <w:t>Accuracy of each model</w:t>
-            </w:r>
-          </w:p>
-        </w:tc>
-      </w:tr>
-      <w:tr>
-        <w:tblPrEx>
-          <w:tblBorders>
-            <w:top w:val="single" w:color="auto" w:sz="4" w:space="0"/>
-            <w:left w:val="single" w:color="auto" w:sz="4" w:space="0"/>
-            <w:bottom w:val="single" w:color="auto" w:sz="4" w:space="0"/>
-            <w:right w:val="single" w:color="auto" w:sz="4" w:space="0"/>
-            <w:insideH w:val="single" w:color="auto" w:sz="4" w:space="0"/>
-            <w:insideV w:val="single" w:color="auto" w:sz="4" w:space="0"/>
-          </w:tblBorders>
-          <w:tblCellMar>
-            <w:left w:w="108" w:type="dxa"/>
-            <w:right w:w="108" w:type="dxa"/>
-          </w:tblCellMar>
-        </w:tblPrEx>
-        <w:tc>
-          <w:tcPr>
-            <w:tcW w:w="2396" w:type="dxa"/>
-            <w:tcBorders>
-              <w:top w:val="single" w:color="auto" w:sz="4" w:space="0"/>
-              <w:left w:val="nil"/>
-              <w:bottom w:val="nil"/>
-              <w:right w:val="nil"/>
-            </w:tcBorders>
-          </w:tcPr>
-          <w:p>
-            <w:pPr>
-              <w:keepNext w:val="0"/>
-              <w:keepLines w:val="0"/>
-              <w:widowControl/>
-              <w:suppressLineNumbers w:val="0"/>
-              <w:jc w:val="center"/>
-              <m:rPr/>
-              <w:rPr>
-                <w:rFonts w:hint="default" w:ascii="Times New Roman" w:hAnsi="Times New Roman" w:eastAsia="宋体" w:cs="Times New Roman"/>
-                <w:i w:val="0"/>
-                <w:iCs w:val="0"/>
-                <w:sz w:val="24"/>
-                <w:szCs w:val="24"/>
-                <w:vertAlign w:val="baseline"/>
-                <w:rtl w:val="0"/>
-                <w:lang w:val="en-US" w:eastAsia="zh-CN"/>
-              </w:rPr>
-            </w:pPr>
-            <w:r>
-              <m:rPr/>
-              <w:rPr>
-                <w:rFonts w:hint="eastAsia" w:ascii="Times New Roman" w:hAnsi="Times New Roman" w:eastAsia="宋体" w:cs="Times New Roman"/>
-                <w:i w:val="0"/>
-                <w:iCs w:val="0"/>
-                <w:sz w:val="24"/>
-                <w:szCs w:val="24"/>
-                <w:vertAlign w:val="baseline"/>
-                <w:rtl w:val="0"/>
-                <w:lang w:val="en-US" w:eastAsia="zh-CN"/>
-              </w:rPr>
-              <w:t>Accuracy</w:t>
-            </w:r>
-          </w:p>
-        </w:tc>
-        <w:tc>
-          <w:tcPr>
-            <w:tcW w:w="2396" w:type="dxa"/>
-            <w:tcBorders>
-              <w:top w:val="single" w:color="auto" w:sz="4" w:space="0"/>
-              <w:left w:val="nil"/>
-              <w:bottom w:val="nil"/>
-              <w:right w:val="nil"/>
-            </w:tcBorders>
-          </w:tcPr>
-          <w:p>
-            <w:pPr>
-              <w:keepNext w:val="0"/>
-              <w:keepLines w:val="0"/>
-              <w:widowControl/>
-              <w:suppressLineNumbers w:val="0"/>
-              <w:jc w:val="center"/>
-              <m:rPr/>
-              <w:rPr>
-                <w:rFonts w:hint="default" w:ascii="Times New Roman" w:hAnsi="Times New Roman" w:eastAsia="宋体" w:cs="Times New Roman"/>
-                <w:i w:val="0"/>
-                <w:iCs w:val="0"/>
-                <w:sz w:val="24"/>
-                <w:szCs w:val="24"/>
-                <w:vertAlign w:val="baseline"/>
-                <w:rtl w:val="0"/>
-                <w:lang w:val="en-US" w:eastAsia="zh-CN"/>
-              </w:rPr>
-            </w:pPr>
-            <w:r>
-              <m:rPr/>
-              <w:rPr>
-                <w:rFonts w:hint="eastAsia" w:ascii="Times New Roman" w:hAnsi="Times New Roman" w:eastAsia="宋体" w:cs="Times New Roman"/>
-                <w:i w:val="0"/>
-                <w:iCs w:val="0"/>
-                <w:sz w:val="24"/>
-                <w:szCs w:val="24"/>
-                <w:vertAlign w:val="baseline"/>
-                <w:rtl w:val="0"/>
-                <w:lang w:val="en-US" w:eastAsia="zh-CN"/>
-              </w:rPr>
-              <w:t>Test Set 1</w:t>
-            </w:r>
-          </w:p>
-        </w:tc>
-        <w:tc>
-          <w:tcPr>
-            <w:tcW w:w="2397" w:type="dxa"/>
-            <w:tcBorders>
-              <w:top w:val="single" w:color="auto" w:sz="4" w:space="0"/>
-              <w:left w:val="nil"/>
-              <w:bottom w:val="nil"/>
-              <w:right w:val="nil"/>
-            </w:tcBorders>
-          </w:tcPr>
-          <w:p>
-            <w:pPr>
-              <w:keepNext w:val="0"/>
-              <w:keepLines w:val="0"/>
-              <w:widowControl/>
-              <w:suppressLineNumbers w:val="0"/>
-              <w:jc w:val="center"/>
-              <m:rPr/>
-              <w:rPr>
-                <w:rFonts w:hint="default" w:ascii="Times New Roman" w:hAnsi="Times New Roman" w:eastAsia="宋体" w:cs="Times New Roman"/>
-                <w:i w:val="0"/>
-                <w:iCs w:val="0"/>
-                <w:sz w:val="24"/>
-                <w:szCs w:val="24"/>
-                <w:vertAlign w:val="baseline"/>
-                <w:rtl w:val="0"/>
-                <w:lang w:val="en-US" w:eastAsia="zh-CN"/>
-              </w:rPr>
-            </w:pPr>
-            <w:r>
-              <w:rPr>
-                <w:rFonts w:hint="eastAsia" w:ascii="Times New Roman" w:hAnsi="Times New Roman" w:eastAsia="宋体" w:cs="Times New Roman"/>
-                <w:i w:val="0"/>
-                <w:iCs w:val="0"/>
-                <w:sz w:val="24"/>
-                <w:szCs w:val="24"/>
-                <w:vertAlign w:val="baseline"/>
-                <w:rtl w:val="0"/>
-                <w:lang w:val="en-US" w:eastAsia="zh-CN"/>
-              </w:rPr>
-              <w:t>Test Set 2</w:t>
-            </w:r>
-          </w:p>
-        </w:tc>
-        <w:tc>
-          <w:tcPr>
-            <w:tcW w:w="2397" w:type="dxa"/>
-            <w:tcBorders>
-              <w:top w:val="single" w:color="auto" w:sz="4" w:space="0"/>
-              <w:left w:val="nil"/>
-              <w:bottom w:val="nil"/>
-              <w:right w:val="nil"/>
-            </w:tcBorders>
-          </w:tcPr>
-          <w:p>
-            <w:pPr>
-              <w:keepNext w:val="0"/>
-              <w:keepLines w:val="0"/>
-              <w:widowControl/>
-              <w:suppressLineNumbers w:val="0"/>
-              <w:jc w:val="center"/>
-              <m:rPr/>
-              <w:rPr>
-                <w:rFonts w:hint="default" w:ascii="Times New Roman" w:hAnsi="Times New Roman" w:eastAsia="宋体" w:cs="Times New Roman"/>
-                <w:i w:val="0"/>
-                <w:iCs w:val="0"/>
-                <w:sz w:val="24"/>
-                <w:szCs w:val="24"/>
-                <w:vertAlign w:val="baseline"/>
-                <w:rtl w:val="0"/>
-                <w:lang w:val="en-US" w:eastAsia="zh-CN"/>
-              </w:rPr>
-            </w:pPr>
-            <w:r>
-              <w:rPr>
-                <w:rFonts w:hint="eastAsia" w:ascii="Times New Roman" w:hAnsi="Times New Roman" w:eastAsia="宋体" w:cs="Times New Roman"/>
-                <w:i w:val="0"/>
-                <w:iCs w:val="0"/>
-                <w:sz w:val="24"/>
-                <w:szCs w:val="24"/>
-                <w:vertAlign w:val="baseline"/>
-                <w:rtl w:val="0"/>
-                <w:lang w:val="en-US" w:eastAsia="zh-CN"/>
-              </w:rPr>
-              <w:t>Test Set 1+2</w:t>
-            </w:r>
-          </w:p>
-        </w:tc>
-      </w:tr>
-      <w:tr>
-        <w:tblPrEx>
-          <w:tblBorders>
-            <w:top w:val="single" w:color="auto" w:sz="4" w:space="0"/>
-            <w:left w:val="single" w:color="auto" w:sz="4" w:space="0"/>
-            <w:bottom w:val="single" w:color="auto" w:sz="4" w:space="0"/>
-            <w:right w:val="single" w:color="auto" w:sz="4" w:space="0"/>
-            <w:insideH w:val="single" w:color="auto" w:sz="4" w:space="0"/>
-            <w:insideV w:val="single" w:color="auto" w:sz="4" w:space="0"/>
-          </w:tblBorders>
-          <w:tblCellMar>
-            <w:left w:w="108" w:type="dxa"/>
-            <w:right w:w="108" w:type="dxa"/>
-          </w:tblCellMar>
-        </w:tblPrEx>
-        <w:tc>
-          <w:tcPr>
-            <w:tcW w:w="2396" w:type="dxa"/>
-            <w:tcBorders>
-              <w:top w:val="nil"/>
-              <w:left w:val="nil"/>
-              <w:bottom w:val="nil"/>
-              <w:right w:val="nil"/>
-            </w:tcBorders>
-          </w:tcPr>
-          <w:p>
-            <w:pPr>
-              <w:keepNext w:val="0"/>
-              <w:keepLines w:val="0"/>
-              <w:widowControl/>
-              <w:suppressLineNumbers w:val="0"/>
-              <w:jc w:val="center"/>
-              <m:rPr/>
-              <w:rPr>
-                <w:rFonts w:hint="default" w:ascii="Times New Roman" w:hAnsi="Times New Roman" w:eastAsia="宋体" w:cs="Times New Roman"/>
-                <w:i w:val="0"/>
-                <w:iCs w:val="0"/>
-                <w:sz w:val="24"/>
-                <w:szCs w:val="24"/>
-                <w:vertAlign w:val="baseline"/>
-                <w:rtl w:val="0"/>
-                <w:lang w:val="en-US" w:eastAsia="zh-CN"/>
-              </w:rPr>
-            </w:pPr>
-            <w:r>
-              <m:rPr/>
-              <w:rPr>
-                <w:rFonts w:hint="eastAsia" w:ascii="Times New Roman" w:hAnsi="Times New Roman" w:eastAsia="宋体" w:cs="Times New Roman"/>
-                <w:i w:val="0"/>
-                <w:iCs w:val="0"/>
-                <w:sz w:val="24"/>
-                <w:szCs w:val="24"/>
-                <w:vertAlign w:val="baseline"/>
-                <w:rtl w:val="0"/>
-                <w:lang w:val="en-US" w:eastAsia="zh-CN"/>
-              </w:rPr>
-              <w:t>Model</w:t>
-            </w:r>
-            <w:r>
-              <m:rPr/>
-              <w:rPr>
-                <w:rFonts w:hint="eastAsia" w:ascii="Times New Roman" w:hAnsi="Times New Roman" w:eastAsia="宋体" w:cs="Times New Roman"/>
-                <w:i w:val="0"/>
-                <w:iCs w:val="0"/>
-                <w:sz w:val="24"/>
-                <w:szCs w:val="24"/>
-                <w:vertAlign w:val="subscript"/>
-                <w:rtl w:val="0"/>
-                <w:lang w:val="en-US" w:eastAsia="zh-CN"/>
-              </w:rPr>
-              <w:t>1</w:t>
-            </w:r>
-          </w:p>
-        </w:tc>
-        <w:tc>
-          <w:tcPr>
-            <w:tcW w:w="2396" w:type="dxa"/>
-            <w:tcBorders>
-              <w:top w:val="nil"/>
-              <w:left w:val="nil"/>
-              <w:bottom w:val="nil"/>
-              <w:right w:val="nil"/>
-            </w:tcBorders>
-          </w:tcPr>
-          <w:p>
-            <w:pPr>
-              <w:keepNext w:val="0"/>
-              <w:keepLines w:val="0"/>
-              <w:widowControl/>
-              <w:suppressLineNumbers w:val="0"/>
-              <w:jc w:val="center"/>
-              <m:rPr/>
-              <w:rPr>
-                <w:rFonts w:hint="default" w:ascii="Times New Roman" w:hAnsi="Times New Roman" w:eastAsia="宋体" w:cs="Times New Roman"/>
-                <w:i w:val="0"/>
-                <w:iCs w:val="0"/>
-                <w:sz w:val="24"/>
-                <w:szCs w:val="24"/>
-                <w:vertAlign w:val="baseline"/>
-                <w:rtl w:val="0"/>
-                <w:lang w:val="en-US" w:eastAsia="zh-CN"/>
-              </w:rPr>
-            </w:pPr>
-            <w:r>
-              <m:rPr/>
-              <w:rPr>
-                <w:rFonts w:hint="default" w:ascii="Times New Roman" w:hAnsi="Times New Roman" w:eastAsia="宋体" w:cs="Times New Roman"/>
-                <w:i w:val="0"/>
-                <w:iCs w:val="0"/>
-                <w:sz w:val="24"/>
-                <w:szCs w:val="24"/>
-                <w:vertAlign w:val="baseline"/>
-                <w:rtl w:val="0"/>
-                <w:lang w:val="en-US" w:eastAsia="zh-CN"/>
-              </w:rPr>
-              <w:t>74.26%</w:t>
-            </w:r>
-          </w:p>
-        </w:tc>
-        <w:tc>
-          <w:tcPr>
-            <w:tcW w:w="2397" w:type="dxa"/>
-            <w:tcBorders>
-              <w:top w:val="nil"/>
-              <w:left w:val="nil"/>
-              <w:bottom w:val="nil"/>
-              <w:right w:val="nil"/>
-            </w:tcBorders>
-          </w:tcPr>
-          <w:p>
-            <w:pPr>
-              <w:keepNext w:val="0"/>
-              <w:keepLines w:val="0"/>
-              <w:widowControl/>
-              <w:suppressLineNumbers w:val="0"/>
-              <w:jc w:val="center"/>
-              <m:rPr/>
-              <w:rPr>
-                <w:rFonts w:hint="default" w:ascii="Times New Roman" w:hAnsi="Times New Roman" w:eastAsia="宋体" w:cs="Times New Roman"/>
-                <w:i w:val="0"/>
-                <w:iCs w:val="0"/>
-                <w:sz w:val="24"/>
-                <w:szCs w:val="24"/>
-                <w:vertAlign w:val="baseline"/>
-                <w:rtl w:val="0"/>
-                <w:lang w:val="en-US" w:eastAsia="zh-CN"/>
-              </w:rPr>
-            </w:pPr>
-            <w:r>
-              <m:rPr/>
-              <w:rPr>
-                <w:rFonts w:hint="default" w:ascii="Times New Roman" w:hAnsi="Times New Roman" w:eastAsia="宋体" w:cs="Times New Roman"/>
-                <w:i w:val="0"/>
-                <w:iCs w:val="0"/>
-                <w:sz w:val="24"/>
-                <w:szCs w:val="24"/>
-                <w:vertAlign w:val="baseline"/>
-                <w:rtl w:val="0"/>
-                <w:lang w:val="en-US" w:eastAsia="zh-CN"/>
-              </w:rPr>
-              <w:t>75.61%</w:t>
-            </w:r>
-          </w:p>
-        </w:tc>
-        <w:tc>
-          <w:tcPr>
-            <w:tcW w:w="2397" w:type="dxa"/>
-            <w:tcBorders>
-              <w:top w:val="nil"/>
-              <w:left w:val="nil"/>
-              <w:bottom w:val="nil"/>
-              <w:right w:val="nil"/>
-            </w:tcBorders>
-          </w:tcPr>
-          <w:p>
-            <w:pPr>
-              <w:keepNext w:val="0"/>
-              <w:keepLines w:val="0"/>
-              <w:widowControl/>
-              <w:suppressLineNumbers w:val="0"/>
-              <w:jc w:val="center"/>
-              <m:rPr/>
-              <w:rPr>
-                <w:rFonts w:hint="default" w:ascii="Times New Roman" w:hAnsi="Times New Roman" w:eastAsia="宋体" w:cs="Times New Roman"/>
-                <w:i w:val="0"/>
-                <w:iCs w:val="0"/>
-                <w:sz w:val="24"/>
-                <w:szCs w:val="24"/>
-                <w:vertAlign w:val="baseline"/>
-                <w:rtl w:val="0"/>
-                <w:lang w:val="en-US" w:eastAsia="zh-CN"/>
-              </w:rPr>
-            </w:pPr>
-            <w:r>
-              <m:rPr/>
-              <w:rPr>
-                <w:rFonts w:hint="default" w:ascii="Times New Roman" w:hAnsi="Times New Roman" w:eastAsia="宋体" w:cs="Times New Roman"/>
-                <w:i w:val="0"/>
-                <w:iCs w:val="0"/>
-                <w:sz w:val="24"/>
-                <w:szCs w:val="24"/>
-                <w:vertAlign w:val="baseline"/>
-                <w:rtl w:val="0"/>
-                <w:lang w:val="en-US" w:eastAsia="zh-CN"/>
-              </w:rPr>
-              <w:t>75.13%</w:t>
-            </w:r>
-          </w:p>
-        </w:tc>
-      </w:tr>
-      <w:tr>
-        <w:tblPrEx>
-          <w:tblBorders>
-            <w:top w:val="single" w:color="auto" w:sz="4" w:space="0"/>
-            <w:left w:val="single" w:color="auto" w:sz="4" w:space="0"/>
-            <w:bottom w:val="single" w:color="auto" w:sz="4" w:space="0"/>
-            <w:right w:val="single" w:color="auto" w:sz="4" w:space="0"/>
-            <w:insideH w:val="single" w:color="auto" w:sz="4" w:space="0"/>
-            <w:insideV w:val="single" w:color="auto" w:sz="4" w:space="0"/>
-          </w:tblBorders>
-          <w:tblCellMar>
-            <w:left w:w="108" w:type="dxa"/>
-            <w:right w:w="108" w:type="dxa"/>
-          </w:tblCellMar>
-        </w:tblPrEx>
-        <w:tc>
-          <w:tcPr>
-            <w:tcW w:w="2396" w:type="dxa"/>
-            <w:tcBorders>
-              <w:top w:val="nil"/>
-              <w:left w:val="nil"/>
-              <w:bottom w:val="nil"/>
-              <w:right w:val="nil"/>
-            </w:tcBorders>
-          </w:tcPr>
-          <w:p>
-            <w:pPr>
-              <w:keepNext w:val="0"/>
-              <w:keepLines w:val="0"/>
-              <w:widowControl/>
-              <w:suppressLineNumbers w:val="0"/>
-              <w:jc w:val="center"/>
-              <m:rPr/>
-              <w:rPr>
-                <w:rFonts w:hint="default" w:ascii="Times New Roman" w:hAnsi="Times New Roman" w:eastAsia="宋体" w:cs="Times New Roman"/>
-                <w:i w:val="0"/>
-                <w:iCs w:val="0"/>
-                <w:sz w:val="24"/>
-                <w:szCs w:val="24"/>
-                <w:vertAlign w:val="baseline"/>
-                <w:rtl w:val="0"/>
-                <w:lang w:val="en-US" w:eastAsia="zh-CN"/>
-              </w:rPr>
-            </w:pPr>
-            <w:r>
-              <w:rPr>
-                <w:rFonts w:hint="eastAsia" w:ascii="Times New Roman" w:hAnsi="Times New Roman" w:eastAsia="宋体" w:cs="Times New Roman"/>
-                <w:i w:val="0"/>
-                <w:iCs w:val="0"/>
-                <w:sz w:val="24"/>
-                <w:szCs w:val="24"/>
-                <w:vertAlign w:val="baseline"/>
-                <w:rtl w:val="0"/>
-                <w:lang w:val="en-US" w:eastAsia="zh-CN"/>
-              </w:rPr>
-              <w:t>Model</w:t>
-            </w:r>
-            <w:r>
-              <w:rPr>
-                <w:rFonts w:hint="eastAsia" w:ascii="Times New Roman" w:hAnsi="Times New Roman" w:eastAsia="宋体" w:cs="Times New Roman"/>
-                <w:i w:val="0"/>
-                <w:iCs w:val="0"/>
-                <w:sz w:val="24"/>
-                <w:szCs w:val="24"/>
-                <w:vertAlign w:val="subscript"/>
-                <w:rtl w:val="0"/>
-                <w:lang w:val="en-US" w:eastAsia="zh-CN"/>
-              </w:rPr>
-              <w:t>2</w:t>
-            </w:r>
-          </w:p>
-        </w:tc>
-        <w:tc>
-          <w:tcPr>
-            <w:tcW w:w="2396" w:type="dxa"/>
-            <w:tcBorders>
-              <w:top w:val="nil"/>
-              <w:left w:val="nil"/>
-              <w:bottom w:val="nil"/>
-              <w:right w:val="nil"/>
-            </w:tcBorders>
-          </w:tcPr>
-          <w:p>
-            <w:pPr>
-              <w:keepNext w:val="0"/>
-              <w:keepLines w:val="0"/>
-              <w:widowControl/>
-              <w:suppressLineNumbers w:val="0"/>
-              <w:jc w:val="center"/>
-              <m:rPr/>
-              <w:rPr>
-                <w:rFonts w:hint="default" w:ascii="Times New Roman" w:hAnsi="Times New Roman" w:eastAsia="宋体" w:cs="Times New Roman"/>
-                <w:i w:val="0"/>
-                <w:iCs w:val="0"/>
-                <w:sz w:val="24"/>
-                <w:szCs w:val="24"/>
-                <w:vertAlign w:val="baseline"/>
-                <w:rtl w:val="0"/>
-                <w:lang w:val="en-US" w:eastAsia="zh-CN"/>
-              </w:rPr>
-            </w:pPr>
-            <w:r>
-              <m:rPr/>
-              <w:rPr>
-                <w:rFonts w:hint="default" w:ascii="Times New Roman" w:hAnsi="Times New Roman" w:eastAsia="宋体" w:cs="Times New Roman"/>
-                <w:i w:val="0"/>
-                <w:iCs w:val="0"/>
-                <w:sz w:val="24"/>
-                <w:szCs w:val="24"/>
-                <w:vertAlign w:val="baseline"/>
-                <w:rtl w:val="0"/>
-                <w:lang w:val="en-US" w:eastAsia="zh-CN"/>
-              </w:rPr>
-              <w:t>69.14%</w:t>
-            </w:r>
-          </w:p>
-        </w:tc>
-        <w:tc>
-          <w:tcPr>
-            <w:tcW w:w="2397" w:type="dxa"/>
-            <w:tcBorders>
-              <w:top w:val="nil"/>
-              <w:left w:val="nil"/>
-              <w:bottom w:val="nil"/>
-              <w:right w:val="nil"/>
-            </w:tcBorders>
-          </w:tcPr>
-          <w:p>
-            <w:pPr>
-              <w:keepNext w:val="0"/>
-              <w:keepLines w:val="0"/>
-              <w:widowControl/>
-              <w:suppressLineNumbers w:val="0"/>
-              <w:jc w:val="center"/>
-              <m:rPr/>
-              <w:rPr>
-                <w:rFonts w:hint="default" w:ascii="Times New Roman" w:hAnsi="Times New Roman" w:eastAsia="宋体" w:cs="Times New Roman"/>
-                <w:i w:val="0"/>
-                <w:iCs w:val="0"/>
-                <w:sz w:val="24"/>
-                <w:szCs w:val="24"/>
-                <w:vertAlign w:val="baseline"/>
-                <w:rtl w:val="0"/>
-                <w:lang w:val="en-US" w:eastAsia="zh-CN"/>
-              </w:rPr>
-            </w:pPr>
-            <w:r>
-              <m:rPr/>
-              <w:rPr>
-                <w:rFonts w:hint="default" w:ascii="Times New Roman" w:hAnsi="Times New Roman" w:eastAsia="宋体" w:cs="Times New Roman"/>
-                <w:i w:val="0"/>
-                <w:iCs w:val="0"/>
-                <w:sz w:val="24"/>
-                <w:szCs w:val="24"/>
-                <w:vertAlign w:val="baseline"/>
-                <w:rtl w:val="0"/>
-                <w:lang w:val="en-US" w:eastAsia="zh-CN"/>
-              </w:rPr>
-              <w:t>80.67%</w:t>
-            </w:r>
-          </w:p>
-        </w:tc>
-        <w:tc>
-          <w:tcPr>
-            <w:tcW w:w="2397" w:type="dxa"/>
-            <w:tcBorders>
-              <w:top w:val="nil"/>
-              <w:left w:val="nil"/>
-              <w:bottom w:val="nil"/>
-              <w:right w:val="nil"/>
-            </w:tcBorders>
-          </w:tcPr>
-          <w:p>
-            <w:pPr>
-              <w:keepNext w:val="0"/>
-              <w:keepLines w:val="0"/>
-              <w:widowControl/>
-              <w:suppressLineNumbers w:val="0"/>
-              <w:jc w:val="center"/>
-              <m:rPr/>
-              <w:rPr>
-                <w:rFonts w:hint="default" w:ascii="Times New Roman" w:hAnsi="Times New Roman" w:eastAsia="宋体" w:cs="Times New Roman"/>
-                <w:i w:val="0"/>
-                <w:iCs w:val="0"/>
-                <w:sz w:val="24"/>
-                <w:szCs w:val="24"/>
-                <w:vertAlign w:val="baseline"/>
-                <w:rtl w:val="0"/>
-                <w:lang w:val="en-US" w:eastAsia="zh-CN"/>
-              </w:rPr>
-            </w:pPr>
-            <w:r>
-              <m:rPr/>
-              <w:rPr>
-                <w:rFonts w:hint="default" w:ascii="Times New Roman" w:hAnsi="Times New Roman" w:eastAsia="宋体" w:cs="Times New Roman"/>
-                <w:i w:val="0"/>
-                <w:iCs w:val="0"/>
-                <w:sz w:val="24"/>
-                <w:szCs w:val="24"/>
-                <w:vertAlign w:val="baseline"/>
-                <w:rtl w:val="0"/>
-                <w:lang w:val="en-US" w:eastAsia="zh-CN"/>
-              </w:rPr>
-              <w:t>76.61%</w:t>
-            </w:r>
-          </w:p>
-        </w:tc>
-      </w:tr>
-      <w:tr>
-        <w:tblPrEx>
-          <w:tblBorders>
-            <w:top w:val="single" w:color="auto" w:sz="4" w:space="0"/>
-            <w:left w:val="single" w:color="auto" w:sz="4" w:space="0"/>
-            <w:bottom w:val="single" w:color="auto" w:sz="4" w:space="0"/>
-            <w:right w:val="single" w:color="auto" w:sz="4" w:space="0"/>
-            <w:insideH w:val="single" w:color="auto" w:sz="4" w:space="0"/>
-            <w:insideV w:val="single" w:color="auto" w:sz="4" w:space="0"/>
-          </w:tblBorders>
-          <w:tblCellMar>
-            <w:left w:w="108" w:type="dxa"/>
-            <w:right w:w="108" w:type="dxa"/>
-          </w:tblCellMar>
-        </w:tblPrEx>
-        <w:tc>
-          <w:tcPr>
-            <w:tcW w:w="2396" w:type="dxa"/>
-            <w:tcBorders>
-              <w:top w:val="nil"/>
-              <w:left w:val="nil"/>
-              <w:bottom w:val="thickThinSmallGap" w:color="auto" w:sz="24" w:space="0"/>
-              <w:right w:val="nil"/>
-            </w:tcBorders>
-          </w:tcPr>
-          <w:p>
-            <w:pPr>
-              <w:keepNext w:val="0"/>
-              <w:keepLines w:val="0"/>
-              <w:widowControl/>
-              <w:suppressLineNumbers w:val="0"/>
-              <w:jc w:val="center"/>
-              <m:rPr/>
-              <w:rPr>
-                <w:rFonts w:hint="default" w:ascii="Times New Roman" w:hAnsi="Times New Roman" w:eastAsia="宋体" w:cs="Times New Roman"/>
-                <w:i w:val="0"/>
-                <w:iCs w:val="0"/>
-                <w:sz w:val="24"/>
-                <w:szCs w:val="24"/>
-                <w:vertAlign w:val="baseline"/>
-                <w:rtl w:val="0"/>
-                <w:lang w:val="en-US" w:eastAsia="zh-CN"/>
-              </w:rPr>
-            </w:pPr>
-            <w:r>
-              <w:rPr>
-                <w:rFonts w:hint="eastAsia" w:ascii="Times New Roman" w:hAnsi="Times New Roman" w:eastAsia="宋体" w:cs="Times New Roman"/>
-                <w:i w:val="0"/>
-                <w:iCs w:val="0"/>
-                <w:sz w:val="24"/>
-                <w:szCs w:val="24"/>
-                <w:vertAlign w:val="baseline"/>
-                <w:rtl w:val="0"/>
-                <w:lang w:val="en-US" w:eastAsia="zh-CN"/>
-              </w:rPr>
-              <w:t>Model</w:t>
-            </w:r>
-            <w:r>
-              <w:rPr>
-                <w:rFonts w:hint="eastAsia" w:ascii="Times New Roman" w:hAnsi="Times New Roman" w:eastAsia="宋体" w:cs="Times New Roman"/>
-                <w:i w:val="0"/>
-                <w:iCs w:val="0"/>
-                <w:sz w:val="24"/>
-                <w:szCs w:val="24"/>
-                <w:vertAlign w:val="subscript"/>
-                <w:rtl w:val="0"/>
-                <w:lang w:val="en-US" w:eastAsia="zh-CN"/>
-              </w:rPr>
-              <w:t>1+2</w:t>
-            </w:r>
-          </w:p>
-        </w:tc>
-        <w:tc>
-          <w:tcPr>
-            <w:tcW w:w="2396" w:type="dxa"/>
-            <w:tcBorders>
-              <w:top w:val="nil"/>
-              <w:left w:val="nil"/>
-              <w:bottom w:val="thickThinSmallGap" w:color="auto" w:sz="24" w:space="0"/>
-              <w:right w:val="nil"/>
-            </w:tcBorders>
-          </w:tcPr>
-          <w:p>
-            <w:pPr>
-              <w:keepNext w:val="0"/>
-              <w:keepLines w:val="0"/>
-              <w:widowControl/>
-              <w:suppressLineNumbers w:val="0"/>
-              <w:jc w:val="center"/>
-              <m:rPr/>
-              <w:rPr>
-                <w:rFonts w:hint="default" w:ascii="Times New Roman" w:hAnsi="Times New Roman" w:eastAsia="宋体" w:cs="Times New Roman"/>
-                <w:i w:val="0"/>
-                <w:iCs w:val="0"/>
-                <w:sz w:val="24"/>
-                <w:szCs w:val="24"/>
-                <w:vertAlign w:val="baseline"/>
-                <w:rtl w:val="0"/>
-                <w:lang w:val="en-US" w:eastAsia="zh-CN"/>
-              </w:rPr>
-            </w:pPr>
-            <w:r>
-              <m:rPr/>
-              <w:rPr>
-                <w:rFonts w:hint="default" w:ascii="Times New Roman" w:hAnsi="Times New Roman" w:eastAsia="宋体" w:cs="Times New Roman"/>
-                <w:i w:val="0"/>
-                <w:iCs w:val="0"/>
-                <w:sz w:val="24"/>
-                <w:szCs w:val="24"/>
-                <w:vertAlign w:val="baseline"/>
-                <w:rtl w:val="0"/>
-                <w:lang w:val="en-US" w:eastAsia="zh-CN"/>
-              </w:rPr>
-              <w:t>77.04%</w:t>
-            </w:r>
-          </w:p>
-        </w:tc>
-        <w:tc>
-          <w:tcPr>
-            <w:tcW w:w="2397" w:type="dxa"/>
-            <w:tcBorders>
-              <w:top w:val="nil"/>
-              <w:left w:val="nil"/>
-              <w:bottom w:val="thickThinSmallGap" w:color="auto" w:sz="24" w:space="0"/>
-              <w:right w:val="nil"/>
-            </w:tcBorders>
-          </w:tcPr>
-          <w:p>
-            <w:pPr>
-              <w:keepNext w:val="0"/>
-              <w:keepLines w:val="0"/>
-              <w:widowControl/>
-              <w:suppressLineNumbers w:val="0"/>
-              <w:jc w:val="center"/>
-              <m:rPr/>
-              <w:rPr>
-                <w:rFonts w:hint="default" w:ascii="Times New Roman" w:hAnsi="Times New Roman" w:eastAsia="宋体" w:cs="Times New Roman"/>
-                <w:i w:val="0"/>
-                <w:iCs w:val="0"/>
-                <w:sz w:val="24"/>
-                <w:szCs w:val="24"/>
-                <w:vertAlign w:val="baseline"/>
-                <w:rtl w:val="0"/>
-                <w:lang w:val="en-US" w:eastAsia="zh-CN"/>
-              </w:rPr>
-            </w:pPr>
-            <w:r>
-              <m:rPr/>
-              <w:rPr>
-                <w:rFonts w:hint="default" w:ascii="Times New Roman" w:hAnsi="Times New Roman" w:eastAsia="宋体" w:cs="Times New Roman"/>
-                <w:i w:val="0"/>
-                <w:iCs w:val="0"/>
-                <w:sz w:val="24"/>
-                <w:szCs w:val="24"/>
-                <w:vertAlign w:val="baseline"/>
-                <w:rtl w:val="0"/>
-                <w:lang w:val="en-US" w:eastAsia="zh-CN"/>
-              </w:rPr>
-              <w:t>83.50%</w:t>
-            </w:r>
-          </w:p>
-        </w:tc>
-        <w:tc>
-          <w:tcPr>
-            <w:tcW w:w="2397" w:type="dxa"/>
-            <w:tcBorders>
-              <w:top w:val="nil"/>
-              <w:left w:val="nil"/>
-              <w:bottom w:val="thickThinSmallGap" w:color="auto" w:sz="24" w:space="0"/>
-              <w:right w:val="nil"/>
-            </w:tcBorders>
-          </w:tcPr>
-          <w:p>
-            <w:pPr>
-              <w:keepNext w:val="0"/>
-              <w:keepLines w:val="0"/>
-              <w:widowControl/>
-              <w:suppressLineNumbers w:val="0"/>
-              <w:jc w:val="center"/>
-              <m:rPr/>
-              <w:rPr>
-                <w:rFonts w:hint="default" w:ascii="Times New Roman" w:hAnsi="Times New Roman" w:eastAsia="宋体" w:cs="Times New Roman"/>
-                <w:i w:val="0"/>
-                <w:iCs w:val="0"/>
-                <w:sz w:val="24"/>
-                <w:szCs w:val="24"/>
-                <w:vertAlign w:val="baseline"/>
-                <w:rtl w:val="0"/>
-                <w:lang w:val="en-US" w:eastAsia="zh-CN"/>
-              </w:rPr>
-            </w:pPr>
-            <w:r>
-              <m:rPr/>
-              <w:rPr>
-                <w:rFonts w:hint="default" w:ascii="Times New Roman" w:hAnsi="Times New Roman" w:eastAsia="宋体" w:cs="Times New Roman"/>
-                <w:i w:val="0"/>
-                <w:iCs w:val="0"/>
-                <w:sz w:val="24"/>
-                <w:szCs w:val="24"/>
-                <w:vertAlign w:val="baseline"/>
-                <w:rtl w:val="0"/>
-                <w:lang w:val="en-US" w:eastAsia="zh-CN"/>
-              </w:rPr>
-              <w:t>81.23%</w:t>
-            </w:r>
-          </w:p>
-        </w:tc>
-      </w:tr>
-    </w:tbl>
-    <w:p>
-      <w:pPr>
-        <w:spacing w:before="98"/>
-        <w:jc w:val="both"/>
-        <w:rPr>
-          <w:rFonts w:hint="default"/>
-          <w:rtl w:val="0"/>
-          <w:lang w:val="en-US" w:eastAsia="zh-CN"/>
-        </w:rPr>
-      </w:pPr>
-    </w:p>
-    <w:p>
-      <w:pPr>
-        <w:keepNext w:val="0"/>
-        <w:keepLines w:val="0"/>
-        <w:widowControl/>
-        <w:suppressLineNumbers w:val="0"/>
-        <w:jc w:val="left"/>
-        <w:rPr>
-          <w:rFonts w:hint="eastAsia" w:ascii="Times New Roman" w:hAnsi="Times New Roman" w:eastAsia="宋体" w:cs="Times New Roman"/>
-          <w:i w:val="0"/>
-          <w:iCs w:val="0"/>
-          <w:sz w:val="24"/>
-          <w:szCs w:val="24"/>
-          <w:rtl w:val="0"/>
-          <w:lang w:val="en-US" w:eastAsia="zh-CN"/>
-        </w:rPr>
-      </w:pPr>
-      <w:r>
-        <w:rPr>
-          <w:rFonts w:hint="eastAsia" w:ascii="Times New Roman" w:hAnsi="Times New Roman" w:eastAsia="宋体" w:cs="Times New Roman"/>
-          <w:i w:val="0"/>
-          <w:iCs w:val="0"/>
-          <w:sz w:val="24"/>
-          <w:szCs w:val="24"/>
-          <w:rtl w:val="0"/>
-          <w:lang w:val="en-US" w:eastAsia="zh-CN"/>
-        </w:rPr>
-        <w:t xml:space="preserve">Since P300 mainly appears between 300ms to 600ms and there is a huge gap between target and non-target ERP waveforms, so I choose to set the new time range from 300ms to 600ms. And evaluations of new model accuracy are shown in Table3: </w:t>
-      </w:r>
-    </w:p>
-    <w:p>
-      <w:pPr>
-        <w:keepNext w:val="0"/>
-        <w:keepLines w:val="0"/>
-        <w:widowControl/>
-        <w:suppressLineNumbers w:val="0"/>
-        <w:jc w:val="left"/>
-        <w:rPr>
-          <w:rFonts w:hint="eastAsia" w:ascii="Times New Roman" w:hAnsi="Times New Roman" w:eastAsia="宋体" w:cs="Times New Roman"/>
-          <w:i w:val="0"/>
-          <w:iCs w:val="0"/>
-          <w:sz w:val="24"/>
-          <w:szCs w:val="24"/>
-          <w:rtl w:val="0"/>
-          <w:lang w:val="en-US" w:eastAsia="zh-CN"/>
-        </w:rPr>
-      </w:pPr>
-    </w:p>
-    <w:tbl>
-      <w:tblPr>
-        <w:tblStyle w:val="14"/>
+        <w:tblStyle w:val="16"/>
         <w:tblW w:w="0" w:type="auto"/>
         <w:tblInd w:w="0" w:type="dxa"/>
         <w:tblBorders>
@@ -4796,6 +3837,8 @@
               <w:keepLines w:val="0"/>
               <w:widowControl/>
               <w:suppressLineNumbers w:val="0"/>
+              <w:spacing w:before="0" w:beforeAutospacing="0" w:after="0" w:afterAutospacing="0"/>
+              <w:ind w:left="0" w:right="0"/>
               <w:jc w:val="center"/>
               <w:rPr>
                 <w:rFonts w:hint="default" w:ascii="Times New Roman" w:hAnsi="Times New Roman" w:eastAsia="宋体" w:cs="Times New Roman"/>
@@ -4817,7 +3860,7 @@
                 <w:rtl w:val="0"/>
                 <w:lang w:val="en-US" w:eastAsia="zh-CN"/>
               </w:rPr>
-              <w:t xml:space="preserve">Table 3. </w:t>
+              <w:t xml:space="preserve">Table 2. </w:t>
             </w:r>
             <w:r>
               <w:rPr>
@@ -4828,7 +3871,7 @@
                 <w:rtl w:val="0"/>
                 <w:lang w:val="en-US" w:eastAsia="zh-CN"/>
               </w:rPr>
-              <w:t>Accuracy of each model (new time range)</w:t>
+              <w:t>Accuracy of each model</w:t>
             </w:r>
           </w:p>
         </w:tc>
@@ -4866,6 +3909,8 @@
               <w:keepLines w:val="0"/>
               <w:widowControl/>
               <w:suppressLineNumbers w:val="0"/>
+              <w:spacing w:before="0" w:beforeAutospacing="0" w:after="0" w:afterAutospacing="0"/>
+              <w:ind w:left="0" w:right="0"/>
               <w:jc w:val="center"/>
               <w:rPr>
                 <w:rFonts w:hint="default" w:ascii="Times New Roman" w:hAnsi="Times New Roman" w:eastAsia="宋体" w:cs="Times New Roman"/>
@@ -4909,6 +3954,8 @@
               <w:keepLines w:val="0"/>
               <w:widowControl/>
               <w:suppressLineNumbers w:val="0"/>
+              <w:spacing w:before="0" w:beforeAutospacing="0" w:after="0" w:afterAutospacing="0"/>
+              <w:ind w:left="0" w:right="0"/>
               <w:jc w:val="center"/>
               <w:rPr>
                 <w:rFonts w:hint="default" w:ascii="Times New Roman" w:hAnsi="Times New Roman" w:eastAsia="宋体" w:cs="Times New Roman"/>
@@ -4952,6 +3999,8 @@
               <w:keepLines w:val="0"/>
               <w:widowControl/>
               <w:suppressLineNumbers w:val="0"/>
+              <w:spacing w:before="0" w:beforeAutospacing="0" w:after="0" w:afterAutospacing="0"/>
+              <w:ind w:left="0" w:right="0"/>
               <w:jc w:val="center"/>
               <w:rPr>
                 <w:rFonts w:hint="default" w:ascii="Times New Roman" w:hAnsi="Times New Roman" w:eastAsia="宋体" w:cs="Times New Roman"/>
@@ -4995,6 +4044,8 @@
               <w:keepLines w:val="0"/>
               <w:widowControl/>
               <w:suppressLineNumbers w:val="0"/>
+              <w:spacing w:before="0" w:beforeAutospacing="0" w:after="0" w:afterAutospacing="0"/>
+              <w:ind w:left="0" w:right="0"/>
               <w:jc w:val="center"/>
               <w:rPr>
                 <w:rFonts w:hint="default" w:ascii="Times New Roman" w:hAnsi="Times New Roman" w:eastAsia="宋体" w:cs="Times New Roman"/>
@@ -5056,6 +4107,8 @@
               <w:keepLines w:val="0"/>
               <w:widowControl/>
               <w:suppressLineNumbers w:val="0"/>
+              <w:spacing w:before="0" w:beforeAutospacing="0" w:after="0" w:afterAutospacing="0"/>
+              <w:ind w:left="0" w:right="0"/>
               <w:jc w:val="center"/>
               <w:rPr>
                 <w:rFonts w:hint="default" w:ascii="Times New Roman" w:hAnsi="Times New Roman" w:eastAsia="宋体" w:cs="Times New Roman"/>
@@ -5079,7 +4132,20 @@
                 <w:rtl w:val="0"/>
                 <w:lang w:val="en-US" w:eastAsia="zh-CN"/>
               </w:rPr>
-              <w:t>Model1</w:t>
+              <w:t>Model</w:t>
+            </w:r>
+            <w:r>
+              <w:rPr>
+                <w:rFonts w:hint="eastAsia" w:ascii="Times New Roman" w:hAnsi="Times New Roman" w:eastAsia="宋体" w:cs="Times New Roman"/>
+                <w:i w:val="0"/>
+                <w:iCs w:val="0"/>
+                <w:sz w:val="24"/>
+                <w:szCs w:val="24"/>
+                <w:vertAlign w:val="subscript"/>
+                <w:rtl w:val="0"/>
+                <w:lang w:val="en-US" w:eastAsia="zh-CN"/>
+              </w:rPr>
+              <w:t>1</w:t>
             </w:r>
           </w:p>
         </w:tc>
@@ -5099,6 +4165,8 @@
               <w:keepLines w:val="0"/>
               <w:widowControl/>
               <w:suppressLineNumbers w:val="0"/>
+              <w:spacing w:before="0" w:beforeAutospacing="0" w:after="0" w:afterAutospacing="0"/>
+              <w:ind w:left="0" w:right="0"/>
               <w:jc w:val="center"/>
               <w:rPr>
                 <w:rFonts w:hint="default" w:ascii="Times New Roman" w:hAnsi="Times New Roman" w:eastAsia="宋体" w:cs="Times New Roman"/>
@@ -5113,43 +4181,16 @@
             </w:pPr>
             <w:r>
               <w:rPr>
-                <w:rFonts w:hint="eastAsia" w:ascii="Times New Roman" w:hAnsi="Times New Roman" w:eastAsia="宋体" w:cs="Times New Roman"/>
-                <w:i w:val="0"/>
-                <w:iCs w:val="0"/>
-                <w:sz w:val="24"/>
-                <w:szCs w:val="24"/>
-                <w:vertAlign w:val="baseline"/>
-                <w:rtl w:val="0"/>
-                <w:lang w:val="en-US" w:eastAsia="zh-CN"/>
-              </w:rPr>
-              <w:t>79.46% (</w:t>
-            </w:r>
-            <w:r>
-              <w:rPr>
-                <w:rFonts w:hint="default" w:ascii="Times New Roman" w:hAnsi="Times New Roman" w:eastAsia="宋体" w:cs="Times New Roman"/>
-                <w:i w:val="0"/>
-                <w:iCs w:val="0"/>
-                <w:color w:val="00B050"/>
-                <w:sz w:val="24"/>
-                <w:szCs w:val="24"/>
-                <w:vertAlign w:val="baseline"/>
-                <w:rtl w:val="0"/>
-                <w:lang w:val="en-US" w:eastAsia="zh-CN"/>
-              </w:rPr>
-              <w:t>↑</w:t>
-            </w:r>
-            <w:r>
-              <w:rPr>
-                <w:rFonts w:hint="eastAsia" w:ascii="Times New Roman" w:hAnsi="Times New Roman" w:eastAsia="宋体" w:cs="Times New Roman"/>
-                <w:i w:val="0"/>
-                <w:iCs w:val="0"/>
-                <w:sz w:val="24"/>
-                <w:szCs w:val="24"/>
-                <w:vertAlign w:val="baseline"/>
-                <w:rtl w:val="0"/>
-                <w:lang w:val="en-US" w:eastAsia="zh-CN"/>
-              </w:rPr>
-              <w:t>)</w:t>
+                <w:rFonts w:hint="default" w:ascii="Times New Roman" w:hAnsi="Times New Roman" w:eastAsia="宋体" w:cs="Times New Roman"/>
+                <w:i w:val="0"/>
+                <w:iCs w:val="0"/>
+                <w:sz w:val="24"/>
+                <w:szCs w:val="24"/>
+                <w:vertAlign w:val="baseline"/>
+                <w:rtl w:val="0"/>
+                <w:lang w:val="en-US" w:eastAsia="zh-CN"/>
+              </w:rPr>
+              <w:t>74.26%</w:t>
             </w:r>
           </w:p>
         </w:tc>
@@ -5169,6 +4210,8 @@
               <w:keepLines w:val="0"/>
               <w:widowControl/>
               <w:suppressLineNumbers w:val="0"/>
+              <w:spacing w:before="0" w:beforeAutospacing="0" w:after="0" w:afterAutospacing="0"/>
+              <w:ind w:left="0" w:right="0"/>
               <w:jc w:val="center"/>
               <w:rPr>
                 <w:rFonts w:hint="default" w:ascii="Times New Roman" w:hAnsi="Times New Roman" w:eastAsia="宋体" w:cs="Times New Roman"/>
@@ -5192,47 +4235,7 @@
                 <w:rtl w:val="0"/>
                 <w:lang w:val="en-US" w:eastAsia="zh-CN"/>
               </w:rPr>
-              <w:t>77.78%</w:t>
-            </w:r>
-            <w:r>
-              <w:rPr>
-                <w:rFonts w:hint="eastAsia" w:ascii="Times New Roman" w:hAnsi="Times New Roman" w:eastAsia="宋体" w:cs="Times New Roman"/>
-                <w:i w:val="0"/>
-                <w:iCs w:val="0"/>
-                <w:sz w:val="24"/>
-                <w:szCs w:val="24"/>
-                <w:vertAlign w:val="baseline"/>
-                <w:rtl w:val="0"/>
-                <w:lang w:val="en-US" w:eastAsia="zh-CN"/>
-              </w:rPr>
-              <w:t xml:space="preserve"> (</w:t>
-            </w:r>
-            <w:r>
-              <w:rPr>
-                <w:rFonts w:hint="default" w:ascii="Times New Roman" w:hAnsi="Times New Roman" w:eastAsia="宋体" w:cs="Times New Roman"/>
-                <w:i w:val="0"/>
-                <w:iCs w:val="0"/>
-                <w:color w:val="00B050"/>
-                <w:sz w:val="24"/>
-                <w:szCs w:val="24"/>
-                <w:vertAlign w:val="baseline"/>
-                <w:rtl w:val="0"/>
-                <w:lang w:val="en-US" w:eastAsia="zh-CN"/>
-              </w:rPr>
-              <w:t>↑</w:t>
-            </w:r>
-            <w:r>
-              <w:rPr>
-                <w:rFonts w:hint="eastAsia" w:ascii="Times New Roman" w:hAnsi="Times New Roman" w:eastAsia="宋体" w:cs="Times New Roman"/>
-                <w:i w:val="0"/>
-                <w:iCs w:val="0"/>
-                <w:sz w:val="24"/>
-                <w:szCs w:val="24"/>
-                <w:vertAlign w:val="baseline"/>
-                <w:rtl w:val="0"/>
-                <w:lang w:val="en-US" w:eastAsia="zh-CN"/>
-              </w:rPr>
-              <w:t>)</w:t>
+              <w:t>75.61%</w:t>
             </w:r>
           </w:p>
         </w:tc>
@@ -5252,6 +4255,8 @@
               <w:keepLines w:val="0"/>
               <w:widowControl/>
               <w:suppressLineNumbers w:val="0"/>
+              <w:spacing w:before="0" w:beforeAutospacing="0" w:after="0" w:afterAutospacing="0"/>
+              <w:ind w:left="0" w:right="0"/>
               <w:jc w:val="center"/>
               <w:rPr>
                 <w:rFonts w:hint="default" w:ascii="Times New Roman" w:hAnsi="Times New Roman" w:eastAsia="宋体" w:cs="Times New Roman"/>
@@ -5275,47 +4280,7 @@
                 <w:rtl w:val="0"/>
                 <w:lang w:val="en-US" w:eastAsia="zh-CN"/>
               </w:rPr>
-              <w:t>78.37%</w:t>
-            </w:r>
-            <w:r>
-              <w:rPr>
-                <w:rFonts w:hint="eastAsia" w:ascii="Times New Roman" w:hAnsi="Times New Roman" w:eastAsia="宋体" w:cs="Times New Roman"/>
-                <w:i w:val="0"/>
-                <w:iCs w:val="0"/>
-                <w:sz w:val="24"/>
-                <w:szCs w:val="24"/>
-                <w:vertAlign w:val="baseline"/>
-                <w:rtl w:val="0"/>
-                <w:lang w:val="en-US" w:eastAsia="zh-CN"/>
-              </w:rPr>
-              <w:t xml:space="preserve"> (</w:t>
-            </w:r>
-            <w:r>
-              <w:rPr>
-                <w:rFonts w:hint="default" w:ascii="Times New Roman" w:hAnsi="Times New Roman" w:eastAsia="宋体" w:cs="Times New Roman"/>
-                <w:i w:val="0"/>
-                <w:iCs w:val="0"/>
-                <w:color w:val="00B050"/>
-                <w:sz w:val="24"/>
-                <w:szCs w:val="24"/>
-                <w:vertAlign w:val="baseline"/>
-                <w:rtl w:val="0"/>
-                <w:lang w:val="en-US" w:eastAsia="zh-CN"/>
-              </w:rPr>
-              <w:t>↑</w:t>
-            </w:r>
-            <w:r>
-              <w:rPr>
-                <w:rFonts w:hint="eastAsia" w:ascii="Times New Roman" w:hAnsi="Times New Roman" w:eastAsia="宋体" w:cs="Times New Roman"/>
-                <w:i w:val="0"/>
-                <w:iCs w:val="0"/>
-                <w:sz w:val="24"/>
-                <w:szCs w:val="24"/>
-                <w:vertAlign w:val="baseline"/>
-                <w:rtl w:val="0"/>
-                <w:lang w:val="en-US" w:eastAsia="zh-CN"/>
-              </w:rPr>
-              <w:t>)</w:t>
+              <w:t>75.13%</w:t>
             </w:r>
           </w:p>
         </w:tc>
@@ -5353,6 +4318,8 @@
               <w:keepLines w:val="0"/>
               <w:widowControl/>
               <w:suppressLineNumbers w:val="0"/>
+              <w:spacing w:before="0" w:beforeAutospacing="0" w:after="0" w:afterAutospacing="0"/>
+              <w:ind w:left="0" w:right="0"/>
               <w:jc w:val="center"/>
               <w:rPr>
                 <w:rFonts w:hint="default" w:ascii="Times New Roman" w:hAnsi="Times New Roman" w:eastAsia="宋体" w:cs="Times New Roman"/>
@@ -5409,6 +4376,8 @@
               <w:keepLines w:val="0"/>
               <w:widowControl/>
               <w:suppressLineNumbers w:val="0"/>
+              <w:spacing w:before="0" w:beforeAutospacing="0" w:after="0" w:afterAutospacing="0"/>
+              <w:ind w:left="0" w:right="0"/>
               <w:jc w:val="center"/>
               <w:rPr>
                 <w:rFonts w:hint="default" w:ascii="Times New Roman" w:hAnsi="Times New Roman" w:eastAsia="宋体" w:cs="Times New Roman"/>
@@ -5432,47 +4401,7 @@
                 <w:rtl w:val="0"/>
                 <w:lang w:val="en-US" w:eastAsia="zh-CN"/>
               </w:rPr>
-              <w:t>70.63%</w:t>
-            </w:r>
-            <w:r>
-              <w:rPr>
-                <w:rFonts w:hint="eastAsia" w:ascii="Times New Roman" w:hAnsi="Times New Roman" w:eastAsia="宋体" w:cs="Times New Roman"/>
-                <w:i w:val="0"/>
-                <w:iCs w:val="0"/>
-                <w:sz w:val="24"/>
-                <w:szCs w:val="24"/>
-                <w:vertAlign w:val="baseline"/>
-                <w:rtl w:val="0"/>
-                <w:lang w:val="en-US" w:eastAsia="zh-CN"/>
-              </w:rPr>
-              <w:t>(</w:t>
-            </w:r>
-            <w:r>
-              <w:rPr>
-                <w:rFonts w:hint="default" w:ascii="Times New Roman" w:hAnsi="Times New Roman" w:eastAsia="宋体" w:cs="Times New Roman"/>
-                <w:i w:val="0"/>
-                <w:iCs w:val="0"/>
-                <w:color w:val="00B050"/>
-                <w:sz w:val="24"/>
-                <w:szCs w:val="24"/>
-                <w:vertAlign w:val="baseline"/>
-                <w:rtl w:val="0"/>
-                <w:lang w:val="en-US" w:eastAsia="zh-CN"/>
-              </w:rPr>
-              <w:t>↑</w:t>
-            </w:r>
-            <w:r>
-              <w:rPr>
-                <w:rFonts w:hint="eastAsia" w:ascii="Times New Roman" w:hAnsi="Times New Roman" w:eastAsia="宋体" w:cs="Times New Roman"/>
-                <w:i w:val="0"/>
-                <w:iCs w:val="0"/>
-                <w:sz w:val="24"/>
-                <w:szCs w:val="24"/>
-                <w:vertAlign w:val="baseline"/>
-                <w:rtl w:val="0"/>
-                <w:lang w:val="en-US" w:eastAsia="zh-CN"/>
-              </w:rPr>
-              <w:t>)</w:t>
+              <w:t>69.14%</w:t>
             </w:r>
           </w:p>
         </w:tc>
@@ -5492,6 +4421,8 @@
               <w:keepLines w:val="0"/>
               <w:widowControl/>
               <w:suppressLineNumbers w:val="0"/>
+              <w:spacing w:before="0" w:beforeAutospacing="0" w:after="0" w:afterAutospacing="0"/>
+              <w:ind w:left="0" w:right="0"/>
               <w:jc w:val="center"/>
               <w:rPr>
                 <w:rFonts w:hint="default" w:ascii="Times New Roman" w:hAnsi="Times New Roman" w:eastAsia="宋体" w:cs="Times New Roman"/>
@@ -5515,47 +4446,7 @@
                 <w:rtl w:val="0"/>
                 <w:lang w:val="en-US" w:eastAsia="zh-CN"/>
               </w:rPr>
-              <w:t>83.00%</w:t>
-            </w:r>
-            <w:r>
-              <w:rPr>
-                <w:rFonts w:hint="eastAsia" w:ascii="Times New Roman" w:hAnsi="Times New Roman" w:eastAsia="宋体" w:cs="Times New Roman"/>
-                <w:i w:val="0"/>
-                <w:iCs w:val="0"/>
-                <w:sz w:val="24"/>
-                <w:szCs w:val="24"/>
-                <w:vertAlign w:val="baseline"/>
-                <w:rtl w:val="0"/>
-                <w:lang w:val="en-US" w:eastAsia="zh-CN"/>
-              </w:rPr>
-              <w:t xml:space="preserve"> (</w:t>
-            </w:r>
-            <w:r>
-              <w:rPr>
-                <w:rFonts w:hint="default" w:ascii="Times New Roman" w:hAnsi="Times New Roman" w:eastAsia="宋体" w:cs="Times New Roman"/>
-                <w:i w:val="0"/>
-                <w:iCs w:val="0"/>
-                <w:color w:val="00B050"/>
-                <w:sz w:val="24"/>
-                <w:szCs w:val="24"/>
-                <w:vertAlign w:val="baseline"/>
-                <w:rtl w:val="0"/>
-                <w:lang w:val="en-US" w:eastAsia="zh-CN"/>
-              </w:rPr>
-              <w:t>↑</w:t>
-            </w:r>
-            <w:r>
-              <w:rPr>
-                <w:rFonts w:hint="eastAsia" w:ascii="Times New Roman" w:hAnsi="Times New Roman" w:eastAsia="宋体" w:cs="Times New Roman"/>
-                <w:i w:val="0"/>
-                <w:iCs w:val="0"/>
-                <w:sz w:val="24"/>
-                <w:szCs w:val="24"/>
-                <w:vertAlign w:val="baseline"/>
-                <w:rtl w:val="0"/>
-                <w:lang w:val="en-US" w:eastAsia="zh-CN"/>
-              </w:rPr>
-              <w:t>)</w:t>
+              <w:t>80.67%</w:t>
             </w:r>
           </w:p>
         </w:tc>
@@ -5575,6 +4466,8 @@
               <w:keepLines w:val="0"/>
               <w:widowControl/>
               <w:suppressLineNumbers w:val="0"/>
+              <w:spacing w:before="0" w:beforeAutospacing="0" w:after="0" w:afterAutospacing="0"/>
+              <w:ind w:left="0" w:right="0"/>
               <w:jc w:val="center"/>
               <w:rPr>
                 <w:rFonts w:hint="default" w:ascii="Times New Roman" w:hAnsi="Times New Roman" w:eastAsia="宋体" w:cs="Times New Roman"/>
@@ -5598,47 +4491,7 @@
                 <w:rtl w:val="0"/>
                 <w:lang w:val="en-US" w:eastAsia="zh-CN"/>
               </w:rPr>
-              <w:t>78.64%</w:t>
-            </w:r>
-            <w:r>
-              <w:rPr>
-                <w:rFonts w:hint="eastAsia" w:ascii="Times New Roman" w:hAnsi="Times New Roman" w:eastAsia="宋体" w:cs="Times New Roman"/>
-                <w:i w:val="0"/>
-                <w:iCs w:val="0"/>
-                <w:sz w:val="24"/>
-                <w:szCs w:val="24"/>
-                <w:vertAlign w:val="baseline"/>
-                <w:rtl w:val="0"/>
-                <w:lang w:val="en-US" w:eastAsia="zh-CN"/>
-              </w:rPr>
-              <w:t xml:space="preserve"> (</w:t>
-            </w:r>
-            <w:r>
-              <w:rPr>
-                <w:rFonts w:hint="default" w:ascii="Times New Roman" w:hAnsi="Times New Roman" w:eastAsia="宋体" w:cs="Times New Roman"/>
-                <w:i w:val="0"/>
-                <w:iCs w:val="0"/>
-                <w:color w:val="00B050"/>
-                <w:sz w:val="24"/>
-                <w:szCs w:val="24"/>
-                <w:vertAlign w:val="baseline"/>
-                <w:rtl w:val="0"/>
-                <w:lang w:val="en-US" w:eastAsia="zh-CN"/>
-              </w:rPr>
-              <w:t>↑</w:t>
-            </w:r>
-            <w:r>
-              <w:rPr>
-                <w:rFonts w:hint="eastAsia" w:ascii="Times New Roman" w:hAnsi="Times New Roman" w:eastAsia="宋体" w:cs="Times New Roman"/>
-                <w:i w:val="0"/>
-                <w:iCs w:val="0"/>
-                <w:sz w:val="24"/>
-                <w:szCs w:val="24"/>
-                <w:vertAlign w:val="baseline"/>
-                <w:rtl w:val="0"/>
-                <w:lang w:val="en-US" w:eastAsia="zh-CN"/>
-              </w:rPr>
-              <w:t>)</w:t>
+              <w:t>76.61%</w:t>
             </w:r>
           </w:p>
         </w:tc>
@@ -5676,6 +4529,8 @@
               <w:keepLines w:val="0"/>
               <w:widowControl/>
               <w:suppressLineNumbers w:val="0"/>
+              <w:spacing w:before="0" w:beforeAutospacing="0" w:after="0" w:afterAutospacing="0"/>
+              <w:ind w:left="0" w:right="0"/>
               <w:jc w:val="center"/>
               <w:rPr>
                 <w:rFonts w:hint="default" w:ascii="Times New Roman" w:hAnsi="Times New Roman" w:eastAsia="宋体" w:cs="Times New Roman"/>
@@ -5732,6 +4587,8 @@
               <w:keepLines w:val="0"/>
               <w:widowControl/>
               <w:suppressLineNumbers w:val="0"/>
+              <w:spacing w:before="0" w:beforeAutospacing="0" w:after="0" w:afterAutospacing="0"/>
+              <w:ind w:left="0" w:right="0"/>
               <w:jc w:val="center"/>
               <w:rPr>
                 <w:rFonts w:hint="default" w:ascii="Times New Roman" w:hAnsi="Times New Roman" w:eastAsia="宋体" w:cs="Times New Roman"/>
@@ -5755,47 +4612,7 @@
                 <w:rtl w:val="0"/>
                 <w:lang w:val="en-US" w:eastAsia="zh-CN"/>
               </w:rPr>
-              <w:t>80.76%</w:t>
-            </w:r>
-            <w:r>
-              <w:rPr>
-                <w:rFonts w:hint="eastAsia" w:ascii="Times New Roman" w:hAnsi="Times New Roman" w:eastAsia="宋体" w:cs="Times New Roman"/>
-                <w:i w:val="0"/>
-                <w:iCs w:val="0"/>
-                <w:sz w:val="24"/>
-                <w:szCs w:val="24"/>
-                <w:vertAlign w:val="baseline"/>
-                <w:rtl w:val="0"/>
-                <w:lang w:val="en-US" w:eastAsia="zh-CN"/>
-              </w:rPr>
-              <w:t xml:space="preserve"> (</w:t>
-            </w:r>
-            <w:r>
-              <w:rPr>
-                <w:rFonts w:hint="default" w:ascii="Times New Roman" w:hAnsi="Times New Roman" w:eastAsia="宋体" w:cs="Times New Roman"/>
-                <w:i w:val="0"/>
-                <w:iCs w:val="0"/>
-                <w:color w:val="00B050"/>
-                <w:sz w:val="24"/>
-                <w:szCs w:val="24"/>
-                <w:vertAlign w:val="baseline"/>
-                <w:rtl w:val="0"/>
-                <w:lang w:val="en-US" w:eastAsia="zh-CN"/>
-              </w:rPr>
-              <w:t>↑</w:t>
-            </w:r>
-            <w:r>
-              <w:rPr>
-                <w:rFonts w:hint="eastAsia" w:ascii="Times New Roman" w:hAnsi="Times New Roman" w:eastAsia="宋体" w:cs="Times New Roman"/>
-                <w:i w:val="0"/>
-                <w:iCs w:val="0"/>
-                <w:sz w:val="24"/>
-                <w:szCs w:val="24"/>
-                <w:vertAlign w:val="baseline"/>
-                <w:rtl w:val="0"/>
-                <w:lang w:val="en-US" w:eastAsia="zh-CN"/>
-              </w:rPr>
-              <w:t>)</w:t>
+              <w:t>77.04%</w:t>
             </w:r>
           </w:p>
         </w:tc>
@@ -5815,6 +4632,8 @@
               <w:keepLines w:val="0"/>
               <w:widowControl/>
               <w:suppressLineNumbers w:val="0"/>
+              <w:spacing w:before="0" w:beforeAutospacing="0" w:after="0" w:afterAutospacing="0"/>
+              <w:ind w:left="0" w:right="0"/>
               <w:jc w:val="center"/>
               <w:rPr>
                 <w:rFonts w:hint="default" w:ascii="Times New Roman" w:hAnsi="Times New Roman" w:eastAsia="宋体" w:cs="Times New Roman"/>
@@ -5838,47 +4657,7 @@
                 <w:rtl w:val="0"/>
                 <w:lang w:val="en-US" w:eastAsia="zh-CN"/>
               </w:rPr>
-              <w:t>83.91%</w:t>
-            </w:r>
-            <w:r>
-              <w:rPr>
-                <w:rFonts w:hint="eastAsia" w:ascii="Times New Roman" w:hAnsi="Times New Roman" w:eastAsia="宋体" w:cs="Times New Roman"/>
-                <w:i w:val="0"/>
-                <w:iCs w:val="0"/>
-                <w:sz w:val="24"/>
-                <w:szCs w:val="24"/>
-                <w:vertAlign w:val="baseline"/>
-                <w:rtl w:val="0"/>
-                <w:lang w:val="en-US" w:eastAsia="zh-CN"/>
-              </w:rPr>
-              <w:t xml:space="preserve"> (</w:t>
-            </w:r>
-            <w:r>
-              <w:rPr>
-                <w:rFonts w:hint="default" w:ascii="Times New Roman" w:hAnsi="Times New Roman" w:eastAsia="宋体" w:cs="Times New Roman"/>
-                <w:i w:val="0"/>
-                <w:iCs w:val="0"/>
-                <w:color w:val="00B050"/>
-                <w:sz w:val="24"/>
-                <w:szCs w:val="24"/>
-                <w:vertAlign w:val="baseline"/>
-                <w:rtl w:val="0"/>
-                <w:lang w:val="en-US" w:eastAsia="zh-CN"/>
-              </w:rPr>
-              <w:t>↑</w:t>
-            </w:r>
-            <w:r>
-              <w:rPr>
-                <w:rFonts w:hint="eastAsia" w:ascii="Times New Roman" w:hAnsi="Times New Roman" w:eastAsia="宋体" w:cs="Times New Roman"/>
-                <w:i w:val="0"/>
-                <w:iCs w:val="0"/>
-                <w:sz w:val="24"/>
-                <w:szCs w:val="24"/>
-                <w:vertAlign w:val="baseline"/>
-                <w:rtl w:val="0"/>
-                <w:lang w:val="en-US" w:eastAsia="zh-CN"/>
-              </w:rPr>
-              <w:t>)</w:t>
+              <w:t>83.50%</w:t>
             </w:r>
           </w:p>
         </w:tc>
@@ -5898,6 +4677,8 @@
               <w:keepLines w:val="0"/>
               <w:widowControl/>
               <w:suppressLineNumbers w:val="0"/>
+              <w:spacing w:before="0" w:beforeAutospacing="0" w:after="0" w:afterAutospacing="0"/>
+              <w:ind w:left="0" w:right="0"/>
               <w:jc w:val="center"/>
               <w:rPr>
                 <w:rFonts w:hint="default" w:ascii="Times New Roman" w:hAnsi="Times New Roman" w:eastAsia="宋体" w:cs="Times New Roman"/>
@@ -5921,47 +4702,7 @@
                 <w:rtl w:val="0"/>
                 <w:lang w:val="en-US" w:eastAsia="zh-CN"/>
               </w:rPr>
-              <w:t>82.80%</w:t>
-            </w:r>
-            <w:r>
-              <w:rPr>
-                <w:rFonts w:hint="eastAsia" w:ascii="Times New Roman" w:hAnsi="Times New Roman" w:eastAsia="宋体" w:cs="Times New Roman"/>
-                <w:i w:val="0"/>
-                <w:iCs w:val="0"/>
-                <w:sz w:val="24"/>
-                <w:szCs w:val="24"/>
-                <w:vertAlign w:val="baseline"/>
-                <w:rtl w:val="0"/>
-                <w:lang w:val="en-US" w:eastAsia="zh-CN"/>
-              </w:rPr>
-              <w:t xml:space="preserve"> (</w:t>
-            </w:r>
-            <w:r>
-              <w:rPr>
-                <w:rFonts w:hint="default" w:ascii="Times New Roman" w:hAnsi="Times New Roman" w:eastAsia="宋体" w:cs="Times New Roman"/>
-                <w:i w:val="0"/>
-                <w:iCs w:val="0"/>
-                <w:color w:val="00B050"/>
-                <w:sz w:val="24"/>
-                <w:szCs w:val="24"/>
-                <w:vertAlign w:val="baseline"/>
-                <w:rtl w:val="0"/>
-                <w:lang w:val="en-US" w:eastAsia="zh-CN"/>
-              </w:rPr>
-              <w:t>↑</w:t>
-            </w:r>
-            <w:r>
-              <w:rPr>
-                <w:rFonts w:hint="eastAsia" w:ascii="Times New Roman" w:hAnsi="Times New Roman" w:eastAsia="宋体" w:cs="Times New Roman"/>
-                <w:i w:val="0"/>
-                <w:iCs w:val="0"/>
-                <w:sz w:val="24"/>
-                <w:szCs w:val="24"/>
-                <w:vertAlign w:val="baseline"/>
-                <w:rtl w:val="0"/>
-                <w:lang w:val="en-US" w:eastAsia="zh-CN"/>
-              </w:rPr>
-              <w:t>)</w:t>
+              <w:t>81.23%</w:t>
             </w:r>
           </w:p>
         </w:tc>
@@ -6005,7 +4746,7 @@
           <w:rtl w:val="0"/>
           <w:lang w:val="en-US" w:eastAsia="zh-CN"/>
         </w:rPr>
-        <w:t>By comparing Table 1 and Table 2, it is evident that the performance improved remarkably in all cases. Therefore, we can conclude that focusing on a narrow time window of 300–600 ms after stimulus onset, corresponding to the P300 component, helps the model achieve significantly better performance.</w:t>
+        <w:t xml:space="preserve">Since P300 mainly appears between 300ms to 600ms and there is a huge gap between target and non-target ERP waveforms, so I choose to set the new time range from 300ms to 600ms. And evaluations of new model accuracy are shown in Table3: </w:t>
       </w:r>
     </w:p>
     <w:p>
@@ -6021,6 +4762,1283 @@
           <w:iCs w:val="0"/>
           <w:sz w:val="24"/>
           <w:szCs w:val="24"/>
+          <w:rtl w:val="0"/>
+          <w:lang w:val="en-US" w:eastAsia="zh-CN"/>
+        </w:rPr>
+      </w:pPr>
+    </w:p>
+    <w:tbl>
+      <w:tblPr>
+        <w:tblStyle w:val="16"/>
+        <w:tblW w:w="0" w:type="auto"/>
+        <w:tblInd w:w="0" w:type="dxa"/>
+        <w:tblBorders>
+          <w:top w:val="single" w:color="auto" w:sz="4" w:space="0"/>
+          <w:left w:val="single" w:color="auto" w:sz="4" w:space="0"/>
+          <w:bottom w:val="single" w:color="auto" w:sz="4" w:space="0"/>
+          <w:right w:val="single" w:color="auto" w:sz="4" w:space="0"/>
+          <w:insideH w:val="single" w:color="auto" w:sz="4" w:space="0"/>
+          <w:insideV w:val="single" w:color="auto" w:sz="4" w:space="0"/>
+        </w:tblBorders>
+        <w:tblLayout w:type="autofit"/>
+        <w:tblCellMar>
+          <w:top w:w="0" w:type="dxa"/>
+          <w:left w:w="108" w:type="dxa"/>
+          <w:bottom w:w="0" w:type="dxa"/>
+          <w:right w:w="108" w:type="dxa"/>
+        </w:tblCellMar>
+      </w:tblPr>
+      <w:tblGrid>
+        <w:gridCol w:w="2396"/>
+        <w:gridCol w:w="2396"/>
+        <w:gridCol w:w="2397"/>
+        <w:gridCol w:w="2397"/>
+      </w:tblGrid>
+      <w:tr>
+        <w:tblPrEx>
+          <w:tblBorders>
+            <w:top w:val="single" w:color="auto" w:sz="4" w:space="0"/>
+            <w:left w:val="single" w:color="auto" w:sz="4" w:space="0"/>
+            <w:bottom w:val="single" w:color="auto" w:sz="4" w:space="0"/>
+            <w:right w:val="single" w:color="auto" w:sz="4" w:space="0"/>
+            <w:insideH w:val="single" w:color="auto" w:sz="4" w:space="0"/>
+            <w:insideV w:val="single" w:color="auto" w:sz="4" w:space="0"/>
+          </w:tblBorders>
+          <w:tblCellMar>
+            <w:top w:w="0" w:type="dxa"/>
+            <w:left w:w="108" w:type="dxa"/>
+            <w:bottom w:w="0" w:type="dxa"/>
+            <w:right w:w="108" w:type="dxa"/>
+          </w:tblCellMar>
+        </w:tblPrEx>
+        <w:tc>
+          <w:tcPr>
+            <w:tcW w:w="9586" w:type="dxa"/>
+            <w:gridSpan w:val="4"/>
+            <w:tcBorders>
+              <w:top w:val="thinThickSmallGap" w:color="auto" w:sz="24" w:space="0"/>
+              <w:left w:val="nil"/>
+              <w:bottom w:val="single" w:color="auto" w:sz="4" w:space="0"/>
+              <w:right w:val="nil"/>
+            </w:tcBorders>
+          </w:tcPr>
+          <w:p>
+            <w:pPr>
+              <w:keepNext w:val="0"/>
+              <w:keepLines w:val="0"/>
+              <w:widowControl/>
+              <w:suppressLineNumbers w:val="0"/>
+              <w:spacing w:before="0" w:beforeAutospacing="0" w:after="0" w:afterAutospacing="0"/>
+              <w:ind w:left="0" w:right="0"/>
+              <w:jc w:val="center"/>
+              <w:rPr>
+                <w:rFonts w:hint="default" w:ascii="Times New Roman" w:hAnsi="Times New Roman" w:eastAsia="宋体" w:cs="Times New Roman"/>
+                <w:i w:val="0"/>
+                <w:iCs w:val="0"/>
+                <w:sz w:val="24"/>
+                <w:szCs w:val="24"/>
+                <w:vertAlign w:val="baseline"/>
+                <w:rtl w:val="0"/>
+                <w:lang w:val="en-US" w:eastAsia="zh-CN"/>
+              </w:rPr>
+            </w:pPr>
+            <w:r>
+              <w:rPr>
+                <w:rFonts w:hint="eastAsia" w:ascii="Times New Roman" w:hAnsi="Times New Roman" w:eastAsia="Times New Roman" w:cs="Times New Roman"/>
+                <w:b/>
+                <w:sz w:val="24"/>
+                <w:szCs w:val="24"/>
+                <w:rtl w:val="0"/>
+                <w:lang w:val="en-US" w:eastAsia="zh-CN"/>
+              </w:rPr>
+              <w:t xml:space="preserve">Table 3. </w:t>
+            </w:r>
+            <w:r>
+              <w:rPr>
+                <w:rFonts w:hint="eastAsia" w:ascii="Times New Roman" w:hAnsi="Times New Roman" w:eastAsia="宋体" w:cs="Times New Roman"/>
+                <w:b/>
+                <w:sz w:val="24"/>
+                <w:szCs w:val="24"/>
+                <w:rtl w:val="0"/>
+                <w:lang w:val="en-US" w:eastAsia="zh-CN"/>
+              </w:rPr>
+              <w:t>Accuracy of each model (new time range)</w:t>
+            </w:r>
+          </w:p>
+        </w:tc>
+      </w:tr>
+      <w:tr>
+        <w:tblPrEx>
+          <w:tblBorders>
+            <w:top w:val="single" w:color="auto" w:sz="4" w:space="0"/>
+            <w:left w:val="single" w:color="auto" w:sz="4" w:space="0"/>
+            <w:bottom w:val="single" w:color="auto" w:sz="4" w:space="0"/>
+            <w:right w:val="single" w:color="auto" w:sz="4" w:space="0"/>
+            <w:insideH w:val="single" w:color="auto" w:sz="4" w:space="0"/>
+            <w:insideV w:val="single" w:color="auto" w:sz="4" w:space="0"/>
+          </w:tblBorders>
+          <w:tblCellMar>
+            <w:top w:w="0" w:type="dxa"/>
+            <w:left w:w="108" w:type="dxa"/>
+            <w:bottom w:w="0" w:type="dxa"/>
+            <w:right w:w="108" w:type="dxa"/>
+          </w:tblCellMar>
+        </w:tblPrEx>
+        <w:tc>
+          <w:tcPr>
+            <w:tcW w:w="2396" w:type="dxa"/>
+            <w:tcBorders>
+              <w:top w:val="single" w:color="auto" w:sz="4" w:space="0"/>
+              <w:left w:val="nil"/>
+              <w:bottom w:val="nil"/>
+              <w:right w:val="nil"/>
+            </w:tcBorders>
+          </w:tcPr>
+          <w:p>
+            <w:pPr>
+              <w:keepNext w:val="0"/>
+              <w:keepLines w:val="0"/>
+              <w:widowControl/>
+              <w:suppressLineNumbers w:val="0"/>
+              <w:spacing w:before="0" w:beforeAutospacing="0" w:after="0" w:afterAutospacing="0"/>
+              <w:ind w:left="0" w:right="0"/>
+              <w:jc w:val="center"/>
+              <w:rPr>
+                <w:rFonts w:hint="default" w:ascii="Times New Roman" w:hAnsi="Times New Roman" w:eastAsia="宋体" w:cs="Times New Roman"/>
+                <w:i w:val="0"/>
+                <w:iCs w:val="0"/>
+                <w:sz w:val="24"/>
+                <w:szCs w:val="24"/>
+                <w:vertAlign w:val="baseline"/>
+                <w:rtl w:val="0"/>
+                <w:lang w:val="en-US" w:eastAsia="zh-CN"/>
+              </w:rPr>
+            </w:pPr>
+            <w:r>
+              <w:rPr>
+                <w:rFonts w:hint="eastAsia" w:ascii="Times New Roman" w:hAnsi="Times New Roman" w:eastAsia="宋体" w:cs="Times New Roman"/>
+                <w:i w:val="0"/>
+                <w:iCs w:val="0"/>
+                <w:sz w:val="24"/>
+                <w:szCs w:val="24"/>
+                <w:vertAlign w:val="baseline"/>
+                <w:rtl w:val="0"/>
+                <w:lang w:val="en-US" w:eastAsia="zh-CN"/>
+              </w:rPr>
+              <w:t>Accuracy</w:t>
+            </w:r>
+          </w:p>
+        </w:tc>
+        <w:tc>
+          <w:tcPr>
+            <w:tcW w:w="2396" w:type="dxa"/>
+            <w:tcBorders>
+              <w:top w:val="single" w:color="auto" w:sz="4" w:space="0"/>
+              <w:left w:val="nil"/>
+              <w:bottom w:val="nil"/>
+              <w:right w:val="nil"/>
+            </w:tcBorders>
+          </w:tcPr>
+          <w:p>
+            <w:pPr>
+              <w:keepNext w:val="0"/>
+              <w:keepLines w:val="0"/>
+              <w:widowControl/>
+              <w:suppressLineNumbers w:val="0"/>
+              <w:spacing w:before="0" w:beforeAutospacing="0" w:after="0" w:afterAutospacing="0"/>
+              <w:ind w:left="0" w:right="0"/>
+              <w:jc w:val="center"/>
+              <w:rPr>
+                <w:rFonts w:hint="default" w:ascii="Times New Roman" w:hAnsi="Times New Roman" w:eastAsia="宋体" w:cs="Times New Roman"/>
+                <w:i w:val="0"/>
+                <w:iCs w:val="0"/>
+                <w:sz w:val="24"/>
+                <w:szCs w:val="24"/>
+                <w:vertAlign w:val="baseline"/>
+                <w:rtl w:val="0"/>
+                <w:lang w:val="en-US" w:eastAsia="zh-CN"/>
+              </w:rPr>
+            </w:pPr>
+            <w:r>
+              <w:rPr>
+                <w:rFonts w:hint="eastAsia" w:ascii="Times New Roman" w:hAnsi="Times New Roman" w:eastAsia="宋体" w:cs="Times New Roman"/>
+                <w:i w:val="0"/>
+                <w:iCs w:val="0"/>
+                <w:sz w:val="24"/>
+                <w:szCs w:val="24"/>
+                <w:vertAlign w:val="baseline"/>
+                <w:rtl w:val="0"/>
+                <w:lang w:val="en-US" w:eastAsia="zh-CN"/>
+              </w:rPr>
+              <w:t>Test Set 1</w:t>
+            </w:r>
+          </w:p>
+        </w:tc>
+        <w:tc>
+          <w:tcPr>
+            <w:tcW w:w="2397" w:type="dxa"/>
+            <w:tcBorders>
+              <w:top w:val="single" w:color="auto" w:sz="4" w:space="0"/>
+              <w:left w:val="nil"/>
+              <w:bottom w:val="nil"/>
+              <w:right w:val="nil"/>
+            </w:tcBorders>
+          </w:tcPr>
+          <w:p>
+            <w:pPr>
+              <w:keepNext w:val="0"/>
+              <w:keepLines w:val="0"/>
+              <w:widowControl/>
+              <w:suppressLineNumbers w:val="0"/>
+              <w:spacing w:before="0" w:beforeAutospacing="0" w:after="0" w:afterAutospacing="0"/>
+              <w:ind w:left="0" w:right="0"/>
+              <w:jc w:val="center"/>
+              <w:rPr>
+                <w:rFonts w:hint="default" w:ascii="Times New Roman" w:hAnsi="Times New Roman" w:eastAsia="宋体" w:cs="Times New Roman"/>
+                <w:i w:val="0"/>
+                <w:iCs w:val="0"/>
+                <w:sz w:val="24"/>
+                <w:szCs w:val="24"/>
+                <w:vertAlign w:val="baseline"/>
+                <w:rtl w:val="0"/>
+                <w:lang w:val="en-US" w:eastAsia="zh-CN"/>
+              </w:rPr>
+            </w:pPr>
+            <w:r>
+              <w:rPr>
+                <w:rFonts w:hint="eastAsia" w:ascii="Times New Roman" w:hAnsi="Times New Roman" w:eastAsia="宋体" w:cs="Times New Roman"/>
+                <w:i w:val="0"/>
+                <w:iCs w:val="0"/>
+                <w:sz w:val="24"/>
+                <w:szCs w:val="24"/>
+                <w:vertAlign w:val="baseline"/>
+                <w:rtl w:val="0"/>
+                <w:lang w:val="en-US" w:eastAsia="zh-CN"/>
+              </w:rPr>
+              <w:t>Test Set 2</w:t>
+            </w:r>
+          </w:p>
+        </w:tc>
+        <w:tc>
+          <w:tcPr>
+            <w:tcW w:w="2397" w:type="dxa"/>
+            <w:tcBorders>
+              <w:top w:val="single" w:color="auto" w:sz="4" w:space="0"/>
+              <w:left w:val="nil"/>
+              <w:bottom w:val="nil"/>
+              <w:right w:val="nil"/>
+            </w:tcBorders>
+          </w:tcPr>
+          <w:p>
+            <w:pPr>
+              <w:keepNext w:val="0"/>
+              <w:keepLines w:val="0"/>
+              <w:widowControl/>
+              <w:suppressLineNumbers w:val="0"/>
+              <w:spacing w:before="0" w:beforeAutospacing="0" w:after="0" w:afterAutospacing="0"/>
+              <w:ind w:left="0" w:right="0"/>
+              <w:jc w:val="center"/>
+              <w:rPr>
+                <w:rFonts w:hint="default" w:ascii="Times New Roman" w:hAnsi="Times New Roman" w:eastAsia="宋体" w:cs="Times New Roman"/>
+                <w:i w:val="0"/>
+                <w:iCs w:val="0"/>
+                <w:sz w:val="24"/>
+                <w:szCs w:val="24"/>
+                <w:vertAlign w:val="baseline"/>
+                <w:rtl w:val="0"/>
+                <w:lang w:val="en-US" w:eastAsia="zh-CN"/>
+              </w:rPr>
+            </w:pPr>
+            <w:r>
+              <w:rPr>
+                <w:rFonts w:hint="eastAsia" w:ascii="Times New Roman" w:hAnsi="Times New Roman" w:eastAsia="宋体" w:cs="Times New Roman"/>
+                <w:i w:val="0"/>
+                <w:iCs w:val="0"/>
+                <w:sz w:val="24"/>
+                <w:szCs w:val="24"/>
+                <w:vertAlign w:val="baseline"/>
+                <w:rtl w:val="0"/>
+                <w:lang w:val="en-US" w:eastAsia="zh-CN"/>
+              </w:rPr>
+              <w:t>Test Set 1+2</w:t>
+            </w:r>
+          </w:p>
+        </w:tc>
+      </w:tr>
+      <w:tr>
+        <w:tblPrEx>
+          <w:tblBorders>
+            <w:top w:val="single" w:color="auto" w:sz="4" w:space="0"/>
+            <w:left w:val="single" w:color="auto" w:sz="4" w:space="0"/>
+            <w:bottom w:val="single" w:color="auto" w:sz="4" w:space="0"/>
+            <w:right w:val="single" w:color="auto" w:sz="4" w:space="0"/>
+            <w:insideH w:val="single" w:color="auto" w:sz="4" w:space="0"/>
+            <w:insideV w:val="single" w:color="auto" w:sz="4" w:space="0"/>
+          </w:tblBorders>
+          <w:tblCellMar>
+            <w:top w:w="0" w:type="dxa"/>
+            <w:left w:w="108" w:type="dxa"/>
+            <w:bottom w:w="0" w:type="dxa"/>
+            <w:right w:w="108" w:type="dxa"/>
+          </w:tblCellMar>
+        </w:tblPrEx>
+        <w:tc>
+          <w:tcPr>
+            <w:tcW w:w="2396" w:type="dxa"/>
+            <w:tcBorders>
+              <w:top w:val="nil"/>
+              <w:left w:val="nil"/>
+              <w:bottom w:val="nil"/>
+              <w:right w:val="nil"/>
+            </w:tcBorders>
+          </w:tcPr>
+          <w:p>
+            <w:pPr>
+              <w:keepNext w:val="0"/>
+              <w:keepLines w:val="0"/>
+              <w:widowControl/>
+              <w:suppressLineNumbers w:val="0"/>
+              <w:spacing w:before="0" w:beforeAutospacing="0" w:after="0" w:afterAutospacing="0"/>
+              <w:ind w:left="0" w:right="0"/>
+              <w:jc w:val="center"/>
+              <w:rPr>
+                <w:rFonts w:hint="default" w:ascii="Times New Roman" w:hAnsi="Times New Roman" w:eastAsia="宋体" w:cs="Times New Roman"/>
+                <w:i w:val="0"/>
+                <w:iCs w:val="0"/>
+                <w:sz w:val="24"/>
+                <w:szCs w:val="24"/>
+                <w:vertAlign w:val="baseline"/>
+                <w:rtl w:val="0"/>
+                <w:lang w:val="en-US" w:eastAsia="zh-CN"/>
+              </w:rPr>
+            </w:pPr>
+            <w:r>
+              <w:rPr>
+                <w:rFonts w:hint="eastAsia" w:ascii="Times New Roman" w:hAnsi="Times New Roman" w:eastAsia="宋体" w:cs="Times New Roman"/>
+                <w:i w:val="0"/>
+                <w:iCs w:val="0"/>
+                <w:sz w:val="24"/>
+                <w:szCs w:val="24"/>
+                <w:vertAlign w:val="baseline"/>
+                <w:rtl w:val="0"/>
+                <w:lang w:val="en-US" w:eastAsia="zh-CN"/>
+              </w:rPr>
+              <w:t>Model1</w:t>
+            </w:r>
+          </w:p>
+        </w:tc>
+        <w:tc>
+          <w:tcPr>
+            <w:tcW w:w="2396" w:type="dxa"/>
+            <w:tcBorders>
+              <w:top w:val="nil"/>
+              <w:left w:val="nil"/>
+              <w:bottom w:val="nil"/>
+              <w:right w:val="nil"/>
+            </w:tcBorders>
+          </w:tcPr>
+          <w:p>
+            <w:pPr>
+              <w:keepNext w:val="0"/>
+              <w:keepLines w:val="0"/>
+              <w:widowControl/>
+              <w:suppressLineNumbers w:val="0"/>
+              <w:spacing w:before="0" w:beforeAutospacing="0" w:after="0" w:afterAutospacing="0"/>
+              <w:ind w:left="0" w:right="0"/>
+              <w:jc w:val="center"/>
+              <w:rPr>
+                <w:rFonts w:hint="default" w:ascii="Times New Roman" w:hAnsi="Times New Roman" w:eastAsia="宋体" w:cs="Times New Roman"/>
+                <w:i w:val="0"/>
+                <w:iCs w:val="0"/>
+                <w:sz w:val="24"/>
+                <w:szCs w:val="24"/>
+                <w:vertAlign w:val="baseline"/>
+                <w:rtl w:val="0"/>
+                <w:lang w:val="en-US" w:eastAsia="zh-CN"/>
+              </w:rPr>
+            </w:pPr>
+            <w:r>
+              <w:rPr>
+                <w:rFonts w:hint="eastAsia" w:ascii="Times New Roman" w:hAnsi="Times New Roman" w:eastAsia="宋体" w:cs="Times New Roman"/>
+                <w:i w:val="0"/>
+                <w:iCs w:val="0"/>
+                <w:sz w:val="24"/>
+                <w:szCs w:val="24"/>
+                <w:vertAlign w:val="baseline"/>
+                <w:rtl w:val="0"/>
+                <w:lang w:val="en-US" w:eastAsia="zh-CN"/>
+              </w:rPr>
+              <w:t>79.46% (</w:t>
+            </w:r>
+            <w:r>
+              <w:rPr>
+                <w:rFonts w:hint="default" w:ascii="Times New Roman" w:hAnsi="Times New Roman" w:eastAsia="宋体" w:cs="Times New Roman"/>
+                <w:i w:val="0"/>
+                <w:iCs w:val="0"/>
+                <w:color w:val="00B050"/>
+                <w:sz w:val="24"/>
+                <w:szCs w:val="24"/>
+                <w:vertAlign w:val="baseline"/>
+                <w:rtl w:val="0"/>
+                <w:lang w:val="en-US" w:eastAsia="zh-CN"/>
+              </w:rPr>
+              <w:t>↑</w:t>
+            </w:r>
+            <w:r>
+              <w:rPr>
+                <w:rFonts w:hint="eastAsia" w:ascii="Times New Roman" w:hAnsi="Times New Roman" w:eastAsia="宋体" w:cs="Times New Roman"/>
+                <w:i w:val="0"/>
+                <w:iCs w:val="0"/>
+                <w:sz w:val="24"/>
+                <w:szCs w:val="24"/>
+                <w:vertAlign w:val="baseline"/>
+                <w:rtl w:val="0"/>
+                <w:lang w:val="en-US" w:eastAsia="zh-CN"/>
+              </w:rPr>
+              <w:t>)</w:t>
+            </w:r>
+          </w:p>
+        </w:tc>
+        <w:tc>
+          <w:tcPr>
+            <w:tcW w:w="2397" w:type="dxa"/>
+            <w:tcBorders>
+              <w:top w:val="nil"/>
+              <w:left w:val="nil"/>
+              <w:bottom w:val="nil"/>
+              <w:right w:val="nil"/>
+            </w:tcBorders>
+          </w:tcPr>
+          <w:p>
+            <w:pPr>
+              <w:keepNext w:val="0"/>
+              <w:keepLines w:val="0"/>
+              <w:widowControl/>
+              <w:suppressLineNumbers w:val="0"/>
+              <w:spacing w:before="0" w:beforeAutospacing="0" w:after="0" w:afterAutospacing="0"/>
+              <w:ind w:left="0" w:right="0"/>
+              <w:jc w:val="center"/>
+              <w:rPr>
+                <w:rFonts w:hint="default" w:ascii="Times New Roman" w:hAnsi="Times New Roman" w:eastAsia="宋体" w:cs="Times New Roman"/>
+                <w:i w:val="0"/>
+                <w:iCs w:val="0"/>
+                <w:sz w:val="24"/>
+                <w:szCs w:val="24"/>
+                <w:vertAlign w:val="baseline"/>
+                <w:rtl w:val="0"/>
+                <w:lang w:val="en-US" w:eastAsia="zh-CN"/>
+              </w:rPr>
+            </w:pPr>
+            <w:r>
+              <w:rPr>
+                <w:rFonts w:hint="default" w:ascii="Times New Roman" w:hAnsi="Times New Roman" w:eastAsia="宋体" w:cs="Times New Roman"/>
+                <w:i w:val="0"/>
+                <w:iCs w:val="0"/>
+                <w:sz w:val="24"/>
+                <w:szCs w:val="24"/>
+                <w:vertAlign w:val="baseline"/>
+                <w:rtl w:val="0"/>
+                <w:lang w:val="en-US" w:eastAsia="zh-CN"/>
+              </w:rPr>
+              <w:t>77.78%</w:t>
+            </w:r>
+            <w:r>
+              <w:rPr>
+                <w:rFonts w:hint="eastAsia" w:ascii="Times New Roman" w:hAnsi="Times New Roman" w:eastAsia="宋体" w:cs="Times New Roman"/>
+                <w:i w:val="0"/>
+                <w:iCs w:val="0"/>
+                <w:sz w:val="24"/>
+                <w:szCs w:val="24"/>
+                <w:vertAlign w:val="baseline"/>
+                <w:rtl w:val="0"/>
+                <w:lang w:val="en-US" w:eastAsia="zh-CN"/>
+              </w:rPr>
+              <w:t xml:space="preserve"> (</w:t>
+            </w:r>
+            <w:r>
+              <w:rPr>
+                <w:rFonts w:hint="default" w:ascii="Times New Roman" w:hAnsi="Times New Roman" w:eastAsia="宋体" w:cs="Times New Roman"/>
+                <w:i w:val="0"/>
+                <w:iCs w:val="0"/>
+                <w:color w:val="00B050"/>
+                <w:sz w:val="24"/>
+                <w:szCs w:val="24"/>
+                <w:vertAlign w:val="baseline"/>
+                <w:rtl w:val="0"/>
+                <w:lang w:val="en-US" w:eastAsia="zh-CN"/>
+              </w:rPr>
+              <w:t>↑</w:t>
+            </w:r>
+            <w:r>
+              <w:rPr>
+                <w:rFonts w:hint="eastAsia" w:ascii="Times New Roman" w:hAnsi="Times New Roman" w:eastAsia="宋体" w:cs="Times New Roman"/>
+                <w:i w:val="0"/>
+                <w:iCs w:val="0"/>
+                <w:sz w:val="24"/>
+                <w:szCs w:val="24"/>
+                <w:vertAlign w:val="baseline"/>
+                <w:rtl w:val="0"/>
+                <w:lang w:val="en-US" w:eastAsia="zh-CN"/>
+              </w:rPr>
+              <w:t>)</w:t>
+            </w:r>
+          </w:p>
+        </w:tc>
+        <w:tc>
+          <w:tcPr>
+            <w:tcW w:w="2397" w:type="dxa"/>
+            <w:tcBorders>
+              <w:top w:val="nil"/>
+              <w:left w:val="nil"/>
+              <w:bottom w:val="nil"/>
+              <w:right w:val="nil"/>
+            </w:tcBorders>
+          </w:tcPr>
+          <w:p>
+            <w:pPr>
+              <w:keepNext w:val="0"/>
+              <w:keepLines w:val="0"/>
+              <w:widowControl/>
+              <w:suppressLineNumbers w:val="0"/>
+              <w:spacing w:before="0" w:beforeAutospacing="0" w:after="0" w:afterAutospacing="0"/>
+              <w:ind w:left="0" w:right="0"/>
+              <w:jc w:val="center"/>
+              <w:rPr>
+                <w:rFonts w:hint="default" w:ascii="Times New Roman" w:hAnsi="Times New Roman" w:eastAsia="宋体" w:cs="Times New Roman"/>
+                <w:i w:val="0"/>
+                <w:iCs w:val="0"/>
+                <w:sz w:val="24"/>
+                <w:szCs w:val="24"/>
+                <w:vertAlign w:val="baseline"/>
+                <w:rtl w:val="0"/>
+                <w:lang w:val="en-US" w:eastAsia="zh-CN"/>
+              </w:rPr>
+            </w:pPr>
+            <w:r>
+              <w:rPr>
+                <w:rFonts w:hint="default" w:ascii="Times New Roman" w:hAnsi="Times New Roman" w:eastAsia="宋体" w:cs="Times New Roman"/>
+                <w:i w:val="0"/>
+                <w:iCs w:val="0"/>
+                <w:sz w:val="24"/>
+                <w:szCs w:val="24"/>
+                <w:vertAlign w:val="baseline"/>
+                <w:rtl w:val="0"/>
+                <w:lang w:val="en-US" w:eastAsia="zh-CN"/>
+              </w:rPr>
+              <w:t>78.37%</w:t>
+            </w:r>
+            <w:r>
+              <w:rPr>
+                <w:rFonts w:hint="eastAsia" w:ascii="Times New Roman" w:hAnsi="Times New Roman" w:eastAsia="宋体" w:cs="Times New Roman"/>
+                <w:i w:val="0"/>
+                <w:iCs w:val="0"/>
+                <w:sz w:val="24"/>
+                <w:szCs w:val="24"/>
+                <w:vertAlign w:val="baseline"/>
+                <w:rtl w:val="0"/>
+                <w:lang w:val="en-US" w:eastAsia="zh-CN"/>
+              </w:rPr>
+              <w:t xml:space="preserve"> (</w:t>
+            </w:r>
+            <w:r>
+              <w:rPr>
+                <w:rFonts w:hint="default" w:ascii="Times New Roman" w:hAnsi="Times New Roman" w:eastAsia="宋体" w:cs="Times New Roman"/>
+                <w:i w:val="0"/>
+                <w:iCs w:val="0"/>
+                <w:color w:val="00B050"/>
+                <w:sz w:val="24"/>
+                <w:szCs w:val="24"/>
+                <w:vertAlign w:val="baseline"/>
+                <w:rtl w:val="0"/>
+                <w:lang w:val="en-US" w:eastAsia="zh-CN"/>
+              </w:rPr>
+              <w:t>↑</w:t>
+            </w:r>
+            <w:r>
+              <w:rPr>
+                <w:rFonts w:hint="eastAsia" w:ascii="Times New Roman" w:hAnsi="Times New Roman" w:eastAsia="宋体" w:cs="Times New Roman"/>
+                <w:i w:val="0"/>
+                <w:iCs w:val="0"/>
+                <w:sz w:val="24"/>
+                <w:szCs w:val="24"/>
+                <w:vertAlign w:val="baseline"/>
+                <w:rtl w:val="0"/>
+                <w:lang w:val="en-US" w:eastAsia="zh-CN"/>
+              </w:rPr>
+              <w:t>)</w:t>
+            </w:r>
+          </w:p>
+        </w:tc>
+      </w:tr>
+      <w:tr>
+        <w:tblPrEx>
+          <w:tblBorders>
+            <w:top w:val="single" w:color="auto" w:sz="4" w:space="0"/>
+            <w:left w:val="single" w:color="auto" w:sz="4" w:space="0"/>
+            <w:bottom w:val="single" w:color="auto" w:sz="4" w:space="0"/>
+            <w:right w:val="single" w:color="auto" w:sz="4" w:space="0"/>
+            <w:insideH w:val="single" w:color="auto" w:sz="4" w:space="0"/>
+            <w:insideV w:val="single" w:color="auto" w:sz="4" w:space="0"/>
+          </w:tblBorders>
+          <w:tblCellMar>
+            <w:top w:w="0" w:type="dxa"/>
+            <w:left w:w="108" w:type="dxa"/>
+            <w:bottom w:w="0" w:type="dxa"/>
+            <w:right w:w="108" w:type="dxa"/>
+          </w:tblCellMar>
+        </w:tblPrEx>
+        <w:tc>
+          <w:tcPr>
+            <w:tcW w:w="2396" w:type="dxa"/>
+            <w:tcBorders>
+              <w:top w:val="nil"/>
+              <w:left w:val="nil"/>
+              <w:bottom w:val="nil"/>
+              <w:right w:val="nil"/>
+            </w:tcBorders>
+          </w:tcPr>
+          <w:p>
+            <w:pPr>
+              <w:keepNext w:val="0"/>
+              <w:keepLines w:val="0"/>
+              <w:widowControl/>
+              <w:suppressLineNumbers w:val="0"/>
+              <w:spacing w:before="0" w:beforeAutospacing="0" w:after="0" w:afterAutospacing="0"/>
+              <w:ind w:left="0" w:right="0"/>
+              <w:jc w:val="center"/>
+              <w:rPr>
+                <w:rFonts w:hint="default" w:ascii="Times New Roman" w:hAnsi="Times New Roman" w:eastAsia="宋体" w:cs="Times New Roman"/>
+                <w:i w:val="0"/>
+                <w:iCs w:val="0"/>
+                <w:sz w:val="24"/>
+                <w:szCs w:val="24"/>
+                <w:vertAlign w:val="baseline"/>
+                <w:rtl w:val="0"/>
+                <w:lang w:val="en-US" w:eastAsia="zh-CN"/>
+              </w:rPr>
+            </w:pPr>
+            <w:r>
+              <w:rPr>
+                <w:rFonts w:hint="eastAsia" w:ascii="Times New Roman" w:hAnsi="Times New Roman" w:eastAsia="宋体" w:cs="Times New Roman"/>
+                <w:i w:val="0"/>
+                <w:iCs w:val="0"/>
+                <w:sz w:val="24"/>
+                <w:szCs w:val="24"/>
+                <w:vertAlign w:val="baseline"/>
+                <w:rtl w:val="0"/>
+                <w:lang w:val="en-US" w:eastAsia="zh-CN"/>
+              </w:rPr>
+              <w:t>Model</w:t>
+            </w:r>
+            <w:r>
+              <w:rPr>
+                <w:rFonts w:hint="eastAsia" w:ascii="Times New Roman" w:hAnsi="Times New Roman" w:eastAsia="宋体" w:cs="Times New Roman"/>
+                <w:i w:val="0"/>
+                <w:iCs w:val="0"/>
+                <w:sz w:val="24"/>
+                <w:szCs w:val="24"/>
+                <w:vertAlign w:val="subscript"/>
+                <w:rtl w:val="0"/>
+                <w:lang w:val="en-US" w:eastAsia="zh-CN"/>
+              </w:rPr>
+              <w:t>2</w:t>
+            </w:r>
+          </w:p>
+        </w:tc>
+        <w:tc>
+          <w:tcPr>
+            <w:tcW w:w="2396" w:type="dxa"/>
+            <w:tcBorders>
+              <w:top w:val="nil"/>
+              <w:left w:val="nil"/>
+              <w:bottom w:val="nil"/>
+              <w:right w:val="nil"/>
+            </w:tcBorders>
+          </w:tcPr>
+          <w:p>
+            <w:pPr>
+              <w:keepNext w:val="0"/>
+              <w:keepLines w:val="0"/>
+              <w:widowControl/>
+              <w:suppressLineNumbers w:val="0"/>
+              <w:spacing w:before="0" w:beforeAutospacing="0" w:after="0" w:afterAutospacing="0"/>
+              <w:ind w:left="0" w:right="0"/>
+              <w:jc w:val="center"/>
+              <w:rPr>
+                <w:rFonts w:hint="default" w:ascii="Times New Roman" w:hAnsi="Times New Roman" w:eastAsia="宋体" w:cs="Times New Roman"/>
+                <w:i w:val="0"/>
+                <w:iCs w:val="0"/>
+                <w:sz w:val="24"/>
+                <w:szCs w:val="24"/>
+                <w:vertAlign w:val="baseline"/>
+                <w:rtl w:val="0"/>
+                <w:lang w:val="en-US" w:eastAsia="zh-CN"/>
+              </w:rPr>
+            </w:pPr>
+            <w:r>
+              <w:rPr>
+                <w:rFonts w:hint="default" w:ascii="Times New Roman" w:hAnsi="Times New Roman" w:eastAsia="宋体" w:cs="Times New Roman"/>
+                <w:i w:val="0"/>
+                <w:iCs w:val="0"/>
+                <w:sz w:val="24"/>
+                <w:szCs w:val="24"/>
+                <w:vertAlign w:val="baseline"/>
+                <w:rtl w:val="0"/>
+                <w:lang w:val="en-US" w:eastAsia="zh-CN"/>
+              </w:rPr>
+              <w:t>70.63%</w:t>
+            </w:r>
+            <w:r>
+              <w:rPr>
+                <w:rFonts w:hint="eastAsia" w:ascii="Times New Roman" w:hAnsi="Times New Roman" w:eastAsia="宋体" w:cs="Times New Roman"/>
+                <w:i w:val="0"/>
+                <w:iCs w:val="0"/>
+                <w:sz w:val="24"/>
+                <w:szCs w:val="24"/>
+                <w:vertAlign w:val="baseline"/>
+                <w:rtl w:val="0"/>
+                <w:lang w:val="en-US" w:eastAsia="zh-CN"/>
+              </w:rPr>
+              <w:t>(</w:t>
+            </w:r>
+            <w:r>
+              <w:rPr>
+                <w:rFonts w:hint="default" w:ascii="Times New Roman" w:hAnsi="Times New Roman" w:eastAsia="宋体" w:cs="Times New Roman"/>
+                <w:i w:val="0"/>
+                <w:iCs w:val="0"/>
+                <w:color w:val="00B050"/>
+                <w:sz w:val="24"/>
+                <w:szCs w:val="24"/>
+                <w:vertAlign w:val="baseline"/>
+                <w:rtl w:val="0"/>
+                <w:lang w:val="en-US" w:eastAsia="zh-CN"/>
+              </w:rPr>
+              <w:t>↑</w:t>
+            </w:r>
+            <w:r>
+              <w:rPr>
+                <w:rFonts w:hint="eastAsia" w:ascii="Times New Roman" w:hAnsi="Times New Roman" w:eastAsia="宋体" w:cs="Times New Roman"/>
+                <w:i w:val="0"/>
+                <w:iCs w:val="0"/>
+                <w:sz w:val="24"/>
+                <w:szCs w:val="24"/>
+                <w:vertAlign w:val="baseline"/>
+                <w:rtl w:val="0"/>
+                <w:lang w:val="en-US" w:eastAsia="zh-CN"/>
+              </w:rPr>
+              <w:t>)</w:t>
+            </w:r>
+          </w:p>
+        </w:tc>
+        <w:tc>
+          <w:tcPr>
+            <w:tcW w:w="2397" w:type="dxa"/>
+            <w:tcBorders>
+              <w:top w:val="nil"/>
+              <w:left w:val="nil"/>
+              <w:bottom w:val="nil"/>
+              <w:right w:val="nil"/>
+            </w:tcBorders>
+          </w:tcPr>
+          <w:p>
+            <w:pPr>
+              <w:keepNext w:val="0"/>
+              <w:keepLines w:val="0"/>
+              <w:widowControl/>
+              <w:suppressLineNumbers w:val="0"/>
+              <w:spacing w:before="0" w:beforeAutospacing="0" w:after="0" w:afterAutospacing="0"/>
+              <w:ind w:left="0" w:right="0"/>
+              <w:jc w:val="center"/>
+              <w:rPr>
+                <w:rFonts w:hint="default" w:ascii="Times New Roman" w:hAnsi="Times New Roman" w:eastAsia="宋体" w:cs="Times New Roman"/>
+                <w:i w:val="0"/>
+                <w:iCs w:val="0"/>
+                <w:sz w:val="24"/>
+                <w:szCs w:val="24"/>
+                <w:vertAlign w:val="baseline"/>
+                <w:rtl w:val="0"/>
+                <w:lang w:val="en-US" w:eastAsia="zh-CN"/>
+              </w:rPr>
+            </w:pPr>
+            <w:r>
+              <w:rPr>
+                <w:rFonts w:hint="default" w:ascii="Times New Roman" w:hAnsi="Times New Roman" w:eastAsia="宋体" w:cs="Times New Roman"/>
+                <w:i w:val="0"/>
+                <w:iCs w:val="0"/>
+                <w:sz w:val="24"/>
+                <w:szCs w:val="24"/>
+                <w:vertAlign w:val="baseline"/>
+                <w:rtl w:val="0"/>
+                <w:lang w:val="en-US" w:eastAsia="zh-CN"/>
+              </w:rPr>
+              <w:t>83.00%</w:t>
+            </w:r>
+            <w:r>
+              <w:rPr>
+                <w:rFonts w:hint="eastAsia" w:ascii="Times New Roman" w:hAnsi="Times New Roman" w:eastAsia="宋体" w:cs="Times New Roman"/>
+                <w:i w:val="0"/>
+                <w:iCs w:val="0"/>
+                <w:sz w:val="24"/>
+                <w:szCs w:val="24"/>
+                <w:vertAlign w:val="baseline"/>
+                <w:rtl w:val="0"/>
+                <w:lang w:val="en-US" w:eastAsia="zh-CN"/>
+              </w:rPr>
+              <w:t xml:space="preserve"> (</w:t>
+            </w:r>
+            <w:r>
+              <w:rPr>
+                <w:rFonts w:hint="default" w:ascii="Times New Roman" w:hAnsi="Times New Roman" w:eastAsia="宋体" w:cs="Times New Roman"/>
+                <w:i w:val="0"/>
+                <w:iCs w:val="0"/>
+                <w:color w:val="00B050"/>
+                <w:sz w:val="24"/>
+                <w:szCs w:val="24"/>
+                <w:vertAlign w:val="baseline"/>
+                <w:rtl w:val="0"/>
+                <w:lang w:val="en-US" w:eastAsia="zh-CN"/>
+              </w:rPr>
+              <w:t>↑</w:t>
+            </w:r>
+            <w:r>
+              <w:rPr>
+                <w:rFonts w:hint="eastAsia" w:ascii="Times New Roman" w:hAnsi="Times New Roman" w:eastAsia="宋体" w:cs="Times New Roman"/>
+                <w:i w:val="0"/>
+                <w:iCs w:val="0"/>
+                <w:sz w:val="24"/>
+                <w:szCs w:val="24"/>
+                <w:vertAlign w:val="baseline"/>
+                <w:rtl w:val="0"/>
+                <w:lang w:val="en-US" w:eastAsia="zh-CN"/>
+              </w:rPr>
+              <w:t>)</w:t>
+            </w:r>
+          </w:p>
+        </w:tc>
+        <w:tc>
+          <w:tcPr>
+            <w:tcW w:w="2397" w:type="dxa"/>
+            <w:tcBorders>
+              <w:top w:val="nil"/>
+              <w:left w:val="nil"/>
+              <w:bottom w:val="nil"/>
+              <w:right w:val="nil"/>
+            </w:tcBorders>
+          </w:tcPr>
+          <w:p>
+            <w:pPr>
+              <w:keepNext w:val="0"/>
+              <w:keepLines w:val="0"/>
+              <w:widowControl/>
+              <w:suppressLineNumbers w:val="0"/>
+              <w:spacing w:before="0" w:beforeAutospacing="0" w:after="0" w:afterAutospacing="0"/>
+              <w:ind w:left="0" w:right="0"/>
+              <w:jc w:val="center"/>
+              <w:rPr>
+                <w:rFonts w:hint="default" w:ascii="Times New Roman" w:hAnsi="Times New Roman" w:eastAsia="宋体" w:cs="Times New Roman"/>
+                <w:i w:val="0"/>
+                <w:iCs w:val="0"/>
+                <w:sz w:val="24"/>
+                <w:szCs w:val="24"/>
+                <w:vertAlign w:val="baseline"/>
+                <w:rtl w:val="0"/>
+                <w:lang w:val="en-US" w:eastAsia="zh-CN"/>
+              </w:rPr>
+            </w:pPr>
+            <w:r>
+              <w:rPr>
+                <w:rFonts w:hint="default" w:ascii="Times New Roman" w:hAnsi="Times New Roman" w:eastAsia="宋体" w:cs="Times New Roman"/>
+                <w:i w:val="0"/>
+                <w:iCs w:val="0"/>
+                <w:sz w:val="24"/>
+                <w:szCs w:val="24"/>
+                <w:vertAlign w:val="baseline"/>
+                <w:rtl w:val="0"/>
+                <w:lang w:val="en-US" w:eastAsia="zh-CN"/>
+              </w:rPr>
+              <w:t>78.64%</w:t>
+            </w:r>
+            <w:r>
+              <w:rPr>
+                <w:rFonts w:hint="eastAsia" w:ascii="Times New Roman" w:hAnsi="Times New Roman" w:eastAsia="宋体" w:cs="Times New Roman"/>
+                <w:i w:val="0"/>
+                <w:iCs w:val="0"/>
+                <w:sz w:val="24"/>
+                <w:szCs w:val="24"/>
+                <w:vertAlign w:val="baseline"/>
+                <w:rtl w:val="0"/>
+                <w:lang w:val="en-US" w:eastAsia="zh-CN"/>
+              </w:rPr>
+              <w:t xml:space="preserve"> (</w:t>
+            </w:r>
+            <w:r>
+              <w:rPr>
+                <w:rFonts w:hint="default" w:ascii="Times New Roman" w:hAnsi="Times New Roman" w:eastAsia="宋体" w:cs="Times New Roman"/>
+                <w:i w:val="0"/>
+                <w:iCs w:val="0"/>
+                <w:color w:val="00B050"/>
+                <w:sz w:val="24"/>
+                <w:szCs w:val="24"/>
+                <w:vertAlign w:val="baseline"/>
+                <w:rtl w:val="0"/>
+                <w:lang w:val="en-US" w:eastAsia="zh-CN"/>
+              </w:rPr>
+              <w:t>↑</w:t>
+            </w:r>
+            <w:r>
+              <w:rPr>
+                <w:rFonts w:hint="eastAsia" w:ascii="Times New Roman" w:hAnsi="Times New Roman" w:eastAsia="宋体" w:cs="Times New Roman"/>
+                <w:i w:val="0"/>
+                <w:iCs w:val="0"/>
+                <w:sz w:val="24"/>
+                <w:szCs w:val="24"/>
+                <w:vertAlign w:val="baseline"/>
+                <w:rtl w:val="0"/>
+                <w:lang w:val="en-US" w:eastAsia="zh-CN"/>
+              </w:rPr>
+              <w:t>)</w:t>
+            </w:r>
+          </w:p>
+        </w:tc>
+      </w:tr>
+      <w:tr>
+        <w:tblPrEx>
+          <w:tblBorders>
+            <w:top w:val="single" w:color="auto" w:sz="4" w:space="0"/>
+            <w:left w:val="single" w:color="auto" w:sz="4" w:space="0"/>
+            <w:bottom w:val="single" w:color="auto" w:sz="4" w:space="0"/>
+            <w:right w:val="single" w:color="auto" w:sz="4" w:space="0"/>
+            <w:insideH w:val="single" w:color="auto" w:sz="4" w:space="0"/>
+            <w:insideV w:val="single" w:color="auto" w:sz="4" w:space="0"/>
+          </w:tblBorders>
+          <w:tblCellMar>
+            <w:top w:w="0" w:type="dxa"/>
+            <w:left w:w="108" w:type="dxa"/>
+            <w:bottom w:w="0" w:type="dxa"/>
+            <w:right w:w="108" w:type="dxa"/>
+          </w:tblCellMar>
+        </w:tblPrEx>
+        <w:tc>
+          <w:tcPr>
+            <w:tcW w:w="2396" w:type="dxa"/>
+            <w:tcBorders>
+              <w:top w:val="nil"/>
+              <w:left w:val="nil"/>
+              <w:bottom w:val="thickThinSmallGap" w:color="auto" w:sz="24" w:space="0"/>
+              <w:right w:val="nil"/>
+            </w:tcBorders>
+          </w:tcPr>
+          <w:p>
+            <w:pPr>
+              <w:keepNext w:val="0"/>
+              <w:keepLines w:val="0"/>
+              <w:widowControl/>
+              <w:suppressLineNumbers w:val="0"/>
+              <w:spacing w:before="0" w:beforeAutospacing="0" w:after="0" w:afterAutospacing="0"/>
+              <w:ind w:left="0" w:right="0"/>
+              <w:jc w:val="center"/>
+              <w:rPr>
+                <w:rFonts w:hint="default" w:ascii="Times New Roman" w:hAnsi="Times New Roman" w:eastAsia="宋体" w:cs="Times New Roman"/>
+                <w:i w:val="0"/>
+                <w:iCs w:val="0"/>
+                <w:sz w:val="24"/>
+                <w:szCs w:val="24"/>
+                <w:vertAlign w:val="baseline"/>
+                <w:rtl w:val="0"/>
+                <w:lang w:val="en-US" w:eastAsia="zh-CN"/>
+              </w:rPr>
+            </w:pPr>
+            <w:r>
+              <w:rPr>
+                <w:rFonts w:hint="eastAsia" w:ascii="Times New Roman" w:hAnsi="Times New Roman" w:eastAsia="宋体" w:cs="Times New Roman"/>
+                <w:i w:val="0"/>
+                <w:iCs w:val="0"/>
+                <w:sz w:val="24"/>
+                <w:szCs w:val="24"/>
+                <w:vertAlign w:val="baseline"/>
+                <w:rtl w:val="0"/>
+                <w:lang w:val="en-US" w:eastAsia="zh-CN"/>
+              </w:rPr>
+              <w:t>Model</w:t>
+            </w:r>
+            <w:r>
+              <w:rPr>
+                <w:rFonts w:hint="eastAsia" w:ascii="Times New Roman" w:hAnsi="Times New Roman" w:eastAsia="宋体" w:cs="Times New Roman"/>
+                <w:i w:val="0"/>
+                <w:iCs w:val="0"/>
+                <w:sz w:val="24"/>
+                <w:szCs w:val="24"/>
+                <w:vertAlign w:val="subscript"/>
+                <w:rtl w:val="0"/>
+                <w:lang w:val="en-US" w:eastAsia="zh-CN"/>
+              </w:rPr>
+              <w:t>1+2</w:t>
+            </w:r>
+          </w:p>
+        </w:tc>
+        <w:tc>
+          <w:tcPr>
+            <w:tcW w:w="2396" w:type="dxa"/>
+            <w:tcBorders>
+              <w:top w:val="nil"/>
+              <w:left w:val="nil"/>
+              <w:bottom w:val="thickThinSmallGap" w:color="auto" w:sz="24" w:space="0"/>
+              <w:right w:val="nil"/>
+            </w:tcBorders>
+          </w:tcPr>
+          <w:p>
+            <w:pPr>
+              <w:keepNext w:val="0"/>
+              <w:keepLines w:val="0"/>
+              <w:widowControl/>
+              <w:suppressLineNumbers w:val="0"/>
+              <w:spacing w:before="0" w:beforeAutospacing="0" w:after="0" w:afterAutospacing="0"/>
+              <w:ind w:left="0" w:right="0"/>
+              <w:jc w:val="center"/>
+              <w:rPr>
+                <w:rFonts w:hint="default" w:ascii="Times New Roman" w:hAnsi="Times New Roman" w:eastAsia="宋体" w:cs="Times New Roman"/>
+                <w:i w:val="0"/>
+                <w:iCs w:val="0"/>
+                <w:sz w:val="24"/>
+                <w:szCs w:val="24"/>
+                <w:vertAlign w:val="baseline"/>
+                <w:rtl w:val="0"/>
+                <w:lang w:val="en-US" w:eastAsia="zh-CN"/>
+              </w:rPr>
+            </w:pPr>
+            <w:r>
+              <w:rPr>
+                <w:rFonts w:hint="default" w:ascii="Times New Roman" w:hAnsi="Times New Roman" w:eastAsia="宋体" w:cs="Times New Roman"/>
+                <w:i w:val="0"/>
+                <w:iCs w:val="0"/>
+                <w:sz w:val="24"/>
+                <w:szCs w:val="24"/>
+                <w:vertAlign w:val="baseline"/>
+                <w:rtl w:val="0"/>
+                <w:lang w:val="en-US" w:eastAsia="zh-CN"/>
+              </w:rPr>
+              <w:t>80.76%</w:t>
+            </w:r>
+            <w:r>
+              <w:rPr>
+                <w:rFonts w:hint="eastAsia" w:ascii="Times New Roman" w:hAnsi="Times New Roman" w:eastAsia="宋体" w:cs="Times New Roman"/>
+                <w:i w:val="0"/>
+                <w:iCs w:val="0"/>
+                <w:sz w:val="24"/>
+                <w:szCs w:val="24"/>
+                <w:vertAlign w:val="baseline"/>
+                <w:rtl w:val="0"/>
+                <w:lang w:val="en-US" w:eastAsia="zh-CN"/>
+              </w:rPr>
+              <w:t xml:space="preserve"> (</w:t>
+            </w:r>
+            <w:r>
+              <w:rPr>
+                <w:rFonts w:hint="default" w:ascii="Times New Roman" w:hAnsi="Times New Roman" w:eastAsia="宋体" w:cs="Times New Roman"/>
+                <w:i w:val="0"/>
+                <w:iCs w:val="0"/>
+                <w:color w:val="00B050"/>
+                <w:sz w:val="24"/>
+                <w:szCs w:val="24"/>
+                <w:vertAlign w:val="baseline"/>
+                <w:rtl w:val="0"/>
+                <w:lang w:val="en-US" w:eastAsia="zh-CN"/>
+              </w:rPr>
+              <w:t>↑</w:t>
+            </w:r>
+            <w:r>
+              <w:rPr>
+                <w:rFonts w:hint="eastAsia" w:ascii="Times New Roman" w:hAnsi="Times New Roman" w:eastAsia="宋体" w:cs="Times New Roman"/>
+                <w:i w:val="0"/>
+                <w:iCs w:val="0"/>
+                <w:sz w:val="24"/>
+                <w:szCs w:val="24"/>
+                <w:vertAlign w:val="baseline"/>
+                <w:rtl w:val="0"/>
+                <w:lang w:val="en-US" w:eastAsia="zh-CN"/>
+              </w:rPr>
+              <w:t>)</w:t>
+            </w:r>
+          </w:p>
+        </w:tc>
+        <w:tc>
+          <w:tcPr>
+            <w:tcW w:w="2397" w:type="dxa"/>
+            <w:tcBorders>
+              <w:top w:val="nil"/>
+              <w:left w:val="nil"/>
+              <w:bottom w:val="thickThinSmallGap" w:color="auto" w:sz="24" w:space="0"/>
+              <w:right w:val="nil"/>
+            </w:tcBorders>
+          </w:tcPr>
+          <w:p>
+            <w:pPr>
+              <w:keepNext w:val="0"/>
+              <w:keepLines w:val="0"/>
+              <w:widowControl/>
+              <w:suppressLineNumbers w:val="0"/>
+              <w:spacing w:before="0" w:beforeAutospacing="0" w:after="0" w:afterAutospacing="0"/>
+              <w:ind w:left="0" w:right="0"/>
+              <w:jc w:val="center"/>
+              <w:rPr>
+                <w:rFonts w:hint="default" w:ascii="Times New Roman" w:hAnsi="Times New Roman" w:eastAsia="宋体" w:cs="Times New Roman"/>
+                <w:i w:val="0"/>
+                <w:iCs w:val="0"/>
+                <w:sz w:val="24"/>
+                <w:szCs w:val="24"/>
+                <w:vertAlign w:val="baseline"/>
+                <w:rtl w:val="0"/>
+                <w:lang w:val="en-US" w:eastAsia="zh-CN"/>
+              </w:rPr>
+            </w:pPr>
+            <w:r>
+              <w:rPr>
+                <w:rFonts w:hint="default" w:ascii="Times New Roman" w:hAnsi="Times New Roman" w:eastAsia="宋体" w:cs="Times New Roman"/>
+                <w:i w:val="0"/>
+                <w:iCs w:val="0"/>
+                <w:sz w:val="24"/>
+                <w:szCs w:val="24"/>
+                <w:vertAlign w:val="baseline"/>
+                <w:rtl w:val="0"/>
+                <w:lang w:val="en-US" w:eastAsia="zh-CN"/>
+              </w:rPr>
+              <w:t>83.91%</w:t>
+            </w:r>
+            <w:r>
+              <w:rPr>
+                <w:rFonts w:hint="eastAsia" w:ascii="Times New Roman" w:hAnsi="Times New Roman" w:eastAsia="宋体" w:cs="Times New Roman"/>
+                <w:i w:val="0"/>
+                <w:iCs w:val="0"/>
+                <w:sz w:val="24"/>
+                <w:szCs w:val="24"/>
+                <w:vertAlign w:val="baseline"/>
+                <w:rtl w:val="0"/>
+                <w:lang w:val="en-US" w:eastAsia="zh-CN"/>
+              </w:rPr>
+              <w:t xml:space="preserve"> (</w:t>
+            </w:r>
+            <w:r>
+              <w:rPr>
+                <w:rFonts w:hint="default" w:ascii="Times New Roman" w:hAnsi="Times New Roman" w:eastAsia="宋体" w:cs="Times New Roman"/>
+                <w:i w:val="0"/>
+                <w:iCs w:val="0"/>
+                <w:color w:val="00B050"/>
+                <w:sz w:val="24"/>
+                <w:szCs w:val="24"/>
+                <w:vertAlign w:val="baseline"/>
+                <w:rtl w:val="0"/>
+                <w:lang w:val="en-US" w:eastAsia="zh-CN"/>
+              </w:rPr>
+              <w:t>↑</w:t>
+            </w:r>
+            <w:r>
+              <w:rPr>
+                <w:rFonts w:hint="eastAsia" w:ascii="Times New Roman" w:hAnsi="Times New Roman" w:eastAsia="宋体" w:cs="Times New Roman"/>
+                <w:i w:val="0"/>
+                <w:iCs w:val="0"/>
+                <w:sz w:val="24"/>
+                <w:szCs w:val="24"/>
+                <w:vertAlign w:val="baseline"/>
+                <w:rtl w:val="0"/>
+                <w:lang w:val="en-US" w:eastAsia="zh-CN"/>
+              </w:rPr>
+              <w:t>)</w:t>
+            </w:r>
+          </w:p>
+        </w:tc>
+        <w:tc>
+          <w:tcPr>
+            <w:tcW w:w="2397" w:type="dxa"/>
+            <w:tcBorders>
+              <w:top w:val="nil"/>
+              <w:left w:val="nil"/>
+              <w:bottom w:val="thickThinSmallGap" w:color="auto" w:sz="24" w:space="0"/>
+              <w:right w:val="nil"/>
+            </w:tcBorders>
+          </w:tcPr>
+          <w:p>
+            <w:pPr>
+              <w:keepNext w:val="0"/>
+              <w:keepLines w:val="0"/>
+              <w:widowControl/>
+              <w:suppressLineNumbers w:val="0"/>
+              <w:spacing w:before="0" w:beforeAutospacing="0" w:after="0" w:afterAutospacing="0"/>
+              <w:ind w:left="0" w:right="0"/>
+              <w:jc w:val="center"/>
+              <w:rPr>
+                <w:rFonts w:hint="default" w:ascii="Times New Roman" w:hAnsi="Times New Roman" w:eastAsia="宋体" w:cs="Times New Roman"/>
+                <w:i w:val="0"/>
+                <w:iCs w:val="0"/>
+                <w:sz w:val="24"/>
+                <w:szCs w:val="24"/>
+                <w:vertAlign w:val="baseline"/>
+                <w:rtl w:val="0"/>
+                <w:lang w:val="en-US" w:eastAsia="zh-CN"/>
+              </w:rPr>
+            </w:pPr>
+            <w:r>
+              <w:rPr>
+                <w:rFonts w:hint="default" w:ascii="Times New Roman" w:hAnsi="Times New Roman" w:eastAsia="宋体" w:cs="Times New Roman"/>
+                <w:i w:val="0"/>
+                <w:iCs w:val="0"/>
+                <w:sz w:val="24"/>
+                <w:szCs w:val="24"/>
+                <w:vertAlign w:val="baseline"/>
+                <w:rtl w:val="0"/>
+                <w:lang w:val="en-US" w:eastAsia="zh-CN"/>
+              </w:rPr>
+              <w:t>82.80%</w:t>
+            </w:r>
+            <w:r>
+              <w:rPr>
+                <w:rFonts w:hint="eastAsia" w:ascii="Times New Roman" w:hAnsi="Times New Roman" w:eastAsia="宋体" w:cs="Times New Roman"/>
+                <w:i w:val="0"/>
+                <w:iCs w:val="0"/>
+                <w:sz w:val="24"/>
+                <w:szCs w:val="24"/>
+                <w:vertAlign w:val="baseline"/>
+                <w:rtl w:val="0"/>
+                <w:lang w:val="en-US" w:eastAsia="zh-CN"/>
+              </w:rPr>
+              <w:t xml:space="preserve"> (</w:t>
+            </w:r>
+            <w:r>
+              <w:rPr>
+                <w:rFonts w:hint="default" w:ascii="Times New Roman" w:hAnsi="Times New Roman" w:eastAsia="宋体" w:cs="Times New Roman"/>
+                <w:i w:val="0"/>
+                <w:iCs w:val="0"/>
+                <w:color w:val="00B050"/>
+                <w:sz w:val="24"/>
+                <w:szCs w:val="24"/>
+                <w:vertAlign w:val="baseline"/>
+                <w:rtl w:val="0"/>
+                <w:lang w:val="en-US" w:eastAsia="zh-CN"/>
+              </w:rPr>
+              <w:t>↑</w:t>
+            </w:r>
+            <w:r>
+              <w:rPr>
+                <w:rFonts w:hint="eastAsia" w:ascii="Times New Roman" w:hAnsi="Times New Roman" w:eastAsia="宋体" w:cs="Times New Roman"/>
+                <w:i w:val="0"/>
+                <w:iCs w:val="0"/>
+                <w:sz w:val="24"/>
+                <w:szCs w:val="24"/>
+                <w:vertAlign w:val="baseline"/>
+                <w:rtl w:val="0"/>
+                <w:lang w:val="en-US" w:eastAsia="zh-CN"/>
+              </w:rPr>
+              <w:t>)</w:t>
+            </w:r>
+          </w:p>
+        </w:tc>
+      </w:tr>
+    </w:tbl>
+    <w:p>
+      <w:pPr>
+        <w:spacing w:before="98"/>
+        <w:jc w:val="both"/>
+        <w:rPr>
+          <w:rFonts w:hint="default"/>
           <w:rtl w:val="0"/>
           <w:lang w:val="en-US" w:eastAsia="zh-CN"/>
         </w:rPr>
@@ -6053,57 +6071,7 @@
           <w:rtl w:val="0"/>
           <w:lang w:val="en-US" w:eastAsia="zh-CN"/>
         </w:rPr>
-        <w:t>According to Table 2, the combination of Model</w:t>
-      </w:r>
-      <w:r>
-        <w:rPr>
-          <w:rFonts w:hint="eastAsia" w:ascii="Times New Roman" w:hAnsi="Times New Roman" w:eastAsia="宋体" w:cs="Times New Roman"/>
-          <w:i w:val="0"/>
-          <w:iCs w:val="0"/>
-          <w:sz w:val="24"/>
-          <w:szCs w:val="24"/>
-          <w:vertAlign w:val="subscript"/>
-          <w:rtl w:val="0"/>
-          <w:lang w:val="en-US" w:eastAsia="zh-CN"/>
-        </w:rPr>
-        <w:t>1+2</w:t>
-      </w:r>
-      <w:r>
-        <w:rPr>
-          <w:rFonts w:hint="eastAsia" w:ascii="Times New Roman" w:hAnsi="Times New Roman" w:eastAsia="宋体" w:cs="Times New Roman"/>
-          <w:i w:val="0"/>
-          <w:iCs w:val="0"/>
-          <w:sz w:val="24"/>
-          <w:szCs w:val="24"/>
-          <w:rtl w:val="0"/>
-          <w:lang w:val="en-US" w:eastAsia="zh-CN"/>
-        </w:rPr>
-        <w:t xml:space="preserve"> and Test Set 2 achieve the highest accuracy. This can be explained by the fact that Model</w:t>
-      </w:r>
-      <w:r>
-        <w:rPr>
-          <w:rFonts w:hint="eastAsia" w:ascii="Times New Roman" w:hAnsi="Times New Roman" w:eastAsia="宋体" w:cs="Times New Roman"/>
-          <w:i w:val="0"/>
-          <w:iCs w:val="0"/>
-          <w:sz w:val="24"/>
-          <w:szCs w:val="24"/>
-          <w:vertAlign w:val="subscript"/>
-          <w:rtl w:val="0"/>
-          <w:lang w:val="en-US" w:eastAsia="zh-CN"/>
-        </w:rPr>
-        <w:t>1+2</w:t>
-      </w:r>
-      <w:r>
-        <w:rPr>
-          <w:rFonts w:hint="eastAsia" w:ascii="Times New Roman" w:hAnsi="Times New Roman" w:eastAsia="宋体" w:cs="Times New Roman"/>
-          <w:i w:val="0"/>
-          <w:iCs w:val="0"/>
-          <w:sz w:val="24"/>
-          <w:szCs w:val="24"/>
-          <w:rtl w:val="0"/>
-          <w:lang w:val="en-US" w:eastAsia="zh-CN"/>
-        </w:rPr>
-        <w:t xml:space="preserve"> was trained on the largest dataset (train1.mat + train2.mat), which helps the model avoid underfitting and learn more robust features. Moreover, it was tested on Test Set 2, which represents only a subset of the entire testing dataset (test1.mat + test2.mat). As a result, the testing data are relatively less complex and contain fewer variations, making it easier for the model to achieve higher accuracy.</w:t>
+        <w:t>By comparing Table 1 and Table 2, it is evident that the performance improved remarkably in all cases. Therefore, we can conclude that focusing on a narrow time window of 300–600 ms after stimulus onset, corresponding to the P300 component, helps the model achieve significantly better performance.</w:t>
       </w:r>
     </w:p>
     <w:p>
@@ -6137,7 +6105,6 @@
           <w:iCs w:val="0"/>
           <w:sz w:val="24"/>
           <w:szCs w:val="24"/>
-          <w:vertAlign w:val="baseline"/>
           <w:rtl w:val="0"/>
           <w:lang w:val="en-US" w:eastAsia="zh-CN"/>
         </w:rPr>
@@ -6152,7 +6119,7 @@
           <w:rtl w:val="0"/>
           <w:lang w:val="en-US" w:eastAsia="zh-CN"/>
         </w:rPr>
-        <w:t>As for generalizing ability, we should examine models trained and tested with data from totally different trials. Model</w:t>
+        <w:t>According to Table 2, the combination of Model</w:t>
       </w:r>
       <w:r>
         <w:rPr>
@@ -6165,32 +6132,19 @@
           <w:rtl w:val="0"/>
           <w:lang w:val="en-US" w:eastAsia="zh-CN"/>
         </w:rPr>
-        <w:t xml:space="preserve">1 </w:t>
-      </w:r>
-      <w:r>
-        <w:rPr>
-          <w:rFonts w:hint="eastAsia" w:ascii="Times New Roman" w:hAnsi="Times New Roman" w:eastAsia="宋体" w:cs="Times New Roman"/>
-          <w:i w:val="0"/>
-          <w:iCs w:val="0"/>
-          <w:sz w:val="24"/>
-          <w:szCs w:val="24"/>
-          <w:vertAlign w:val="baseline"/>
-          <w:rtl w:val="0"/>
-          <w:lang w:val="en-US" w:eastAsia="zh-CN"/>
-        </w:rPr>
-        <w:t xml:space="preserve">tested on </w:t>
-      </w:r>
-      <w:r>
-        <w:rPr>
-          <w:rFonts w:hint="eastAsia" w:ascii="Times New Roman" w:hAnsi="Times New Roman" w:eastAsia="宋体" w:cs="Times New Roman"/>
-          <w:i w:val="0"/>
-          <w:iCs w:val="0"/>
-          <w:sz w:val="24"/>
-          <w:szCs w:val="24"/>
-          <w:rtl w:val="0"/>
-          <w:lang w:val="en-US" w:eastAsia="zh-CN"/>
-        </w:rPr>
-        <w:t>Test Set 2 achieves a higher accuracy (77.78%) than Model</w:t>
+        <w:t>1+2</w:t>
+      </w:r>
+      <w:r>
+        <w:rPr>
+          <w:rFonts w:hint="eastAsia" w:ascii="Times New Roman" w:hAnsi="Times New Roman" w:eastAsia="宋体" w:cs="Times New Roman"/>
+          <w:i w:val="0"/>
+          <w:iCs w:val="0"/>
+          <w:sz w:val="24"/>
+          <w:szCs w:val="24"/>
+          <w:rtl w:val="0"/>
+          <w:lang w:val="en-US" w:eastAsia="zh-CN"/>
+        </w:rPr>
+        <w:t xml:space="preserve"> and Test Set 2 achieve the highest accuracy. This can be explained by the fact that Model</w:t>
       </w:r>
       <w:r>
         <w:rPr>
@@ -6203,58 +6157,19 @@
           <w:rtl w:val="0"/>
           <w:lang w:val="en-US" w:eastAsia="zh-CN"/>
         </w:rPr>
-        <w:t xml:space="preserve">2 </w:t>
-      </w:r>
-      <w:r>
-        <w:rPr>
-          <w:rFonts w:hint="eastAsia" w:ascii="Times New Roman" w:hAnsi="Times New Roman" w:eastAsia="宋体" w:cs="Times New Roman"/>
-          <w:i w:val="0"/>
-          <w:iCs w:val="0"/>
-          <w:sz w:val="24"/>
-          <w:szCs w:val="24"/>
-          <w:vertAlign w:val="baseline"/>
-          <w:rtl w:val="0"/>
-          <w:lang w:val="en-US" w:eastAsia="zh-CN"/>
-        </w:rPr>
-        <w:t xml:space="preserve">tested on </w:t>
-      </w:r>
-      <w:r>
-        <w:rPr>
-          <w:rFonts w:hint="eastAsia" w:ascii="Times New Roman" w:hAnsi="Times New Roman" w:eastAsia="宋体" w:cs="Times New Roman"/>
-          <w:i w:val="0"/>
-          <w:iCs w:val="0"/>
-          <w:sz w:val="24"/>
-          <w:szCs w:val="24"/>
-          <w:rtl w:val="0"/>
-          <w:lang w:val="en-US" w:eastAsia="zh-CN"/>
-        </w:rPr>
-        <w:t>Test Set 1 (70.63%). So the conclusion is that Model</w:t>
-      </w:r>
-      <w:r>
-        <w:rPr>
-          <w:rFonts w:hint="eastAsia" w:ascii="Times New Roman" w:hAnsi="Times New Roman" w:eastAsia="宋体" w:cs="Times New Roman"/>
-          <w:i w:val="0"/>
-          <w:iCs w:val="0"/>
-          <w:sz w:val="24"/>
-          <w:szCs w:val="24"/>
-          <w:vertAlign w:val="subscript"/>
-          <w:rtl w:val="0"/>
-          <w:lang w:val="en-US" w:eastAsia="zh-CN"/>
-        </w:rPr>
-        <w:t xml:space="preserve">1 </w:t>
-      </w:r>
-      <w:r>
-        <w:rPr>
-          <w:rFonts w:hint="eastAsia" w:ascii="Times New Roman" w:hAnsi="Times New Roman" w:eastAsia="宋体" w:cs="Times New Roman"/>
-          <w:i w:val="0"/>
-          <w:iCs w:val="0"/>
-          <w:sz w:val="24"/>
-          <w:szCs w:val="24"/>
-          <w:vertAlign w:val="baseline"/>
-          <w:rtl w:val="0"/>
-          <w:lang w:val="en-US" w:eastAsia="zh-CN"/>
-        </w:rPr>
-        <w:t>has a better generalization.</w:t>
+        <w:t>1+2</w:t>
+      </w:r>
+      <w:r>
+        <w:rPr>
+          <w:rFonts w:hint="eastAsia" w:ascii="Times New Roman" w:hAnsi="Times New Roman" w:eastAsia="宋体" w:cs="Times New Roman"/>
+          <w:i w:val="0"/>
+          <w:iCs w:val="0"/>
+          <w:sz w:val="24"/>
+          <w:szCs w:val="24"/>
+          <w:rtl w:val="0"/>
+          <w:lang w:val="en-US" w:eastAsia="zh-CN"/>
+        </w:rPr>
+        <w:t xml:space="preserve"> was trained on the largest dataset (train1.mat + train2.mat), which helps the model avoid underfitting and learn more robust features. Moreover, it was tested on Test Set 2, which represents only a subset of the entire testing dataset (test1.mat + test2.mat). As a result, the testing data are relatively less complex and contain fewer variations, making it easier for the model to achieve higher accuracy.</w:t>
       </w:r>
     </w:p>
     <w:p>
@@ -6270,7 +6185,6 @@
           <w:iCs w:val="0"/>
           <w:sz w:val="24"/>
           <w:szCs w:val="24"/>
-          <w:vertAlign w:val="baseline"/>
           <w:rtl w:val="0"/>
           <w:lang w:val="en-US" w:eastAsia="zh-CN"/>
         </w:rPr>
@@ -6289,6 +6203,7 @@
           <w:iCs w:val="0"/>
           <w:sz w:val="24"/>
           <w:szCs w:val="24"/>
+          <w:vertAlign w:val="baseline"/>
           <w:rtl w:val="0"/>
           <w:lang w:val="en-US" w:eastAsia="zh-CN"/>
         </w:rPr>
@@ -6300,71 +6215,48 @@
           <w:iCs w:val="0"/>
           <w:sz w:val="24"/>
           <w:szCs w:val="24"/>
+          <w:rtl w:val="0"/>
+          <w:lang w:val="en-US" w:eastAsia="zh-CN"/>
+        </w:rPr>
+        <w:t>As for generalizing ability, we should examine models trained and tested with data from totally different trials. Model</w:t>
+      </w:r>
+      <w:r>
+        <w:rPr>
+          <w:rFonts w:hint="eastAsia" w:ascii="Times New Roman" w:hAnsi="Times New Roman" w:eastAsia="宋体" w:cs="Times New Roman"/>
+          <w:i w:val="0"/>
+          <w:iCs w:val="0"/>
+          <w:sz w:val="24"/>
+          <w:szCs w:val="24"/>
+          <w:vertAlign w:val="subscript"/>
+          <w:rtl w:val="0"/>
+          <w:lang w:val="en-US" w:eastAsia="zh-CN"/>
+        </w:rPr>
+        <w:t xml:space="preserve">1 </w:t>
+      </w:r>
+      <w:r>
+        <w:rPr>
+          <w:rFonts w:hint="eastAsia" w:ascii="Times New Roman" w:hAnsi="Times New Roman" w:eastAsia="宋体" w:cs="Times New Roman"/>
+          <w:i w:val="0"/>
+          <w:iCs w:val="0"/>
+          <w:sz w:val="24"/>
+          <w:szCs w:val="24"/>
           <w:vertAlign w:val="baseline"/>
           <w:rtl w:val="0"/>
           <w:lang w:val="en-US" w:eastAsia="zh-CN"/>
         </w:rPr>
-        <w:t>As for the</w:t>
-      </w:r>
-      <w:r>
-        <w:rPr>
-          <w:rFonts w:hint="eastAsia" w:ascii="Times New Roman" w:hAnsi="Times New Roman" w:eastAsia="宋体" w:cs="Times New Roman"/>
-          <w:i w:val="0"/>
-          <w:iCs w:val="0"/>
-          <w:sz w:val="24"/>
-          <w:szCs w:val="24"/>
-          <w:rtl w:val="0"/>
-          <w:lang w:val="en-US" w:eastAsia="zh-CN"/>
-        </w:rPr>
-        <w:t xml:space="preserve"> comparison between </w:t>
-      </w:r>
-      <w:r>
-        <w:rPr>
-          <w:rFonts w:hint="default" w:ascii="Times New Roman" w:hAnsi="Times New Roman" w:eastAsia="宋体" w:cs="Times New Roman"/>
-          <w:i w:val="0"/>
-          <w:iCs w:val="0"/>
-          <w:sz w:val="24"/>
-          <w:szCs w:val="24"/>
-          <w:rtl w:val="0"/>
-          <w:lang w:val="en-US" w:eastAsia="zh-CN"/>
-        </w:rPr>
-        <w:t>cross-session model</w:t>
-      </w:r>
-      <w:r>
-        <w:rPr>
-          <w:rFonts w:hint="eastAsia" w:ascii="Times New Roman" w:hAnsi="Times New Roman" w:eastAsia="宋体" w:cs="Times New Roman"/>
-          <w:i w:val="0"/>
-          <w:iCs w:val="0"/>
-          <w:sz w:val="24"/>
-          <w:szCs w:val="24"/>
-          <w:rtl w:val="0"/>
-          <w:lang w:val="en-US" w:eastAsia="zh-CN"/>
-        </w:rPr>
-        <w:t xml:space="preserve"> and</w:t>
-      </w:r>
-      <w:r>
-        <w:rPr>
-          <w:rFonts w:hint="default" w:ascii="Times New Roman" w:hAnsi="Times New Roman" w:eastAsia="宋体" w:cs="Times New Roman"/>
-          <w:i w:val="0"/>
-          <w:iCs w:val="0"/>
-          <w:sz w:val="24"/>
-          <w:szCs w:val="24"/>
-          <w:rtl w:val="0"/>
-          <w:lang w:val="en-US" w:eastAsia="zh-CN"/>
-        </w:rPr>
-        <w:t xml:space="preserve"> within-session model</w:t>
-      </w:r>
-      <w:r>
-        <w:rPr>
-          <w:rFonts w:hint="eastAsia" w:ascii="Times New Roman" w:hAnsi="Times New Roman" w:eastAsia="宋体" w:cs="Times New Roman"/>
-          <w:i w:val="0"/>
-          <w:iCs w:val="0"/>
-          <w:sz w:val="24"/>
-          <w:szCs w:val="24"/>
-          <w:rtl w:val="0"/>
-          <w:lang w:val="en-US" w:eastAsia="zh-CN"/>
-        </w:rPr>
-        <w:t>, we should check models trained on data from multiple sessions versus models trained on data from only a single session (Model</w:t>
+        <w:t xml:space="preserve">tested on </w:t>
+      </w:r>
+      <w:r>
+        <w:rPr>
+          <w:rFonts w:hint="eastAsia" w:ascii="Times New Roman" w:hAnsi="Times New Roman" w:eastAsia="宋体" w:cs="Times New Roman"/>
+          <w:i w:val="0"/>
+          <w:iCs w:val="0"/>
+          <w:sz w:val="24"/>
+          <w:szCs w:val="24"/>
+          <w:rtl w:val="0"/>
+          <w:lang w:val="en-US" w:eastAsia="zh-CN"/>
+        </w:rPr>
+        <w:t>Test Set 2 achieves a higher accuracy (77.78%) than Model</w:t>
       </w:r>
       <w:r>
         <w:rPr>
@@ -6377,7 +6269,7 @@
           <w:rtl w:val="0"/>
           <w:lang w:val="en-US" w:eastAsia="zh-CN"/>
         </w:rPr>
-        <w:t xml:space="preserve">1+2 </w:t>
+        <w:t xml:space="preserve">2 </w:t>
       </w:r>
       <w:r>
         <w:rPr>
@@ -6390,19 +6282,19 @@
           <w:rtl w:val="0"/>
           <w:lang w:val="en-US" w:eastAsia="zh-CN"/>
         </w:rPr>
-        <w:t xml:space="preserve">vs </w:t>
-      </w:r>
-      <w:r>
-        <w:rPr>
-          <w:rFonts w:hint="eastAsia" w:ascii="Times New Roman" w:hAnsi="Times New Roman" w:eastAsia="宋体" w:cs="Times New Roman"/>
-          <w:i w:val="0"/>
-          <w:iCs w:val="0"/>
-          <w:sz w:val="24"/>
-          <w:szCs w:val="24"/>
-          <w:rtl w:val="0"/>
-          <w:lang w:val="en-US" w:eastAsia="zh-CN"/>
-        </w:rPr>
-        <w:t>Model</w:t>
+        <w:t xml:space="preserve">tested on </w:t>
+      </w:r>
+      <w:r>
+        <w:rPr>
+          <w:rFonts w:hint="eastAsia" w:ascii="Times New Roman" w:hAnsi="Times New Roman" w:eastAsia="宋体" w:cs="Times New Roman"/>
+          <w:i w:val="0"/>
+          <w:iCs w:val="0"/>
+          <w:sz w:val="24"/>
+          <w:szCs w:val="24"/>
+          <w:rtl w:val="0"/>
+          <w:lang w:val="en-US" w:eastAsia="zh-CN"/>
+        </w:rPr>
+        <w:t>Test Set 1 (70.63%). So the conclusion is that Model</w:t>
       </w:r>
       <w:r>
         <w:rPr>
@@ -6424,110 +6316,11 @@
           <w:iCs w:val="0"/>
           <w:sz w:val="24"/>
           <w:szCs w:val="24"/>
-          <w:rtl w:val="0"/>
-          <w:lang w:val="en-US" w:eastAsia="zh-CN"/>
-        </w:rPr>
-        <w:t>and Model2). There is no doubt that Model</w:t>
-      </w:r>
-      <w:r>
-        <w:rPr>
-          <w:rFonts w:hint="eastAsia" w:ascii="Times New Roman" w:hAnsi="Times New Roman" w:eastAsia="宋体" w:cs="Times New Roman"/>
-          <w:i w:val="0"/>
-          <w:iCs w:val="0"/>
-          <w:sz w:val="24"/>
-          <w:szCs w:val="24"/>
-          <w:vertAlign w:val="subscript"/>
-          <w:rtl w:val="0"/>
-          <w:lang w:val="en-US" w:eastAsia="zh-CN"/>
-        </w:rPr>
-        <w:t xml:space="preserve">1+2 </w:t>
-      </w:r>
-      <w:r>
-        <w:rPr>
-          <w:rFonts w:hint="eastAsia" w:ascii="Times New Roman" w:hAnsi="Times New Roman" w:eastAsia="宋体" w:cs="Times New Roman"/>
-          <w:i w:val="0"/>
-          <w:iCs w:val="0"/>
-          <w:sz w:val="24"/>
-          <w:szCs w:val="24"/>
           <w:vertAlign w:val="baseline"/>
           <w:rtl w:val="0"/>
           <w:lang w:val="en-US" w:eastAsia="zh-CN"/>
         </w:rPr>
-        <w:t>,</w:t>
-      </w:r>
-      <w:r>
-        <w:rPr>
-          <w:rFonts w:hint="eastAsia" w:ascii="Times New Roman" w:hAnsi="Times New Roman" w:eastAsia="宋体" w:cs="Times New Roman"/>
-          <w:i w:val="0"/>
-          <w:iCs w:val="0"/>
-          <w:sz w:val="24"/>
-          <w:szCs w:val="24"/>
-          <w:vertAlign w:val="subscript"/>
-          <w:rtl w:val="0"/>
-          <w:lang w:val="en-US" w:eastAsia="zh-CN"/>
-        </w:rPr>
-        <w:t xml:space="preserve"> </w:t>
-      </w:r>
-      <w:r>
-        <w:rPr>
-          <w:rFonts w:hint="eastAsia" w:ascii="Times New Roman" w:hAnsi="Times New Roman" w:eastAsia="宋体" w:cs="Times New Roman"/>
-          <w:i w:val="0"/>
-          <w:iCs w:val="0"/>
-          <w:sz w:val="24"/>
-          <w:szCs w:val="24"/>
-          <w:vertAlign w:val="baseline"/>
-          <w:rtl w:val="0"/>
-          <w:lang w:val="en-US" w:eastAsia="zh-CN"/>
-        </w:rPr>
-        <w:t xml:space="preserve">a </w:t>
-      </w:r>
-      <w:r>
-        <w:rPr>
-          <w:rFonts w:hint="default" w:ascii="Times New Roman" w:hAnsi="Times New Roman" w:eastAsia="宋体" w:cs="Times New Roman"/>
-          <w:i w:val="0"/>
-          <w:iCs w:val="0"/>
-          <w:sz w:val="24"/>
-          <w:szCs w:val="24"/>
-          <w:rtl w:val="0"/>
-          <w:lang w:val="en-US" w:eastAsia="zh-CN"/>
-        </w:rPr>
-        <w:t>cross-session mode</w:t>
-      </w:r>
-      <w:r>
-        <w:rPr>
-          <w:rFonts w:hint="eastAsia" w:ascii="Times New Roman" w:hAnsi="Times New Roman" w:eastAsia="宋体" w:cs="Times New Roman"/>
-          <w:i w:val="0"/>
-          <w:iCs w:val="0"/>
-          <w:sz w:val="24"/>
-          <w:szCs w:val="24"/>
-          <w:rtl w:val="0"/>
-          <w:lang w:val="en-US" w:eastAsia="zh-CN"/>
-        </w:rPr>
-        <w:t xml:space="preserve">l, achieves a higher average accuracy than the other two </w:t>
-      </w:r>
-      <w:r>
-        <w:rPr>
-          <w:rFonts w:hint="default" w:ascii="Times New Roman" w:hAnsi="Times New Roman" w:eastAsia="宋体" w:cs="Times New Roman"/>
-          <w:i w:val="0"/>
-          <w:iCs w:val="0"/>
-          <w:sz w:val="24"/>
-          <w:szCs w:val="24"/>
-          <w:rtl w:val="0"/>
-          <w:lang w:val="en-US" w:eastAsia="zh-CN"/>
-        </w:rPr>
-        <w:t>within-session model</w:t>
-      </w:r>
-      <w:r>
-        <w:rPr>
-          <w:rFonts w:hint="eastAsia" w:ascii="Times New Roman" w:hAnsi="Times New Roman" w:eastAsia="宋体" w:cs="Times New Roman"/>
-          <w:i w:val="0"/>
-          <w:iCs w:val="0"/>
-          <w:sz w:val="24"/>
-          <w:szCs w:val="24"/>
-          <w:rtl w:val="0"/>
-          <w:lang w:val="en-US" w:eastAsia="zh-CN"/>
-        </w:rPr>
-        <w:t>s</w:t>
+        <w:t>has a better generalization.</w:t>
       </w:r>
     </w:p>
     <w:p>
@@ -6538,11 +6331,12 @@
         <w:suppressLineNumbers w:val="0"/>
         <w:jc w:val="left"/>
         <w:rPr>
-          <w:rFonts w:hint="default" w:ascii="Times New Roman" w:hAnsi="Times New Roman" w:eastAsia="宋体" w:cs="Times New Roman"/>
-          <w:i w:val="0"/>
-          <w:iCs w:val="0"/>
-          <w:sz w:val="24"/>
-          <w:szCs w:val="24"/>
+          <w:rFonts w:hint="eastAsia" w:ascii="Times New Roman" w:hAnsi="Times New Roman" w:eastAsia="宋体" w:cs="Times New Roman"/>
+          <w:i w:val="0"/>
+          <w:iCs w:val="0"/>
+          <w:sz w:val="24"/>
+          <w:szCs w:val="24"/>
+          <w:vertAlign w:val="baseline"/>
           <w:rtl w:val="0"/>
           <w:lang w:val="en-US" w:eastAsia="zh-CN"/>
         </w:rPr>
@@ -6556,6 +6350,42 @@
         <w:suppressLineNumbers w:val="0"/>
         <w:jc w:val="left"/>
         <w:rPr>
+          <w:rFonts w:hint="eastAsia" w:ascii="Times New Roman" w:hAnsi="Times New Roman" w:eastAsia="宋体" w:cs="Times New Roman"/>
+          <w:i w:val="0"/>
+          <w:iCs w:val="0"/>
+          <w:sz w:val="24"/>
+          <w:szCs w:val="24"/>
+          <w:rtl w:val="0"/>
+          <w:lang w:val="en-US" w:eastAsia="zh-CN"/>
+        </w:rPr>
+      </w:pPr>
+      <w:r>
+        <w:rPr>
+          <w:rFonts w:hint="eastAsia" w:ascii="Times New Roman" w:hAnsi="Times New Roman" w:eastAsia="宋体" w:cs="Times New Roman"/>
+          <w:i w:val="0"/>
+          <w:iCs w:val="0"/>
+          <w:sz w:val="24"/>
+          <w:szCs w:val="24"/>
+          <w:vertAlign w:val="baseline"/>
+          <w:rtl w:val="0"/>
+          <w:lang w:val="en-US" w:eastAsia="zh-CN"/>
+        </w:rPr>
+        <w:t>As for the</w:t>
+      </w:r>
+      <w:r>
+        <w:rPr>
+          <w:rFonts w:hint="eastAsia" w:ascii="Times New Roman" w:hAnsi="Times New Roman" w:eastAsia="宋体" w:cs="Times New Roman"/>
+          <w:i w:val="0"/>
+          <w:iCs w:val="0"/>
+          <w:sz w:val="24"/>
+          <w:szCs w:val="24"/>
+          <w:rtl w:val="0"/>
+          <w:lang w:val="en-US" w:eastAsia="zh-CN"/>
+        </w:rPr>
+        <w:t xml:space="preserve"> comparison between </w:t>
+      </w:r>
+      <w:r>
+        <w:rPr>
           <w:rFonts w:hint="default" w:ascii="Times New Roman" w:hAnsi="Times New Roman" w:eastAsia="宋体" w:cs="Times New Roman"/>
           <w:i w:val="0"/>
           <w:iCs w:val="0"/>
@@ -6564,8 +6394,233 @@
           <w:rtl w:val="0"/>
           <w:lang w:val="en-US" w:eastAsia="zh-CN"/>
         </w:rPr>
+        <w:t>cross-session model</w:t>
+      </w:r>
+      <w:r>
+        <w:rPr>
+          <w:rFonts w:hint="eastAsia" w:ascii="Times New Roman" w:hAnsi="Times New Roman" w:eastAsia="宋体" w:cs="Times New Roman"/>
+          <w:i w:val="0"/>
+          <w:iCs w:val="0"/>
+          <w:sz w:val="24"/>
+          <w:szCs w:val="24"/>
+          <w:rtl w:val="0"/>
+          <w:lang w:val="en-US" w:eastAsia="zh-CN"/>
+        </w:rPr>
+        <w:t xml:space="preserve"> and</w:t>
+      </w:r>
+      <w:r>
+        <w:rPr>
+          <w:rFonts w:hint="default" w:ascii="Times New Roman" w:hAnsi="Times New Roman" w:eastAsia="宋体" w:cs="Times New Roman"/>
+          <w:i w:val="0"/>
+          <w:iCs w:val="0"/>
+          <w:sz w:val="24"/>
+          <w:szCs w:val="24"/>
+          <w:rtl w:val="0"/>
+          <w:lang w:val="en-US" w:eastAsia="zh-CN"/>
+        </w:rPr>
+        <w:t xml:space="preserve"> within-session model</w:t>
+      </w:r>
+      <w:r>
+        <w:rPr>
+          <w:rFonts w:hint="eastAsia" w:ascii="Times New Roman" w:hAnsi="Times New Roman" w:eastAsia="宋体" w:cs="Times New Roman"/>
+          <w:i w:val="0"/>
+          <w:iCs w:val="0"/>
+          <w:sz w:val="24"/>
+          <w:szCs w:val="24"/>
+          <w:rtl w:val="0"/>
+          <w:lang w:val="en-US" w:eastAsia="zh-CN"/>
+        </w:rPr>
+        <w:t>, we should check models trained on data from multiple sessions versus models trained on data from only a single session (Model</w:t>
+      </w:r>
+      <w:r>
+        <w:rPr>
+          <w:rFonts w:hint="eastAsia" w:ascii="Times New Roman" w:hAnsi="Times New Roman" w:eastAsia="宋体" w:cs="Times New Roman"/>
+          <w:i w:val="0"/>
+          <w:iCs w:val="0"/>
+          <w:sz w:val="24"/>
+          <w:szCs w:val="24"/>
+          <w:vertAlign w:val="subscript"/>
+          <w:rtl w:val="0"/>
+          <w:lang w:val="en-US" w:eastAsia="zh-CN"/>
+        </w:rPr>
+        <w:t xml:space="preserve">1+2 </w:t>
+      </w:r>
+      <w:r>
+        <w:rPr>
+          <w:rFonts w:hint="eastAsia" w:ascii="Times New Roman" w:hAnsi="Times New Roman" w:eastAsia="宋体" w:cs="Times New Roman"/>
+          <w:i w:val="0"/>
+          <w:iCs w:val="0"/>
+          <w:sz w:val="24"/>
+          <w:szCs w:val="24"/>
+          <w:vertAlign w:val="baseline"/>
+          <w:rtl w:val="0"/>
+          <w:lang w:val="en-US" w:eastAsia="zh-CN"/>
+        </w:rPr>
+        <w:t xml:space="preserve">vs </w:t>
+      </w:r>
+      <w:r>
+        <w:rPr>
+          <w:rFonts w:hint="eastAsia" w:ascii="Times New Roman" w:hAnsi="Times New Roman" w:eastAsia="宋体" w:cs="Times New Roman"/>
+          <w:i w:val="0"/>
+          <w:iCs w:val="0"/>
+          <w:sz w:val="24"/>
+          <w:szCs w:val="24"/>
+          <w:rtl w:val="0"/>
+          <w:lang w:val="en-US" w:eastAsia="zh-CN"/>
+        </w:rPr>
+        <w:t>Model</w:t>
+      </w:r>
+      <w:r>
+        <w:rPr>
+          <w:rFonts w:hint="eastAsia" w:ascii="Times New Roman" w:hAnsi="Times New Roman" w:eastAsia="宋体" w:cs="Times New Roman"/>
+          <w:i w:val="0"/>
+          <w:iCs w:val="0"/>
+          <w:sz w:val="24"/>
+          <w:szCs w:val="24"/>
+          <w:vertAlign w:val="subscript"/>
+          <w:rtl w:val="0"/>
+          <w:lang w:val="en-US" w:eastAsia="zh-CN"/>
+        </w:rPr>
+        <w:t xml:space="preserve">1 </w:t>
+      </w:r>
+      <w:r>
+        <w:rPr>
+          <w:rFonts w:hint="eastAsia" w:ascii="Times New Roman" w:hAnsi="Times New Roman" w:eastAsia="宋体" w:cs="Times New Roman"/>
+          <w:i w:val="0"/>
+          <w:iCs w:val="0"/>
+          <w:sz w:val="24"/>
+          <w:szCs w:val="24"/>
+          <w:rtl w:val="0"/>
+          <w:lang w:val="en-US" w:eastAsia="zh-CN"/>
+        </w:rPr>
+        <w:t>and Model2). There is no doubt that Model</w:t>
+      </w:r>
+      <w:r>
+        <w:rPr>
+          <w:rFonts w:hint="eastAsia" w:ascii="Times New Roman" w:hAnsi="Times New Roman" w:eastAsia="宋体" w:cs="Times New Roman"/>
+          <w:i w:val="0"/>
+          <w:iCs w:val="0"/>
+          <w:sz w:val="24"/>
+          <w:szCs w:val="24"/>
+          <w:vertAlign w:val="subscript"/>
+          <w:rtl w:val="0"/>
+          <w:lang w:val="en-US" w:eastAsia="zh-CN"/>
+        </w:rPr>
+        <w:t xml:space="preserve">1+2 </w:t>
+      </w:r>
+      <w:r>
+        <w:rPr>
+          <w:rFonts w:hint="eastAsia" w:ascii="Times New Roman" w:hAnsi="Times New Roman" w:eastAsia="宋体" w:cs="Times New Roman"/>
+          <w:i w:val="0"/>
+          <w:iCs w:val="0"/>
+          <w:sz w:val="24"/>
+          <w:szCs w:val="24"/>
+          <w:vertAlign w:val="baseline"/>
+          <w:rtl w:val="0"/>
+          <w:lang w:val="en-US" w:eastAsia="zh-CN"/>
+        </w:rPr>
+        <w:t>,</w:t>
+      </w:r>
+      <w:r>
+        <w:rPr>
+          <w:rFonts w:hint="eastAsia" w:ascii="Times New Roman" w:hAnsi="Times New Roman" w:eastAsia="宋体" w:cs="Times New Roman"/>
+          <w:i w:val="0"/>
+          <w:iCs w:val="0"/>
+          <w:sz w:val="24"/>
+          <w:szCs w:val="24"/>
+          <w:vertAlign w:val="subscript"/>
+          <w:rtl w:val="0"/>
+          <w:lang w:val="en-US" w:eastAsia="zh-CN"/>
+        </w:rPr>
+        <w:t xml:space="preserve"> </w:t>
+      </w:r>
+      <w:r>
+        <w:rPr>
+          <w:rFonts w:hint="eastAsia" w:ascii="Times New Roman" w:hAnsi="Times New Roman" w:eastAsia="宋体" w:cs="Times New Roman"/>
+          <w:i w:val="0"/>
+          <w:iCs w:val="0"/>
+          <w:sz w:val="24"/>
+          <w:szCs w:val="24"/>
+          <w:vertAlign w:val="baseline"/>
+          <w:rtl w:val="0"/>
+          <w:lang w:val="en-US" w:eastAsia="zh-CN"/>
+        </w:rPr>
+        <w:t xml:space="preserve">a </w:t>
+      </w:r>
+      <w:r>
+        <w:rPr>
+          <w:rFonts w:hint="default" w:ascii="Times New Roman" w:hAnsi="Times New Roman" w:eastAsia="宋体" w:cs="Times New Roman"/>
+          <w:i w:val="0"/>
+          <w:iCs w:val="0"/>
+          <w:sz w:val="24"/>
+          <w:szCs w:val="24"/>
+          <w:rtl w:val="0"/>
+          <w:lang w:val="en-US" w:eastAsia="zh-CN"/>
+        </w:rPr>
+        <w:t>cross-session mode</w:t>
+      </w:r>
+      <w:r>
+        <w:rPr>
+          <w:rFonts w:hint="eastAsia" w:ascii="Times New Roman" w:hAnsi="Times New Roman" w:eastAsia="宋体" w:cs="Times New Roman"/>
+          <w:i w:val="0"/>
+          <w:iCs w:val="0"/>
+          <w:sz w:val="24"/>
+          <w:szCs w:val="24"/>
+          <w:rtl w:val="0"/>
+          <w:lang w:val="en-US" w:eastAsia="zh-CN"/>
+        </w:rPr>
+        <w:t xml:space="preserve">l, achieves a higher average accuracy than the other two </w:t>
+      </w:r>
+      <w:r>
+        <w:rPr>
+          <w:rFonts w:hint="default" w:ascii="Times New Roman" w:hAnsi="Times New Roman" w:eastAsia="宋体" w:cs="Times New Roman"/>
+          <w:i w:val="0"/>
+          <w:iCs w:val="0"/>
+          <w:sz w:val="24"/>
+          <w:szCs w:val="24"/>
+          <w:rtl w:val="0"/>
+          <w:lang w:val="en-US" w:eastAsia="zh-CN"/>
+        </w:rPr>
+        <w:t>within-session model</w:t>
+      </w:r>
+      <w:r>
+        <w:rPr>
+          <w:rFonts w:hint="eastAsia" w:ascii="Times New Roman" w:hAnsi="Times New Roman" w:eastAsia="宋体" w:cs="Times New Roman"/>
+          <w:i w:val="0"/>
+          <w:iCs w:val="0"/>
+          <w:sz w:val="24"/>
+          <w:szCs w:val="24"/>
+          <w:rtl w:val="0"/>
+          <w:lang w:val="en-US" w:eastAsia="zh-CN"/>
+        </w:rPr>
+        <w:t>s</w:t>
+      </w:r>
+    </w:p>
+    <w:p>
+      <w:pPr>
+        <w:keepNext w:val="0"/>
+        <w:keepLines w:val="0"/>
+        <w:widowControl/>
+        <w:suppressLineNumbers w:val="0"/>
+        <w:jc w:val="left"/>
+        <w:rPr>
+          <w:rFonts w:hint="default" w:ascii="Times New Roman" w:hAnsi="Times New Roman" w:eastAsia="宋体" w:cs="Times New Roman"/>
+          <w:i w:val="0"/>
+          <w:iCs w:val="0"/>
+          <w:sz w:val="24"/>
+          <w:szCs w:val="24"/>
+          <w:rtl w:val="0"/>
+          <w:lang w:val="en-US" w:eastAsia="zh-CN"/>
+        </w:rPr>
       </w:pPr>
-      <w:r>
+    </w:p>
+    <w:p>
+      <w:pPr>
+        <w:keepNext w:val="0"/>
+        <w:keepLines w:val="0"/>
+        <w:widowControl/>
+        <w:suppressLineNumbers w:val="0"/>
+        <w:jc w:val="left"/>
         <w:rPr>
           <w:rFonts w:hint="default" w:ascii="Times New Roman" w:hAnsi="Times New Roman" w:eastAsia="宋体" w:cs="Times New Roman"/>
           <w:i w:val="0"/>
@@ -6575,6 +6630,17 @@
           <w:rtl w:val="0"/>
           <w:lang w:val="en-US" w:eastAsia="zh-CN"/>
         </w:rPr>
+      </w:pPr>
+      <w:r>
+        <w:rPr>
+          <w:rFonts w:hint="default" w:ascii="Times New Roman" w:hAnsi="Times New Roman" w:eastAsia="宋体" w:cs="Times New Roman"/>
+          <w:i w:val="0"/>
+          <w:iCs w:val="0"/>
+          <w:sz w:val="24"/>
+          <w:szCs w:val="24"/>
+          <w:rtl w:val="0"/>
+          <w:lang w:val="en-US" w:eastAsia="zh-CN"/>
+        </w:rPr>
         <w:t>Besides, following methods could be utilized for model evaluation</w:t>
       </w:r>
       <w:r>
@@ -6721,8 +6787,6 @@
         </w:rPr>
         <w:t xml:space="preserve">) provides detailed insight into prediction outcomes, enabling the calculation of accuracy, precision, recall, and F1-score. </w:t>
       </w:r>
-      <w:bookmarkStart w:id="0" w:name="_GoBack"/>
-      <w:bookmarkEnd w:id="0"/>
     </w:p>
     <w:p>
       <w:pPr>
@@ -6771,7 +6835,7 @@
                     </pic:cNvPicPr>
                   </pic:nvPicPr>
                   <pic:blipFill>
-                    <a:blip r:embed="rId12"/>
+                    <a:blip r:embed="rId13"/>
                     <a:srcRect l="7703" t="3361" r="6271" b="4330"/>
                     <a:stretch>
                       <a:fillRect/>
@@ -6889,7 +6953,7 @@
                     </pic:cNvPicPr>
                   </pic:nvPicPr>
                   <pic:blipFill>
-                    <a:blip r:embed="rId13"/>
+                    <a:blip r:embed="rId14"/>
                     <a:srcRect l="10235" t="2991" r="7126" b="4871"/>
                     <a:stretch>
                       <a:fillRect/>
@@ -7029,7 +7093,7 @@
           <w:rtl w:val="0"/>
           <w:lang w:val="en-US" w:eastAsia="zh-CN"/>
         </w:rPr>
-        <w:t>According to Figure 9, the image is similar to Figure 3 and Figure 6, representing that the model is focus on P300 component and assigns more weights to electrodes Pz, P3, and P4, which is consistent with the conclusions obtained in Table 1.</w:t>
+        <w:t>According to Figure 9, the image is similar to Figure 3 and Figure 6, representing that the model is focus on P300 component and assigns more weights to electrodes P3, and P4, which is consistent with the conclusions obtained in Table 1.</w:t>
       </w:r>
     </w:p>
     <w:p>
@@ -7081,7 +7145,7 @@
                     </pic:cNvPicPr>
                   </pic:nvPicPr>
                   <pic:blipFill>
-                    <a:blip r:embed="rId14">
+                    <a:blip r:embed="rId15">
                       <a:lum bright="-6000"/>
                     </a:blip>
                     <a:srcRect l="14964" r="6440"/>
@@ -7259,7 +7323,7 @@
                     </pic:cNvPicPr>
                   </pic:nvPicPr>
                   <pic:blipFill>
-                    <a:blip r:embed="rId15"/>
+                    <a:blip r:embed="rId16"/>
                     <a:stretch>
                       <a:fillRect/>
                     </a:stretch>
@@ -7384,7 +7448,7 @@
                     </pic:cNvPicPr>
                   </pic:nvPicPr>
                   <pic:blipFill>
-                    <a:blip r:embed="rId16"/>
+                    <a:blip r:embed="rId17"/>
                     <a:stretch>
                       <a:fillRect/>
                     </a:stretch>
@@ -7469,12 +7533,4268 @@
     </w:p>
     <w:p>
       <w:pPr>
+        <w:rPr>
+          <w:rFonts w:hint="default" w:ascii="Times New Roman" w:hAnsi="Times New Roman" w:eastAsia="宋体" w:cs="Times New Roman"/>
+          <w:i w:val="0"/>
+          <w:iCs w:val="0"/>
+          <w:sz w:val="24"/>
+          <w:szCs w:val="24"/>
+          <w:rtl w:val="0"/>
+          <w:lang w:val="en-US" w:eastAsia="zh-CN"/>
+        </w:rPr>
+      </w:pPr>
+      <w:r>
+        <w:rPr>
+          <w:rFonts w:hint="default" w:ascii="Times New Roman" w:hAnsi="Times New Roman" w:eastAsia="宋体" w:cs="Times New Roman"/>
+          <w:i w:val="0"/>
+          <w:iCs w:val="0"/>
+          <w:sz w:val="24"/>
+          <w:szCs w:val="24"/>
+          <w:rtl w:val="0"/>
+          <w:lang w:val="en-US" w:eastAsia="zh-CN"/>
+        </w:rPr>
+        <w:br w:type="page"/>
+      </w:r>
+    </w:p>
+    <w:p>
+      <w:pPr>
         <w:keepNext w:val="0"/>
         <w:keepLines w:val="0"/>
         <w:widowControl/>
         <w:suppressLineNumbers w:val="0"/>
         <w:jc w:val="left"/>
         <w:rPr>
+          <w:rFonts w:hint="eastAsia" w:ascii="Times New Roman" w:hAnsi="Times New Roman" w:eastAsia="宋体" w:cs="Times New Roman"/>
+          <w:b/>
+          <w:sz w:val="30"/>
+          <w:szCs w:val="30"/>
+          <w:rtl w:val="0"/>
+          <w:lang w:val="en-US" w:eastAsia="zh-CN"/>
+        </w:rPr>
+      </w:pPr>
+      <w:r>
+        <w:rPr>
+          <w:rFonts w:hint="eastAsia" w:ascii="Times New Roman" w:hAnsi="Times New Roman" w:eastAsia="宋体" w:cs="Times New Roman"/>
+          <w:b/>
+          <w:sz w:val="30"/>
+          <w:szCs w:val="30"/>
+          <w:rtl w:val="0"/>
+          <w:lang w:val="en-US" w:eastAsia="zh-CN"/>
+        </w:rPr>
+        <w:t>Part 2. Cross-Subject Analysis</w:t>
+      </w:r>
+    </w:p>
+    <w:p>
+      <w:pPr>
+        <w:keepNext w:val="0"/>
+        <w:keepLines w:val="0"/>
+        <w:widowControl/>
+        <w:numPr>
+          <w:ilvl w:val="0"/>
+          <w:numId w:val="0"/>
+        </w:numPr>
+        <w:suppressLineNumbers w:val="0"/>
+        <w:jc w:val="left"/>
+        <w:rPr>
+          <w:rFonts w:hint="eastAsia" w:ascii="Times New Roman" w:hAnsi="Times New Roman" w:eastAsia="宋体" w:cs="Times New Roman"/>
+          <w:b/>
+          <w:sz w:val="28"/>
+          <w:szCs w:val="28"/>
+          <w:rtl w:val="0"/>
+          <w:lang w:val="en-US" w:eastAsia="zh-CN"/>
+        </w:rPr>
+      </w:pPr>
+      <w:r>
+        <w:rPr>
+          <w:rFonts w:hint="eastAsia" w:ascii="Times New Roman" w:hAnsi="Times New Roman" w:eastAsia="宋体" w:cs="Times New Roman"/>
+          <w:b/>
+          <w:sz w:val="28"/>
+          <w:szCs w:val="28"/>
+          <w:rtl w:val="0"/>
+          <w:lang w:val="en-US" w:eastAsia="zh-CN"/>
+        </w:rPr>
+        <w:t>2.1. ERP Response to Target and Non-Target Flashes</w:t>
+      </w:r>
+    </w:p>
+    <w:p>
+      <w:pPr>
+        <w:keepNext w:val="0"/>
+        <w:keepLines w:val="0"/>
+        <w:widowControl/>
+        <w:suppressLineNumbers w:val="0"/>
+        <w:jc w:val="center"/>
+        <w:rPr>
+          <w:rFonts w:hint="default" w:ascii="Times New Roman" w:hAnsi="Times New Roman" w:eastAsia="宋体" w:cs="Times New Roman"/>
+          <w:i w:val="0"/>
+          <w:iCs w:val="0"/>
+          <w:sz w:val="24"/>
+          <w:szCs w:val="24"/>
+          <w:rtl w:val="0"/>
+          <w:lang w:val="en-US" w:eastAsia="zh-CN"/>
+        </w:rPr>
+      </w:pPr>
+      <w:r>
+        <w:rPr>
+          <w:rFonts w:hint="default" w:ascii="Times New Roman" w:hAnsi="Times New Roman" w:eastAsia="宋体" w:cs="Times New Roman"/>
+          <w:i w:val="0"/>
+          <w:iCs w:val="0"/>
+          <w:sz w:val="24"/>
+          <w:szCs w:val="24"/>
+          <w:rtl w:val="0"/>
+          <w:lang w:val="en-US" w:eastAsia="zh-CN"/>
+        </w:rPr>
+        <w:drawing>
+          <wp:inline distT="0" distB="0" distL="114300" distR="114300">
+            <wp:extent cx="4821555" cy="3616960"/>
+            <wp:effectExtent l="0" t="0" r="17145" b="2540"/>
+            <wp:docPr id="5" name="图片 5" descr="train1_mean_ERP_task2"/>
+            <wp:cNvGraphicFramePr>
+              <a:graphicFrameLocks xmlns:a="http://schemas.openxmlformats.org/drawingml/2006/main" noChangeAspect="1"/>
+            </wp:cNvGraphicFramePr>
+            <a:graphic xmlns:a="http://schemas.openxmlformats.org/drawingml/2006/main">
+              <a:graphicData uri="http://schemas.openxmlformats.org/drawingml/2006/picture">
+                <pic:pic xmlns:pic="http://schemas.openxmlformats.org/drawingml/2006/picture">
+                  <pic:nvPicPr>
+                    <pic:cNvPr id="5" name="图片 5" descr="train1_mean_ERP_task2"/>
+                    <pic:cNvPicPr>
+                      <a:picLocks noChangeAspect="1"/>
+                    </pic:cNvPicPr>
+                  </pic:nvPicPr>
+                  <pic:blipFill>
+                    <a:blip r:embed="rId18"/>
+                    <a:stretch>
+                      <a:fillRect/>
+                    </a:stretch>
+                  </pic:blipFill>
+                  <pic:spPr>
+                    <a:xfrm>
+                      <a:off x="0" y="0"/>
+                      <a:ext cx="4821555" cy="3616960"/>
+                    </a:xfrm>
+                    <a:prstGeom prst="rect">
+                      <a:avLst/>
+                    </a:prstGeom>
+                  </pic:spPr>
+                </pic:pic>
+              </a:graphicData>
+            </a:graphic>
+          </wp:inline>
+        </w:drawing>
+      </w:r>
+    </w:p>
+    <w:p>
+      <w:pPr>
+        <w:spacing w:before="98"/>
+        <w:ind w:left="194" w:firstLine="0"/>
+        <w:jc w:val="center"/>
+        <w:rPr>
+          <w:rFonts w:hint="default" w:ascii="Times New Roman" w:hAnsi="Times New Roman" w:eastAsia="宋体" w:cs="Times New Roman"/>
+          <w:i w:val="0"/>
+          <w:iCs w:val="0"/>
+          <w:sz w:val="24"/>
+          <w:szCs w:val="24"/>
+          <w:rtl w:val="0"/>
+          <w:lang w:val="en-US" w:eastAsia="zh-CN"/>
+        </w:rPr>
+      </w:pPr>
+      <w:r>
+        <w:rPr>
+          <w:rFonts w:ascii="Times New Roman" w:hAnsi="Times New Roman" w:eastAsia="Times New Roman" w:cs="Times New Roman"/>
+          <w:b/>
+          <w:sz w:val="24"/>
+          <w:szCs w:val="24"/>
+          <w:rtl w:val="0"/>
+        </w:rPr>
+        <w:t xml:space="preserve">Figure </w:t>
+      </w:r>
+      <w:r>
+        <w:rPr>
+          <w:rFonts w:hint="eastAsia" w:ascii="Times New Roman" w:hAnsi="Times New Roman" w:eastAsia="宋体" w:cs="Times New Roman"/>
+          <w:b/>
+          <w:sz w:val="24"/>
+          <w:szCs w:val="24"/>
+          <w:rtl w:val="0"/>
+          <w:lang w:val="en-US" w:eastAsia="zh-CN"/>
+        </w:rPr>
+        <w:t>12.</w:t>
+      </w:r>
+      <w:r>
+        <w:rPr>
+          <w:rFonts w:ascii="Times New Roman" w:hAnsi="Times New Roman" w:eastAsia="Times New Roman" w:cs="Times New Roman"/>
+          <w:b/>
+          <w:sz w:val="24"/>
+          <w:szCs w:val="24"/>
+          <w:rtl w:val="0"/>
+        </w:rPr>
+        <w:t xml:space="preserve"> </w:t>
+      </w:r>
+      <w:r>
+        <w:rPr>
+          <w:rFonts w:hint="eastAsia" w:ascii="Times New Roman" w:hAnsi="Times New Roman" w:eastAsia="宋体" w:cs="Times New Roman"/>
+          <w:b w:val="0"/>
+          <w:bCs/>
+          <w:sz w:val="24"/>
+          <w:szCs w:val="24"/>
+          <w:rtl w:val="0"/>
+          <w:lang w:val="en-US" w:eastAsia="zh-CN"/>
+        </w:rPr>
+        <w:t>Average ERP over all datasets from train1.m</w:t>
+      </w:r>
+    </w:p>
+    <w:p>
+      <w:pPr>
+        <w:keepNext w:val="0"/>
+        <w:keepLines w:val="0"/>
+        <w:widowControl/>
+        <w:suppressLineNumbers w:val="0"/>
+        <w:jc w:val="center"/>
+        <w:rPr>
+          <w:rFonts w:hint="default" w:ascii="Times New Roman" w:hAnsi="Times New Roman" w:eastAsia="宋体" w:cs="Times New Roman"/>
+          <w:i w:val="0"/>
+          <w:iCs w:val="0"/>
+          <w:sz w:val="24"/>
+          <w:szCs w:val="24"/>
+          <w:rtl w:val="0"/>
+          <w:lang w:val="en-US" w:eastAsia="zh-CN"/>
+        </w:rPr>
+      </w:pPr>
+      <w:r>
+        <w:rPr>
+          <w:rFonts w:hint="default" w:ascii="Times New Roman" w:hAnsi="Times New Roman" w:eastAsia="宋体" w:cs="Times New Roman"/>
+          <w:i w:val="0"/>
+          <w:iCs w:val="0"/>
+          <w:sz w:val="24"/>
+          <w:szCs w:val="24"/>
+          <w:rtl w:val="0"/>
+          <w:lang w:val="en-US" w:eastAsia="zh-CN"/>
+        </w:rPr>
+        <w:drawing>
+          <wp:inline distT="0" distB="0" distL="114300" distR="114300">
+            <wp:extent cx="4917440" cy="3689985"/>
+            <wp:effectExtent l="0" t="0" r="16510" b="5715"/>
+            <wp:docPr id="7" name="图片 7" descr="train2_mean_ERP_task2"/>
+            <wp:cNvGraphicFramePr>
+              <a:graphicFrameLocks xmlns:a="http://schemas.openxmlformats.org/drawingml/2006/main" noChangeAspect="1"/>
+            </wp:cNvGraphicFramePr>
+            <a:graphic xmlns:a="http://schemas.openxmlformats.org/drawingml/2006/main">
+              <a:graphicData uri="http://schemas.openxmlformats.org/drawingml/2006/picture">
+                <pic:pic xmlns:pic="http://schemas.openxmlformats.org/drawingml/2006/picture">
+                  <pic:nvPicPr>
+                    <pic:cNvPr id="7" name="图片 7" descr="train2_mean_ERP_task2"/>
+                    <pic:cNvPicPr>
+                      <a:picLocks noChangeAspect="1"/>
+                    </pic:cNvPicPr>
+                  </pic:nvPicPr>
+                  <pic:blipFill>
+                    <a:blip r:embed="rId19"/>
+                    <a:stretch>
+                      <a:fillRect/>
+                    </a:stretch>
+                  </pic:blipFill>
+                  <pic:spPr>
+                    <a:xfrm>
+                      <a:off x="0" y="0"/>
+                      <a:ext cx="4917440" cy="3689985"/>
+                    </a:xfrm>
+                    <a:prstGeom prst="rect">
+                      <a:avLst/>
+                    </a:prstGeom>
+                  </pic:spPr>
+                </pic:pic>
+              </a:graphicData>
+            </a:graphic>
+          </wp:inline>
+        </w:drawing>
+      </w:r>
+    </w:p>
+    <w:p>
+      <w:pPr>
+        <w:spacing w:before="98"/>
+        <w:ind w:left="194" w:firstLine="0"/>
+        <w:jc w:val="center"/>
+        <w:rPr>
+          <w:rFonts w:hint="eastAsia" w:ascii="Times New Roman" w:hAnsi="Times New Roman" w:eastAsia="宋体" w:cs="Times New Roman"/>
+          <w:b w:val="0"/>
+          <w:bCs/>
+          <w:sz w:val="24"/>
+          <w:szCs w:val="24"/>
+          <w:rtl w:val="0"/>
+          <w:lang w:val="en-US" w:eastAsia="zh-CN"/>
+        </w:rPr>
+      </w:pPr>
+      <w:r>
+        <w:rPr>
+          <w:rFonts w:ascii="Times New Roman" w:hAnsi="Times New Roman" w:eastAsia="Times New Roman" w:cs="Times New Roman"/>
+          <w:b/>
+          <w:sz w:val="24"/>
+          <w:szCs w:val="24"/>
+          <w:rtl w:val="0"/>
+        </w:rPr>
+        <w:t xml:space="preserve">Figure </w:t>
+      </w:r>
+      <w:r>
+        <w:rPr>
+          <w:rFonts w:hint="eastAsia" w:ascii="Times New Roman" w:hAnsi="Times New Roman" w:eastAsia="宋体" w:cs="Times New Roman"/>
+          <w:b/>
+          <w:sz w:val="24"/>
+          <w:szCs w:val="24"/>
+          <w:rtl w:val="0"/>
+          <w:lang w:val="en-US" w:eastAsia="zh-CN"/>
+        </w:rPr>
+        <w:t>13.</w:t>
+      </w:r>
+      <w:r>
+        <w:rPr>
+          <w:rFonts w:ascii="Times New Roman" w:hAnsi="Times New Roman" w:eastAsia="Times New Roman" w:cs="Times New Roman"/>
+          <w:b/>
+          <w:sz w:val="24"/>
+          <w:szCs w:val="24"/>
+          <w:rtl w:val="0"/>
+        </w:rPr>
+        <w:t xml:space="preserve"> </w:t>
+      </w:r>
+      <w:r>
+        <w:rPr>
+          <w:rFonts w:hint="eastAsia" w:ascii="Times New Roman" w:hAnsi="Times New Roman" w:eastAsia="宋体" w:cs="Times New Roman"/>
+          <w:b w:val="0"/>
+          <w:bCs/>
+          <w:sz w:val="24"/>
+          <w:szCs w:val="24"/>
+          <w:rtl w:val="0"/>
+          <w:lang w:val="en-US" w:eastAsia="zh-CN"/>
+        </w:rPr>
+        <w:t>Average ERP over all datasets from train2.m</w:t>
+      </w:r>
+    </w:p>
+    <w:p>
+      <w:pPr>
+        <w:keepNext w:val="0"/>
+        <w:keepLines w:val="0"/>
+        <w:widowControl/>
+        <w:suppressLineNumbers w:val="0"/>
+        <w:jc w:val="center"/>
+        <w:rPr>
+          <w:rFonts w:hint="default" w:ascii="Times New Roman" w:hAnsi="Times New Roman" w:eastAsia="宋体" w:cs="Times New Roman"/>
+          <w:i w:val="0"/>
+          <w:iCs w:val="0"/>
+          <w:sz w:val="24"/>
+          <w:szCs w:val="24"/>
+          <w:rtl w:val="0"/>
+          <w:lang w:val="en-US" w:eastAsia="zh-CN"/>
+        </w:rPr>
+      </w:pPr>
+      <w:r>
+        <w:rPr>
+          <w:rFonts w:hint="default" w:ascii="Times New Roman" w:hAnsi="Times New Roman" w:eastAsia="宋体" w:cs="Times New Roman"/>
+          <w:i w:val="0"/>
+          <w:iCs w:val="0"/>
+          <w:sz w:val="24"/>
+          <w:szCs w:val="24"/>
+          <w:rtl w:val="0"/>
+          <w:lang w:val="en-US" w:eastAsia="zh-CN"/>
+        </w:rPr>
+        <w:drawing>
+          <wp:inline distT="0" distB="0" distL="114300" distR="114300">
+            <wp:extent cx="5958205" cy="3812540"/>
+            <wp:effectExtent l="0" t="0" r="4445" b="16510"/>
+            <wp:docPr id="18" name="图片 18" descr="train2_target_topoplot_task2"/>
+            <wp:cNvGraphicFramePr>
+              <a:graphicFrameLocks xmlns:a="http://schemas.openxmlformats.org/drawingml/2006/main" noChangeAspect="1"/>
+            </wp:cNvGraphicFramePr>
+            <a:graphic xmlns:a="http://schemas.openxmlformats.org/drawingml/2006/main">
+              <a:graphicData uri="http://schemas.openxmlformats.org/drawingml/2006/picture">
+                <pic:pic xmlns:pic="http://schemas.openxmlformats.org/drawingml/2006/picture">
+                  <pic:nvPicPr>
+                    <pic:cNvPr id="18" name="图片 18" descr="train2_target_topoplot_task2"/>
+                    <pic:cNvPicPr>
+                      <a:picLocks noChangeAspect="1"/>
+                    </pic:cNvPicPr>
+                  </pic:nvPicPr>
+                  <pic:blipFill>
+                    <a:blip r:embed="rId20"/>
+                    <a:srcRect t="4649" b="10060"/>
+                    <a:stretch>
+                      <a:fillRect/>
+                    </a:stretch>
+                  </pic:blipFill>
+                  <pic:spPr>
+                    <a:xfrm>
+                      <a:off x="0" y="0"/>
+                      <a:ext cx="5958205" cy="3812540"/>
+                    </a:xfrm>
+                    <a:prstGeom prst="rect">
+                      <a:avLst/>
+                    </a:prstGeom>
+                  </pic:spPr>
+                </pic:pic>
+              </a:graphicData>
+            </a:graphic>
+          </wp:inline>
+        </w:drawing>
+      </w:r>
+    </w:p>
+    <w:p>
+      <w:pPr>
+        <w:spacing w:before="98"/>
+        <w:ind w:left="194" w:firstLine="0"/>
+        <w:jc w:val="center"/>
+        <w:rPr>
+          <w:rFonts w:hint="default" w:ascii="Times New Roman" w:hAnsi="Times New Roman" w:eastAsia="宋体" w:cs="Times New Roman"/>
+          <w:b w:val="0"/>
+          <w:bCs/>
+          <w:sz w:val="24"/>
+          <w:szCs w:val="24"/>
+          <w:rtl w:val="0"/>
+          <w:lang w:val="en-US" w:eastAsia="zh-CN"/>
+        </w:rPr>
+      </w:pPr>
+      <w:r>
+        <w:rPr>
+          <w:rFonts w:ascii="Times New Roman" w:hAnsi="Times New Roman" w:eastAsia="Times New Roman" w:cs="Times New Roman"/>
+          <w:b/>
+          <w:sz w:val="24"/>
+          <w:szCs w:val="24"/>
+          <w:rtl w:val="0"/>
+        </w:rPr>
+        <w:t>Figure</w:t>
+      </w:r>
+      <w:r>
+        <w:rPr>
+          <w:rFonts w:hint="eastAsia" w:ascii="Times New Roman" w:hAnsi="Times New Roman" w:eastAsia="宋体" w:cs="Times New Roman"/>
+          <w:b/>
+          <w:sz w:val="24"/>
+          <w:szCs w:val="24"/>
+          <w:rtl w:val="0"/>
+          <w:lang w:val="en-US" w:eastAsia="zh-CN"/>
+        </w:rPr>
+        <w:t xml:space="preserve"> 14.</w:t>
+      </w:r>
+      <w:r>
+        <w:rPr>
+          <w:rFonts w:ascii="Times New Roman" w:hAnsi="Times New Roman" w:eastAsia="Times New Roman" w:cs="Times New Roman"/>
+          <w:b/>
+          <w:sz w:val="24"/>
+          <w:szCs w:val="24"/>
+          <w:rtl w:val="0"/>
+        </w:rPr>
+        <w:t xml:space="preserve"> </w:t>
+      </w:r>
+      <w:r>
+        <w:rPr>
+          <w:rFonts w:hint="eastAsia" w:ascii="Times New Roman" w:hAnsi="Times New Roman" w:eastAsia="宋体" w:cs="Times New Roman"/>
+          <w:b w:val="0"/>
+          <w:bCs/>
+          <w:sz w:val="24"/>
+          <w:szCs w:val="24"/>
+          <w:rtl w:val="0"/>
+          <w:lang w:val="en-US" w:eastAsia="zh-CN"/>
+        </w:rPr>
+        <w:t>The scalp map of non-target flash from train1.m</w:t>
+      </w:r>
+    </w:p>
+    <w:p>
+      <w:pPr>
+        <w:keepNext w:val="0"/>
+        <w:keepLines w:val="0"/>
+        <w:widowControl/>
+        <w:suppressLineNumbers w:val="0"/>
+        <w:jc w:val="center"/>
+        <w:rPr>
+          <w:rFonts w:hint="default" w:ascii="Times New Roman" w:hAnsi="Times New Roman" w:eastAsia="宋体" w:cs="Times New Roman"/>
+          <w:i w:val="0"/>
+          <w:iCs w:val="0"/>
+          <w:sz w:val="24"/>
+          <w:szCs w:val="24"/>
+          <w:rtl w:val="0"/>
+          <w:lang w:val="en-US" w:eastAsia="zh-CN"/>
+        </w:rPr>
+      </w:pPr>
+      <w:r>
+        <w:rPr>
+          <w:rFonts w:hint="default" w:ascii="Times New Roman" w:hAnsi="Times New Roman" w:eastAsia="宋体" w:cs="Times New Roman"/>
+          <w:i w:val="0"/>
+          <w:iCs w:val="0"/>
+          <w:sz w:val="24"/>
+          <w:szCs w:val="24"/>
+          <w:rtl w:val="0"/>
+          <w:lang w:val="en-US" w:eastAsia="zh-CN"/>
+        </w:rPr>
+        <w:drawing>
+          <wp:inline distT="0" distB="0" distL="114300" distR="114300">
+            <wp:extent cx="5844540" cy="3814445"/>
+            <wp:effectExtent l="0" t="0" r="3810" b="14605"/>
+            <wp:docPr id="17" name="图片 17" descr="train1_non_target_topoplot_task2"/>
+            <wp:cNvGraphicFramePr>
+              <a:graphicFrameLocks xmlns:a="http://schemas.openxmlformats.org/drawingml/2006/main" noChangeAspect="1"/>
+            </wp:cNvGraphicFramePr>
+            <a:graphic xmlns:a="http://schemas.openxmlformats.org/drawingml/2006/main">
+              <a:graphicData uri="http://schemas.openxmlformats.org/drawingml/2006/picture">
+                <pic:pic xmlns:pic="http://schemas.openxmlformats.org/drawingml/2006/picture">
+                  <pic:nvPicPr>
+                    <pic:cNvPr id="17" name="图片 17" descr="train1_non_target_topoplot_task2"/>
+                    <pic:cNvPicPr>
+                      <a:picLocks noChangeAspect="1"/>
+                    </pic:cNvPicPr>
+                  </pic:nvPicPr>
+                  <pic:blipFill>
+                    <a:blip r:embed="rId21"/>
+                    <a:srcRect t="4268" b="8743"/>
+                    <a:stretch>
+                      <a:fillRect/>
+                    </a:stretch>
+                  </pic:blipFill>
+                  <pic:spPr>
+                    <a:xfrm>
+                      <a:off x="0" y="0"/>
+                      <a:ext cx="5844540" cy="3814445"/>
+                    </a:xfrm>
+                    <a:prstGeom prst="rect">
+                      <a:avLst/>
+                    </a:prstGeom>
+                  </pic:spPr>
+                </pic:pic>
+              </a:graphicData>
+            </a:graphic>
+          </wp:inline>
+        </w:drawing>
+      </w:r>
+    </w:p>
+    <w:p>
+      <w:pPr>
+        <w:spacing w:before="98"/>
+        <w:ind w:left="194" w:firstLine="0"/>
+        <w:jc w:val="center"/>
+        <w:rPr>
+          <w:rFonts w:hint="default" w:ascii="Times New Roman" w:hAnsi="Times New Roman" w:eastAsia="宋体" w:cs="Times New Roman"/>
+          <w:b w:val="0"/>
+          <w:bCs/>
+          <w:sz w:val="24"/>
+          <w:szCs w:val="24"/>
+          <w:rtl w:val="0"/>
+          <w:lang w:val="en-US" w:eastAsia="zh-CN"/>
+        </w:rPr>
+      </w:pPr>
+      <w:r>
+        <w:rPr>
+          <w:rFonts w:ascii="Times New Roman" w:hAnsi="Times New Roman" w:eastAsia="Times New Roman" w:cs="Times New Roman"/>
+          <w:b/>
+          <w:sz w:val="24"/>
+          <w:szCs w:val="24"/>
+          <w:rtl w:val="0"/>
+        </w:rPr>
+        <w:t>Figure</w:t>
+      </w:r>
+      <w:r>
+        <w:rPr>
+          <w:rFonts w:hint="eastAsia" w:ascii="Times New Roman" w:hAnsi="Times New Roman" w:eastAsia="宋体" w:cs="Times New Roman"/>
+          <w:b/>
+          <w:sz w:val="24"/>
+          <w:szCs w:val="24"/>
+          <w:rtl w:val="0"/>
+          <w:lang w:val="en-US" w:eastAsia="zh-CN"/>
+        </w:rPr>
+        <w:t xml:space="preserve"> 15.</w:t>
+      </w:r>
+      <w:r>
+        <w:rPr>
+          <w:rFonts w:ascii="Times New Roman" w:hAnsi="Times New Roman" w:eastAsia="Times New Roman" w:cs="Times New Roman"/>
+          <w:b/>
+          <w:sz w:val="24"/>
+          <w:szCs w:val="24"/>
+          <w:rtl w:val="0"/>
+        </w:rPr>
+        <w:t xml:space="preserve"> </w:t>
+      </w:r>
+      <w:r>
+        <w:rPr>
+          <w:rFonts w:hint="eastAsia" w:ascii="Times New Roman" w:hAnsi="Times New Roman" w:eastAsia="宋体" w:cs="Times New Roman"/>
+          <w:b w:val="0"/>
+          <w:bCs/>
+          <w:sz w:val="24"/>
+          <w:szCs w:val="24"/>
+          <w:rtl w:val="0"/>
+          <w:lang w:val="en-US" w:eastAsia="zh-CN"/>
+        </w:rPr>
+        <w:t>The scalp map of target flash from train1.m</w:t>
+      </w:r>
+    </w:p>
+    <w:p>
+      <w:pPr>
+        <w:keepNext w:val="0"/>
+        <w:keepLines w:val="0"/>
+        <w:widowControl/>
+        <w:suppressLineNumbers w:val="0"/>
+        <w:jc w:val="center"/>
+        <w:rPr>
+          <w:rFonts w:hint="default" w:ascii="Times New Roman" w:hAnsi="Times New Roman" w:eastAsia="宋体" w:cs="Times New Roman"/>
+          <w:i w:val="0"/>
+          <w:iCs w:val="0"/>
+          <w:sz w:val="24"/>
+          <w:szCs w:val="24"/>
+          <w:rtl w:val="0"/>
+          <w:lang w:val="en-US" w:eastAsia="zh-CN"/>
+        </w:rPr>
+      </w:pPr>
+    </w:p>
+    <w:p>
+      <w:pPr>
+        <w:keepNext w:val="0"/>
+        <w:keepLines w:val="0"/>
+        <w:widowControl/>
+        <w:suppressLineNumbers w:val="0"/>
+        <w:jc w:val="center"/>
+        <w:rPr>
+          <w:rFonts w:hint="default" w:ascii="Times New Roman" w:hAnsi="Times New Roman" w:eastAsia="宋体" w:cs="Times New Roman"/>
+          <w:i w:val="0"/>
+          <w:iCs w:val="0"/>
+          <w:sz w:val="24"/>
+          <w:szCs w:val="24"/>
+          <w:rtl w:val="0"/>
+          <w:lang w:val="en-US" w:eastAsia="zh-CN"/>
+        </w:rPr>
+      </w:pPr>
+      <w:r>
+        <w:rPr>
+          <w:rFonts w:hint="default" w:ascii="Times New Roman" w:hAnsi="Times New Roman" w:eastAsia="宋体" w:cs="Times New Roman"/>
+          <w:i w:val="0"/>
+          <w:iCs w:val="0"/>
+          <w:sz w:val="24"/>
+          <w:szCs w:val="24"/>
+          <w:rtl w:val="0"/>
+          <w:lang w:val="en-US" w:eastAsia="zh-CN"/>
+        </w:rPr>
+        <w:drawing>
+          <wp:inline distT="0" distB="0" distL="114300" distR="114300">
+            <wp:extent cx="5951220" cy="3817620"/>
+            <wp:effectExtent l="0" t="0" r="11430" b="11430"/>
+            <wp:docPr id="16" name="图片 16" descr="train1_target_topoplot_task2"/>
+            <wp:cNvGraphicFramePr>
+              <a:graphicFrameLocks xmlns:a="http://schemas.openxmlformats.org/drawingml/2006/main" noChangeAspect="1"/>
+            </wp:cNvGraphicFramePr>
+            <a:graphic xmlns:a="http://schemas.openxmlformats.org/drawingml/2006/main">
+              <a:graphicData uri="http://schemas.openxmlformats.org/drawingml/2006/picture">
+                <pic:pic xmlns:pic="http://schemas.openxmlformats.org/drawingml/2006/picture">
+                  <pic:nvPicPr>
+                    <pic:cNvPr id="16" name="图片 16" descr="train1_target_topoplot_task2"/>
+                    <pic:cNvPicPr>
+                      <a:picLocks noChangeAspect="1"/>
+                    </pic:cNvPicPr>
+                  </pic:nvPicPr>
+                  <pic:blipFill>
+                    <a:blip r:embed="rId22"/>
+                    <a:srcRect t="4173" b="10330"/>
+                    <a:stretch>
+                      <a:fillRect/>
+                    </a:stretch>
+                  </pic:blipFill>
+                  <pic:spPr>
+                    <a:xfrm>
+                      <a:off x="0" y="0"/>
+                      <a:ext cx="5951220" cy="3817620"/>
+                    </a:xfrm>
+                    <a:prstGeom prst="rect">
+                      <a:avLst/>
+                    </a:prstGeom>
+                  </pic:spPr>
+                </pic:pic>
+              </a:graphicData>
+            </a:graphic>
+          </wp:inline>
+        </w:drawing>
+      </w:r>
+    </w:p>
+    <w:p>
+      <w:pPr>
+        <w:spacing w:before="98"/>
+        <w:ind w:left="194" w:firstLine="0"/>
+        <w:jc w:val="center"/>
+        <w:rPr>
+          <w:rFonts w:hint="default" w:ascii="Times New Roman" w:hAnsi="Times New Roman" w:eastAsia="宋体" w:cs="Times New Roman"/>
+          <w:b w:val="0"/>
+          <w:bCs/>
+          <w:sz w:val="24"/>
+          <w:szCs w:val="24"/>
+          <w:rtl w:val="0"/>
+          <w:lang w:val="en-US" w:eastAsia="zh-CN"/>
+        </w:rPr>
+      </w:pPr>
+      <w:r>
+        <w:rPr>
+          <w:rFonts w:ascii="Times New Roman" w:hAnsi="Times New Roman" w:eastAsia="Times New Roman" w:cs="Times New Roman"/>
+          <w:b/>
+          <w:sz w:val="24"/>
+          <w:szCs w:val="24"/>
+          <w:rtl w:val="0"/>
+        </w:rPr>
+        <w:t>Figure</w:t>
+      </w:r>
+      <w:r>
+        <w:rPr>
+          <w:rFonts w:hint="eastAsia" w:ascii="Times New Roman" w:hAnsi="Times New Roman" w:eastAsia="宋体" w:cs="Times New Roman"/>
+          <w:b/>
+          <w:sz w:val="24"/>
+          <w:szCs w:val="24"/>
+          <w:rtl w:val="0"/>
+          <w:lang w:val="en-US" w:eastAsia="zh-CN"/>
+        </w:rPr>
+        <w:t xml:space="preserve"> 16.</w:t>
+      </w:r>
+      <w:r>
+        <w:rPr>
+          <w:rFonts w:ascii="Times New Roman" w:hAnsi="Times New Roman" w:eastAsia="Times New Roman" w:cs="Times New Roman"/>
+          <w:b/>
+          <w:sz w:val="24"/>
+          <w:szCs w:val="24"/>
+          <w:rtl w:val="0"/>
+        </w:rPr>
+        <w:t xml:space="preserve"> </w:t>
+      </w:r>
+      <w:r>
+        <w:rPr>
+          <w:rFonts w:hint="eastAsia" w:ascii="Times New Roman" w:hAnsi="Times New Roman" w:eastAsia="宋体" w:cs="Times New Roman"/>
+          <w:b w:val="0"/>
+          <w:bCs/>
+          <w:sz w:val="24"/>
+          <w:szCs w:val="24"/>
+          <w:rtl w:val="0"/>
+          <w:lang w:val="en-US" w:eastAsia="zh-CN"/>
+        </w:rPr>
+        <w:t>The scalp map of non-target flash from train2.m</w:t>
+      </w:r>
+    </w:p>
+    <w:p>
+      <w:pPr>
+        <w:keepNext w:val="0"/>
+        <w:keepLines w:val="0"/>
+        <w:widowControl/>
+        <w:suppressLineNumbers w:val="0"/>
+        <w:jc w:val="center"/>
+        <w:rPr>
+          <w:rFonts w:hint="default" w:ascii="Times New Roman" w:hAnsi="Times New Roman" w:eastAsia="宋体" w:cs="Times New Roman"/>
+          <w:i w:val="0"/>
+          <w:iCs w:val="0"/>
+          <w:sz w:val="24"/>
+          <w:szCs w:val="24"/>
+          <w:rtl w:val="0"/>
+          <w:lang w:val="en-US" w:eastAsia="zh-CN"/>
+        </w:rPr>
+      </w:pPr>
+      <w:r>
+        <w:rPr>
+          <w:rFonts w:hint="default" w:ascii="Times New Roman" w:hAnsi="Times New Roman" w:eastAsia="宋体" w:cs="Times New Roman"/>
+          <w:i w:val="0"/>
+          <w:iCs w:val="0"/>
+          <w:sz w:val="24"/>
+          <w:szCs w:val="24"/>
+          <w:rtl w:val="0"/>
+          <w:lang w:val="en-US" w:eastAsia="zh-CN"/>
+        </w:rPr>
+        <w:drawing>
+          <wp:inline distT="0" distB="0" distL="114300" distR="114300">
+            <wp:extent cx="6035040" cy="3963670"/>
+            <wp:effectExtent l="0" t="0" r="3810" b="17780"/>
+            <wp:docPr id="15" name="图片 15" descr="train2_non_target_topoplot_task2"/>
+            <wp:cNvGraphicFramePr>
+              <a:graphicFrameLocks xmlns:a="http://schemas.openxmlformats.org/drawingml/2006/main" noChangeAspect="1"/>
+            </wp:cNvGraphicFramePr>
+            <a:graphic xmlns:a="http://schemas.openxmlformats.org/drawingml/2006/main">
+              <a:graphicData uri="http://schemas.openxmlformats.org/drawingml/2006/picture">
+                <pic:pic xmlns:pic="http://schemas.openxmlformats.org/drawingml/2006/picture">
+                  <pic:nvPicPr>
+                    <pic:cNvPr id="15" name="图片 15" descr="train2_non_target_topoplot_task2"/>
+                    <pic:cNvPicPr>
+                      <a:picLocks noChangeAspect="1"/>
+                    </pic:cNvPicPr>
+                  </pic:nvPicPr>
+                  <pic:blipFill>
+                    <a:blip r:embed="rId23"/>
+                    <a:srcRect t="3824" b="8648"/>
+                    <a:stretch>
+                      <a:fillRect/>
+                    </a:stretch>
+                  </pic:blipFill>
+                  <pic:spPr>
+                    <a:xfrm>
+                      <a:off x="0" y="0"/>
+                      <a:ext cx="6035040" cy="3963670"/>
+                    </a:xfrm>
+                    <a:prstGeom prst="rect">
+                      <a:avLst/>
+                    </a:prstGeom>
+                  </pic:spPr>
+                </pic:pic>
+              </a:graphicData>
+            </a:graphic>
+          </wp:inline>
+        </w:drawing>
+      </w:r>
+    </w:p>
+    <w:p>
+      <w:pPr>
+        <w:spacing w:before="98"/>
+        <w:ind w:left="194" w:firstLine="0"/>
+        <w:jc w:val="center"/>
+        <w:rPr>
+          <w:rFonts w:hint="default" w:ascii="Times New Roman" w:hAnsi="Times New Roman" w:eastAsia="宋体" w:cs="Times New Roman"/>
+          <w:b w:val="0"/>
+          <w:bCs/>
+          <w:sz w:val="24"/>
+          <w:szCs w:val="24"/>
+          <w:rtl w:val="0"/>
+          <w:lang w:val="en-US" w:eastAsia="zh-CN"/>
+        </w:rPr>
+      </w:pPr>
+      <w:r>
+        <w:rPr>
+          <w:rFonts w:ascii="Times New Roman" w:hAnsi="Times New Roman" w:eastAsia="Times New Roman" w:cs="Times New Roman"/>
+          <w:b/>
+          <w:sz w:val="24"/>
+          <w:szCs w:val="24"/>
+          <w:rtl w:val="0"/>
+        </w:rPr>
+        <w:t>Figure</w:t>
+      </w:r>
+      <w:r>
+        <w:rPr>
+          <w:rFonts w:hint="eastAsia" w:ascii="Times New Roman" w:hAnsi="Times New Roman" w:eastAsia="宋体" w:cs="Times New Roman"/>
+          <w:b/>
+          <w:sz w:val="24"/>
+          <w:szCs w:val="24"/>
+          <w:rtl w:val="0"/>
+          <w:lang w:val="en-US" w:eastAsia="zh-CN"/>
+        </w:rPr>
+        <w:t xml:space="preserve"> 17.</w:t>
+      </w:r>
+      <w:r>
+        <w:rPr>
+          <w:rFonts w:ascii="Times New Roman" w:hAnsi="Times New Roman" w:eastAsia="Times New Roman" w:cs="Times New Roman"/>
+          <w:b/>
+          <w:sz w:val="24"/>
+          <w:szCs w:val="24"/>
+          <w:rtl w:val="0"/>
+        </w:rPr>
+        <w:t xml:space="preserve"> </w:t>
+      </w:r>
+      <w:r>
+        <w:rPr>
+          <w:rFonts w:hint="eastAsia" w:ascii="Times New Roman" w:hAnsi="Times New Roman" w:eastAsia="宋体" w:cs="Times New Roman"/>
+          <w:b w:val="0"/>
+          <w:bCs/>
+          <w:sz w:val="24"/>
+          <w:szCs w:val="24"/>
+          <w:rtl w:val="0"/>
+          <w:lang w:val="en-US" w:eastAsia="zh-CN"/>
+        </w:rPr>
+        <w:t>The scalp map of target flash from train2.m</w:t>
+      </w:r>
+    </w:p>
+    <w:p>
+      <w:pPr>
+        <w:keepNext w:val="0"/>
+        <w:keepLines w:val="0"/>
+        <w:widowControl/>
+        <w:suppressLineNumbers w:val="0"/>
+        <w:spacing w:line="240" w:lineRule="auto"/>
+        <w:jc w:val="both"/>
+        <w:rPr>
+          <w:rFonts w:hint="eastAsia" w:ascii="Times New Roman" w:hAnsi="Times New Roman" w:eastAsia="宋体" w:cs="Times New Roman"/>
+          <w:i w:val="0"/>
+          <w:iCs w:val="0"/>
+          <w:sz w:val="24"/>
+          <w:szCs w:val="24"/>
+          <w:rtl w:val="0"/>
+          <w:lang w:val="en-US" w:eastAsia="zh-CN"/>
+        </w:rPr>
+      </w:pPr>
+      <w:r>
+        <w:rPr>
+          <w:rFonts w:hint="eastAsia" w:ascii="Times New Roman" w:hAnsi="Times New Roman" w:eastAsia="宋体" w:cs="Times New Roman"/>
+          <w:i w:val="0"/>
+          <w:iCs w:val="0"/>
+          <w:sz w:val="24"/>
+          <w:szCs w:val="24"/>
+          <w:rtl w:val="0"/>
+          <w:lang w:val="en-US" w:eastAsia="zh-CN"/>
+        </w:rPr>
+        <w:t>The average ERP waveforms are similar between Figure2&amp;5 (my group) and Figure 12&amp;13 (all datasets). Although the overall waveform pattern shows no difference, the P300 component in the ERP computed from the entire dataset appears earlier in time. This may be related to variations in reaction speed across different participants.</w:t>
+      </w:r>
+    </w:p>
+    <w:p>
+      <w:pPr>
+        <w:keepNext w:val="0"/>
+        <w:keepLines w:val="0"/>
+        <w:widowControl/>
+        <w:suppressLineNumbers w:val="0"/>
+        <w:spacing w:line="240" w:lineRule="auto"/>
+        <w:jc w:val="both"/>
+        <w:rPr>
+          <w:rFonts w:hint="eastAsia" w:ascii="Times New Roman" w:hAnsi="Times New Roman" w:eastAsia="宋体" w:cs="Times New Roman"/>
+          <w:i w:val="0"/>
+          <w:iCs w:val="0"/>
+          <w:sz w:val="24"/>
+          <w:szCs w:val="24"/>
+          <w:rtl w:val="0"/>
+          <w:lang w:val="en-US" w:eastAsia="zh-CN"/>
+        </w:rPr>
+      </w:pPr>
+      <w:r>
+        <w:rPr>
+          <w:rFonts w:hint="eastAsia" w:ascii="Times New Roman" w:hAnsi="Times New Roman" w:eastAsia="宋体" w:cs="Times New Roman"/>
+          <w:i w:val="0"/>
+          <w:iCs w:val="0"/>
+          <w:sz w:val="24"/>
+          <w:szCs w:val="24"/>
+          <w:rtl w:val="0"/>
+          <w:lang w:val="en-US" w:eastAsia="zh-CN"/>
+        </w:rPr>
+        <w:t>Similarly, though the specific values differ, the topoplots show consistent patterns in terms of overall trends. Mainly because ERP components correspond to activity in specific brain regions, and this pattern is relatively stable across individuals.</w:t>
+      </w:r>
+    </w:p>
+    <w:p>
+      <w:pPr>
+        <w:keepNext w:val="0"/>
+        <w:keepLines w:val="0"/>
+        <w:widowControl/>
+        <w:suppressLineNumbers w:val="0"/>
+        <w:spacing w:line="240" w:lineRule="auto"/>
+        <w:jc w:val="both"/>
+        <w:rPr>
+          <w:rFonts w:hint="eastAsia" w:ascii="Times New Roman" w:hAnsi="Times New Roman" w:eastAsia="宋体" w:cs="Times New Roman"/>
+          <w:i w:val="0"/>
+          <w:iCs w:val="0"/>
+          <w:sz w:val="24"/>
+          <w:szCs w:val="24"/>
+          <w:rtl w:val="0"/>
+          <w:lang w:val="en-US" w:eastAsia="zh-CN"/>
+        </w:rPr>
+      </w:pPr>
+    </w:p>
+    <w:p>
+      <w:pPr>
+        <w:keepNext w:val="0"/>
+        <w:keepLines w:val="0"/>
+        <w:widowControl/>
+        <w:numPr>
+          <w:ilvl w:val="0"/>
+          <w:numId w:val="0"/>
+        </w:numPr>
+        <w:suppressLineNumbers w:val="0"/>
+        <w:jc w:val="left"/>
+        <w:rPr>
+          <w:rFonts w:hint="eastAsia" w:ascii="Times New Roman" w:hAnsi="Times New Roman" w:eastAsia="宋体" w:cs="Times New Roman"/>
+          <w:b/>
+          <w:sz w:val="28"/>
+          <w:szCs w:val="28"/>
+          <w:rtl w:val="0"/>
+          <w:lang w:val="en-US" w:eastAsia="zh-CN"/>
+        </w:rPr>
+      </w:pPr>
+      <w:r>
+        <w:rPr>
+          <w:rFonts w:hint="eastAsia" w:ascii="Times New Roman" w:hAnsi="Times New Roman" w:eastAsia="宋体" w:cs="Times New Roman"/>
+          <w:b/>
+          <w:sz w:val="28"/>
+          <w:szCs w:val="28"/>
+          <w:rtl w:val="0"/>
+          <w:lang w:val="en-US" w:eastAsia="zh-CN"/>
+        </w:rPr>
+        <w:t>2.2. Training and Testing Cross-Subject Decoding Models</w:t>
+      </w:r>
+    </w:p>
+    <w:p>
+      <w:pPr>
+        <w:keepNext w:val="0"/>
+        <w:keepLines w:val="0"/>
+        <w:widowControl/>
+        <w:suppressLineNumbers w:val="0"/>
+        <w:spacing w:line="240" w:lineRule="auto"/>
+        <w:jc w:val="both"/>
+        <w:rPr>
+          <w:rFonts w:hint="eastAsia" w:ascii="Times New Roman" w:hAnsi="Times New Roman" w:eastAsia="宋体" w:cs="Times New Roman"/>
+          <w:i w:val="0"/>
+          <w:iCs w:val="0"/>
+          <w:sz w:val="24"/>
+          <w:szCs w:val="24"/>
+          <w:rtl w:val="0"/>
+          <w:lang w:val="en-US" w:eastAsia="zh-CN"/>
+        </w:rPr>
+      </w:pPr>
+      <w:r>
+        <w:rPr>
+          <w:rFonts w:hint="eastAsia" w:ascii="Times New Roman" w:hAnsi="Times New Roman" w:eastAsia="宋体" w:cs="Times New Roman"/>
+          <w:i w:val="0"/>
+          <w:iCs w:val="0"/>
+          <w:sz w:val="24"/>
+          <w:szCs w:val="24"/>
+          <w:rtl w:val="0"/>
+          <w:lang w:val="en-US" w:eastAsia="zh-CN"/>
+        </w:rPr>
+        <w:t>According to the Figure 12 and 13, I choose to set the time range from 300 to 450, due to the variations in reaction speed across different subjects. Here is the result:</w:t>
+      </w:r>
+    </w:p>
+    <w:p>
+      <w:pPr>
+        <w:keepNext w:val="0"/>
+        <w:keepLines w:val="0"/>
+        <w:widowControl/>
+        <w:suppressLineNumbers w:val="0"/>
+        <w:spacing w:line="240" w:lineRule="auto"/>
+        <w:jc w:val="both"/>
+        <w:rPr>
+          <w:rFonts w:hint="default" w:ascii="Times New Roman" w:hAnsi="Times New Roman" w:eastAsia="宋体" w:cs="Times New Roman"/>
+          <w:i w:val="0"/>
+          <w:iCs w:val="0"/>
+          <w:sz w:val="24"/>
+          <w:szCs w:val="24"/>
+          <w:rtl w:val="0"/>
+          <w:lang w:val="en-US" w:eastAsia="zh-CN"/>
+        </w:rPr>
+      </w:pPr>
+    </w:p>
+    <w:tbl>
+      <w:tblPr>
+        <w:tblStyle w:val="16"/>
+        <w:tblW w:w="9740" w:type="dxa"/>
+        <w:tblInd w:w="0" w:type="dxa"/>
+        <w:tblBorders>
+          <w:top w:val="single" w:color="auto" w:sz="4" w:space="0"/>
+          <w:left w:val="single" w:color="auto" w:sz="4" w:space="0"/>
+          <w:bottom w:val="single" w:color="auto" w:sz="4" w:space="0"/>
+          <w:right w:val="single" w:color="auto" w:sz="4" w:space="0"/>
+          <w:insideH w:val="single" w:color="auto" w:sz="4" w:space="0"/>
+          <w:insideV w:val="single" w:color="auto" w:sz="4" w:space="0"/>
+        </w:tblBorders>
+        <w:tblLayout w:type="fixed"/>
+        <w:tblCellMar>
+          <w:top w:w="0" w:type="dxa"/>
+          <w:left w:w="108" w:type="dxa"/>
+          <w:bottom w:w="0" w:type="dxa"/>
+          <w:right w:w="108" w:type="dxa"/>
+        </w:tblCellMar>
+      </w:tblPr>
+      <w:tblGrid>
+        <w:gridCol w:w="4979"/>
+        <w:gridCol w:w="1212"/>
+        <w:gridCol w:w="1338"/>
+        <w:gridCol w:w="1087"/>
+        <w:gridCol w:w="1124"/>
+      </w:tblGrid>
+      <w:tr>
+        <w:tblPrEx>
+          <w:tblBorders>
+            <w:top w:val="single" w:color="auto" w:sz="4" w:space="0"/>
+            <w:left w:val="single" w:color="auto" w:sz="4" w:space="0"/>
+            <w:bottom w:val="single" w:color="auto" w:sz="4" w:space="0"/>
+            <w:right w:val="single" w:color="auto" w:sz="4" w:space="0"/>
+            <w:insideH w:val="single" w:color="auto" w:sz="4" w:space="0"/>
+            <w:insideV w:val="single" w:color="auto" w:sz="4" w:space="0"/>
+          </w:tblBorders>
+          <w:tblCellMar>
+            <w:top w:w="0" w:type="dxa"/>
+            <w:left w:w="108" w:type="dxa"/>
+            <w:bottom w:w="0" w:type="dxa"/>
+            <w:right w:w="108" w:type="dxa"/>
+          </w:tblCellMar>
+        </w:tblPrEx>
+        <w:trPr>
+          <w:trHeight w:val="348" w:hRule="atLeast"/>
+        </w:trPr>
+        <w:tc>
+          <w:tcPr>
+            <w:tcW w:w="9740" w:type="dxa"/>
+            <w:gridSpan w:val="5"/>
+            <w:tcBorders>
+              <w:top w:val="thinThickSmallGap" w:color="auto" w:sz="24" w:space="0"/>
+              <w:left w:val="nil"/>
+              <w:bottom w:val="single" w:color="auto" w:sz="4" w:space="0"/>
+              <w:right w:val="nil"/>
+            </w:tcBorders>
+          </w:tcPr>
+          <w:p>
+            <w:pPr>
+              <w:keepNext w:val="0"/>
+              <w:keepLines w:val="0"/>
+              <w:widowControl/>
+              <w:suppressLineNumbers w:val="0"/>
+              <w:spacing w:before="0" w:beforeAutospacing="0" w:after="0" w:afterAutospacing="0"/>
+              <w:ind w:left="0" w:right="0"/>
+              <w:jc w:val="center"/>
+              <w:rPr>
+                <w:rFonts w:hint="eastAsia" w:ascii="Times New Roman" w:hAnsi="Times New Roman" w:eastAsia="Times New Roman" w:cs="Times New Roman"/>
+                <w:b/>
+                <w:sz w:val="24"/>
+                <w:szCs w:val="24"/>
+                <w:rtl w:val="0"/>
+                <w:lang w:val="en-US" w:eastAsia="zh-CN"/>
+              </w:rPr>
+            </w:pPr>
+            <w:r>
+              <w:rPr>
+                <w:rFonts w:hint="eastAsia" w:ascii="Times New Roman" w:hAnsi="Times New Roman" w:eastAsia="Times New Roman" w:cs="Times New Roman"/>
+                <w:b/>
+                <w:sz w:val="24"/>
+                <w:szCs w:val="24"/>
+                <w:rtl w:val="0"/>
+                <w:lang w:val="en-US" w:eastAsia="zh-CN"/>
+              </w:rPr>
+              <w:t xml:space="preserve">Table 4. </w:t>
+            </w:r>
+            <w:r>
+              <w:rPr>
+                <w:rFonts w:hint="eastAsia" w:ascii="Times New Roman" w:hAnsi="Times New Roman" w:eastAsia="宋体" w:cs="Times New Roman"/>
+                <w:b/>
+                <w:sz w:val="24"/>
+                <w:szCs w:val="24"/>
+                <w:rtl w:val="0"/>
+                <w:lang w:val="en-US" w:eastAsia="zh-CN"/>
+              </w:rPr>
+              <w:t>Evaluation of cross-subjects model</w:t>
+            </w:r>
+          </w:p>
+        </w:tc>
+      </w:tr>
+      <w:tr>
+        <w:tblPrEx>
+          <w:tblBorders>
+            <w:top w:val="single" w:color="auto" w:sz="4" w:space="0"/>
+            <w:left w:val="single" w:color="auto" w:sz="4" w:space="0"/>
+            <w:bottom w:val="single" w:color="auto" w:sz="4" w:space="0"/>
+            <w:right w:val="single" w:color="auto" w:sz="4" w:space="0"/>
+            <w:insideH w:val="single" w:color="auto" w:sz="4" w:space="0"/>
+            <w:insideV w:val="single" w:color="auto" w:sz="4" w:space="0"/>
+          </w:tblBorders>
+          <w:tblCellMar>
+            <w:top w:w="0" w:type="dxa"/>
+            <w:left w:w="108" w:type="dxa"/>
+            <w:bottom w:w="0" w:type="dxa"/>
+            <w:right w:w="108" w:type="dxa"/>
+          </w:tblCellMar>
+        </w:tblPrEx>
+        <w:trPr>
+          <w:trHeight w:val="272" w:hRule="atLeast"/>
+        </w:trPr>
+        <w:tc>
+          <w:tcPr>
+            <w:tcW w:w="4979" w:type="dxa"/>
+            <w:tcBorders>
+              <w:top w:val="single" w:color="auto" w:sz="4" w:space="0"/>
+              <w:left w:val="nil"/>
+              <w:bottom w:val="nil"/>
+              <w:right w:val="nil"/>
+            </w:tcBorders>
+          </w:tcPr>
+          <w:p>
+            <w:pPr>
+              <w:keepNext w:val="0"/>
+              <w:keepLines w:val="0"/>
+              <w:widowControl/>
+              <w:suppressLineNumbers w:val="0"/>
+              <w:spacing w:before="0" w:beforeAutospacing="0" w:after="0" w:afterAutospacing="0"/>
+              <w:ind w:left="0" w:right="0"/>
+              <w:jc w:val="center"/>
+              <w:rPr>
+                <w:rFonts w:hint="default" w:ascii="Times New Roman" w:hAnsi="Times New Roman" w:eastAsia="宋体" w:cs="Times New Roman"/>
+                <w:i w:val="0"/>
+                <w:iCs w:val="0"/>
+                <w:sz w:val="24"/>
+                <w:szCs w:val="24"/>
+                <w:vertAlign w:val="baseline"/>
+                <w:rtl w:val="0"/>
+                <w:lang w:val="en-US" w:eastAsia="zh-CN"/>
+              </w:rPr>
+            </w:pPr>
+            <w:r>
+              <w:rPr>
+                <w:rFonts w:hint="eastAsia" w:ascii="Times New Roman" w:hAnsi="Times New Roman" w:eastAsia="宋体" w:cs="Times New Roman"/>
+                <w:i w:val="0"/>
+                <w:iCs w:val="0"/>
+                <w:sz w:val="24"/>
+                <w:szCs w:val="24"/>
+                <w:vertAlign w:val="baseline"/>
+                <w:rtl w:val="0"/>
+                <w:lang w:val="en-US" w:eastAsia="zh-CN"/>
+              </w:rPr>
+              <w:t>Setting</w:t>
+            </w:r>
+          </w:p>
+        </w:tc>
+        <w:tc>
+          <w:tcPr>
+            <w:tcW w:w="1212" w:type="dxa"/>
+            <w:tcBorders>
+              <w:top w:val="single" w:color="auto" w:sz="4" w:space="0"/>
+              <w:left w:val="nil"/>
+              <w:bottom w:val="nil"/>
+              <w:right w:val="nil"/>
+            </w:tcBorders>
+          </w:tcPr>
+          <w:p>
+            <w:pPr>
+              <w:keepNext w:val="0"/>
+              <w:keepLines w:val="0"/>
+              <w:widowControl/>
+              <w:suppressLineNumbers w:val="0"/>
+              <w:spacing w:before="0" w:beforeAutospacing="0" w:after="0" w:afterAutospacing="0"/>
+              <w:ind w:left="0" w:right="0"/>
+              <w:jc w:val="center"/>
+              <w:rPr>
+                <w:rFonts w:hint="default" w:ascii="Times New Roman" w:hAnsi="Times New Roman" w:eastAsia="宋体" w:cs="Times New Roman"/>
+                <w:i w:val="0"/>
+                <w:iCs w:val="0"/>
+                <w:sz w:val="24"/>
+                <w:szCs w:val="24"/>
+                <w:vertAlign w:val="baseline"/>
+                <w:rtl w:val="0"/>
+                <w:lang w:val="en-US" w:eastAsia="zh-CN"/>
+              </w:rPr>
+            </w:pPr>
+            <w:r>
+              <w:rPr>
+                <w:rFonts w:hint="eastAsia" w:ascii="Times New Roman" w:hAnsi="Times New Roman" w:eastAsia="宋体" w:cs="Times New Roman"/>
+                <w:i w:val="0"/>
+                <w:iCs w:val="0"/>
+                <w:sz w:val="24"/>
+                <w:szCs w:val="24"/>
+                <w:vertAlign w:val="baseline"/>
+                <w:rtl w:val="0"/>
+                <w:lang w:val="en-US" w:eastAsia="zh-CN"/>
+              </w:rPr>
+              <w:t>Accuracy</w:t>
+            </w:r>
+          </w:p>
+        </w:tc>
+        <w:tc>
+          <w:tcPr>
+            <w:tcW w:w="1338" w:type="dxa"/>
+            <w:tcBorders>
+              <w:top w:val="single" w:color="auto" w:sz="4" w:space="0"/>
+              <w:left w:val="nil"/>
+              <w:bottom w:val="nil"/>
+              <w:right w:val="nil"/>
+            </w:tcBorders>
+          </w:tcPr>
+          <w:p>
+            <w:pPr>
+              <w:keepNext w:val="0"/>
+              <w:keepLines w:val="0"/>
+              <w:widowControl/>
+              <w:suppressLineNumbers w:val="0"/>
+              <w:spacing w:before="0" w:beforeAutospacing="0" w:after="0" w:afterAutospacing="0"/>
+              <w:ind w:left="0" w:right="0"/>
+              <w:jc w:val="center"/>
+              <w:rPr>
+                <w:rFonts w:hint="default" w:ascii="Times New Roman" w:hAnsi="Times New Roman" w:eastAsia="宋体" w:cs="Times New Roman"/>
+                <w:i w:val="0"/>
+                <w:iCs w:val="0"/>
+                <w:sz w:val="24"/>
+                <w:szCs w:val="24"/>
+                <w:vertAlign w:val="baseline"/>
+                <w:rtl w:val="0"/>
+                <w:lang w:val="en-US" w:eastAsia="zh-CN"/>
+              </w:rPr>
+            </w:pPr>
+            <w:r>
+              <w:rPr>
+                <w:rFonts w:hint="eastAsia" w:ascii="Times New Roman" w:hAnsi="Times New Roman" w:eastAsia="宋体" w:cs="Times New Roman"/>
+                <w:i w:val="0"/>
+                <w:iCs w:val="0"/>
+                <w:sz w:val="24"/>
+                <w:szCs w:val="24"/>
+                <w:vertAlign w:val="baseline"/>
+                <w:rtl w:val="0"/>
+                <w:lang w:val="en-US" w:eastAsia="zh-CN"/>
+              </w:rPr>
+              <w:t>Precision</w:t>
+            </w:r>
+          </w:p>
+        </w:tc>
+        <w:tc>
+          <w:tcPr>
+            <w:tcW w:w="1087" w:type="dxa"/>
+            <w:tcBorders>
+              <w:top w:val="single" w:color="auto" w:sz="4" w:space="0"/>
+              <w:left w:val="nil"/>
+              <w:bottom w:val="nil"/>
+              <w:right w:val="nil"/>
+            </w:tcBorders>
+          </w:tcPr>
+          <w:p>
+            <w:pPr>
+              <w:keepNext w:val="0"/>
+              <w:keepLines w:val="0"/>
+              <w:widowControl/>
+              <w:suppressLineNumbers w:val="0"/>
+              <w:spacing w:before="0" w:beforeAutospacing="0" w:after="0" w:afterAutospacing="0"/>
+              <w:ind w:left="0" w:right="0"/>
+              <w:jc w:val="center"/>
+              <w:rPr>
+                <w:rFonts w:hint="default" w:ascii="Times New Roman" w:hAnsi="Times New Roman" w:eastAsia="宋体" w:cs="Times New Roman"/>
+                <w:i w:val="0"/>
+                <w:iCs w:val="0"/>
+                <w:sz w:val="24"/>
+                <w:szCs w:val="24"/>
+                <w:vertAlign w:val="baseline"/>
+                <w:rtl w:val="0"/>
+                <w:lang w:val="en-US" w:eastAsia="zh-CN"/>
+              </w:rPr>
+            </w:pPr>
+            <w:r>
+              <w:rPr>
+                <w:rFonts w:hint="eastAsia" w:ascii="Times New Roman" w:hAnsi="Times New Roman" w:eastAsia="宋体" w:cs="Times New Roman"/>
+                <w:i w:val="0"/>
+                <w:iCs w:val="0"/>
+                <w:sz w:val="24"/>
+                <w:szCs w:val="24"/>
+                <w:vertAlign w:val="baseline"/>
+                <w:rtl w:val="0"/>
+                <w:lang w:val="en-US" w:eastAsia="zh-CN"/>
+              </w:rPr>
+              <w:t>Recall</w:t>
+            </w:r>
+          </w:p>
+        </w:tc>
+        <w:tc>
+          <w:tcPr>
+            <w:tcW w:w="1124" w:type="dxa"/>
+            <w:tcBorders>
+              <w:top w:val="single" w:color="auto" w:sz="4" w:space="0"/>
+              <w:left w:val="nil"/>
+              <w:bottom w:val="nil"/>
+              <w:right w:val="nil"/>
+            </w:tcBorders>
+          </w:tcPr>
+          <w:p>
+            <w:pPr>
+              <w:keepNext w:val="0"/>
+              <w:keepLines w:val="0"/>
+              <w:widowControl/>
+              <w:suppressLineNumbers w:val="0"/>
+              <w:spacing w:before="0" w:beforeAutospacing="0" w:after="0" w:afterAutospacing="0"/>
+              <w:ind w:left="0" w:right="0"/>
+              <w:jc w:val="center"/>
+              <w:rPr>
+                <w:rFonts w:hint="eastAsia" w:ascii="Times New Roman" w:hAnsi="Times New Roman" w:eastAsia="宋体" w:cs="Times New Roman"/>
+                <w:i w:val="0"/>
+                <w:iCs w:val="0"/>
+                <w:sz w:val="24"/>
+                <w:szCs w:val="24"/>
+                <w:vertAlign w:val="baseline"/>
+                <w:rtl w:val="0"/>
+                <w:lang w:val="en-US" w:eastAsia="zh-CN"/>
+              </w:rPr>
+            </w:pPr>
+            <w:r>
+              <w:rPr>
+                <w:rFonts w:hint="eastAsia" w:ascii="Times New Roman" w:hAnsi="Times New Roman" w:eastAsia="宋体" w:cs="Times New Roman"/>
+                <w:i w:val="0"/>
+                <w:iCs w:val="0"/>
+                <w:sz w:val="24"/>
+                <w:szCs w:val="24"/>
+                <w:vertAlign w:val="baseline"/>
+                <w:rtl w:val="0"/>
+                <w:lang w:val="en-US" w:eastAsia="zh-CN"/>
+              </w:rPr>
+              <w:t>F1</w:t>
+            </w:r>
+          </w:p>
+        </w:tc>
+      </w:tr>
+      <w:tr>
+        <w:tblPrEx>
+          <w:tblBorders>
+            <w:top w:val="single" w:color="auto" w:sz="4" w:space="0"/>
+            <w:left w:val="single" w:color="auto" w:sz="4" w:space="0"/>
+            <w:bottom w:val="single" w:color="auto" w:sz="4" w:space="0"/>
+            <w:right w:val="single" w:color="auto" w:sz="4" w:space="0"/>
+            <w:insideH w:val="single" w:color="auto" w:sz="4" w:space="0"/>
+            <w:insideV w:val="single" w:color="auto" w:sz="4" w:space="0"/>
+          </w:tblBorders>
+          <w:tblCellMar>
+            <w:top w:w="0" w:type="dxa"/>
+            <w:left w:w="108" w:type="dxa"/>
+            <w:bottom w:w="0" w:type="dxa"/>
+            <w:right w:w="108" w:type="dxa"/>
+          </w:tblCellMar>
+        </w:tblPrEx>
+        <w:trPr>
+          <w:trHeight w:val="262" w:hRule="atLeast"/>
+        </w:trPr>
+        <w:tc>
+          <w:tcPr>
+            <w:tcW w:w="4979" w:type="dxa"/>
+            <w:tcBorders>
+              <w:top w:val="nil"/>
+              <w:left w:val="nil"/>
+              <w:bottom w:val="nil"/>
+              <w:right w:val="nil"/>
+            </w:tcBorders>
+          </w:tcPr>
+          <w:p>
+            <w:pPr>
+              <w:keepNext w:val="0"/>
+              <w:keepLines w:val="0"/>
+              <w:widowControl/>
+              <w:suppressLineNumbers w:val="0"/>
+              <w:spacing w:before="0" w:beforeAutospacing="0" w:after="0" w:afterAutospacing="0"/>
+              <w:ind w:left="0" w:right="0"/>
+              <w:jc w:val="center"/>
+              <w:rPr>
+                <w:rFonts w:hint="default" w:ascii="Times New Roman" w:hAnsi="Times New Roman" w:eastAsia="宋体" w:cs="Times New Roman"/>
+                <w:i w:val="0"/>
+                <w:iCs w:val="0"/>
+                <w:sz w:val="22"/>
+                <w:szCs w:val="22"/>
+                <w:vertAlign w:val="baseline"/>
+                <w:rtl w:val="0"/>
+                <w:lang w:val="en-US" w:eastAsia="zh-CN"/>
+              </w:rPr>
+            </w:pPr>
+            <w:r>
+              <w:rPr>
+                <w:rFonts w:hint="eastAsia" w:ascii="Times New Roman" w:hAnsi="Times New Roman" w:eastAsia="宋体" w:cs="Times New Roman"/>
+                <w:i w:val="0"/>
+                <w:iCs w:val="0"/>
+                <w:sz w:val="22"/>
+                <w:szCs w:val="22"/>
+                <w:vertAlign w:val="baseline"/>
+                <w:rtl w:val="0"/>
+                <w:lang w:val="en-US" w:eastAsia="zh-CN"/>
+              </w:rPr>
+              <w:t xml:space="preserve">Cross-Subject Model + </w:t>
+            </w:r>
+            <w:r>
+              <w:rPr>
+                <w:rFonts w:hint="default" w:ascii="Times New Roman" w:hAnsi="Times New Roman" w:eastAsia="宋体" w:cs="Times New Roman"/>
+                <w:i w:val="0"/>
+                <w:iCs w:val="0"/>
+                <w:sz w:val="22"/>
+                <w:szCs w:val="22"/>
+                <w:vertAlign w:val="baseline"/>
+                <w:rtl w:val="0"/>
+                <w:lang w:val="en-US" w:eastAsia="zh-CN"/>
+              </w:rPr>
+              <w:t>Group</w:t>
+            </w:r>
+            <w:r>
+              <w:rPr>
+                <w:rFonts w:hint="eastAsia" w:ascii="Times New Roman" w:hAnsi="Times New Roman" w:eastAsia="宋体" w:cs="Times New Roman"/>
+                <w:i w:val="0"/>
+                <w:iCs w:val="0"/>
+                <w:sz w:val="22"/>
+                <w:szCs w:val="22"/>
+                <w:vertAlign w:val="baseline"/>
+                <w:rtl w:val="0"/>
+                <w:lang w:val="en-US" w:eastAsia="zh-CN"/>
+              </w:rPr>
+              <w:t>1</w:t>
+            </w:r>
+            <w:r>
+              <w:rPr>
+                <w:rFonts w:hint="default" w:ascii="Times New Roman" w:hAnsi="Times New Roman" w:eastAsia="宋体" w:cs="Times New Roman"/>
+                <w:i w:val="0"/>
+                <w:iCs w:val="0"/>
+                <w:sz w:val="22"/>
+                <w:szCs w:val="22"/>
+                <w:vertAlign w:val="baseline"/>
+                <w:rtl w:val="0"/>
+                <w:lang w:val="en-US" w:eastAsia="zh-CN"/>
+              </w:rPr>
+              <w:t xml:space="preserve"> Test</w:t>
+            </w:r>
+          </w:p>
+        </w:tc>
+        <w:tc>
+          <w:tcPr>
+            <w:tcW w:w="1212" w:type="dxa"/>
+            <w:tcBorders>
+              <w:top w:val="nil"/>
+              <w:left w:val="nil"/>
+              <w:bottom w:val="nil"/>
+              <w:right w:val="nil"/>
+            </w:tcBorders>
+          </w:tcPr>
+          <w:p>
+            <w:pPr>
+              <w:keepNext w:val="0"/>
+              <w:keepLines w:val="0"/>
+              <w:widowControl/>
+              <w:suppressLineNumbers w:val="0"/>
+              <w:spacing w:before="0" w:beforeAutospacing="0" w:after="0" w:afterAutospacing="0"/>
+              <w:ind w:left="0" w:right="0"/>
+              <w:jc w:val="center"/>
+              <w:rPr>
+                <w:rFonts w:hint="default" w:ascii="Times New Roman" w:hAnsi="Times New Roman" w:eastAsia="宋体" w:cs="Times New Roman"/>
+                <w:i w:val="0"/>
+                <w:iCs w:val="0"/>
+                <w:sz w:val="24"/>
+                <w:szCs w:val="24"/>
+                <w:vertAlign w:val="baseline"/>
+                <w:rtl w:val="0"/>
+                <w:lang w:val="en-US" w:eastAsia="zh-CN"/>
+              </w:rPr>
+            </w:pPr>
+            <w:r>
+              <w:rPr>
+                <w:rFonts w:hint="eastAsia" w:ascii="Times New Roman" w:hAnsi="Times New Roman" w:eastAsia="宋体" w:cs="Times New Roman"/>
+                <w:i w:val="0"/>
+                <w:iCs w:val="0"/>
+                <w:sz w:val="24"/>
+                <w:szCs w:val="24"/>
+                <w:vertAlign w:val="baseline"/>
+                <w:rtl w:val="0"/>
+                <w:lang w:val="en-US" w:eastAsia="zh-CN"/>
+              </w:rPr>
+              <w:t>64.71%</w:t>
+            </w:r>
+          </w:p>
+        </w:tc>
+        <w:tc>
+          <w:tcPr>
+            <w:tcW w:w="1338" w:type="dxa"/>
+            <w:tcBorders>
+              <w:top w:val="nil"/>
+              <w:left w:val="nil"/>
+              <w:bottom w:val="nil"/>
+              <w:right w:val="nil"/>
+            </w:tcBorders>
+          </w:tcPr>
+          <w:p>
+            <w:pPr>
+              <w:keepNext w:val="0"/>
+              <w:keepLines w:val="0"/>
+              <w:widowControl/>
+              <w:suppressLineNumbers w:val="0"/>
+              <w:spacing w:before="0" w:beforeAutospacing="0" w:after="0" w:afterAutospacing="0"/>
+              <w:ind w:left="0" w:right="0"/>
+              <w:jc w:val="center"/>
+              <w:rPr>
+                <w:rFonts w:hint="default" w:ascii="Times New Roman" w:hAnsi="Times New Roman" w:eastAsia="宋体" w:cs="Times New Roman"/>
+                <w:i w:val="0"/>
+                <w:iCs w:val="0"/>
+                <w:sz w:val="24"/>
+                <w:szCs w:val="24"/>
+                <w:vertAlign w:val="baseline"/>
+                <w:rtl w:val="0"/>
+                <w:lang w:val="en-US" w:eastAsia="zh-CN"/>
+              </w:rPr>
+            </w:pPr>
+            <w:r>
+              <w:rPr>
+                <w:rFonts w:hint="default" w:ascii="Times New Roman" w:hAnsi="Times New Roman" w:eastAsia="宋体" w:cs="Times New Roman"/>
+                <w:i w:val="0"/>
+                <w:iCs w:val="0"/>
+                <w:sz w:val="24"/>
+                <w:szCs w:val="24"/>
+                <w:vertAlign w:val="baseline"/>
+                <w:rtl w:val="0"/>
+                <w:lang w:val="en-US" w:eastAsia="zh-CN"/>
+              </w:rPr>
+              <w:t>0.23</w:t>
+            </w:r>
+          </w:p>
+        </w:tc>
+        <w:tc>
+          <w:tcPr>
+            <w:tcW w:w="1087" w:type="dxa"/>
+            <w:tcBorders>
+              <w:top w:val="nil"/>
+              <w:left w:val="nil"/>
+              <w:bottom w:val="nil"/>
+              <w:right w:val="nil"/>
+            </w:tcBorders>
+          </w:tcPr>
+          <w:p>
+            <w:pPr>
+              <w:keepNext w:val="0"/>
+              <w:keepLines w:val="0"/>
+              <w:widowControl/>
+              <w:suppressLineNumbers w:val="0"/>
+              <w:spacing w:before="0" w:beforeAutospacing="0" w:after="0" w:afterAutospacing="0"/>
+              <w:ind w:left="0" w:right="0"/>
+              <w:jc w:val="center"/>
+              <w:rPr>
+                <w:rFonts w:hint="default" w:ascii="Times New Roman" w:hAnsi="Times New Roman" w:eastAsia="宋体" w:cs="Times New Roman"/>
+                <w:i w:val="0"/>
+                <w:iCs w:val="0"/>
+                <w:sz w:val="24"/>
+                <w:szCs w:val="24"/>
+                <w:vertAlign w:val="baseline"/>
+                <w:rtl w:val="0"/>
+                <w:lang w:val="en-US" w:eastAsia="zh-CN"/>
+              </w:rPr>
+            </w:pPr>
+            <w:r>
+              <w:rPr>
+                <w:rFonts w:hint="default" w:ascii="Times New Roman" w:hAnsi="Times New Roman" w:eastAsia="宋体" w:cs="Times New Roman"/>
+                <w:i w:val="0"/>
+                <w:iCs w:val="0"/>
+                <w:sz w:val="24"/>
+                <w:szCs w:val="24"/>
+                <w:vertAlign w:val="baseline"/>
+                <w:rtl w:val="0"/>
+                <w:lang w:val="en-US" w:eastAsia="zh-CN"/>
+              </w:rPr>
+              <w:t>0.47</w:t>
+            </w:r>
+          </w:p>
+        </w:tc>
+        <w:tc>
+          <w:tcPr>
+            <w:tcW w:w="1124" w:type="dxa"/>
+            <w:tcBorders>
+              <w:top w:val="nil"/>
+              <w:left w:val="nil"/>
+              <w:bottom w:val="nil"/>
+              <w:right w:val="nil"/>
+            </w:tcBorders>
+          </w:tcPr>
+          <w:p>
+            <w:pPr>
+              <w:keepNext w:val="0"/>
+              <w:keepLines w:val="0"/>
+              <w:widowControl/>
+              <w:suppressLineNumbers w:val="0"/>
+              <w:spacing w:before="0" w:beforeAutospacing="0" w:after="0" w:afterAutospacing="0"/>
+              <w:ind w:left="0" w:right="0"/>
+              <w:jc w:val="center"/>
+              <w:rPr>
+                <w:rFonts w:hint="default" w:ascii="Times New Roman" w:hAnsi="Times New Roman" w:eastAsia="宋体" w:cs="Times New Roman"/>
+                <w:i w:val="0"/>
+                <w:iCs w:val="0"/>
+                <w:sz w:val="24"/>
+                <w:szCs w:val="24"/>
+                <w:vertAlign w:val="baseline"/>
+                <w:rtl w:val="0"/>
+                <w:lang w:val="en-US" w:eastAsia="zh-CN"/>
+              </w:rPr>
+            </w:pPr>
+            <w:r>
+              <w:rPr>
+                <w:rFonts w:hint="default" w:ascii="Times New Roman" w:hAnsi="Times New Roman" w:eastAsia="宋体" w:cs="Times New Roman"/>
+                <w:i w:val="0"/>
+                <w:iCs w:val="0"/>
+                <w:sz w:val="24"/>
+                <w:szCs w:val="24"/>
+                <w:vertAlign w:val="baseline"/>
+                <w:rtl w:val="0"/>
+                <w:lang w:val="en-US" w:eastAsia="zh-CN"/>
+              </w:rPr>
+              <w:t>0.31</w:t>
+            </w:r>
+          </w:p>
+        </w:tc>
+      </w:tr>
+      <w:tr>
+        <w:tblPrEx>
+          <w:tblBorders>
+            <w:top w:val="single" w:color="auto" w:sz="4" w:space="0"/>
+            <w:left w:val="single" w:color="auto" w:sz="4" w:space="0"/>
+            <w:bottom w:val="single" w:color="auto" w:sz="4" w:space="0"/>
+            <w:right w:val="single" w:color="auto" w:sz="4" w:space="0"/>
+            <w:insideH w:val="single" w:color="auto" w:sz="4" w:space="0"/>
+            <w:insideV w:val="single" w:color="auto" w:sz="4" w:space="0"/>
+          </w:tblBorders>
+          <w:tblCellMar>
+            <w:top w:w="0" w:type="dxa"/>
+            <w:left w:w="108" w:type="dxa"/>
+            <w:bottom w:w="0" w:type="dxa"/>
+            <w:right w:w="108" w:type="dxa"/>
+          </w:tblCellMar>
+        </w:tblPrEx>
+        <w:trPr>
+          <w:trHeight w:val="262" w:hRule="atLeast"/>
+        </w:trPr>
+        <w:tc>
+          <w:tcPr>
+            <w:tcW w:w="4979" w:type="dxa"/>
+            <w:tcBorders>
+              <w:top w:val="nil"/>
+              <w:left w:val="nil"/>
+              <w:bottom w:val="nil"/>
+              <w:right w:val="nil"/>
+            </w:tcBorders>
+          </w:tcPr>
+          <w:p>
+            <w:pPr>
+              <w:keepNext w:val="0"/>
+              <w:keepLines w:val="0"/>
+              <w:widowControl/>
+              <w:suppressLineNumbers w:val="0"/>
+              <w:spacing w:before="0" w:beforeAutospacing="0" w:after="0" w:afterAutospacing="0"/>
+              <w:ind w:left="0" w:right="0"/>
+              <w:jc w:val="center"/>
+              <w:rPr>
+                <w:rFonts w:hint="default" w:ascii="Times New Roman" w:hAnsi="Times New Roman" w:eastAsia="宋体" w:cs="Times New Roman"/>
+                <w:i w:val="0"/>
+                <w:iCs w:val="0"/>
+                <w:sz w:val="22"/>
+                <w:szCs w:val="22"/>
+                <w:vertAlign w:val="baseline"/>
+                <w:rtl w:val="0"/>
+                <w:lang w:val="en-US" w:eastAsia="zh-CN"/>
+              </w:rPr>
+            </w:pPr>
+            <w:r>
+              <w:rPr>
+                <w:rFonts w:hint="eastAsia" w:ascii="Times New Roman" w:hAnsi="Times New Roman" w:eastAsia="宋体" w:cs="Times New Roman"/>
+                <w:i w:val="0"/>
+                <w:iCs w:val="0"/>
+                <w:sz w:val="22"/>
+                <w:szCs w:val="22"/>
+                <w:vertAlign w:val="baseline"/>
+                <w:rtl w:val="0"/>
+                <w:lang w:val="en-US" w:eastAsia="zh-CN"/>
+              </w:rPr>
+              <w:t xml:space="preserve">Cross-Subject Model + </w:t>
+            </w:r>
+            <w:r>
+              <w:rPr>
+                <w:rFonts w:hint="default" w:ascii="Times New Roman" w:hAnsi="Times New Roman" w:eastAsia="宋体" w:cs="Times New Roman"/>
+                <w:i w:val="0"/>
+                <w:iCs w:val="0"/>
+                <w:sz w:val="22"/>
+                <w:szCs w:val="22"/>
+                <w:vertAlign w:val="baseline"/>
+                <w:rtl w:val="0"/>
+                <w:lang w:val="en-US" w:eastAsia="zh-CN"/>
+              </w:rPr>
+              <w:t>All Other Groups Test</w:t>
+            </w:r>
+          </w:p>
+        </w:tc>
+        <w:tc>
+          <w:tcPr>
+            <w:tcW w:w="1212" w:type="dxa"/>
+            <w:tcBorders>
+              <w:top w:val="nil"/>
+              <w:left w:val="nil"/>
+              <w:bottom w:val="nil"/>
+              <w:right w:val="nil"/>
+            </w:tcBorders>
+          </w:tcPr>
+          <w:p>
+            <w:pPr>
+              <w:keepNext w:val="0"/>
+              <w:keepLines w:val="0"/>
+              <w:widowControl/>
+              <w:suppressLineNumbers w:val="0"/>
+              <w:spacing w:before="0" w:beforeAutospacing="0" w:after="0" w:afterAutospacing="0"/>
+              <w:ind w:left="0" w:right="0"/>
+              <w:jc w:val="center"/>
+              <w:rPr>
+                <w:rFonts w:hint="default" w:ascii="Times New Roman" w:hAnsi="Times New Roman" w:eastAsia="宋体" w:cs="Times New Roman"/>
+                <w:i w:val="0"/>
+                <w:iCs w:val="0"/>
+                <w:sz w:val="24"/>
+                <w:szCs w:val="24"/>
+                <w:vertAlign w:val="baseline"/>
+                <w:rtl w:val="0"/>
+                <w:lang w:val="en-US" w:eastAsia="zh-CN"/>
+              </w:rPr>
+            </w:pPr>
+            <w:r>
+              <w:rPr>
+                <w:rFonts w:hint="default" w:ascii="Times New Roman" w:hAnsi="Times New Roman" w:eastAsia="宋体" w:cs="Times New Roman"/>
+                <w:i w:val="0"/>
+                <w:iCs w:val="0"/>
+                <w:sz w:val="24"/>
+                <w:szCs w:val="24"/>
+                <w:vertAlign w:val="baseline"/>
+                <w:rtl w:val="0"/>
+                <w:lang w:val="en-US" w:eastAsia="zh-CN"/>
+              </w:rPr>
+              <w:t>69.70%</w:t>
+            </w:r>
+          </w:p>
+        </w:tc>
+        <w:tc>
+          <w:tcPr>
+            <w:tcW w:w="1338" w:type="dxa"/>
+            <w:tcBorders>
+              <w:top w:val="nil"/>
+              <w:left w:val="nil"/>
+              <w:bottom w:val="nil"/>
+              <w:right w:val="nil"/>
+            </w:tcBorders>
+          </w:tcPr>
+          <w:p>
+            <w:pPr>
+              <w:keepNext w:val="0"/>
+              <w:keepLines w:val="0"/>
+              <w:widowControl/>
+              <w:suppressLineNumbers w:val="0"/>
+              <w:spacing w:before="0" w:beforeAutospacing="0" w:after="0" w:afterAutospacing="0"/>
+              <w:ind w:left="0" w:right="0"/>
+              <w:jc w:val="center"/>
+              <w:rPr>
+                <w:rFonts w:hint="default" w:ascii="Times New Roman" w:hAnsi="Times New Roman" w:eastAsia="宋体" w:cs="Times New Roman"/>
+                <w:i w:val="0"/>
+                <w:iCs w:val="0"/>
+                <w:sz w:val="24"/>
+                <w:szCs w:val="24"/>
+                <w:vertAlign w:val="baseline"/>
+                <w:rtl w:val="0"/>
+                <w:lang w:val="en-US" w:eastAsia="zh-CN"/>
+              </w:rPr>
+            </w:pPr>
+            <w:r>
+              <w:rPr>
+                <w:rFonts w:hint="default" w:ascii="Times New Roman" w:hAnsi="Times New Roman" w:eastAsia="宋体" w:cs="Times New Roman"/>
+                <w:i w:val="0"/>
+                <w:iCs w:val="0"/>
+                <w:sz w:val="24"/>
+                <w:szCs w:val="24"/>
+                <w:vertAlign w:val="baseline"/>
+                <w:rtl w:val="0"/>
+                <w:lang w:val="en-US" w:eastAsia="zh-CN"/>
+              </w:rPr>
+              <w:t>0.24</w:t>
+            </w:r>
+          </w:p>
+        </w:tc>
+        <w:tc>
+          <w:tcPr>
+            <w:tcW w:w="1087" w:type="dxa"/>
+            <w:tcBorders>
+              <w:top w:val="nil"/>
+              <w:left w:val="nil"/>
+              <w:bottom w:val="nil"/>
+              <w:right w:val="nil"/>
+            </w:tcBorders>
+          </w:tcPr>
+          <w:p>
+            <w:pPr>
+              <w:keepNext w:val="0"/>
+              <w:keepLines w:val="0"/>
+              <w:widowControl/>
+              <w:suppressLineNumbers w:val="0"/>
+              <w:spacing w:before="0" w:beforeAutospacing="0" w:after="0" w:afterAutospacing="0"/>
+              <w:ind w:left="0" w:right="0"/>
+              <w:jc w:val="center"/>
+              <w:rPr>
+                <w:rFonts w:hint="default" w:ascii="Times New Roman" w:hAnsi="Times New Roman" w:eastAsia="宋体" w:cs="Times New Roman"/>
+                <w:i w:val="0"/>
+                <w:iCs w:val="0"/>
+                <w:sz w:val="24"/>
+                <w:szCs w:val="24"/>
+                <w:vertAlign w:val="baseline"/>
+                <w:rtl w:val="0"/>
+                <w:lang w:val="en-US" w:eastAsia="zh-CN"/>
+              </w:rPr>
+            </w:pPr>
+            <w:r>
+              <w:rPr>
+                <w:rFonts w:hint="default" w:ascii="Times New Roman" w:hAnsi="Times New Roman" w:eastAsia="宋体" w:cs="Times New Roman"/>
+                <w:i w:val="0"/>
+                <w:iCs w:val="0"/>
+                <w:sz w:val="24"/>
+                <w:szCs w:val="24"/>
+                <w:vertAlign w:val="baseline"/>
+                <w:rtl w:val="0"/>
+                <w:lang w:val="en-US" w:eastAsia="zh-CN"/>
+              </w:rPr>
+              <w:t>0.44</w:t>
+            </w:r>
+          </w:p>
+        </w:tc>
+        <w:tc>
+          <w:tcPr>
+            <w:tcW w:w="1124" w:type="dxa"/>
+            <w:tcBorders>
+              <w:top w:val="nil"/>
+              <w:left w:val="nil"/>
+              <w:bottom w:val="nil"/>
+              <w:right w:val="nil"/>
+            </w:tcBorders>
+          </w:tcPr>
+          <w:p>
+            <w:pPr>
+              <w:keepNext w:val="0"/>
+              <w:keepLines w:val="0"/>
+              <w:widowControl/>
+              <w:suppressLineNumbers w:val="0"/>
+              <w:spacing w:before="0" w:beforeAutospacing="0" w:after="0" w:afterAutospacing="0"/>
+              <w:ind w:left="0" w:right="0"/>
+              <w:jc w:val="center"/>
+              <w:rPr>
+                <w:rFonts w:hint="default" w:ascii="Times New Roman" w:hAnsi="Times New Roman" w:eastAsia="宋体" w:cs="Times New Roman"/>
+                <w:i w:val="0"/>
+                <w:iCs w:val="0"/>
+                <w:sz w:val="24"/>
+                <w:szCs w:val="24"/>
+                <w:vertAlign w:val="baseline"/>
+                <w:rtl w:val="0"/>
+                <w:lang w:val="en-US" w:eastAsia="zh-CN"/>
+              </w:rPr>
+            </w:pPr>
+            <w:r>
+              <w:rPr>
+                <w:rFonts w:hint="default" w:ascii="Times New Roman" w:hAnsi="Times New Roman" w:eastAsia="宋体" w:cs="Times New Roman"/>
+                <w:i w:val="0"/>
+                <w:iCs w:val="0"/>
+                <w:sz w:val="24"/>
+                <w:szCs w:val="24"/>
+                <w:vertAlign w:val="baseline"/>
+                <w:rtl w:val="0"/>
+                <w:lang w:val="en-US" w:eastAsia="zh-CN"/>
+              </w:rPr>
+              <w:t>0.31</w:t>
+            </w:r>
+          </w:p>
+        </w:tc>
+      </w:tr>
+      <w:tr>
+        <w:tblPrEx>
+          <w:tblBorders>
+            <w:top w:val="single" w:color="auto" w:sz="4" w:space="0"/>
+            <w:left w:val="single" w:color="auto" w:sz="4" w:space="0"/>
+            <w:bottom w:val="single" w:color="auto" w:sz="4" w:space="0"/>
+            <w:right w:val="single" w:color="auto" w:sz="4" w:space="0"/>
+            <w:insideH w:val="single" w:color="auto" w:sz="4" w:space="0"/>
+            <w:insideV w:val="single" w:color="auto" w:sz="4" w:space="0"/>
+          </w:tblBorders>
+          <w:tblCellMar>
+            <w:top w:w="0" w:type="dxa"/>
+            <w:left w:w="108" w:type="dxa"/>
+            <w:bottom w:w="0" w:type="dxa"/>
+            <w:right w:w="108" w:type="dxa"/>
+          </w:tblCellMar>
+        </w:tblPrEx>
+        <w:trPr>
+          <w:trHeight w:val="262" w:hRule="atLeast"/>
+        </w:trPr>
+        <w:tc>
+          <w:tcPr>
+            <w:tcW w:w="4979" w:type="dxa"/>
+            <w:tcBorders>
+              <w:top w:val="nil"/>
+              <w:left w:val="nil"/>
+              <w:bottom w:val="nil"/>
+              <w:right w:val="nil"/>
+            </w:tcBorders>
+          </w:tcPr>
+          <w:p>
+            <w:pPr>
+              <w:keepNext w:val="0"/>
+              <w:keepLines w:val="0"/>
+              <w:widowControl/>
+              <w:suppressLineNumbers w:val="0"/>
+              <w:spacing w:before="0" w:beforeAutospacing="0" w:after="0" w:afterAutospacing="0"/>
+              <w:ind w:left="0" w:right="0"/>
+              <w:jc w:val="center"/>
+              <w:rPr>
+                <w:rFonts w:hint="default" w:ascii="Times New Roman" w:hAnsi="Times New Roman" w:eastAsia="宋体" w:cs="Times New Roman"/>
+                <w:i w:val="0"/>
+                <w:iCs w:val="0"/>
+                <w:sz w:val="22"/>
+                <w:szCs w:val="22"/>
+                <w:vertAlign w:val="baseline"/>
+                <w:rtl w:val="0"/>
+                <w:lang w:val="en-US" w:eastAsia="zh-CN"/>
+              </w:rPr>
+            </w:pPr>
+            <w:r>
+              <w:rPr>
+                <w:rFonts w:hint="eastAsia" w:ascii="Times New Roman" w:hAnsi="Times New Roman" w:eastAsia="宋体" w:cs="Times New Roman"/>
+                <w:i w:val="0"/>
+                <w:iCs w:val="0"/>
+                <w:sz w:val="22"/>
+                <w:szCs w:val="22"/>
+                <w:vertAlign w:val="baseline"/>
+                <w:rtl w:val="0"/>
+                <w:lang w:val="en-US" w:eastAsia="zh-CN"/>
+              </w:rPr>
+              <w:t>Within-Subject Model + Group1 Test</w:t>
+            </w:r>
+          </w:p>
+        </w:tc>
+        <w:tc>
+          <w:tcPr>
+            <w:tcW w:w="1212" w:type="dxa"/>
+            <w:tcBorders>
+              <w:top w:val="nil"/>
+              <w:left w:val="nil"/>
+              <w:bottom w:val="nil"/>
+              <w:right w:val="nil"/>
+            </w:tcBorders>
+          </w:tcPr>
+          <w:p>
+            <w:pPr>
+              <w:keepNext w:val="0"/>
+              <w:keepLines w:val="0"/>
+              <w:widowControl/>
+              <w:suppressLineNumbers w:val="0"/>
+              <w:spacing w:before="0" w:beforeAutospacing="0" w:after="0" w:afterAutospacing="0"/>
+              <w:ind w:left="0" w:right="0"/>
+              <w:jc w:val="center"/>
+              <w:rPr>
+                <w:rFonts w:hint="default" w:ascii="Times New Roman" w:hAnsi="Times New Roman" w:eastAsia="宋体" w:cs="Times New Roman"/>
+                <w:i w:val="0"/>
+                <w:iCs w:val="0"/>
+                <w:sz w:val="24"/>
+                <w:szCs w:val="24"/>
+                <w:vertAlign w:val="baseline"/>
+                <w:rtl w:val="0"/>
+                <w:lang w:val="en-US" w:eastAsia="zh-CN"/>
+              </w:rPr>
+            </w:pPr>
+            <w:r>
+              <w:rPr>
+                <w:rFonts w:hint="default" w:ascii="Times New Roman" w:hAnsi="Times New Roman" w:eastAsia="宋体" w:cs="Times New Roman"/>
+                <w:i w:val="0"/>
+                <w:iCs w:val="0"/>
+                <w:sz w:val="24"/>
+                <w:szCs w:val="24"/>
+                <w:vertAlign w:val="baseline"/>
+                <w:rtl w:val="0"/>
+                <w:lang w:val="en-US" w:eastAsia="zh-CN"/>
+              </w:rPr>
+              <w:t>82.96%</w:t>
+            </w:r>
+          </w:p>
+        </w:tc>
+        <w:tc>
+          <w:tcPr>
+            <w:tcW w:w="1338" w:type="dxa"/>
+            <w:tcBorders>
+              <w:top w:val="nil"/>
+              <w:left w:val="nil"/>
+              <w:bottom w:val="nil"/>
+              <w:right w:val="nil"/>
+            </w:tcBorders>
+          </w:tcPr>
+          <w:p>
+            <w:pPr>
+              <w:keepNext w:val="0"/>
+              <w:keepLines w:val="0"/>
+              <w:widowControl/>
+              <w:suppressLineNumbers w:val="0"/>
+              <w:spacing w:before="0" w:beforeAutospacing="0" w:after="0" w:afterAutospacing="0"/>
+              <w:ind w:left="0" w:right="0"/>
+              <w:jc w:val="center"/>
+              <w:rPr>
+                <w:rFonts w:hint="default" w:ascii="Times New Roman" w:hAnsi="Times New Roman" w:eastAsia="宋体" w:cs="Times New Roman"/>
+                <w:i w:val="0"/>
+                <w:iCs w:val="0"/>
+                <w:sz w:val="24"/>
+                <w:szCs w:val="24"/>
+                <w:vertAlign w:val="baseline"/>
+                <w:rtl w:val="0"/>
+                <w:lang w:val="en-US" w:eastAsia="zh-CN"/>
+              </w:rPr>
+            </w:pPr>
+            <w:r>
+              <w:rPr>
+                <w:rFonts w:hint="default" w:ascii="Times New Roman" w:hAnsi="Times New Roman" w:eastAsia="宋体" w:cs="Times New Roman"/>
+                <w:i w:val="0"/>
+                <w:iCs w:val="0"/>
+                <w:sz w:val="24"/>
+                <w:szCs w:val="24"/>
+                <w:vertAlign w:val="baseline"/>
+                <w:rtl w:val="0"/>
+                <w:lang w:val="en-US" w:eastAsia="zh-CN"/>
+              </w:rPr>
+              <w:t>0.48</w:t>
+            </w:r>
+          </w:p>
+        </w:tc>
+        <w:tc>
+          <w:tcPr>
+            <w:tcW w:w="1087" w:type="dxa"/>
+            <w:tcBorders>
+              <w:top w:val="nil"/>
+              <w:left w:val="nil"/>
+              <w:bottom w:val="nil"/>
+              <w:right w:val="nil"/>
+            </w:tcBorders>
+          </w:tcPr>
+          <w:p>
+            <w:pPr>
+              <w:keepNext w:val="0"/>
+              <w:keepLines w:val="0"/>
+              <w:widowControl/>
+              <w:suppressLineNumbers w:val="0"/>
+              <w:spacing w:before="0" w:beforeAutospacing="0" w:after="0" w:afterAutospacing="0"/>
+              <w:ind w:left="0" w:right="0"/>
+              <w:jc w:val="center"/>
+              <w:rPr>
+                <w:rFonts w:hint="default" w:ascii="Times New Roman" w:hAnsi="Times New Roman" w:eastAsia="宋体" w:cs="Times New Roman"/>
+                <w:i w:val="0"/>
+                <w:iCs w:val="0"/>
+                <w:sz w:val="24"/>
+                <w:szCs w:val="24"/>
+                <w:vertAlign w:val="baseline"/>
+                <w:rtl w:val="0"/>
+                <w:lang w:val="en-US" w:eastAsia="zh-CN"/>
+              </w:rPr>
+            </w:pPr>
+            <w:r>
+              <w:rPr>
+                <w:rFonts w:hint="default" w:ascii="Times New Roman" w:hAnsi="Times New Roman" w:eastAsia="宋体" w:cs="Times New Roman"/>
+                <w:i w:val="0"/>
+                <w:iCs w:val="0"/>
+                <w:sz w:val="24"/>
+                <w:szCs w:val="24"/>
+                <w:vertAlign w:val="baseline"/>
+                <w:rtl w:val="0"/>
+                <w:lang w:val="en-US" w:eastAsia="zh-CN"/>
+              </w:rPr>
+              <w:t>0.29</w:t>
+            </w:r>
+          </w:p>
+        </w:tc>
+        <w:tc>
+          <w:tcPr>
+            <w:tcW w:w="1124" w:type="dxa"/>
+            <w:tcBorders>
+              <w:top w:val="nil"/>
+              <w:left w:val="nil"/>
+              <w:bottom w:val="nil"/>
+              <w:right w:val="nil"/>
+            </w:tcBorders>
+          </w:tcPr>
+          <w:p>
+            <w:pPr>
+              <w:keepNext w:val="0"/>
+              <w:keepLines w:val="0"/>
+              <w:widowControl/>
+              <w:suppressLineNumbers w:val="0"/>
+              <w:spacing w:before="0" w:beforeAutospacing="0" w:after="0" w:afterAutospacing="0"/>
+              <w:ind w:left="0" w:right="0"/>
+              <w:jc w:val="center"/>
+              <w:rPr>
+                <w:rFonts w:hint="default" w:ascii="Times New Roman" w:hAnsi="Times New Roman" w:eastAsia="宋体" w:cs="Times New Roman"/>
+                <w:i w:val="0"/>
+                <w:iCs w:val="0"/>
+                <w:sz w:val="24"/>
+                <w:szCs w:val="24"/>
+                <w:vertAlign w:val="baseline"/>
+                <w:rtl w:val="0"/>
+                <w:lang w:val="en-US" w:eastAsia="zh-CN"/>
+              </w:rPr>
+            </w:pPr>
+            <w:r>
+              <w:rPr>
+                <w:rFonts w:hint="default" w:ascii="Times New Roman" w:hAnsi="Times New Roman" w:eastAsia="宋体" w:cs="Times New Roman"/>
+                <w:i w:val="0"/>
+                <w:iCs w:val="0"/>
+                <w:sz w:val="24"/>
+                <w:szCs w:val="24"/>
+                <w:vertAlign w:val="baseline"/>
+                <w:rtl w:val="0"/>
+                <w:lang w:val="en-US" w:eastAsia="zh-CN"/>
+              </w:rPr>
+              <w:t>0.36</w:t>
+            </w:r>
+          </w:p>
+        </w:tc>
+      </w:tr>
+      <w:tr>
+        <w:tblPrEx>
+          <w:tblBorders>
+            <w:top w:val="single" w:color="auto" w:sz="4" w:space="0"/>
+            <w:left w:val="single" w:color="auto" w:sz="4" w:space="0"/>
+            <w:bottom w:val="single" w:color="auto" w:sz="4" w:space="0"/>
+            <w:right w:val="single" w:color="auto" w:sz="4" w:space="0"/>
+            <w:insideH w:val="single" w:color="auto" w:sz="4" w:space="0"/>
+            <w:insideV w:val="single" w:color="auto" w:sz="4" w:space="0"/>
+          </w:tblBorders>
+          <w:tblCellMar>
+            <w:top w:w="0" w:type="dxa"/>
+            <w:left w:w="108" w:type="dxa"/>
+            <w:bottom w:w="0" w:type="dxa"/>
+            <w:right w:w="108" w:type="dxa"/>
+          </w:tblCellMar>
+        </w:tblPrEx>
+        <w:trPr>
+          <w:trHeight w:val="348" w:hRule="atLeast"/>
+        </w:trPr>
+        <w:tc>
+          <w:tcPr>
+            <w:tcW w:w="4979" w:type="dxa"/>
+            <w:tcBorders>
+              <w:top w:val="nil"/>
+              <w:left w:val="nil"/>
+              <w:bottom w:val="thickThinSmallGap" w:color="auto" w:sz="24" w:space="0"/>
+              <w:right w:val="nil"/>
+            </w:tcBorders>
+          </w:tcPr>
+          <w:p>
+            <w:pPr>
+              <w:keepNext w:val="0"/>
+              <w:keepLines w:val="0"/>
+              <w:widowControl/>
+              <w:suppressLineNumbers w:val="0"/>
+              <w:spacing w:before="0" w:beforeAutospacing="0" w:after="0" w:afterAutospacing="0"/>
+              <w:ind w:left="0" w:right="0"/>
+              <w:jc w:val="center"/>
+              <w:rPr>
+                <w:rFonts w:hint="eastAsia" w:ascii="Times New Roman" w:hAnsi="Times New Roman" w:eastAsia="宋体" w:cs="Times New Roman"/>
+                <w:i w:val="0"/>
+                <w:iCs w:val="0"/>
+                <w:sz w:val="22"/>
+                <w:szCs w:val="22"/>
+                <w:vertAlign w:val="baseline"/>
+                <w:rtl w:val="0"/>
+                <w:lang w:val="en-US" w:eastAsia="zh-CN"/>
+              </w:rPr>
+            </w:pPr>
+            <w:r>
+              <w:rPr>
+                <w:rFonts w:hint="eastAsia" w:ascii="Times New Roman" w:hAnsi="Times New Roman" w:eastAsia="宋体" w:cs="Times New Roman"/>
+                <w:i w:val="0"/>
+                <w:iCs w:val="0"/>
+                <w:sz w:val="22"/>
+                <w:szCs w:val="22"/>
+                <w:vertAlign w:val="baseline"/>
+                <w:rtl w:val="0"/>
+                <w:lang w:val="en-US" w:eastAsia="zh-CN"/>
+              </w:rPr>
+              <w:t>Within-Subject Model + All Other Groups Test</w:t>
+            </w:r>
+          </w:p>
+        </w:tc>
+        <w:tc>
+          <w:tcPr>
+            <w:tcW w:w="1212" w:type="dxa"/>
+            <w:tcBorders>
+              <w:top w:val="nil"/>
+              <w:left w:val="nil"/>
+              <w:bottom w:val="thickThinSmallGap" w:color="auto" w:sz="24" w:space="0"/>
+              <w:right w:val="nil"/>
+            </w:tcBorders>
+          </w:tcPr>
+          <w:p>
+            <w:pPr>
+              <w:keepNext w:val="0"/>
+              <w:keepLines w:val="0"/>
+              <w:widowControl/>
+              <w:suppressLineNumbers w:val="0"/>
+              <w:spacing w:before="0" w:beforeAutospacing="0" w:after="0" w:afterAutospacing="0"/>
+              <w:ind w:left="0" w:right="0"/>
+              <w:jc w:val="center"/>
+              <w:rPr>
+                <w:rFonts w:hint="default" w:ascii="Times New Roman" w:hAnsi="Times New Roman" w:eastAsia="宋体" w:cs="Times New Roman"/>
+                <w:i w:val="0"/>
+                <w:iCs w:val="0"/>
+                <w:sz w:val="24"/>
+                <w:szCs w:val="24"/>
+                <w:vertAlign w:val="baseline"/>
+                <w:rtl w:val="0"/>
+                <w:lang w:val="en-US" w:eastAsia="zh-CN"/>
+              </w:rPr>
+            </w:pPr>
+            <w:r>
+              <w:rPr>
+                <w:rFonts w:hint="default" w:ascii="Times New Roman" w:hAnsi="Times New Roman" w:eastAsia="宋体" w:cs="Times New Roman"/>
+                <w:i w:val="0"/>
+                <w:iCs w:val="0"/>
+                <w:sz w:val="24"/>
+                <w:szCs w:val="24"/>
+                <w:vertAlign w:val="baseline"/>
+                <w:rtl w:val="0"/>
+                <w:lang w:val="en-US" w:eastAsia="zh-CN"/>
+              </w:rPr>
+              <w:t>75.91%</w:t>
+            </w:r>
+          </w:p>
+        </w:tc>
+        <w:tc>
+          <w:tcPr>
+            <w:tcW w:w="1338" w:type="dxa"/>
+            <w:tcBorders>
+              <w:top w:val="nil"/>
+              <w:left w:val="nil"/>
+              <w:bottom w:val="thickThinSmallGap" w:color="auto" w:sz="24" w:space="0"/>
+              <w:right w:val="nil"/>
+            </w:tcBorders>
+          </w:tcPr>
+          <w:p>
+            <w:pPr>
+              <w:keepNext w:val="0"/>
+              <w:keepLines w:val="0"/>
+              <w:widowControl/>
+              <w:suppressLineNumbers w:val="0"/>
+              <w:spacing w:before="0" w:beforeAutospacing="0" w:after="0" w:afterAutospacing="0"/>
+              <w:ind w:left="0" w:right="0"/>
+              <w:jc w:val="center"/>
+              <w:rPr>
+                <w:rFonts w:hint="default" w:ascii="Times New Roman" w:hAnsi="Times New Roman" w:eastAsia="宋体" w:cs="Times New Roman"/>
+                <w:i w:val="0"/>
+                <w:iCs w:val="0"/>
+                <w:sz w:val="24"/>
+                <w:szCs w:val="24"/>
+                <w:vertAlign w:val="baseline"/>
+                <w:rtl w:val="0"/>
+                <w:lang w:val="en-US" w:eastAsia="zh-CN"/>
+              </w:rPr>
+            </w:pPr>
+            <w:r>
+              <w:rPr>
+                <w:rFonts w:hint="default" w:ascii="Times New Roman" w:hAnsi="Times New Roman" w:eastAsia="宋体" w:cs="Times New Roman"/>
+                <w:i w:val="0"/>
+                <w:iCs w:val="0"/>
+                <w:sz w:val="24"/>
+                <w:szCs w:val="24"/>
+                <w:vertAlign w:val="baseline"/>
+                <w:rtl w:val="0"/>
+                <w:lang w:val="en-US" w:eastAsia="zh-CN"/>
+              </w:rPr>
+              <w:t>0.24</w:t>
+            </w:r>
+          </w:p>
+        </w:tc>
+        <w:tc>
+          <w:tcPr>
+            <w:tcW w:w="1087" w:type="dxa"/>
+            <w:tcBorders>
+              <w:top w:val="nil"/>
+              <w:left w:val="nil"/>
+              <w:bottom w:val="thickThinSmallGap" w:color="auto" w:sz="24" w:space="0"/>
+              <w:right w:val="nil"/>
+            </w:tcBorders>
+          </w:tcPr>
+          <w:p>
+            <w:pPr>
+              <w:keepNext w:val="0"/>
+              <w:keepLines w:val="0"/>
+              <w:widowControl/>
+              <w:suppressLineNumbers w:val="0"/>
+              <w:spacing w:before="0" w:beforeAutospacing="0" w:after="0" w:afterAutospacing="0"/>
+              <w:ind w:left="0" w:right="0"/>
+              <w:jc w:val="center"/>
+              <w:rPr>
+                <w:rFonts w:hint="default" w:ascii="Times New Roman" w:hAnsi="Times New Roman" w:eastAsia="宋体" w:cs="Times New Roman"/>
+                <w:i w:val="0"/>
+                <w:iCs w:val="0"/>
+                <w:sz w:val="24"/>
+                <w:szCs w:val="24"/>
+                <w:vertAlign w:val="baseline"/>
+                <w:rtl w:val="0"/>
+                <w:lang w:val="en-US" w:eastAsia="zh-CN"/>
+              </w:rPr>
+            </w:pPr>
+            <w:r>
+              <w:rPr>
+                <w:rFonts w:hint="default" w:ascii="Times New Roman" w:hAnsi="Times New Roman" w:eastAsia="宋体" w:cs="Times New Roman"/>
+                <w:i w:val="0"/>
+                <w:iCs w:val="0"/>
+                <w:sz w:val="24"/>
+                <w:szCs w:val="24"/>
+                <w:vertAlign w:val="baseline"/>
+                <w:rtl w:val="0"/>
+                <w:lang w:val="en-US" w:eastAsia="zh-CN"/>
+              </w:rPr>
+              <w:t>0.24</w:t>
+            </w:r>
+          </w:p>
+        </w:tc>
+        <w:tc>
+          <w:tcPr>
+            <w:tcW w:w="1124" w:type="dxa"/>
+            <w:tcBorders>
+              <w:top w:val="nil"/>
+              <w:left w:val="nil"/>
+              <w:bottom w:val="thickThinSmallGap" w:color="auto" w:sz="24" w:space="0"/>
+              <w:right w:val="nil"/>
+            </w:tcBorders>
+          </w:tcPr>
+          <w:p>
+            <w:pPr>
+              <w:keepNext w:val="0"/>
+              <w:keepLines w:val="0"/>
+              <w:widowControl/>
+              <w:suppressLineNumbers w:val="0"/>
+              <w:spacing w:before="0" w:beforeAutospacing="0" w:after="0" w:afterAutospacing="0"/>
+              <w:ind w:left="0" w:right="0"/>
+              <w:jc w:val="center"/>
+              <w:rPr>
+                <w:rFonts w:hint="default" w:ascii="Times New Roman" w:hAnsi="Times New Roman" w:eastAsia="宋体" w:cs="Times New Roman"/>
+                <w:i w:val="0"/>
+                <w:iCs w:val="0"/>
+                <w:sz w:val="24"/>
+                <w:szCs w:val="24"/>
+                <w:vertAlign w:val="baseline"/>
+                <w:rtl w:val="0"/>
+                <w:lang w:val="en-US" w:eastAsia="zh-CN"/>
+              </w:rPr>
+            </w:pPr>
+            <w:r>
+              <w:rPr>
+                <w:rFonts w:hint="default" w:ascii="Times New Roman" w:hAnsi="Times New Roman" w:eastAsia="宋体" w:cs="Times New Roman"/>
+                <w:i w:val="0"/>
+                <w:iCs w:val="0"/>
+                <w:sz w:val="24"/>
+                <w:szCs w:val="24"/>
+                <w:vertAlign w:val="baseline"/>
+                <w:rtl w:val="0"/>
+                <w:lang w:val="en-US" w:eastAsia="zh-CN"/>
+              </w:rPr>
+              <w:t>0.24</w:t>
+            </w:r>
+          </w:p>
+        </w:tc>
+      </w:tr>
+    </w:tbl>
+    <w:p>
+      <w:pPr>
+        <w:keepNext w:val="0"/>
+        <w:keepLines w:val="0"/>
+        <w:widowControl/>
+        <w:suppressLineNumbers w:val="0"/>
+        <w:spacing w:line="240" w:lineRule="auto"/>
+        <w:jc w:val="both"/>
+        <w:rPr>
+          <w:rFonts w:ascii="宋体" w:hAnsi="宋体" w:eastAsia="宋体" w:cs="宋体"/>
+          <w:sz w:val="24"/>
+          <w:szCs w:val="24"/>
+        </w:rPr>
+      </w:pPr>
+    </w:p>
+    <w:p>
+      <w:pPr>
+        <w:keepNext w:val="0"/>
+        <w:keepLines w:val="0"/>
+        <w:widowControl/>
+        <w:suppressLineNumbers w:val="0"/>
+        <w:spacing w:line="240" w:lineRule="auto"/>
+        <w:jc w:val="both"/>
+        <w:rPr>
+          <w:rFonts w:hint="eastAsia" w:ascii="Times New Roman" w:hAnsi="Times New Roman" w:eastAsia="宋体" w:cs="Times New Roman"/>
+          <w:i w:val="0"/>
+          <w:iCs w:val="0"/>
+          <w:sz w:val="24"/>
+          <w:szCs w:val="24"/>
+          <w:rtl w:val="0"/>
+          <w:lang w:val="en-US" w:eastAsia="zh-CN"/>
+        </w:rPr>
+      </w:pPr>
+      <w:r>
+        <w:rPr>
+          <w:rFonts w:hint="eastAsia" w:ascii="Times New Roman" w:hAnsi="Times New Roman" w:eastAsia="宋体" w:cs="Times New Roman"/>
+          <w:i w:val="0"/>
+          <w:iCs w:val="0"/>
+          <w:sz w:val="24"/>
+          <w:szCs w:val="24"/>
+          <w:rtl w:val="0"/>
+          <w:lang w:val="en-US" w:eastAsia="zh-CN"/>
+        </w:rPr>
+        <w:t>The results show that the Within-Subject model performs best when evaluated on the same subject (</w:t>
+      </w:r>
+      <w:r>
+        <w:rPr>
+          <w:rFonts w:hint="eastAsia" w:ascii="Times New Roman" w:hAnsi="Times New Roman" w:eastAsia="宋体" w:cs="Times New Roman"/>
+          <w:i w:val="0"/>
+          <w:iCs w:val="0"/>
+          <w:sz w:val="24"/>
+          <w:szCs w:val="24"/>
+          <w:vertAlign w:val="baseline"/>
+          <w:rtl w:val="0"/>
+          <w:lang w:val="en-US" w:eastAsia="zh-CN"/>
+        </w:rPr>
+        <w:t>Accuracy</w:t>
+      </w:r>
+      <w:r>
+        <w:rPr>
+          <w:rFonts w:hint="eastAsia" w:ascii="Times New Roman" w:hAnsi="Times New Roman" w:eastAsia="宋体" w:cs="Times New Roman"/>
+          <w:i w:val="0"/>
+          <w:iCs w:val="0"/>
+          <w:sz w:val="24"/>
+          <w:szCs w:val="24"/>
+          <w:rtl w:val="0"/>
+          <w:lang w:val="en-US" w:eastAsia="zh-CN"/>
+        </w:rPr>
+        <w:t xml:space="preserve"> is </w:t>
+      </w:r>
+      <w:r>
+        <w:rPr>
+          <w:rFonts w:hint="default" w:ascii="Times New Roman" w:hAnsi="Times New Roman" w:eastAsia="宋体" w:cs="Times New Roman"/>
+          <w:i w:val="0"/>
+          <w:iCs w:val="0"/>
+          <w:sz w:val="24"/>
+          <w:szCs w:val="24"/>
+          <w:rtl w:val="0"/>
+          <w:lang w:val="en-US" w:eastAsia="zh-CN"/>
+        </w:rPr>
+        <w:t>82.96%</w:t>
+      </w:r>
+      <w:r>
+        <w:rPr>
+          <w:rFonts w:hint="eastAsia" w:ascii="Times New Roman" w:hAnsi="Times New Roman" w:eastAsia="宋体" w:cs="Times New Roman"/>
+          <w:i w:val="0"/>
+          <w:iCs w:val="0"/>
+          <w:sz w:val="24"/>
+          <w:szCs w:val="24"/>
+          <w:rtl w:val="0"/>
+          <w:lang w:val="en-US" w:eastAsia="zh-CN"/>
+        </w:rPr>
+        <w:t>), indicating strong within-subject ERP consistency. However, its performance drops substantially when applied to other subjects (F1 is only 0.24), highlighting pronounced cross-subject variability and domain shift, indicating lower generalization ability. In contrast, the Cross-Subject model achieves moderate but stable performance across testing conditions (Accuracy range from 65% to 70%), suggesting that it captures generalizable P300 characteristics but lacks subject-specific adaptation. Therefore, cross-subject models are suitable for calibration-free usage, while within-subject models are preferable for personalized BCI scenarios.</w:t>
+      </w:r>
+    </w:p>
+    <w:p>
+      <w:pPr>
+        <w:keepNext w:val="0"/>
+        <w:keepLines w:val="0"/>
+        <w:widowControl/>
+        <w:numPr>
+          <w:ilvl w:val="0"/>
+          <w:numId w:val="0"/>
+        </w:numPr>
+        <w:suppressLineNumbers w:val="0"/>
+        <w:jc w:val="left"/>
+        <w:rPr>
+          <w:rFonts w:hint="eastAsia" w:ascii="Times New Roman" w:hAnsi="Times New Roman" w:eastAsia="宋体" w:cs="Times New Roman"/>
+          <w:b/>
+          <w:sz w:val="28"/>
+          <w:szCs w:val="28"/>
+          <w:rtl w:val="0"/>
+          <w:lang w:val="en-US" w:eastAsia="zh-CN"/>
+        </w:rPr>
+      </w:pPr>
+    </w:p>
+    <w:p>
+      <w:pPr>
+        <w:keepNext w:val="0"/>
+        <w:keepLines w:val="0"/>
+        <w:widowControl/>
+        <w:numPr>
+          <w:ilvl w:val="0"/>
+          <w:numId w:val="0"/>
+        </w:numPr>
+        <w:suppressLineNumbers w:val="0"/>
+        <w:jc w:val="left"/>
+        <w:rPr>
+          <w:rFonts w:hint="eastAsia" w:ascii="Times New Roman" w:hAnsi="Times New Roman" w:eastAsia="宋体" w:cs="Times New Roman"/>
+          <w:b/>
+          <w:sz w:val="28"/>
+          <w:szCs w:val="28"/>
+          <w:rtl w:val="0"/>
+          <w:lang w:val="en-US" w:eastAsia="zh-CN"/>
+        </w:rPr>
+      </w:pPr>
+      <w:r>
+        <w:rPr>
+          <w:rFonts w:hint="eastAsia" w:ascii="Times New Roman" w:hAnsi="Times New Roman" w:eastAsia="宋体" w:cs="Times New Roman"/>
+          <w:b/>
+          <w:sz w:val="28"/>
+          <w:szCs w:val="28"/>
+          <w:rtl w:val="0"/>
+          <w:lang w:val="en-US" w:eastAsia="zh-CN"/>
+        </w:rPr>
+        <w:t>2.3. Analyze Cross-Subject Decoding Models</w:t>
+      </w:r>
+    </w:p>
+    <w:p>
+      <w:pPr>
+        <w:keepNext w:val="0"/>
+        <w:keepLines w:val="0"/>
+        <w:widowControl/>
+        <w:suppressLineNumbers w:val="0"/>
+        <w:spacing w:line="240" w:lineRule="auto"/>
+        <w:jc w:val="center"/>
+        <w:rPr>
+          <w:rFonts w:hint="default" w:ascii="Times New Roman" w:hAnsi="Times New Roman" w:eastAsia="宋体" w:cs="Times New Roman"/>
+          <w:i w:val="0"/>
+          <w:iCs w:val="0"/>
+          <w:sz w:val="24"/>
+          <w:szCs w:val="24"/>
+          <w:rtl w:val="0"/>
+          <w:lang w:val="en-US" w:eastAsia="zh-CN"/>
+        </w:rPr>
+      </w:pPr>
+      <w:r>
+        <w:rPr>
+          <w:rFonts w:hint="default" w:ascii="Times New Roman" w:hAnsi="Times New Roman" w:eastAsia="宋体" w:cs="Times New Roman"/>
+          <w:i w:val="0"/>
+          <w:iCs w:val="0"/>
+          <w:sz w:val="24"/>
+          <w:szCs w:val="24"/>
+          <w:rtl w:val="0"/>
+          <w:lang w:val="en-US" w:eastAsia="zh-CN"/>
+        </w:rPr>
+        <w:drawing>
+          <wp:inline distT="0" distB="0" distL="114300" distR="114300">
+            <wp:extent cx="2821940" cy="2449195"/>
+            <wp:effectExtent l="0" t="0" r="16510" b="8255"/>
+            <wp:docPr id="23" name="图片 23" descr="topoplot of the average squared weights over time (task2) 300"/>
+            <wp:cNvGraphicFramePr>
+              <a:graphicFrameLocks xmlns:a="http://schemas.openxmlformats.org/drawingml/2006/main" noChangeAspect="1"/>
+            </wp:cNvGraphicFramePr>
+            <a:graphic xmlns:a="http://schemas.openxmlformats.org/drawingml/2006/main">
+              <a:graphicData uri="http://schemas.openxmlformats.org/drawingml/2006/picture">
+                <pic:pic xmlns:pic="http://schemas.openxmlformats.org/drawingml/2006/picture">
+                  <pic:nvPicPr>
+                    <pic:cNvPr id="23" name="图片 23" descr="topoplot of the average squared weights over time (task2) 300"/>
+                    <pic:cNvPicPr>
+                      <a:picLocks noChangeAspect="1"/>
+                    </pic:cNvPicPr>
+                  </pic:nvPicPr>
+                  <pic:blipFill>
+                    <a:blip r:embed="rId24"/>
+                    <a:srcRect l="17110" t="2365" r="5682" b="8333"/>
+                    <a:stretch>
+                      <a:fillRect/>
+                    </a:stretch>
+                  </pic:blipFill>
+                  <pic:spPr>
+                    <a:xfrm>
+                      <a:off x="0" y="0"/>
+                      <a:ext cx="2821940" cy="2449195"/>
+                    </a:xfrm>
+                    <a:prstGeom prst="rect">
+                      <a:avLst/>
+                    </a:prstGeom>
+                  </pic:spPr>
+                </pic:pic>
+              </a:graphicData>
+            </a:graphic>
+          </wp:inline>
+        </w:drawing>
+      </w:r>
+    </w:p>
+    <w:p>
+      <w:pPr>
+        <w:spacing w:before="98"/>
+        <w:ind w:left="194" w:firstLine="0"/>
+        <w:jc w:val="center"/>
+        <w:rPr>
+          <w:rFonts w:hint="eastAsia" w:ascii="Times New Roman" w:hAnsi="Times New Roman" w:eastAsia="宋体" w:cs="Times New Roman"/>
+          <w:b w:val="0"/>
+          <w:bCs/>
+          <w:sz w:val="24"/>
+          <w:szCs w:val="24"/>
+          <w:rtl w:val="0"/>
+          <w:lang w:val="en-US" w:eastAsia="zh-CN"/>
+        </w:rPr>
+      </w:pPr>
+      <w:r>
+        <w:rPr>
+          <w:rFonts w:ascii="Times New Roman" w:hAnsi="Times New Roman" w:eastAsia="Times New Roman" w:cs="Times New Roman"/>
+          <w:b/>
+          <w:sz w:val="24"/>
+          <w:szCs w:val="24"/>
+          <w:rtl w:val="0"/>
+        </w:rPr>
+        <w:t xml:space="preserve">Figure </w:t>
+      </w:r>
+      <w:r>
+        <w:rPr>
+          <w:rFonts w:hint="eastAsia" w:ascii="Times New Roman" w:hAnsi="Times New Roman" w:eastAsia="宋体" w:cs="Times New Roman"/>
+          <w:b/>
+          <w:sz w:val="24"/>
+          <w:szCs w:val="24"/>
+          <w:rtl w:val="0"/>
+          <w:lang w:val="en-US" w:eastAsia="zh-CN"/>
+        </w:rPr>
+        <w:t>18.</w:t>
+      </w:r>
+      <w:r>
+        <w:rPr>
+          <w:rFonts w:ascii="Times New Roman" w:hAnsi="Times New Roman" w:eastAsia="Times New Roman" w:cs="Times New Roman"/>
+          <w:b/>
+          <w:sz w:val="24"/>
+          <w:szCs w:val="24"/>
+          <w:rtl w:val="0"/>
+        </w:rPr>
+        <w:t xml:space="preserve"> </w:t>
+      </w:r>
+      <w:r>
+        <w:rPr>
+          <w:rFonts w:hint="eastAsia" w:ascii="Times New Roman" w:hAnsi="Times New Roman" w:eastAsia="宋体" w:cs="Times New Roman"/>
+          <w:b w:val="0"/>
+          <w:bCs/>
+          <w:sz w:val="24"/>
+          <w:szCs w:val="24"/>
+          <w:rtl w:val="0"/>
+          <w:lang w:val="en-US" w:eastAsia="zh-CN"/>
+        </w:rPr>
+        <w:t>Topoplot of the average squared weights at each electrode</w:t>
+      </w:r>
+    </w:p>
+    <w:p>
+      <w:pPr>
+        <w:spacing w:before="98"/>
+        <w:jc w:val="both"/>
+        <w:rPr>
+          <w:rFonts w:hint="eastAsia" w:ascii="Times New Roman" w:hAnsi="Times New Roman" w:eastAsia="宋体" w:cs="Times New Roman"/>
+          <w:b w:val="0"/>
+          <w:bCs/>
+          <w:sz w:val="24"/>
+          <w:szCs w:val="24"/>
+          <w:rtl w:val="0"/>
+          <w:lang w:val="en-US" w:eastAsia="zh-CN"/>
+        </w:rPr>
+      </w:pPr>
+      <w:r>
+        <w:rPr>
+          <w:rFonts w:hint="eastAsia" w:ascii="Times New Roman" w:hAnsi="Times New Roman" w:eastAsia="宋体" w:cs="Times New Roman"/>
+          <w:i w:val="0"/>
+          <w:iCs w:val="0"/>
+          <w:sz w:val="24"/>
+          <w:szCs w:val="24"/>
+          <w:rtl w:val="0"/>
+          <w:lang w:val="en-US" w:eastAsia="zh-CN"/>
+        </w:rPr>
+        <w:t>Figure 18 is different to Figure 9, showing that the cross-subject model assigns more weights to electrodes PO7 PO8 and Oz more than P3, P4 and Pz.</w:t>
+      </w:r>
+    </w:p>
+    <w:p>
+      <w:pPr>
+        <w:spacing w:before="98"/>
+        <w:ind w:left="194" w:firstLine="0"/>
+        <w:jc w:val="center"/>
+        <w:rPr>
+          <w:rFonts w:hint="default" w:ascii="Times New Roman" w:hAnsi="Times New Roman" w:eastAsia="宋体" w:cs="Times New Roman"/>
+          <w:i w:val="0"/>
+          <w:iCs w:val="0"/>
+          <w:sz w:val="24"/>
+          <w:szCs w:val="24"/>
+          <w:rtl w:val="0"/>
+          <w:lang w:val="en-US" w:eastAsia="zh-CN"/>
+        </w:rPr>
+      </w:pPr>
+      <w:r>
+        <w:rPr>
+          <w:rFonts w:hint="default" w:ascii="Times New Roman" w:hAnsi="Times New Roman" w:eastAsia="宋体" w:cs="Times New Roman"/>
+          <w:i w:val="0"/>
+          <w:iCs w:val="0"/>
+          <w:sz w:val="24"/>
+          <w:szCs w:val="24"/>
+          <w:rtl w:val="0"/>
+          <w:lang w:val="en-US" w:eastAsia="zh-CN"/>
+        </w:rPr>
+        <w:drawing>
+          <wp:inline distT="0" distB="0" distL="114300" distR="114300">
+            <wp:extent cx="4309745" cy="3233420"/>
+            <wp:effectExtent l="0" t="0" r="14605" b="5080"/>
+            <wp:docPr id="24" name="图片 24" descr="topoplot of the average squared weights over telectrodes (task2) 300"/>
+            <wp:cNvGraphicFramePr>
+              <a:graphicFrameLocks xmlns:a="http://schemas.openxmlformats.org/drawingml/2006/main" noChangeAspect="1"/>
+            </wp:cNvGraphicFramePr>
+            <a:graphic xmlns:a="http://schemas.openxmlformats.org/drawingml/2006/main">
+              <a:graphicData uri="http://schemas.openxmlformats.org/drawingml/2006/picture">
+                <pic:pic xmlns:pic="http://schemas.openxmlformats.org/drawingml/2006/picture">
+                  <pic:nvPicPr>
+                    <pic:cNvPr id="24" name="图片 24" descr="topoplot of the average squared weights over telectrodes (task2) 300"/>
+                    <pic:cNvPicPr>
+                      <a:picLocks noChangeAspect="1"/>
+                    </pic:cNvPicPr>
+                  </pic:nvPicPr>
+                  <pic:blipFill>
+                    <a:blip r:embed="rId25"/>
+                    <a:stretch>
+                      <a:fillRect/>
+                    </a:stretch>
+                  </pic:blipFill>
+                  <pic:spPr>
+                    <a:xfrm>
+                      <a:off x="0" y="0"/>
+                      <a:ext cx="4309745" cy="3233420"/>
+                    </a:xfrm>
+                    <a:prstGeom prst="rect">
+                      <a:avLst/>
+                    </a:prstGeom>
+                  </pic:spPr>
+                </pic:pic>
+              </a:graphicData>
+            </a:graphic>
+          </wp:inline>
+        </w:drawing>
+      </w:r>
+    </w:p>
+    <w:p>
+      <w:pPr>
+        <w:spacing w:before="98"/>
+        <w:ind w:left="194" w:firstLine="0"/>
+        <w:jc w:val="center"/>
+        <w:rPr>
+          <w:rFonts w:hint="eastAsia" w:ascii="Times New Roman" w:hAnsi="Times New Roman" w:eastAsia="宋体" w:cs="Times New Roman"/>
+          <w:b w:val="0"/>
+          <w:bCs/>
+          <w:sz w:val="24"/>
+          <w:szCs w:val="24"/>
+          <w:rtl w:val="0"/>
+          <w:lang w:val="en-US" w:eastAsia="zh-CN"/>
+        </w:rPr>
+      </w:pPr>
+      <w:r>
+        <w:rPr>
+          <w:rFonts w:ascii="Times New Roman" w:hAnsi="Times New Roman" w:eastAsia="Times New Roman" w:cs="Times New Roman"/>
+          <w:b/>
+          <w:sz w:val="24"/>
+          <w:szCs w:val="24"/>
+          <w:rtl w:val="0"/>
+        </w:rPr>
+        <w:t>Figure</w:t>
+      </w:r>
+      <w:r>
+        <w:rPr>
+          <w:rFonts w:hint="eastAsia" w:ascii="Times New Roman" w:hAnsi="Times New Roman" w:eastAsia="宋体" w:cs="Times New Roman"/>
+          <w:b/>
+          <w:sz w:val="24"/>
+          <w:szCs w:val="24"/>
+          <w:rtl w:val="0"/>
+          <w:lang w:val="en-US" w:eastAsia="zh-CN"/>
+        </w:rPr>
+        <w:t>19.</w:t>
+      </w:r>
+      <w:r>
+        <w:rPr>
+          <w:rFonts w:ascii="Times New Roman" w:hAnsi="Times New Roman" w:eastAsia="Times New Roman" w:cs="Times New Roman"/>
+          <w:b/>
+          <w:sz w:val="24"/>
+          <w:szCs w:val="24"/>
+          <w:rtl w:val="0"/>
+        </w:rPr>
+        <w:t xml:space="preserve"> </w:t>
+      </w:r>
+      <w:r>
+        <w:rPr>
+          <w:rFonts w:hint="eastAsia" w:ascii="Times New Roman" w:hAnsi="Times New Roman" w:eastAsia="宋体" w:cs="Times New Roman"/>
+          <w:b w:val="0"/>
+          <w:bCs/>
+          <w:sz w:val="24"/>
+          <w:szCs w:val="24"/>
+          <w:rtl w:val="0"/>
+          <w:lang w:val="en-US" w:eastAsia="zh-CN"/>
+        </w:rPr>
+        <w:t>Comparison of Power of Weights and Mean ERP</w:t>
+      </w:r>
+    </w:p>
+    <w:p>
+      <w:pPr>
+        <w:spacing w:before="98"/>
+        <w:jc w:val="center"/>
+        <w:rPr>
+          <w:rFonts w:hint="default" w:ascii="Times New Roman" w:hAnsi="Times New Roman" w:eastAsia="宋体" w:cs="Times New Roman"/>
+          <w:i w:val="0"/>
+          <w:iCs w:val="0"/>
+          <w:sz w:val="24"/>
+          <w:szCs w:val="24"/>
+          <w:rtl w:val="0"/>
+          <w:lang w:val="en-US" w:eastAsia="zh-CN"/>
+        </w:rPr>
+      </w:pPr>
+      <w:r>
+        <w:rPr>
+          <w:rFonts w:hint="default" w:ascii="Times New Roman" w:hAnsi="Times New Roman" w:eastAsia="宋体" w:cs="Times New Roman"/>
+          <w:i w:val="0"/>
+          <w:iCs w:val="0"/>
+          <w:sz w:val="24"/>
+          <w:szCs w:val="24"/>
+          <w:rtl w:val="0"/>
+          <w:lang w:val="en-US" w:eastAsia="zh-CN"/>
+        </w:rPr>
+        <w:drawing>
+          <wp:inline distT="0" distB="0" distL="114300" distR="114300">
+            <wp:extent cx="4257040" cy="3194050"/>
+            <wp:effectExtent l="0" t="0" r="10160" b="6350"/>
+            <wp:docPr id="27" name="图片 27" descr="Sliding correlation between Power of Weights and Mean ERP (task2) 300"/>
+            <wp:cNvGraphicFramePr>
+              <a:graphicFrameLocks xmlns:a="http://schemas.openxmlformats.org/drawingml/2006/main" noChangeAspect="1"/>
+            </wp:cNvGraphicFramePr>
+            <a:graphic xmlns:a="http://schemas.openxmlformats.org/drawingml/2006/main">
+              <a:graphicData uri="http://schemas.openxmlformats.org/drawingml/2006/picture">
+                <pic:pic xmlns:pic="http://schemas.openxmlformats.org/drawingml/2006/picture">
+                  <pic:nvPicPr>
+                    <pic:cNvPr id="27" name="图片 27" descr="Sliding correlation between Power of Weights and Mean ERP (task2) 300"/>
+                    <pic:cNvPicPr>
+                      <a:picLocks noChangeAspect="1"/>
+                    </pic:cNvPicPr>
+                  </pic:nvPicPr>
+                  <pic:blipFill>
+                    <a:blip r:embed="rId26"/>
+                    <a:stretch>
+                      <a:fillRect/>
+                    </a:stretch>
+                  </pic:blipFill>
+                  <pic:spPr>
+                    <a:xfrm>
+                      <a:off x="0" y="0"/>
+                      <a:ext cx="4257040" cy="3194050"/>
+                    </a:xfrm>
+                    <a:prstGeom prst="rect">
+                      <a:avLst/>
+                    </a:prstGeom>
+                  </pic:spPr>
+                </pic:pic>
+              </a:graphicData>
+            </a:graphic>
+          </wp:inline>
+        </w:drawing>
+      </w:r>
+    </w:p>
+    <w:p>
+      <w:pPr>
+        <w:spacing w:before="98"/>
+        <w:ind w:left="194" w:firstLine="0"/>
+        <w:jc w:val="center"/>
+        <w:rPr>
+          <w:rFonts w:hint="default" w:ascii="Times New Roman" w:hAnsi="Times New Roman" w:eastAsia="宋体" w:cs="Times New Roman"/>
+          <w:b w:val="0"/>
+          <w:bCs/>
+          <w:sz w:val="24"/>
+          <w:szCs w:val="24"/>
+          <w:rtl w:val="0"/>
+          <w:lang w:val="en-US" w:eastAsia="zh-CN"/>
+        </w:rPr>
+      </w:pPr>
+      <w:r>
+        <w:rPr>
+          <w:rFonts w:ascii="Times New Roman" w:hAnsi="Times New Roman" w:eastAsia="Times New Roman" w:cs="Times New Roman"/>
+          <w:b/>
+          <w:sz w:val="24"/>
+          <w:szCs w:val="24"/>
+          <w:rtl w:val="0"/>
+        </w:rPr>
+        <w:t>Figure</w:t>
+      </w:r>
+      <w:r>
+        <w:rPr>
+          <w:rFonts w:hint="eastAsia" w:ascii="Times New Roman" w:hAnsi="Times New Roman" w:eastAsia="宋体" w:cs="Times New Roman"/>
+          <w:b/>
+          <w:sz w:val="24"/>
+          <w:szCs w:val="24"/>
+          <w:rtl w:val="0"/>
+          <w:lang w:val="en-US" w:eastAsia="zh-CN"/>
+        </w:rPr>
+        <w:t>20.</w:t>
+      </w:r>
+      <w:r>
+        <w:rPr>
+          <w:rFonts w:ascii="Times New Roman" w:hAnsi="Times New Roman" w:eastAsia="Times New Roman" w:cs="Times New Roman"/>
+          <w:b/>
+          <w:sz w:val="24"/>
+          <w:szCs w:val="24"/>
+          <w:rtl w:val="0"/>
+        </w:rPr>
+        <w:t xml:space="preserve"> </w:t>
+      </w:r>
+      <w:r>
+        <w:rPr>
+          <w:rFonts w:hint="eastAsia" w:ascii="Times New Roman" w:hAnsi="Times New Roman" w:eastAsia="宋体" w:cs="Times New Roman"/>
+          <w:b w:val="0"/>
+          <w:bCs/>
+          <w:sz w:val="24"/>
+          <w:szCs w:val="24"/>
+          <w:rtl w:val="0"/>
+          <w:lang w:val="en-US" w:eastAsia="zh-CN"/>
+        </w:rPr>
+        <w:t>Sliding correlation between power of weights and mean ERP</w:t>
+      </w:r>
+    </w:p>
+    <w:p>
+      <w:pPr>
+        <w:spacing w:before="98"/>
+        <w:jc w:val="both"/>
+        <w:rPr>
+          <w:rFonts w:hint="eastAsia" w:ascii="Times New Roman" w:hAnsi="Times New Roman" w:eastAsia="宋体" w:cs="Times New Roman"/>
+          <w:i w:val="0"/>
+          <w:iCs w:val="0"/>
+          <w:sz w:val="24"/>
+          <w:szCs w:val="24"/>
+          <w:rtl w:val="0"/>
+          <w:lang w:val="en-US" w:eastAsia="zh-CN"/>
+        </w:rPr>
+      </w:pPr>
+      <w:r>
+        <w:rPr>
+          <w:rFonts w:hint="eastAsia" w:ascii="Times New Roman" w:hAnsi="Times New Roman" w:eastAsia="宋体" w:cs="Times New Roman"/>
+          <w:i w:val="0"/>
+          <w:iCs w:val="0"/>
+          <w:sz w:val="24"/>
+          <w:szCs w:val="24"/>
+          <w:rtl w:val="0"/>
+          <w:lang w:val="en-US" w:eastAsia="zh-CN"/>
+        </w:rPr>
+        <w:t>Figure 19 shows the relationship between power of weights over time and mean ERP waveforms between 300 to 450ms. Figure 20 use a sliding window to calculate the correlation between power of weights and ERP, showing that the model's highest attention occurs at 371.2 ms, which is very close to the P300 peak at 357 ms shown in Figure 11.</w:t>
+      </w:r>
+    </w:p>
+    <w:p>
+      <w:pPr>
+        <w:rPr>
+          <w:rFonts w:hint="eastAsia" w:ascii="Times New Roman" w:hAnsi="Times New Roman" w:eastAsia="宋体" w:cs="Times New Roman"/>
+          <w:b/>
+          <w:sz w:val="28"/>
+          <w:szCs w:val="28"/>
+          <w:rtl w:val="0"/>
+          <w:lang w:val="en-US" w:eastAsia="zh-CN"/>
+        </w:rPr>
+      </w:pPr>
+      <w:r>
+        <w:rPr>
+          <w:rFonts w:hint="eastAsia" w:ascii="Times New Roman" w:hAnsi="Times New Roman" w:eastAsia="宋体" w:cs="Times New Roman"/>
+          <w:b/>
+          <w:sz w:val="28"/>
+          <w:szCs w:val="28"/>
+          <w:rtl w:val="0"/>
+          <w:lang w:val="en-US" w:eastAsia="zh-CN"/>
+        </w:rPr>
+        <w:br w:type="page"/>
+      </w:r>
+    </w:p>
+    <w:p>
+      <w:pPr>
+        <w:keepNext w:val="0"/>
+        <w:keepLines w:val="0"/>
+        <w:widowControl/>
+        <w:suppressLineNumbers w:val="0"/>
+        <w:jc w:val="left"/>
+        <w:rPr>
+          <w:rFonts w:hint="eastAsia" w:ascii="Times New Roman" w:hAnsi="Times New Roman" w:eastAsia="宋体" w:cs="Times New Roman"/>
+          <w:b/>
+          <w:sz w:val="30"/>
+          <w:szCs w:val="30"/>
+          <w:rtl w:val="0"/>
+          <w:lang w:val="en-US" w:eastAsia="zh-CN"/>
+        </w:rPr>
+      </w:pPr>
+      <w:r>
+        <w:rPr>
+          <w:rFonts w:hint="eastAsia" w:ascii="Times New Roman" w:hAnsi="Times New Roman" w:eastAsia="宋体" w:cs="Times New Roman"/>
+          <w:b/>
+          <w:sz w:val="30"/>
+          <w:szCs w:val="30"/>
+          <w:rtl w:val="0"/>
+          <w:lang w:val="en-US" w:eastAsia="zh-CN"/>
+        </w:rPr>
+        <w:t>Discussion</w:t>
+      </w:r>
+    </w:p>
+    <w:p>
+      <w:pPr>
+        <w:keepNext w:val="0"/>
+        <w:keepLines w:val="0"/>
+        <w:widowControl/>
+        <w:suppressLineNumbers w:val="0"/>
+        <w:spacing w:line="240" w:lineRule="auto"/>
+        <w:jc w:val="both"/>
+        <w:rPr>
+          <w:rFonts w:hint="eastAsia" w:ascii="Times New Roman" w:hAnsi="Times New Roman" w:eastAsia="宋体" w:cs="Times New Roman"/>
+          <w:i w:val="0"/>
+          <w:iCs w:val="0"/>
+          <w:sz w:val="24"/>
+          <w:szCs w:val="24"/>
+          <w:rtl w:val="0"/>
+          <w:lang w:val="en-US" w:eastAsia="zh-CN"/>
+        </w:rPr>
+      </w:pPr>
+      <w:r>
+        <w:rPr>
+          <w:rFonts w:hint="eastAsia" w:ascii="Times New Roman" w:hAnsi="Times New Roman" w:eastAsia="宋体" w:cs="Times New Roman"/>
+          <w:i w:val="0"/>
+          <w:iCs w:val="0"/>
+          <w:sz w:val="24"/>
+          <w:szCs w:val="24"/>
+          <w:rtl w:val="0"/>
+          <w:lang w:val="en-US" w:eastAsia="zh-CN"/>
+        </w:rPr>
+        <w:t>Within-session models provide the highest accuracy because the data distribution remains stable, but they require retraining every time and are thus inconvenient for real use. Within-subject models retain personalization across sessions and generally achieve higher performance, though they still need occasional calibration due to physiological variability. In contrast, cross-subject models offer the best convenience and generalization by enabling plug-and-play usage, but their accuracy is typically lower due to large inter-subject differences in EEG patterns (That</w:t>
+      </w:r>
+      <w:r>
+        <w:rPr>
+          <w:rFonts w:hint="default" w:ascii="Times New Roman" w:hAnsi="Times New Roman" w:eastAsia="宋体" w:cs="Times New Roman"/>
+          <w:i w:val="0"/>
+          <w:iCs w:val="0"/>
+          <w:sz w:val="24"/>
+          <w:szCs w:val="24"/>
+          <w:rtl w:val="0"/>
+          <w:lang w:val="en-US" w:eastAsia="zh-CN"/>
+        </w:rPr>
+        <w:t>’</w:t>
+      </w:r>
+      <w:r>
+        <w:rPr>
+          <w:rFonts w:hint="eastAsia" w:ascii="Times New Roman" w:hAnsi="Times New Roman" w:eastAsia="宋体" w:cs="Times New Roman"/>
+          <w:i w:val="0"/>
+          <w:iCs w:val="0"/>
+          <w:sz w:val="24"/>
+          <w:szCs w:val="24"/>
+          <w:rtl w:val="0"/>
+          <w:lang w:val="en-US" w:eastAsia="zh-CN"/>
+        </w:rPr>
+        <w:t xml:space="preserve">s why z-score normalization </w:t>
+      </w:r>
+      <w:r>
+        <w:rPr>
+          <w:rFonts w:hint="eastAsia" w:ascii="Times New Roman" w:hAnsi="Times New Roman" w:eastAsia="宋体" w:cs="Times New Roman"/>
+          <w:i w:val="0"/>
+          <w:iCs w:val="0"/>
+          <w:sz w:val="24"/>
+          <w:szCs w:val="24"/>
+          <w:rtl w:val="0"/>
+          <w:lang w:val="en-US" w:eastAsia="zh-CN"/>
+        </w:rPr>
+        <w:t>is important in pre-processing stage).</w:t>
+      </w:r>
+    </w:p>
+    <w:p>
+      <w:pPr>
+        <w:keepNext w:val="0"/>
+        <w:keepLines w:val="0"/>
+        <w:widowControl/>
+        <w:suppressLineNumbers w:val="0"/>
+        <w:spacing w:line="240" w:lineRule="auto"/>
+        <w:jc w:val="both"/>
+        <w:rPr>
+          <w:rFonts w:hint="default" w:ascii="Times New Roman" w:hAnsi="Times New Roman" w:eastAsia="宋体" w:cs="Times New Roman"/>
+          <w:i w:val="0"/>
+          <w:iCs w:val="0"/>
+          <w:sz w:val="24"/>
+          <w:szCs w:val="24"/>
+          <w:rtl w:val="0"/>
+          <w:lang w:val="en-US" w:eastAsia="zh-CN"/>
+        </w:rPr>
+      </w:pPr>
+      <w:bookmarkStart w:id="0" w:name="_GoBack"/>
+      <w:bookmarkEnd w:id="0"/>
+    </w:p>
+    <w:tbl>
+      <w:tblPr>
+        <w:tblStyle w:val="16"/>
+        <w:tblW w:w="9740" w:type="dxa"/>
+        <w:tblInd w:w="0" w:type="dxa"/>
+        <w:tblBorders>
+          <w:top w:val="single" w:color="auto" w:sz="4" w:space="0"/>
+          <w:left w:val="single" w:color="auto" w:sz="4" w:space="0"/>
+          <w:bottom w:val="single" w:color="auto" w:sz="4" w:space="0"/>
+          <w:right w:val="single" w:color="auto" w:sz="4" w:space="0"/>
+          <w:insideH w:val="single" w:color="auto" w:sz="4" w:space="0"/>
+          <w:insideV w:val="single" w:color="auto" w:sz="4" w:space="0"/>
+        </w:tblBorders>
+        <w:tblLayout w:type="fixed"/>
+        <w:tblCellMar>
+          <w:top w:w="0" w:type="dxa"/>
+          <w:left w:w="108" w:type="dxa"/>
+          <w:bottom w:w="0" w:type="dxa"/>
+          <w:right w:w="108" w:type="dxa"/>
+        </w:tblCellMar>
+      </w:tblPr>
+      <w:tblGrid>
+        <w:gridCol w:w="1707"/>
+        <w:gridCol w:w="1500"/>
+        <w:gridCol w:w="1875"/>
+        <w:gridCol w:w="1365"/>
+        <w:gridCol w:w="3293"/>
+      </w:tblGrid>
+      <w:tr>
+        <w:tblPrEx>
+          <w:tblBorders>
+            <w:top w:val="single" w:color="auto" w:sz="4" w:space="0"/>
+            <w:left w:val="single" w:color="auto" w:sz="4" w:space="0"/>
+            <w:bottom w:val="single" w:color="auto" w:sz="4" w:space="0"/>
+            <w:right w:val="single" w:color="auto" w:sz="4" w:space="0"/>
+            <w:insideH w:val="single" w:color="auto" w:sz="4" w:space="0"/>
+            <w:insideV w:val="single" w:color="auto" w:sz="4" w:space="0"/>
+          </w:tblBorders>
+          <w:tblCellMar>
+            <w:top w:w="0" w:type="dxa"/>
+            <w:left w:w="108" w:type="dxa"/>
+            <w:bottom w:w="0" w:type="dxa"/>
+            <w:right w:w="108" w:type="dxa"/>
+          </w:tblCellMar>
+        </w:tblPrEx>
+        <w:trPr>
+          <w:trHeight w:val="348" w:hRule="atLeast"/>
+        </w:trPr>
+        <w:tc>
+          <w:tcPr>
+            <w:tcW w:w="9740" w:type="dxa"/>
+            <w:gridSpan w:val="5"/>
+            <w:tcBorders>
+              <w:top w:val="thinThickSmallGap" w:color="auto" w:sz="24" w:space="0"/>
+              <w:left w:val="nil"/>
+              <w:bottom w:val="single" w:color="auto" w:sz="4" w:space="0"/>
+              <w:right w:val="nil"/>
+            </w:tcBorders>
+          </w:tcPr>
+          <w:p>
+            <w:pPr>
+              <w:keepNext w:val="0"/>
+              <w:keepLines w:val="0"/>
+              <w:widowControl/>
+              <w:suppressLineNumbers w:val="0"/>
+              <w:spacing w:before="0" w:beforeAutospacing="0" w:after="0" w:afterAutospacing="0"/>
+              <w:ind w:left="0" w:right="0"/>
+              <w:jc w:val="center"/>
+              <w:rPr>
+                <w:rFonts w:hint="default" w:ascii="Times New Roman" w:hAnsi="Times New Roman" w:eastAsia="Times New Roman" w:cs="Times New Roman"/>
+                <w:b/>
+                <w:sz w:val="24"/>
+                <w:szCs w:val="24"/>
+                <w:rtl w:val="0"/>
+                <w:lang w:val="en-US" w:eastAsia="zh-CN"/>
+              </w:rPr>
+            </w:pPr>
+            <w:r>
+              <w:rPr>
+                <w:rFonts w:hint="eastAsia" w:ascii="Times New Roman" w:hAnsi="Times New Roman" w:eastAsia="Times New Roman" w:cs="Times New Roman"/>
+                <w:b/>
+                <w:sz w:val="24"/>
+                <w:szCs w:val="24"/>
+                <w:rtl w:val="0"/>
+                <w:lang w:val="en-US" w:eastAsia="zh-CN"/>
+              </w:rPr>
+              <w:t xml:space="preserve">Table 5. </w:t>
+            </w:r>
+            <w:r>
+              <w:rPr>
+                <w:rFonts w:hint="eastAsia" w:ascii="Times New Roman" w:hAnsi="Times New Roman" w:eastAsia="宋体" w:cs="Times New Roman"/>
+                <w:b/>
+                <w:sz w:val="24"/>
+                <w:szCs w:val="24"/>
+                <w:rtl w:val="0"/>
+                <w:lang w:val="en-US" w:eastAsia="zh-CN"/>
+              </w:rPr>
+              <w:t>Comparison between 3 kinds of models</w:t>
+            </w:r>
+          </w:p>
+        </w:tc>
+      </w:tr>
+      <w:tr>
+        <w:tblPrEx>
+          <w:tblBorders>
+            <w:top w:val="single" w:color="auto" w:sz="4" w:space="0"/>
+            <w:left w:val="single" w:color="auto" w:sz="4" w:space="0"/>
+            <w:bottom w:val="single" w:color="auto" w:sz="4" w:space="0"/>
+            <w:right w:val="single" w:color="auto" w:sz="4" w:space="0"/>
+            <w:insideH w:val="single" w:color="auto" w:sz="4" w:space="0"/>
+            <w:insideV w:val="single" w:color="auto" w:sz="4" w:space="0"/>
+          </w:tblBorders>
+          <w:tblCellMar>
+            <w:top w:w="0" w:type="dxa"/>
+            <w:left w:w="108" w:type="dxa"/>
+            <w:bottom w:w="0" w:type="dxa"/>
+            <w:right w:w="108" w:type="dxa"/>
+          </w:tblCellMar>
+        </w:tblPrEx>
+        <w:trPr>
+          <w:trHeight w:val="262" w:hRule="atLeast"/>
+        </w:trPr>
+        <w:tc>
+          <w:tcPr>
+            <w:tcW w:w="1707" w:type="dxa"/>
+            <w:tcBorders>
+              <w:top w:val="nil"/>
+              <w:left w:val="nil"/>
+              <w:bottom w:val="nil"/>
+              <w:right w:val="nil"/>
+            </w:tcBorders>
+            <w:vAlign w:val="center"/>
+          </w:tcPr>
+          <w:p>
+            <w:pPr>
+              <w:keepNext w:val="0"/>
+              <w:keepLines w:val="0"/>
+              <w:widowControl/>
+              <w:suppressLineNumbers w:val="0"/>
+              <w:spacing w:before="0" w:beforeAutospacing="0" w:after="0" w:afterAutospacing="0"/>
+              <w:ind w:left="0" w:right="0"/>
+              <w:jc w:val="center"/>
+              <w:rPr>
+                <w:rFonts w:hint="default" w:ascii="Times New Roman" w:hAnsi="Times New Roman" w:eastAsia="宋体" w:cs="Times New Roman"/>
+                <w:i w:val="0"/>
+                <w:iCs w:val="0"/>
+                <w:sz w:val="24"/>
+                <w:szCs w:val="24"/>
+                <w:vertAlign w:val="baseline"/>
+                <w:rtl w:val="0"/>
+                <w:lang w:val="en-US" w:eastAsia="zh-CN"/>
+              </w:rPr>
+            </w:pPr>
+            <w:r>
+              <w:rPr>
+                <w:rFonts w:hint="eastAsia" w:ascii="Times New Roman" w:hAnsi="Times New Roman" w:eastAsia="宋体" w:cs="Times New Roman"/>
+                <w:i w:val="0"/>
+                <w:iCs w:val="0"/>
+                <w:sz w:val="24"/>
+                <w:szCs w:val="24"/>
+                <w:vertAlign w:val="baseline"/>
+                <w:rtl w:val="0"/>
+                <w:lang w:val="en-US" w:eastAsia="zh-CN"/>
+              </w:rPr>
+              <w:t>Model Type</w:t>
+            </w:r>
+          </w:p>
+        </w:tc>
+        <w:tc>
+          <w:tcPr>
+            <w:tcW w:w="1500" w:type="dxa"/>
+            <w:tcBorders>
+              <w:top w:val="nil"/>
+              <w:left w:val="nil"/>
+              <w:bottom w:val="nil"/>
+              <w:right w:val="nil"/>
+            </w:tcBorders>
+            <w:vAlign w:val="center"/>
+          </w:tcPr>
+          <w:p>
+            <w:pPr>
+              <w:keepNext w:val="0"/>
+              <w:keepLines w:val="0"/>
+              <w:widowControl/>
+              <w:suppressLineNumbers w:val="0"/>
+              <w:spacing w:before="0" w:beforeAutospacing="0" w:after="0" w:afterAutospacing="0"/>
+              <w:ind w:left="0" w:right="0"/>
+              <w:jc w:val="center"/>
+              <w:rPr>
+                <w:rFonts w:hint="eastAsia" w:ascii="Times New Roman" w:hAnsi="Times New Roman" w:eastAsia="宋体" w:cs="Times New Roman"/>
+                <w:i w:val="0"/>
+                <w:iCs w:val="0"/>
+                <w:sz w:val="24"/>
+                <w:szCs w:val="24"/>
+                <w:vertAlign w:val="baseline"/>
+                <w:rtl w:val="0"/>
+                <w:lang w:val="en-US" w:eastAsia="zh-CN"/>
+              </w:rPr>
+            </w:pPr>
+            <w:r>
+              <w:rPr>
+                <w:rFonts w:hint="eastAsia" w:ascii="Times New Roman" w:hAnsi="Times New Roman" w:eastAsia="宋体" w:cs="Times New Roman"/>
+                <w:i w:val="0"/>
+                <w:iCs w:val="0"/>
+                <w:sz w:val="24"/>
+                <w:szCs w:val="24"/>
+                <w:vertAlign w:val="baseline"/>
+                <w:rtl w:val="0"/>
+                <w:lang w:val="en-US" w:eastAsia="zh-CN"/>
+              </w:rPr>
+              <w:t xml:space="preserve">Calibration </w:t>
+            </w:r>
+          </w:p>
+          <w:p>
+            <w:pPr>
+              <w:keepNext w:val="0"/>
+              <w:keepLines w:val="0"/>
+              <w:widowControl/>
+              <w:suppressLineNumbers w:val="0"/>
+              <w:spacing w:before="0" w:beforeAutospacing="0" w:after="0" w:afterAutospacing="0"/>
+              <w:ind w:left="0" w:right="0"/>
+              <w:jc w:val="center"/>
+              <w:rPr>
+                <w:rFonts w:hint="default" w:ascii="Times New Roman" w:hAnsi="Times New Roman" w:eastAsia="宋体" w:cs="Times New Roman"/>
+                <w:i w:val="0"/>
+                <w:iCs w:val="0"/>
+                <w:sz w:val="24"/>
+                <w:szCs w:val="24"/>
+                <w:vertAlign w:val="baseline"/>
+                <w:rtl w:val="0"/>
+                <w:lang w:val="en-US" w:eastAsia="zh-CN"/>
+              </w:rPr>
+            </w:pPr>
+            <w:r>
+              <w:rPr>
+                <w:rFonts w:hint="eastAsia" w:ascii="Times New Roman" w:hAnsi="Times New Roman" w:eastAsia="宋体" w:cs="Times New Roman"/>
+                <w:i w:val="0"/>
+                <w:iCs w:val="0"/>
+                <w:sz w:val="24"/>
+                <w:szCs w:val="24"/>
+                <w:vertAlign w:val="baseline"/>
+                <w:rtl w:val="0"/>
+                <w:lang w:val="en-US" w:eastAsia="zh-CN"/>
+              </w:rPr>
+              <w:t>Needed</w:t>
+            </w:r>
+          </w:p>
+        </w:tc>
+        <w:tc>
+          <w:tcPr>
+            <w:tcW w:w="1875" w:type="dxa"/>
+            <w:tcBorders>
+              <w:top w:val="nil"/>
+              <w:left w:val="nil"/>
+              <w:bottom w:val="nil"/>
+              <w:right w:val="nil"/>
+            </w:tcBorders>
+            <w:vAlign w:val="center"/>
+          </w:tcPr>
+          <w:p>
+            <w:pPr>
+              <w:keepNext w:val="0"/>
+              <w:keepLines w:val="0"/>
+              <w:widowControl/>
+              <w:suppressLineNumbers w:val="0"/>
+              <w:spacing w:before="0" w:beforeAutospacing="0" w:after="0" w:afterAutospacing="0"/>
+              <w:ind w:left="0" w:right="0"/>
+              <w:jc w:val="center"/>
+              <w:rPr>
+                <w:rFonts w:hint="default" w:ascii="Times New Roman" w:hAnsi="Times New Roman" w:eastAsia="宋体" w:cs="Times New Roman"/>
+                <w:i w:val="0"/>
+                <w:iCs w:val="0"/>
+                <w:sz w:val="24"/>
+                <w:szCs w:val="24"/>
+                <w:vertAlign w:val="baseline"/>
+                <w:rtl w:val="0"/>
+                <w:lang w:val="en-US" w:eastAsia="zh-CN"/>
+              </w:rPr>
+            </w:pPr>
+            <w:r>
+              <w:rPr>
+                <w:rFonts w:hint="eastAsia" w:ascii="Times New Roman" w:hAnsi="Times New Roman" w:eastAsia="宋体" w:cs="Times New Roman"/>
+                <w:i w:val="0"/>
+                <w:iCs w:val="0"/>
+                <w:sz w:val="24"/>
+                <w:szCs w:val="24"/>
+                <w:vertAlign w:val="baseline"/>
+                <w:rtl w:val="0"/>
+                <w:lang w:val="en-US" w:eastAsia="zh-CN"/>
+              </w:rPr>
+              <w:t>Personalization</w:t>
+            </w:r>
+          </w:p>
+        </w:tc>
+        <w:tc>
+          <w:tcPr>
+            <w:tcW w:w="1365" w:type="dxa"/>
+            <w:tcBorders>
+              <w:top w:val="nil"/>
+              <w:left w:val="nil"/>
+              <w:bottom w:val="nil"/>
+              <w:right w:val="nil"/>
+            </w:tcBorders>
+            <w:vAlign w:val="center"/>
+          </w:tcPr>
+          <w:p>
+            <w:pPr>
+              <w:keepNext w:val="0"/>
+              <w:keepLines w:val="0"/>
+              <w:widowControl/>
+              <w:suppressLineNumbers w:val="0"/>
+              <w:spacing w:before="0" w:beforeAutospacing="0" w:after="0" w:afterAutospacing="0"/>
+              <w:ind w:left="0" w:right="0"/>
+              <w:jc w:val="center"/>
+              <w:rPr>
+                <w:rFonts w:hint="default" w:ascii="Times New Roman" w:hAnsi="Times New Roman" w:eastAsia="宋体" w:cs="Times New Roman"/>
+                <w:i w:val="0"/>
+                <w:iCs w:val="0"/>
+                <w:sz w:val="24"/>
+                <w:szCs w:val="24"/>
+                <w:vertAlign w:val="baseline"/>
+                <w:rtl w:val="0"/>
+                <w:lang w:val="en-US" w:eastAsia="zh-CN"/>
+              </w:rPr>
+            </w:pPr>
+            <w:r>
+              <w:rPr>
+                <w:rFonts w:hint="eastAsia" w:ascii="Times New Roman" w:hAnsi="Times New Roman" w:eastAsia="宋体" w:cs="Times New Roman"/>
+                <w:i w:val="0"/>
+                <w:iCs w:val="0"/>
+                <w:sz w:val="24"/>
+                <w:szCs w:val="24"/>
+                <w:vertAlign w:val="baseline"/>
+                <w:rtl w:val="0"/>
+                <w:lang w:val="en-US" w:eastAsia="zh-CN"/>
+              </w:rPr>
+              <w:t>Accuracy</w:t>
+            </w:r>
+          </w:p>
+        </w:tc>
+        <w:tc>
+          <w:tcPr>
+            <w:tcW w:w="3293" w:type="dxa"/>
+            <w:tcBorders>
+              <w:top w:val="nil"/>
+              <w:left w:val="nil"/>
+              <w:bottom w:val="nil"/>
+              <w:right w:val="nil"/>
+            </w:tcBorders>
+            <w:vAlign w:val="center"/>
+          </w:tcPr>
+          <w:p>
+            <w:pPr>
+              <w:keepNext w:val="0"/>
+              <w:keepLines w:val="0"/>
+              <w:widowControl/>
+              <w:suppressLineNumbers w:val="0"/>
+              <w:spacing w:before="0" w:beforeAutospacing="0" w:after="0" w:afterAutospacing="0"/>
+              <w:ind w:left="0" w:right="0"/>
+              <w:jc w:val="center"/>
+              <w:rPr>
+                <w:rFonts w:hint="default" w:ascii="Times New Roman" w:hAnsi="Times New Roman" w:eastAsia="宋体" w:cs="Times New Roman"/>
+                <w:i w:val="0"/>
+                <w:iCs w:val="0"/>
+                <w:sz w:val="24"/>
+                <w:szCs w:val="24"/>
+                <w:vertAlign w:val="baseline"/>
+                <w:rtl w:val="0"/>
+                <w:lang w:val="en-US" w:eastAsia="zh-CN"/>
+              </w:rPr>
+            </w:pPr>
+            <w:r>
+              <w:rPr>
+                <w:rFonts w:hint="eastAsia" w:ascii="Times New Roman" w:hAnsi="Times New Roman" w:eastAsia="宋体" w:cs="Times New Roman"/>
+                <w:i w:val="0"/>
+                <w:iCs w:val="0"/>
+                <w:sz w:val="24"/>
+                <w:szCs w:val="24"/>
+                <w:vertAlign w:val="baseline"/>
+                <w:rtl w:val="0"/>
+                <w:lang w:val="en-US" w:eastAsia="zh-CN"/>
+              </w:rPr>
+              <w:t>Suitable Scenario</w:t>
+            </w:r>
+          </w:p>
+        </w:tc>
+      </w:tr>
+      <w:tr>
+        <w:tblPrEx>
+          <w:tblBorders>
+            <w:top w:val="single" w:color="auto" w:sz="4" w:space="0"/>
+            <w:left w:val="single" w:color="auto" w:sz="4" w:space="0"/>
+            <w:bottom w:val="single" w:color="auto" w:sz="4" w:space="0"/>
+            <w:right w:val="single" w:color="auto" w:sz="4" w:space="0"/>
+            <w:insideH w:val="single" w:color="auto" w:sz="4" w:space="0"/>
+            <w:insideV w:val="single" w:color="auto" w:sz="4" w:space="0"/>
+          </w:tblBorders>
+          <w:tblCellMar>
+            <w:top w:w="0" w:type="dxa"/>
+            <w:left w:w="108" w:type="dxa"/>
+            <w:bottom w:w="0" w:type="dxa"/>
+            <w:right w:w="108" w:type="dxa"/>
+          </w:tblCellMar>
+        </w:tblPrEx>
+        <w:trPr>
+          <w:trHeight w:val="262" w:hRule="atLeast"/>
+        </w:trPr>
+        <w:tc>
+          <w:tcPr>
+            <w:tcW w:w="1707" w:type="dxa"/>
+            <w:tcBorders>
+              <w:top w:val="nil"/>
+              <w:left w:val="nil"/>
+              <w:bottom w:val="nil"/>
+              <w:right w:val="nil"/>
+            </w:tcBorders>
+            <w:vAlign w:val="center"/>
+          </w:tcPr>
+          <w:p>
+            <w:pPr>
+              <w:keepNext w:val="0"/>
+              <w:keepLines w:val="0"/>
+              <w:widowControl/>
+              <w:suppressLineNumbers w:val="0"/>
+              <w:spacing w:before="0" w:beforeAutospacing="0" w:after="0" w:afterAutospacing="0"/>
+              <w:ind w:left="0" w:right="0"/>
+              <w:jc w:val="center"/>
+              <w:rPr>
+                <w:rFonts w:hint="default" w:ascii="Times New Roman" w:hAnsi="Times New Roman" w:eastAsia="宋体" w:cs="Times New Roman"/>
+                <w:i w:val="0"/>
+                <w:iCs w:val="0"/>
+                <w:sz w:val="24"/>
+                <w:szCs w:val="24"/>
+                <w:vertAlign w:val="baseline"/>
+                <w:rtl w:val="0"/>
+                <w:lang w:val="en-US" w:eastAsia="zh-CN"/>
+              </w:rPr>
+            </w:pPr>
+            <w:r>
+              <w:rPr>
+                <w:rFonts w:hint="eastAsia" w:ascii="Times New Roman" w:hAnsi="Times New Roman" w:eastAsia="宋体" w:cs="Times New Roman"/>
+                <w:i w:val="0"/>
+                <w:iCs w:val="0"/>
+                <w:sz w:val="24"/>
+                <w:szCs w:val="24"/>
+                <w:vertAlign w:val="baseline"/>
+                <w:rtl w:val="0"/>
+                <w:lang w:val="en-US" w:eastAsia="zh-CN"/>
+              </w:rPr>
+              <w:t>Within-Session</w:t>
+            </w:r>
+          </w:p>
+        </w:tc>
+        <w:tc>
+          <w:tcPr>
+            <w:tcW w:w="1500" w:type="dxa"/>
+            <w:tcBorders>
+              <w:top w:val="nil"/>
+              <w:left w:val="nil"/>
+              <w:bottom w:val="nil"/>
+              <w:right w:val="nil"/>
+            </w:tcBorders>
+            <w:vAlign w:val="center"/>
+          </w:tcPr>
+          <w:p>
+            <w:pPr>
+              <w:keepNext w:val="0"/>
+              <w:keepLines w:val="0"/>
+              <w:widowControl/>
+              <w:suppressLineNumbers w:val="0"/>
+              <w:spacing w:before="0" w:beforeAutospacing="0" w:after="0" w:afterAutospacing="0"/>
+              <w:ind w:left="0" w:right="0"/>
+              <w:jc w:val="center"/>
+              <w:rPr>
+                <w:rFonts w:hint="default" w:ascii="Times New Roman" w:hAnsi="Times New Roman" w:eastAsia="宋体" w:cs="Times New Roman"/>
+                <w:i w:val="0"/>
+                <w:iCs w:val="0"/>
+                <w:sz w:val="24"/>
+                <w:szCs w:val="24"/>
+                <w:vertAlign w:val="baseline"/>
+                <w:rtl w:val="0"/>
+                <w:lang w:val="en-US" w:eastAsia="zh-CN"/>
+              </w:rPr>
+            </w:pPr>
+            <w:r>
+              <w:rPr>
+                <w:rFonts w:hint="eastAsia" w:ascii="Times New Roman" w:hAnsi="Times New Roman" w:eastAsia="宋体" w:cs="Times New Roman"/>
+                <w:i w:val="0"/>
+                <w:iCs w:val="0"/>
+                <w:sz w:val="24"/>
+                <w:szCs w:val="24"/>
+                <w:vertAlign w:val="baseline"/>
+                <w:rtl w:val="0"/>
+                <w:lang w:val="en-US" w:eastAsia="zh-CN"/>
+              </w:rPr>
+              <w:t>High</w:t>
+            </w:r>
+          </w:p>
+        </w:tc>
+        <w:tc>
+          <w:tcPr>
+            <w:tcW w:w="1875" w:type="dxa"/>
+            <w:tcBorders>
+              <w:top w:val="nil"/>
+              <w:left w:val="nil"/>
+              <w:bottom w:val="nil"/>
+              <w:right w:val="nil"/>
+            </w:tcBorders>
+            <w:vAlign w:val="center"/>
+          </w:tcPr>
+          <w:p>
+            <w:pPr>
+              <w:keepNext w:val="0"/>
+              <w:keepLines w:val="0"/>
+              <w:widowControl/>
+              <w:suppressLineNumbers w:val="0"/>
+              <w:spacing w:before="0" w:beforeAutospacing="0" w:after="0" w:afterAutospacing="0"/>
+              <w:ind w:left="0" w:right="0"/>
+              <w:jc w:val="center"/>
+              <w:rPr>
+                <w:rFonts w:hint="default" w:ascii="Times New Roman" w:hAnsi="Times New Roman" w:eastAsia="宋体" w:cs="Times New Roman"/>
+                <w:i w:val="0"/>
+                <w:iCs w:val="0"/>
+                <w:sz w:val="24"/>
+                <w:szCs w:val="24"/>
+                <w:vertAlign w:val="baseline"/>
+                <w:rtl w:val="0"/>
+                <w:lang w:val="en-US" w:eastAsia="zh-CN"/>
+              </w:rPr>
+            </w:pPr>
+            <w:r>
+              <w:rPr>
+                <w:rFonts w:hint="eastAsia" w:ascii="Times New Roman" w:hAnsi="Times New Roman" w:eastAsia="宋体" w:cs="Times New Roman"/>
+                <w:i w:val="0"/>
+                <w:iCs w:val="0"/>
+                <w:sz w:val="24"/>
+                <w:szCs w:val="24"/>
+                <w:vertAlign w:val="baseline"/>
+                <w:rtl w:val="0"/>
+                <w:lang w:val="en-US" w:eastAsia="zh-CN"/>
+              </w:rPr>
+              <w:t>Very High</w:t>
+            </w:r>
+          </w:p>
+        </w:tc>
+        <w:tc>
+          <w:tcPr>
+            <w:tcW w:w="1365" w:type="dxa"/>
+            <w:tcBorders>
+              <w:top w:val="nil"/>
+              <w:left w:val="nil"/>
+              <w:bottom w:val="nil"/>
+              <w:right w:val="nil"/>
+            </w:tcBorders>
+            <w:vAlign w:val="center"/>
+          </w:tcPr>
+          <w:p>
+            <w:pPr>
+              <w:keepNext w:val="0"/>
+              <w:keepLines w:val="0"/>
+              <w:widowControl/>
+              <w:suppressLineNumbers w:val="0"/>
+              <w:spacing w:before="0" w:beforeAutospacing="0" w:after="0" w:afterAutospacing="0"/>
+              <w:ind w:left="0" w:right="0"/>
+              <w:jc w:val="center"/>
+              <w:rPr>
+                <w:rFonts w:hint="default" w:ascii="Times New Roman" w:hAnsi="Times New Roman" w:eastAsia="宋体" w:cs="Times New Roman"/>
+                <w:i w:val="0"/>
+                <w:iCs w:val="0"/>
+                <w:sz w:val="24"/>
+                <w:szCs w:val="24"/>
+                <w:vertAlign w:val="baseline"/>
+                <w:rtl w:val="0"/>
+                <w:lang w:val="en-US" w:eastAsia="zh-CN"/>
+              </w:rPr>
+            </w:pPr>
+            <w:r>
+              <w:rPr>
+                <w:rFonts w:hint="eastAsia" w:ascii="Times New Roman" w:hAnsi="Times New Roman" w:eastAsia="宋体" w:cs="Times New Roman"/>
+                <w:i w:val="0"/>
+                <w:iCs w:val="0"/>
+                <w:sz w:val="24"/>
+                <w:szCs w:val="24"/>
+                <w:vertAlign w:val="baseline"/>
+                <w:rtl w:val="0"/>
+                <w:lang w:val="en-US" w:eastAsia="zh-CN"/>
+              </w:rPr>
+              <w:t>Highest</w:t>
+            </w:r>
+          </w:p>
+        </w:tc>
+        <w:tc>
+          <w:tcPr>
+            <w:tcW w:w="3293" w:type="dxa"/>
+            <w:tcBorders>
+              <w:top w:val="nil"/>
+              <w:left w:val="nil"/>
+              <w:bottom w:val="nil"/>
+              <w:right w:val="nil"/>
+            </w:tcBorders>
+            <w:vAlign w:val="center"/>
+          </w:tcPr>
+          <w:p>
+            <w:pPr>
+              <w:keepNext w:val="0"/>
+              <w:keepLines w:val="0"/>
+              <w:widowControl/>
+              <w:suppressLineNumbers w:val="0"/>
+              <w:spacing w:before="0" w:beforeAutospacing="0" w:after="0" w:afterAutospacing="0"/>
+              <w:ind w:left="0" w:right="0"/>
+              <w:jc w:val="center"/>
+              <w:rPr>
+                <w:rFonts w:hint="default" w:ascii="Times New Roman" w:hAnsi="Times New Roman" w:eastAsia="宋体" w:cs="Times New Roman"/>
+                <w:i w:val="0"/>
+                <w:iCs w:val="0"/>
+                <w:sz w:val="24"/>
+                <w:szCs w:val="24"/>
+                <w:vertAlign w:val="baseline"/>
+                <w:rtl w:val="0"/>
+                <w:lang w:val="en-US" w:eastAsia="zh-CN"/>
+              </w:rPr>
+            </w:pPr>
+            <w:r>
+              <w:rPr>
+                <w:rFonts w:hint="eastAsia" w:ascii="Times New Roman" w:hAnsi="Times New Roman" w:eastAsia="宋体" w:cs="Times New Roman"/>
+                <w:i w:val="0"/>
+                <w:iCs w:val="0"/>
+                <w:sz w:val="24"/>
+                <w:szCs w:val="24"/>
+                <w:vertAlign w:val="baseline"/>
+                <w:rtl w:val="0"/>
+                <w:lang w:val="en-US" w:eastAsia="zh-CN"/>
+              </w:rPr>
+              <w:t>Short-term lab experiments</w:t>
+            </w:r>
+          </w:p>
+        </w:tc>
+      </w:tr>
+      <w:tr>
+        <w:tblPrEx>
+          <w:tblBorders>
+            <w:top w:val="single" w:color="auto" w:sz="4" w:space="0"/>
+            <w:left w:val="single" w:color="auto" w:sz="4" w:space="0"/>
+            <w:bottom w:val="single" w:color="auto" w:sz="4" w:space="0"/>
+            <w:right w:val="single" w:color="auto" w:sz="4" w:space="0"/>
+            <w:insideH w:val="single" w:color="auto" w:sz="4" w:space="0"/>
+            <w:insideV w:val="single" w:color="auto" w:sz="4" w:space="0"/>
+          </w:tblBorders>
+          <w:tblCellMar>
+            <w:top w:w="0" w:type="dxa"/>
+            <w:left w:w="108" w:type="dxa"/>
+            <w:bottom w:w="0" w:type="dxa"/>
+            <w:right w:w="108" w:type="dxa"/>
+          </w:tblCellMar>
+        </w:tblPrEx>
+        <w:trPr>
+          <w:trHeight w:val="262" w:hRule="atLeast"/>
+        </w:trPr>
+        <w:tc>
+          <w:tcPr>
+            <w:tcW w:w="1707" w:type="dxa"/>
+            <w:tcBorders>
+              <w:top w:val="nil"/>
+              <w:left w:val="nil"/>
+              <w:bottom w:val="nil"/>
+              <w:right w:val="nil"/>
+            </w:tcBorders>
+            <w:vAlign w:val="center"/>
+          </w:tcPr>
+          <w:p>
+            <w:pPr>
+              <w:keepNext w:val="0"/>
+              <w:keepLines w:val="0"/>
+              <w:widowControl/>
+              <w:suppressLineNumbers w:val="0"/>
+              <w:spacing w:before="0" w:beforeAutospacing="0" w:after="0" w:afterAutospacing="0"/>
+              <w:ind w:left="0" w:right="0"/>
+              <w:jc w:val="center"/>
+              <w:rPr>
+                <w:rFonts w:hint="default" w:ascii="Times New Roman" w:hAnsi="Times New Roman" w:eastAsia="宋体" w:cs="Times New Roman"/>
+                <w:i w:val="0"/>
+                <w:iCs w:val="0"/>
+                <w:sz w:val="24"/>
+                <w:szCs w:val="24"/>
+                <w:vertAlign w:val="baseline"/>
+                <w:rtl w:val="0"/>
+                <w:lang w:val="en-US" w:eastAsia="zh-CN"/>
+              </w:rPr>
+            </w:pPr>
+            <w:r>
+              <w:rPr>
+                <w:rFonts w:hint="eastAsia" w:ascii="Times New Roman" w:hAnsi="Times New Roman" w:eastAsia="宋体" w:cs="Times New Roman"/>
+                <w:i w:val="0"/>
+                <w:iCs w:val="0"/>
+                <w:sz w:val="24"/>
+                <w:szCs w:val="24"/>
+                <w:vertAlign w:val="baseline"/>
+                <w:rtl w:val="0"/>
+                <w:lang w:val="en-US" w:eastAsia="zh-CN"/>
+              </w:rPr>
+              <w:t>Within-Subject</w:t>
+            </w:r>
+          </w:p>
+        </w:tc>
+        <w:tc>
+          <w:tcPr>
+            <w:tcW w:w="1500" w:type="dxa"/>
+            <w:tcBorders>
+              <w:top w:val="nil"/>
+              <w:left w:val="nil"/>
+              <w:bottom w:val="nil"/>
+              <w:right w:val="nil"/>
+            </w:tcBorders>
+            <w:vAlign w:val="center"/>
+          </w:tcPr>
+          <w:p>
+            <w:pPr>
+              <w:keepNext w:val="0"/>
+              <w:keepLines w:val="0"/>
+              <w:widowControl/>
+              <w:suppressLineNumbers w:val="0"/>
+              <w:spacing w:before="0" w:beforeAutospacing="0" w:after="0" w:afterAutospacing="0"/>
+              <w:ind w:left="0" w:right="0"/>
+              <w:jc w:val="center"/>
+              <w:rPr>
+                <w:rFonts w:hint="default" w:ascii="Times New Roman" w:hAnsi="Times New Roman" w:eastAsia="宋体" w:cs="Times New Roman"/>
+                <w:i w:val="0"/>
+                <w:iCs w:val="0"/>
+                <w:sz w:val="24"/>
+                <w:szCs w:val="24"/>
+                <w:vertAlign w:val="baseline"/>
+                <w:rtl w:val="0"/>
+                <w:lang w:val="en-US" w:eastAsia="zh-CN"/>
+              </w:rPr>
+            </w:pPr>
+            <w:r>
+              <w:rPr>
+                <w:rFonts w:hint="eastAsia" w:ascii="Times New Roman" w:hAnsi="Times New Roman" w:eastAsia="宋体" w:cs="Times New Roman"/>
+                <w:i w:val="0"/>
+                <w:iCs w:val="0"/>
+                <w:sz w:val="24"/>
+                <w:szCs w:val="24"/>
+                <w:vertAlign w:val="baseline"/>
+                <w:rtl w:val="0"/>
+                <w:lang w:val="en-US" w:eastAsia="zh-CN"/>
+              </w:rPr>
+              <w:t xml:space="preserve">Moderate </w:t>
+            </w:r>
+          </w:p>
+        </w:tc>
+        <w:tc>
+          <w:tcPr>
+            <w:tcW w:w="1875" w:type="dxa"/>
+            <w:tcBorders>
+              <w:top w:val="nil"/>
+              <w:left w:val="nil"/>
+              <w:bottom w:val="nil"/>
+              <w:right w:val="nil"/>
+            </w:tcBorders>
+            <w:vAlign w:val="center"/>
+          </w:tcPr>
+          <w:p>
+            <w:pPr>
+              <w:keepNext w:val="0"/>
+              <w:keepLines w:val="0"/>
+              <w:widowControl/>
+              <w:suppressLineNumbers w:val="0"/>
+              <w:spacing w:before="0" w:beforeAutospacing="0" w:after="0" w:afterAutospacing="0"/>
+              <w:ind w:left="0" w:right="0"/>
+              <w:jc w:val="center"/>
+              <w:rPr>
+                <w:rFonts w:hint="default" w:ascii="Times New Roman" w:hAnsi="Times New Roman" w:eastAsia="宋体" w:cs="Times New Roman"/>
+                <w:i w:val="0"/>
+                <w:iCs w:val="0"/>
+                <w:sz w:val="24"/>
+                <w:szCs w:val="24"/>
+                <w:vertAlign w:val="baseline"/>
+                <w:rtl w:val="0"/>
+                <w:lang w:val="en-US" w:eastAsia="zh-CN"/>
+              </w:rPr>
+            </w:pPr>
+            <w:r>
+              <w:rPr>
+                <w:rFonts w:hint="eastAsia" w:ascii="Times New Roman" w:hAnsi="Times New Roman" w:eastAsia="宋体" w:cs="Times New Roman"/>
+                <w:i w:val="0"/>
+                <w:iCs w:val="0"/>
+                <w:sz w:val="24"/>
+                <w:szCs w:val="24"/>
+                <w:vertAlign w:val="baseline"/>
+                <w:rtl w:val="0"/>
+                <w:lang w:val="en-US" w:eastAsia="zh-CN"/>
+              </w:rPr>
+              <w:t>High</w:t>
+            </w:r>
+          </w:p>
+        </w:tc>
+        <w:tc>
+          <w:tcPr>
+            <w:tcW w:w="1365" w:type="dxa"/>
+            <w:tcBorders>
+              <w:top w:val="nil"/>
+              <w:left w:val="nil"/>
+              <w:bottom w:val="nil"/>
+              <w:right w:val="nil"/>
+            </w:tcBorders>
+            <w:vAlign w:val="center"/>
+          </w:tcPr>
+          <w:p>
+            <w:pPr>
+              <w:keepNext w:val="0"/>
+              <w:keepLines w:val="0"/>
+              <w:widowControl/>
+              <w:suppressLineNumbers w:val="0"/>
+              <w:spacing w:before="0" w:beforeAutospacing="0" w:after="0" w:afterAutospacing="0"/>
+              <w:ind w:left="0" w:right="0"/>
+              <w:jc w:val="center"/>
+              <w:rPr>
+                <w:rFonts w:hint="default" w:ascii="Times New Roman" w:hAnsi="Times New Roman" w:eastAsia="宋体" w:cs="Times New Roman"/>
+                <w:i w:val="0"/>
+                <w:iCs w:val="0"/>
+                <w:sz w:val="24"/>
+                <w:szCs w:val="24"/>
+                <w:vertAlign w:val="baseline"/>
+                <w:rtl w:val="0"/>
+                <w:lang w:val="en-US" w:eastAsia="zh-CN"/>
+              </w:rPr>
+            </w:pPr>
+            <w:r>
+              <w:rPr>
+                <w:rFonts w:hint="eastAsia" w:ascii="Times New Roman" w:hAnsi="Times New Roman" w:eastAsia="宋体" w:cs="Times New Roman"/>
+                <w:i w:val="0"/>
+                <w:iCs w:val="0"/>
+                <w:sz w:val="24"/>
+                <w:szCs w:val="24"/>
+                <w:vertAlign w:val="baseline"/>
+                <w:rtl w:val="0"/>
+                <w:lang w:val="en-US" w:eastAsia="zh-CN"/>
+              </w:rPr>
+              <w:t>Higher</w:t>
+            </w:r>
+          </w:p>
+        </w:tc>
+        <w:tc>
+          <w:tcPr>
+            <w:tcW w:w="3293" w:type="dxa"/>
+            <w:tcBorders>
+              <w:top w:val="nil"/>
+              <w:left w:val="nil"/>
+              <w:bottom w:val="nil"/>
+              <w:right w:val="nil"/>
+            </w:tcBorders>
+            <w:vAlign w:val="center"/>
+          </w:tcPr>
+          <w:p>
+            <w:pPr>
+              <w:keepNext w:val="0"/>
+              <w:keepLines w:val="0"/>
+              <w:widowControl/>
+              <w:suppressLineNumbers w:val="0"/>
+              <w:spacing w:before="0" w:beforeAutospacing="0" w:after="0" w:afterAutospacing="0"/>
+              <w:ind w:left="0" w:right="0"/>
+              <w:jc w:val="center"/>
+              <w:rPr>
+                <w:rFonts w:hint="default" w:ascii="Times New Roman" w:hAnsi="Times New Roman" w:eastAsia="宋体" w:cs="Times New Roman"/>
+                <w:i w:val="0"/>
+                <w:iCs w:val="0"/>
+                <w:sz w:val="24"/>
+                <w:szCs w:val="24"/>
+                <w:vertAlign w:val="baseline"/>
+                <w:rtl w:val="0"/>
+                <w:lang w:val="en-US" w:eastAsia="zh-CN"/>
+              </w:rPr>
+            </w:pPr>
+            <w:r>
+              <w:rPr>
+                <w:rFonts w:hint="eastAsia" w:ascii="Times New Roman" w:hAnsi="Times New Roman" w:eastAsia="宋体" w:cs="Times New Roman"/>
+                <w:i w:val="0"/>
+                <w:iCs w:val="0"/>
+                <w:sz w:val="24"/>
+                <w:szCs w:val="24"/>
+                <w:vertAlign w:val="baseline"/>
+                <w:rtl w:val="0"/>
+                <w:lang w:val="en-US" w:eastAsia="zh-CN"/>
+              </w:rPr>
+              <w:t>Personalized BCI use</w:t>
+            </w:r>
+          </w:p>
+        </w:tc>
+      </w:tr>
+      <w:tr>
+        <w:tblPrEx>
+          <w:tblBorders>
+            <w:top w:val="single" w:color="auto" w:sz="4" w:space="0"/>
+            <w:left w:val="single" w:color="auto" w:sz="4" w:space="0"/>
+            <w:bottom w:val="single" w:color="auto" w:sz="4" w:space="0"/>
+            <w:right w:val="single" w:color="auto" w:sz="4" w:space="0"/>
+            <w:insideH w:val="single" w:color="auto" w:sz="4" w:space="0"/>
+            <w:insideV w:val="single" w:color="auto" w:sz="4" w:space="0"/>
+          </w:tblBorders>
+          <w:tblCellMar>
+            <w:top w:w="0" w:type="dxa"/>
+            <w:left w:w="108" w:type="dxa"/>
+            <w:bottom w:w="0" w:type="dxa"/>
+            <w:right w:w="108" w:type="dxa"/>
+          </w:tblCellMar>
+        </w:tblPrEx>
+        <w:trPr>
+          <w:trHeight w:val="348" w:hRule="atLeast"/>
+        </w:trPr>
+        <w:tc>
+          <w:tcPr>
+            <w:tcW w:w="1707" w:type="dxa"/>
+            <w:tcBorders>
+              <w:top w:val="nil"/>
+              <w:left w:val="nil"/>
+              <w:bottom w:val="thickThinSmallGap" w:color="auto" w:sz="24" w:space="0"/>
+              <w:right w:val="nil"/>
+            </w:tcBorders>
+            <w:vAlign w:val="center"/>
+          </w:tcPr>
+          <w:p>
+            <w:pPr>
+              <w:keepNext w:val="0"/>
+              <w:keepLines w:val="0"/>
+              <w:widowControl/>
+              <w:suppressLineNumbers w:val="0"/>
+              <w:spacing w:before="0" w:beforeAutospacing="0" w:after="0" w:afterAutospacing="0"/>
+              <w:ind w:left="0" w:right="0"/>
+              <w:jc w:val="center"/>
+              <w:rPr>
+                <w:rFonts w:hint="eastAsia" w:ascii="Times New Roman" w:hAnsi="Times New Roman" w:eastAsia="宋体" w:cs="Times New Roman"/>
+                <w:i w:val="0"/>
+                <w:iCs w:val="0"/>
+                <w:sz w:val="24"/>
+                <w:szCs w:val="24"/>
+                <w:vertAlign w:val="baseline"/>
+                <w:rtl w:val="0"/>
+                <w:lang w:val="en-US" w:eastAsia="zh-CN"/>
+              </w:rPr>
+            </w:pPr>
+            <w:r>
+              <w:rPr>
+                <w:rFonts w:hint="eastAsia" w:ascii="Times New Roman" w:hAnsi="Times New Roman" w:eastAsia="宋体" w:cs="Times New Roman"/>
+                <w:i w:val="0"/>
+                <w:iCs w:val="0"/>
+                <w:sz w:val="24"/>
+                <w:szCs w:val="24"/>
+                <w:vertAlign w:val="baseline"/>
+                <w:rtl w:val="0"/>
+                <w:lang w:val="en-US" w:eastAsia="zh-CN"/>
+              </w:rPr>
+              <w:t>Cross-Subject</w:t>
+            </w:r>
+          </w:p>
+        </w:tc>
+        <w:tc>
+          <w:tcPr>
+            <w:tcW w:w="1500" w:type="dxa"/>
+            <w:tcBorders>
+              <w:top w:val="nil"/>
+              <w:left w:val="nil"/>
+              <w:bottom w:val="thickThinSmallGap" w:color="auto" w:sz="24" w:space="0"/>
+              <w:right w:val="nil"/>
+            </w:tcBorders>
+            <w:vAlign w:val="center"/>
+          </w:tcPr>
+          <w:p>
+            <w:pPr>
+              <w:keepNext w:val="0"/>
+              <w:keepLines w:val="0"/>
+              <w:widowControl/>
+              <w:suppressLineNumbers w:val="0"/>
+              <w:spacing w:before="0" w:beforeAutospacing="0" w:after="0" w:afterAutospacing="0"/>
+              <w:ind w:left="0" w:right="0"/>
+              <w:jc w:val="center"/>
+              <w:rPr>
+                <w:rFonts w:hint="default" w:ascii="Times New Roman" w:hAnsi="Times New Roman" w:eastAsia="宋体" w:cs="Times New Roman"/>
+                <w:i w:val="0"/>
+                <w:iCs w:val="0"/>
+                <w:sz w:val="24"/>
+                <w:szCs w:val="24"/>
+                <w:vertAlign w:val="baseline"/>
+                <w:rtl w:val="0"/>
+                <w:lang w:val="en-US" w:eastAsia="zh-CN"/>
+              </w:rPr>
+            </w:pPr>
+            <w:r>
+              <w:rPr>
+                <w:rFonts w:hint="eastAsia" w:ascii="Times New Roman" w:hAnsi="Times New Roman" w:eastAsia="宋体" w:cs="Times New Roman"/>
+                <w:i w:val="0"/>
+                <w:iCs w:val="0"/>
+                <w:sz w:val="24"/>
+                <w:szCs w:val="24"/>
+                <w:vertAlign w:val="baseline"/>
+                <w:rtl w:val="0"/>
+                <w:lang w:val="en-US" w:eastAsia="zh-CN"/>
+              </w:rPr>
+              <w:t>Minimal</w:t>
+            </w:r>
+          </w:p>
+        </w:tc>
+        <w:tc>
+          <w:tcPr>
+            <w:tcW w:w="1875" w:type="dxa"/>
+            <w:tcBorders>
+              <w:top w:val="nil"/>
+              <w:left w:val="nil"/>
+              <w:bottom w:val="thickThinSmallGap" w:color="auto" w:sz="24" w:space="0"/>
+              <w:right w:val="nil"/>
+            </w:tcBorders>
+            <w:vAlign w:val="center"/>
+          </w:tcPr>
+          <w:p>
+            <w:pPr>
+              <w:keepNext w:val="0"/>
+              <w:keepLines w:val="0"/>
+              <w:widowControl/>
+              <w:suppressLineNumbers w:val="0"/>
+              <w:spacing w:before="0" w:beforeAutospacing="0" w:after="0" w:afterAutospacing="0"/>
+              <w:ind w:left="0" w:right="0"/>
+              <w:jc w:val="center"/>
+              <w:rPr>
+                <w:rFonts w:hint="default" w:ascii="Times New Roman" w:hAnsi="Times New Roman" w:eastAsia="宋体" w:cs="Times New Roman"/>
+                <w:i w:val="0"/>
+                <w:iCs w:val="0"/>
+                <w:sz w:val="24"/>
+                <w:szCs w:val="24"/>
+                <w:vertAlign w:val="baseline"/>
+                <w:rtl w:val="0"/>
+                <w:lang w:val="en-US" w:eastAsia="zh-CN"/>
+              </w:rPr>
+            </w:pPr>
+            <w:r>
+              <w:rPr>
+                <w:rFonts w:hint="eastAsia" w:ascii="Times New Roman" w:hAnsi="Times New Roman" w:eastAsia="宋体" w:cs="Times New Roman"/>
+                <w:i w:val="0"/>
+                <w:iCs w:val="0"/>
+                <w:sz w:val="24"/>
+                <w:szCs w:val="24"/>
+                <w:vertAlign w:val="baseline"/>
+                <w:rtl w:val="0"/>
+                <w:lang w:val="en-US" w:eastAsia="zh-CN"/>
+              </w:rPr>
+              <w:t>Low</w:t>
+            </w:r>
+          </w:p>
+        </w:tc>
+        <w:tc>
+          <w:tcPr>
+            <w:tcW w:w="1365" w:type="dxa"/>
+            <w:tcBorders>
+              <w:top w:val="nil"/>
+              <w:left w:val="nil"/>
+              <w:bottom w:val="thickThinSmallGap" w:color="auto" w:sz="24" w:space="0"/>
+              <w:right w:val="nil"/>
+            </w:tcBorders>
+            <w:vAlign w:val="center"/>
+          </w:tcPr>
+          <w:p>
+            <w:pPr>
+              <w:keepNext w:val="0"/>
+              <w:keepLines w:val="0"/>
+              <w:widowControl/>
+              <w:suppressLineNumbers w:val="0"/>
+              <w:spacing w:before="0" w:beforeAutospacing="0" w:after="0" w:afterAutospacing="0"/>
+              <w:ind w:left="0" w:right="0"/>
+              <w:jc w:val="center"/>
+              <w:rPr>
+                <w:rFonts w:hint="default" w:ascii="Times New Roman" w:hAnsi="Times New Roman" w:eastAsia="宋体" w:cs="Times New Roman"/>
+                <w:i w:val="0"/>
+                <w:iCs w:val="0"/>
+                <w:sz w:val="24"/>
+                <w:szCs w:val="24"/>
+                <w:vertAlign w:val="baseline"/>
+                <w:rtl w:val="0"/>
+                <w:lang w:val="en-US" w:eastAsia="zh-CN"/>
+              </w:rPr>
+            </w:pPr>
+            <w:r>
+              <w:rPr>
+                <w:rFonts w:hint="eastAsia" w:ascii="Times New Roman" w:hAnsi="Times New Roman" w:eastAsia="宋体" w:cs="Times New Roman"/>
+                <w:i w:val="0"/>
+                <w:iCs w:val="0"/>
+                <w:sz w:val="24"/>
+                <w:szCs w:val="24"/>
+                <w:vertAlign w:val="baseline"/>
+                <w:rtl w:val="0"/>
+                <w:lang w:val="en-US" w:eastAsia="zh-CN"/>
+              </w:rPr>
+              <w:t>Moderate</w:t>
+            </w:r>
+          </w:p>
+        </w:tc>
+        <w:tc>
+          <w:tcPr>
+            <w:tcW w:w="3293" w:type="dxa"/>
+            <w:tcBorders>
+              <w:top w:val="nil"/>
+              <w:left w:val="nil"/>
+              <w:bottom w:val="thickThinSmallGap" w:color="auto" w:sz="24" w:space="0"/>
+              <w:right w:val="nil"/>
+            </w:tcBorders>
+            <w:vAlign w:val="center"/>
+          </w:tcPr>
+          <w:p>
+            <w:pPr>
+              <w:keepNext w:val="0"/>
+              <w:keepLines w:val="0"/>
+              <w:widowControl/>
+              <w:suppressLineNumbers w:val="0"/>
+              <w:spacing w:before="0" w:beforeAutospacing="0" w:after="0" w:afterAutospacing="0"/>
+              <w:ind w:left="0" w:right="0"/>
+              <w:jc w:val="center"/>
+              <w:rPr>
+                <w:rFonts w:hint="default" w:ascii="Times New Roman" w:hAnsi="Times New Roman" w:eastAsia="宋体" w:cs="Times New Roman"/>
+                <w:i w:val="0"/>
+                <w:iCs w:val="0"/>
+                <w:sz w:val="24"/>
+                <w:szCs w:val="24"/>
+                <w:vertAlign w:val="baseline"/>
+                <w:rtl w:val="0"/>
+                <w:lang w:val="en-US" w:eastAsia="zh-CN"/>
+              </w:rPr>
+            </w:pPr>
+            <w:r>
+              <w:rPr>
+                <w:rFonts w:hint="eastAsia" w:ascii="Times New Roman" w:hAnsi="Times New Roman" w:eastAsia="宋体" w:cs="Times New Roman"/>
+                <w:i w:val="0"/>
+                <w:iCs w:val="0"/>
+                <w:sz w:val="24"/>
+                <w:szCs w:val="24"/>
+                <w:vertAlign w:val="baseline"/>
+                <w:rtl w:val="0"/>
+                <w:lang w:val="en-US" w:eastAsia="zh-CN"/>
+              </w:rPr>
+              <w:t>Practical deployment</w:t>
+            </w:r>
+          </w:p>
+        </w:tc>
+      </w:tr>
+    </w:tbl>
+    <w:p>
+      <w:pPr>
+        <w:spacing w:before="98"/>
+        <w:jc w:val="both"/>
+        <w:rPr>
           <w:rFonts w:hint="default" w:ascii="Times New Roman" w:hAnsi="Times New Roman" w:eastAsia="宋体" w:cs="Times New Roman"/>
           <w:i w:val="0"/>
           <w:iCs w:val="0"/>
@@ -7486,6 +11806,7 @@
       </w:pPr>
     </w:p>
     <w:sectPr>
+      <w:footerReference r:id="rId3" w:type="default"/>
       <w:pgSz w:w="12240" w:h="15840"/>
       <w:pgMar w:top="1346" w:right="1430" w:bottom="1309" w:left="1440" w:header="0" w:footer="1021" w:gutter="0"/>
       <w:pgBorders>
@@ -7499,6 +11820,24 @@
     </w:sectPr>
   </w:body>
 </w:document>
+</file>
+
+<file path=word/footer1.xml><?xml version="1.0" encoding="utf-8"?>
+<w:ftr xmlns:wpc="http://schemas.microsoft.com/office/word/2010/wordprocessingCanvas" xmlns:mc="http://schemas.openxmlformats.org/markup-compatibility/2006" xmlns:o="urn:schemas-microsoft-com:office:office" xmlns:r="http://schemas.openxmlformats.org/officeDocument/2006/relationships" xmlns:m="http://schemas.openxmlformats.org/officeDocument/2006/math" xmlns:v="urn:schemas-microsoft-com:vml" xmlns:wp14="http://schemas.microsoft.com/office/word/2010/wordprocessingDrawing" xmlns:wp="http://schemas.openxmlformats.org/drawingml/2006/wordprocessingDrawing" xmlns:w10="urn:schemas-microsoft-com:office:word" xmlns:w="http://schemas.openxmlformats.org/wordprocessingml/2006/main" xmlns:w14="http://schemas.microsoft.com/office/word/2010/wordml" xmlns:w15="http://schemas.microsoft.com/office/word/2012/wordml" xmlns:wpg="http://schemas.microsoft.com/office/word/2010/wordprocessingGroup" xmlns:wpi="http://schemas.microsoft.com/office/word/2010/wordprocessingInk" xmlns:wne="http://schemas.microsoft.com/office/word/2006/wordml" xmlns:wps="http://schemas.microsoft.com/office/word/2010/wordprocessingShape" xmlns:wpsCustomData="http://www.wps.cn/officeDocument/2013/wpsCustomData" mc:Ignorable="w14 w15 wp14">
+  <w:p>
+    <w:pPr>
+      <w:pStyle w:val="9"/>
+      <w:jc w:val="center"/>
+      <w:rPr>
+        <w:rFonts w:hint="default" w:eastAsia="宋体"/>
+        <w:i/>
+        <w:iCs/>
+        <w:color w:val="808080" w:themeColor="background1" w:themeShade="80"/>
+        <w:lang w:val="en-US" w:eastAsia="zh-CN"/>
+      </w:rPr>
+    </w:pPr>
+  </w:p>
+</w:ftr>
 </file>
 
 <file path=word/numbering.xml><?xml version="1.0" encoding="utf-8"?>
@@ -7905,13 +12244,13 @@
       <w:szCs w:val="20"/>
     </w:rPr>
   </w:style>
-  <w:style w:type="character" w:default="1" w:styleId="15">
+  <w:style w:type="character" w:default="1" w:styleId="17">
     <w:name w:val="Default Paragraph Font"/>
     <w:semiHidden/>
     <w:qFormat/>
     <w:uiPriority w:val="0"/>
   </w:style>
-  <w:style w:type="table" w:default="1" w:styleId="13">
+  <w:style w:type="table" w:default="1" w:styleId="15">
     <w:name w:val="Normal Table"/>
     <w:semiHidden/>
     <w:qFormat/>
@@ -7951,6 +12290,46 @@
     </w:rPr>
   </w:style>
   <w:style w:type="paragraph" w:styleId="9">
+    <w:name w:val="footer"/>
+    <w:basedOn w:val="1"/>
+    <w:uiPriority w:val="0"/>
+    <w:pPr>
+      <w:tabs>
+        <w:tab w:val="center" w:pos="4153"/>
+        <w:tab w:val="right" w:pos="8306"/>
+      </w:tabs>
+      <w:snapToGrid w:val="0"/>
+      <w:jc w:val="left"/>
+    </w:pPr>
+    <w:rPr>
+      <w:sz w:val="18"/>
+    </w:rPr>
+  </w:style>
+  <w:style w:type="paragraph" w:styleId="10">
+    <w:name w:val="header"/>
+    <w:basedOn w:val="1"/>
+    <w:uiPriority w:val="0"/>
+    <w:pPr>
+      <w:pBdr>
+        <w:top w:val="none" w:color="auto" w:sz="0" w:space="1"/>
+        <w:left w:val="none" w:color="auto" w:sz="0" w:space="4"/>
+        <w:bottom w:val="none" w:color="auto" w:sz="0" w:space="1"/>
+        <w:right w:val="none" w:color="auto" w:sz="0" w:space="4"/>
+      </w:pBdr>
+      <w:tabs>
+        <w:tab w:val="center" w:pos="4153"/>
+        <w:tab w:val="right" w:pos="8306"/>
+      </w:tabs>
+      <w:snapToGrid w:val="0"/>
+      <w:spacing w:line="240" w:lineRule="auto"/>
+      <w:jc w:val="both"/>
+      <w:outlineLvl w:val="9"/>
+    </w:pPr>
+    <w:rPr>
+      <w:sz w:val="18"/>
+    </w:rPr>
+  </w:style>
+  <w:style w:type="paragraph" w:styleId="11">
     <w:name w:val="Subtitle"/>
     <w:basedOn w:val="1"/>
     <w:next w:val="1"/>
@@ -7970,7 +12349,7 @@
       <w:szCs w:val="48"/>
     </w:rPr>
   </w:style>
-  <w:style w:type="paragraph" w:styleId="10">
+  <w:style w:type="paragraph" w:styleId="12">
     <w:name w:val="HTML Preformatted"/>
     <w:basedOn w:val="1"/>
     <w:qFormat/>
@@ -8004,7 +12383,7 @@
       <w:lang w:val="en-US" w:eastAsia="zh-CN" w:bidi="ar"/>
     </w:rPr>
   </w:style>
-  <w:style w:type="paragraph" w:styleId="11">
+  <w:style w:type="paragraph" w:styleId="13">
     <w:name w:val="Normal (Web)"/>
     <w:basedOn w:val="1"/>
     <w:qFormat/>
@@ -8020,7 +12399,7 @@
       <w:lang w:val="en-US" w:eastAsia="zh-CN" w:bidi="ar"/>
     </w:rPr>
   </w:style>
-  <w:style w:type="paragraph" w:styleId="12">
+  <w:style w:type="paragraph" w:styleId="14">
     <w:name w:val="Title"/>
     <w:basedOn w:val="1"/>
     <w:next w:val="1"/>
@@ -8038,9 +12417,9 @@
       <w:szCs w:val="72"/>
     </w:rPr>
   </w:style>
-  <w:style w:type="table" w:styleId="14">
+  <w:style w:type="table" w:styleId="16">
     <w:name w:val="Table Grid"/>
-    <w:basedOn w:val="13"/>
+    <w:basedOn w:val="15"/>
     <w:qFormat/>
     <w:uiPriority w:val="0"/>
     <w:pPr>
@@ -8058,43 +12437,43 @@
       </w:tblBorders>
     </w:tblPr>
   </w:style>
-  <w:style w:type="character" w:styleId="16">
+  <w:style w:type="character" w:styleId="18">
     <w:name w:val="Strong"/>
-    <w:basedOn w:val="15"/>
+    <w:basedOn w:val="17"/>
     <w:qFormat/>
     <w:uiPriority w:val="0"/>
     <w:rPr>
       <w:b/>
     </w:rPr>
   </w:style>
-  <w:style w:type="character" w:styleId="17">
+  <w:style w:type="character" w:styleId="19">
     <w:name w:val="Emphasis"/>
-    <w:basedOn w:val="15"/>
+    <w:basedOn w:val="17"/>
     <w:qFormat/>
     <w:uiPriority w:val="0"/>
     <w:rPr>
       <w:i/>
     </w:rPr>
   </w:style>
-  <w:style w:type="character" w:styleId="18">
+  <w:style w:type="character" w:styleId="20">
     <w:name w:val="Hyperlink"/>
-    <w:basedOn w:val="15"/>
+    <w:basedOn w:val="17"/>
     <w:uiPriority w:val="0"/>
     <w:rPr>
       <w:color w:val="0000FF"/>
       <w:u w:val="single"/>
     </w:rPr>
   </w:style>
-  <w:style w:type="character" w:styleId="19">
+  <w:style w:type="character" w:styleId="21">
     <w:name w:val="HTML Code"/>
-    <w:basedOn w:val="15"/>
+    <w:basedOn w:val="17"/>
     <w:uiPriority w:val="0"/>
     <w:rPr>
       <w:rFonts w:ascii="Courier New" w:hAnsi="Courier New"/>
       <w:sz w:val="20"/>
     </w:rPr>
   </w:style>
-  <w:style w:type="table" w:customStyle="1" w:styleId="20">
+  <w:style w:type="table" w:customStyle="1" w:styleId="22">
     <w:name w:val="TableNormal"/>
     <w:qFormat/>
     <w:uiPriority w:val="0"/>
@@ -8107,7 +12486,7 @@
       </w:tblCellMar>
     </w:tblPr>
   </w:style>
-  <w:style w:type="table" w:customStyle="1" w:styleId="21">
+  <w:style w:type="table" w:customStyle="1" w:styleId="23">
     <w:name w:val="Table Normal"/>
     <w:semiHidden/>
     <w:unhideWhenUsed/>
@@ -8122,15 +12501,15 @@
       </w:tblCellMar>
     </w:tblPr>
   </w:style>
-  <w:style w:type="table" w:customStyle="1" w:styleId="22">
+  <w:style w:type="table" w:customStyle="1" w:styleId="24">
     <w:name w:val="_Style 14"/>
-    <w:basedOn w:val="20"/>
+    <w:basedOn w:val="22"/>
     <w:qFormat/>
     <w:uiPriority w:val="0"/>
   </w:style>
-  <w:style w:type="table" w:customStyle="1" w:styleId="23">
+  <w:style w:type="table" w:customStyle="1" w:styleId="25">
     <w:name w:val="_Style 16"/>
-    <w:basedOn w:val="20"/>
+    <w:basedOn w:val="22"/>
     <w:qFormat/>
     <w:uiPriority w:val="0"/>
   </w:style>
